--- a/docs/paper/NICOM_Paper_CO5.docx
+++ b/docs/paper/NICOM_Paper_CO5.docx
@@ -6,7 +6,7 @@
       <w:pPr>
         <w:keepNext w:val="0"/>
         <w:widowControl/>
-        <w:spacing w:before="0" w:after="280" w:line="276" w:lineRule="auto"/>
+        <w:spacing w:before="0" w:after="320" w:line="276" w:lineRule="auto"/>
         <w:jc w:val="center"/>
       </w:pPr>
       <w:r>
@@ -23,7 +23,7 @@
       <w:pPr>
         <w:keepNext w:val="0"/>
         <w:widowControl/>
-        <w:spacing w:before="0" w:after="80" w:line="276" w:lineRule="auto"/>
+        <w:spacing w:before="0" w:after="200" w:line="312" w:lineRule="auto"/>
         <w:jc w:val="center"/>
       </w:pPr>
       <w:r>
@@ -33,128 +33,52 @@
           <w:i w:val="0"/>
           <w:sz w:val="24"/>
         </w:rPr>
-        <w:t>Mugilan K S</w:t>
+        <w:t>Mugilan K S, Nandha Kumar S, Nandhini A, and Kannukkiniyal M</w:t>
       </w:r>
       <w:r>
         <w:rPr>
-          <w:rFonts w:ascii="Times New Roman" w:hAnsi="Times New Roman" w:cs="Times New Roman" w:eastAsia="Times New Roman"/>
+          <w:rFonts w:ascii="Segoe UI Symbol" w:hAnsi="Segoe UI Symbol" w:cs="Segoe UI Symbol" w:eastAsia="Times New Roman"/>
           <w:b w:val="0"/>
           <w:i w:val="0"/>
-          <w:sz w:val="24"/>
+          <w:sz w:val="22"/>
           <w:vertAlign w:val="superscript"/>
         </w:rPr>
-        <w:t>1</w:t>
-      </w:r>
-      <w:r>
-        <w:rPr>
-          <w:rFonts w:ascii="Times New Roman" w:hAnsi="Times New Roman" w:cs="Times New Roman" w:eastAsia="Times New Roman"/>
-          <w:b w:val="0"/>
-          <w:i w:val="0"/>
-          <w:sz w:val="24"/>
-        </w:rPr>
-        <w:t xml:space="preserve">, </w:t>
-      </w:r>
-      <w:r>
-        <w:rPr>
-          <w:rFonts w:ascii="Times New Roman" w:hAnsi="Times New Roman" w:cs="Times New Roman" w:eastAsia="Times New Roman"/>
-          <w:b w:val="0"/>
-          <w:i w:val="0"/>
-          <w:sz w:val="24"/>
-        </w:rPr>
-        <w:t>Nandha Kumar S</w:t>
-      </w:r>
-      <w:r>
-        <w:rPr>
-          <w:rFonts w:ascii="Times New Roman" w:hAnsi="Times New Roman" w:cs="Times New Roman" w:eastAsia="Times New Roman"/>
-          <w:b w:val="0"/>
-          <w:i w:val="0"/>
-          <w:sz w:val="24"/>
-          <w:vertAlign w:val="superscript"/>
-        </w:rPr>
-        <w:t>1*</w:t>
-      </w:r>
-      <w:r>
-        <w:rPr>
-          <w:rFonts w:ascii="Times New Roman" w:hAnsi="Times New Roman" w:cs="Times New Roman" w:eastAsia="Times New Roman"/>
-          <w:b w:val="0"/>
-          <w:i w:val="0"/>
-          <w:sz w:val="24"/>
-        </w:rPr>
-        <w:t xml:space="preserve">, </w:t>
-      </w:r>
-      <w:r>
-        <w:rPr>
-          <w:rFonts w:ascii="Times New Roman" w:hAnsi="Times New Roman" w:cs="Times New Roman" w:eastAsia="Times New Roman"/>
-          <w:b w:val="0"/>
-          <w:i w:val="0"/>
-          <w:sz w:val="24"/>
-        </w:rPr>
-        <w:t>Nandhini A</w:t>
-      </w:r>
-      <w:r>
-        <w:rPr>
-          <w:rFonts w:ascii="Times New Roman" w:hAnsi="Times New Roman" w:cs="Times New Roman" w:eastAsia="Times New Roman"/>
-          <w:b w:val="0"/>
-          <w:i w:val="0"/>
-          <w:sz w:val="24"/>
-          <w:vertAlign w:val="superscript"/>
-        </w:rPr>
-        <w:t>1</w:t>
-      </w:r>
-      <w:r>
-        <w:rPr>
-          <w:rFonts w:ascii="Times New Roman" w:hAnsi="Times New Roman" w:cs="Times New Roman" w:eastAsia="Times New Roman"/>
-          <w:b w:val="0"/>
-          <w:i w:val="0"/>
-          <w:sz w:val="24"/>
-        </w:rPr>
-        <w:t xml:space="preserve">, </w:t>
-      </w:r>
-      <w:r>
-        <w:rPr>
-          <w:rFonts w:ascii="Times New Roman" w:hAnsi="Times New Roman" w:cs="Times New Roman" w:eastAsia="Times New Roman"/>
-          <w:b w:val="0"/>
-          <w:i w:val="0"/>
-          <w:sz w:val="24"/>
-        </w:rPr>
-        <w:t>M. Kannukkiniyal</w:t>
-      </w:r>
-      <w:r>
-        <w:rPr>
-          <w:rFonts w:ascii="Times New Roman" w:hAnsi="Times New Roman" w:cs="Times New Roman" w:eastAsia="Times New Roman"/>
-          <w:b w:val="0"/>
-          <w:i w:val="0"/>
-          <w:sz w:val="24"/>
-          <w:vertAlign w:val="superscript"/>
-        </w:rPr>
-        <w:t>1</w:t>
+        <w:t>(✉)</w:t>
       </w:r>
     </w:p>
     <w:p>
       <w:pPr>
         <w:keepNext w:val="0"/>
         <w:widowControl/>
-        <w:spacing w:before="0" w:after="40" w:line="276" w:lineRule="auto"/>
+        <w:spacing w:before="0" w:after="60" w:line="276" w:lineRule="auto"/>
+        <w:ind w:left="576" w:right="576"/>
         <w:jc w:val="center"/>
       </w:pPr>
       <w:r>
         <w:rPr>
           <w:rFonts w:ascii="Times New Roman" w:hAnsi="Times New Roman" w:cs="Times New Roman" w:eastAsia="Times New Roman"/>
           <w:b w:val="0"/>
-          <w:i/>
+          <w:i w:val="0"/>
           <w:sz w:val="22"/>
-          <w:vertAlign w:val="superscript"/>
         </w:rPr>
-        <w:t>1</w:t>
+        <w:t>Department of Computer Science and Engineering, Kongu Engineering College, Perundurai, Erode 638060, Tamil Nadu, India</w:t>
       </w:r>
+    </w:p>
+    <w:p>
+      <w:pPr>
+        <w:keepNext w:val="0"/>
+        <w:widowControl/>
+        <w:spacing w:before="0" w:after="0" w:line="276" w:lineRule="auto"/>
+        <w:jc w:val="center"/>
+      </w:pPr>
       <w:r>
         <w:rPr>
-          <w:rFonts w:ascii="Times New Roman" w:hAnsi="Times New Roman" w:cs="Times New Roman" w:eastAsia="Times New Roman"/>
+          <w:rFonts w:ascii="Courier New" w:hAnsi="Courier New" w:cs="Courier New" w:eastAsia="Courier New"/>
           <w:b w:val="0"/>
-          <w:i/>
-          <w:sz w:val="22"/>
+          <w:i w:val="0"/>
+          <w:sz w:val="19"/>
         </w:rPr>
-        <w:t>Department of Computer Science and Engineering, Kongu Engineering College, Perundurai, Erode, Tamil Nadu, India</w:t>
+        <w:t>kannukkiniyal.cse@kongu.edu</w:t>
       </w:r>
     </w:p>
     <w:p>
@@ -166,30 +90,21 @@
       </w:pPr>
       <w:r>
         <w:rPr>
-          <w:rFonts w:ascii="Times New Roman" w:hAnsi="Times New Roman" w:cs="Times New Roman" w:eastAsia="Times New Roman"/>
+          <w:rFonts w:ascii="Courier New" w:hAnsi="Courier New" w:cs="Courier New" w:eastAsia="Courier New"/>
           <w:b w:val="0"/>
           <w:i w:val="0"/>
-          <w:sz w:val="22"/>
-          <w:vertAlign w:val="superscript"/>
+          <w:sz w:val="19"/>
         </w:rPr>
-        <w:t>*</w:t>
-      </w:r>
-      <w:r>
-        <w:rPr>
-          <w:rFonts w:ascii="Times New Roman" w:hAnsi="Times New Roman" w:cs="Times New Roman" w:eastAsia="Times New Roman"/>
-          <w:b w:val="0"/>
-          <w:i w:val="0"/>
-          <w:sz w:val="22"/>
-        </w:rPr>
-        <w:t>Corresponding author: nandhakumar4115@gmail.com</w:t>
+        <w:t>{mugilanks.23cse, nandhakumars.23cse, nandhinia.23cse}@kongu.edu</w:t>
       </w:r>
     </w:p>
     <w:p>
       <w:pPr>
-        <w:keepNext/>
+        <w:keepNext w:val="0"/>
         <w:widowControl/>
-        <w:spacing w:before="0" w:after="80" w:line="360" w:lineRule="auto"/>
-        <w:jc w:val="center"/>
+        <w:spacing w:before="0" w:after="160" w:line="360" w:lineRule="auto"/>
+        <w:ind w:left="576" w:right="576"/>
+        <w:jc w:val="both"/>
       </w:pPr>
       <w:r>
         <w:rPr>
@@ -198,16 +113,8 @@
           <w:i w:val="0"/>
           <w:sz w:val="24"/>
         </w:rPr>
-        <w:t>Abstract</w:t>
+        <w:t>Abstract.</w:t>
       </w:r>
-    </w:p>
-    <w:p>
-      <w:pPr>
-        <w:keepNext w:val="0"/>
-        <w:widowControl/>
-        <w:spacing w:before="0" w:after="160" w:line="360" w:lineRule="auto"/>
-        <w:jc w:val="both"/>
-      </w:pPr>
       <w:r>
         <w:rPr>
           <w:rFonts w:ascii="Times New Roman" w:hAnsi="Times New Roman" w:cs="Times New Roman" w:eastAsia="Times New Roman"/>
@@ -215,7 +122,7 @@
           <w:i w:val="0"/>
           <w:sz w:val="24"/>
         </w:rPr>
-        <w:t>Most fake news detectors judge an article by how it is written, yet writing style is the one thing a person producing fabricated news controls completely. We propose an evidence-based approach that asks a different question: are the claims in a story independently supported? The system accepts article links, pasted text, screenshots and videos, reading screenshots through optical character recognition and videos through their transcripts, and it declines input that contains no checkable claim. For everything else, it extracts the main claims, searches for coverage of the same events and counts the independent outlets that report them, rather than the articles retrieved. People and organisations named in the story are checked against an encyclopedia to expose false premises, and the publisher is identified from its web address, not from the name the page gives itself. Writing signals such as clickbait, bias, manipulation and transparency enter as likelihood ratios learned from labelled data and are combined as log-odds into a calibrated probability of fabrication. The guiding principle is that evidence the author controls may raise suspicion but can never establish credibility; trust has to come from independent corroboration and the publisher’s record. When the evidence is insufficient, the system abstains. On 120 held-out ISOT articles, the approach matches a hand-weighted scoring baseline to within one article while reducing calibration error on its accusations from 0.267 to 0.152. On a set of carefully written fabrications, the baseline rated four of six as credible; the proposed method rated none.</w:t>
+        <w:t xml:space="preserve"> Most automated fake news detectors score an article on how it is written: its headline, its tone, whether it names sources. All of these are chosen by the person who writes the article, so a fabricated story in a calm newsroom style can score as well as a genuine report. We built a checking system that looks at evidence outside the author’s control instead. It accepts article links, pasted text, screenshots, which it reads with OCR, and videos, which it reads from their captions, and it refuses input that has no checkable claim. For everything else, it extracts the main claims, searches a news index and counts the independent outlets that report the same event, not the articles it retrieved. Named people and organisations are looked up in an encyclopedia to catch false premises, and the publisher is identified from the web address, not from the name printed on the page. Writing signals such as clickbait, slant, persuasion and transparency become likelihood ratios estimated from labelled articles and are added as log-odds, but they may only count against a story, never for it. The output is a calibrated probability and a verdict with its reason, or an abstention. On 120 held-out ISOT articles the system matched a hand-weighted baseline to within one article (114 against 115 correct) and lowered calibration error on its accusations from 0.267 to 0.152. On six fabrications we wrote to read like ordinary reporting, the baseline rated four as credible and our system rated none.</w:t>
       </w:r>
     </w:p>
     <w:p>
@@ -223,13 +130,14 @@
         <w:keepNext w:val="0"/>
         <w:widowControl/>
         <w:spacing w:before="0" w:after="240" w:line="360" w:lineRule="auto"/>
+        <w:ind w:left="576" w:right="576"/>
         <w:jc w:val="both"/>
       </w:pPr>
       <w:r>
         <w:rPr>
           <w:rFonts w:ascii="Times New Roman" w:hAnsi="Times New Roman" w:cs="Times New Roman" w:eastAsia="Times New Roman"/>
           <w:b/>
-          <w:i/>
+          <w:i w:val="0"/>
           <w:sz w:val="24"/>
         </w:rPr>
         <w:t>Keywords:</w:t>
@@ -241,14 +149,17 @@
           <w:i w:val="0"/>
           <w:sz w:val="24"/>
         </w:rPr>
-        <w:t xml:space="preserve"> Fake news detection; Evidence-based verification; Independent corroboration; Likelihood ratio; Probability calibration; Selective prediction; Digital trust</w:t>
+        <w:t xml:space="preserve"> Fake news detection, Evidence-based verification, Independent corroboration, Likelihood ratio, Calibration, Abstention.</w:t>
       </w:r>
     </w:p>
     <w:p>
       <w:pPr>
         <w:keepNext/>
         <w:widowControl/>
-        <w:spacing w:before="240" w:after="80" w:line="360" w:lineRule="auto"/>
+        <w:tabs>
+          <w:tab w:pos="648" w:val="left"/>
+        </w:tabs>
+        <w:spacing w:before="280" w:after="80" w:line="360" w:lineRule="auto"/>
         <w:jc w:val="left"/>
       </w:pPr>
       <w:r>
@@ -256,17 +167,18 @@
           <w:rFonts w:ascii="Times New Roman" w:hAnsi="Times New Roman" w:cs="Times New Roman" w:eastAsia="Times New Roman"/>
           <w:b/>
           <w:i w:val="0"/>
-          <w:sz w:val="24"/>
+          <w:sz w:val="26"/>
         </w:rPr>
-        <w:t>1. Introduction</w:t>
+        <w:t>1</w:t>
+        <w:tab/>
+        <w:t>Introduction</w:t>
       </w:r>
     </w:p>
     <w:p>
       <w:pPr>
         <w:keepNext w:val="0"/>
         <w:widowControl/>
-        <w:spacing w:before="0" w:after="120" w:line="360" w:lineRule="auto"/>
-        <w:ind w:firstLine="720"/>
+        <w:spacing w:before="0" w:after="40" w:line="360" w:lineRule="auto"/>
         <w:jc w:val="both"/>
       </w:pPr>
       <w:r>
@@ -276,7 +188,7 @@
           <w:i w:val="0"/>
           <w:sz w:val="24"/>
         </w:rPr>
-        <w:t xml:space="preserve">The World Economic Forum’s </w:t>
+        <w:t xml:space="preserve">In its </w:t>
       </w:r>
       <w:r>
         <w:rPr>
@@ -294,15 +206,15 @@
           <w:i w:val="0"/>
           <w:sz w:val="24"/>
         </w:rPr>
-        <w:t xml:space="preserve"> ranks misinformation and disinformation second among the risks the world faces over the next two years, behind only geoeconomic confrontation (World Economic Forum, 2026). The ranking describes something newsrooms, platforms and public offices already deal with every day. False stories spread further and faster than true ones (Vosoughi et al., 2018), and the means to produce a convincing article, screenshot or video now cost almost nothing. For the person who receives a forwarded message or a link, though, the question is narrow and practical: should I believe this, and on what grounds?</w:t>
+        <w:t>, the World Economic Forum ranked misinformation and disinformation as the second most severe global risk over the next two years, just behind geoeconomic confrontation [1]. False stories also travel further and faster than true ones on social media [2]. Most people meet them as a forwarded message, a screenshot or a link, with no easy way to check where they came from.</w:t>
       </w:r>
     </w:p>
     <w:p>
       <w:pPr>
         <w:keepNext w:val="0"/>
         <w:widowControl/>
-        <w:spacing w:before="0" w:after="120" w:line="360" w:lineRule="auto"/>
-        <w:ind w:firstLine="720"/>
+        <w:spacing w:before="0" w:after="40" w:line="360" w:lineRule="auto"/>
+        <w:ind w:firstLine="576"/>
         <w:jc w:val="both"/>
       </w:pPr>
       <w:r>
@@ -312,15 +224,15 @@
           <w:i w:val="0"/>
           <w:sz w:val="24"/>
         </w:rPr>
-        <w:t>Automated detection was meant to help answer that question. Most of the research frames it as text classification, in which a model reads an article and labels it fake or real from its wording, tone and headline. Reported accuracy on public datasets is very high. On the widely used ISOT corpus (Ahmed et al., 2017), figures above 99 per cent are common, yet an audit by Verma (2026) traces much of that performance to artefacts in the way the corpus was assembled, not to any ability to judge whether a story is true. There is a more basic difficulty as well. The author of the text chooses every feature a style-based detector reads. A person fabricating a story can write in calm newsroom prose, quote named officials and avoid sensational headlines, and the detector will reward them for it. Language models make this easier still: Chen and Shu (2024) found that misinformation written by a language model is harder for both people and detectors to spot than human-written misinformation with the same meaning.</w:t>
+        <w:t>Automated detectors are supposed to help with that. Most of them treat the problem as text classification: a model reads the article and labels it fake or real from its wording. Scores on public datasets are high. On ISOT [3], accuracies above 99% are common, but an audit by Verma [4] traced much of that to the way the corpus was put together. There is a simpler problem too. A style-based detector rewards features that the writer controls. Anyone fabricating a story can keep the headline calm, quote named officials and avoid loaded words. Chen and Shu [5] found that misinformation rewritten by a language model is harder for both people and detectors to catch than the human-written version with the same meaning.</w:t>
       </w:r>
     </w:p>
     <w:p>
       <w:pPr>
         <w:keepNext w:val="0"/>
         <w:widowControl/>
-        <w:spacing w:before="0" w:after="120" w:line="360" w:lineRule="auto"/>
-        <w:ind w:firstLine="720"/>
+        <w:spacing w:before="0" w:after="40" w:line="360" w:lineRule="auto"/>
+        <w:ind w:firstLine="576"/>
         <w:jc w:val="both"/>
       </w:pPr>
       <w:r>
@@ -330,15 +242,15 @@
           <w:i w:val="0"/>
           <w:sz w:val="24"/>
         </w:rPr>
-        <w:t>We observed the problem directly while building our system. A conventional design that adds up six analysis factors with hand-chosen weights gave invented stories, written in plain newsroom style, an average of 7.3 out of 10, and it presented four of six deceptive items to the reader as credible. No single factor was at fault. The trouble lay in what the sum allowed: good presentation could buy trust.</w:t>
+        <w:t>We saw this in our own project. Our first design added up six checks with hand-picked weights. When we tested it with stories we had invented and written in plain newsroom style, they averaged 7.3 out of 10, and four of the six deceptive items came out as credible. Each check was doing its job. The sum was the problem, because good writing could make up for missing evidence.</w:t>
       </w:r>
     </w:p>
     <w:p>
       <w:pPr>
         <w:keepNext w:val="0"/>
         <w:widowControl/>
-        <w:spacing w:before="0" w:after="120" w:line="360" w:lineRule="auto"/>
-        <w:ind w:firstLine="720"/>
+        <w:spacing w:before="0" w:after="40" w:line="360" w:lineRule="auto"/>
+        <w:ind w:firstLine="576"/>
         <w:jc w:val="both"/>
       </w:pPr>
       <w:r>
@@ -348,15 +260,15 @@
           <w:i w:val="0"/>
           <w:sz w:val="24"/>
         </w:rPr>
-        <w:t>This paper describes the design that replaced it. The design rests on one rule about evidence: an observation the author controls may count against an article but never in its favour. Support must come from outside the author’s reach, which in practice means independent outlets reporting the same event, reference entries on the people and organisations named, and the publisher’s own record, established from its web address. Each observation contributes a likelihood ratio measured on labelled articles instead of a weight picked by hand, and the system reports a calibrated probability along with a verdict and the rule that produced it. When it cannot check a story, it says so, and it keeps a search that found nothing separate from a search that could not run.</w:t>
+        <w:t>This paper describes what we built instead. One rule drives it: anything the author controls may count against a story but never in its favour. Support has to come from outside, from independent outlets reporting the same event, from reference entries on the people named, and from the publisher’s record, which we take from the web address. Each observation contributes a likelihood ratio estimated from labelled articles. The system reports a probability, a verdict and the rule that produced the verdict, and when a check cannot run it says so instead of treating the gap as evidence.</w:t>
       </w:r>
     </w:p>
     <w:p>
       <w:pPr>
         <w:keepNext w:val="0"/>
         <w:widowControl/>
-        <w:spacing w:before="0" w:after="120" w:line="360" w:lineRule="auto"/>
-        <w:ind w:firstLine="720"/>
+        <w:spacing w:before="0" w:after="40" w:line="360" w:lineRule="auto"/>
+        <w:ind w:firstLine="576"/>
         <w:jc w:val="both"/>
       </w:pPr>
       <w:r>
@@ -366,15 +278,15 @@
           <w:i w:val="0"/>
           <w:sz w:val="24"/>
         </w:rPr>
-        <w:t>We position the work against DEFAME (Braun et al., 2025), an evidence-based fact-checking system presented at the International Conference on Machine Learning in 2025, which serves as our base paper. DEFAME showed that a language-model pipeline can plan web searches, collect textual and visual evidence and write a justified verdict. We keep its evidence-first stance and extend it where a public-facing service needs more: how much a given piece of evidence is allowed to prove, whether the sources behind it are independent of each other, who actually published the page, and what the system should say when one of its checks fails.</w:t>
+        <w:t>Our base paper is DEFAME [6], a fact-checking system published at ICML 2025 that plans web searches, gathers text and image evidence and writes a justified verdict. We keep its evidence-first approach and add four things a public tool needs: limits on what each kind of evidence may prove, a count of independent sources, a check on who published the page, and defined behaviour when a check fails. We also measured which language-model tasks can run on a local model, and nine of ten can.</w:t>
       </w:r>
     </w:p>
     <w:p>
       <w:pPr>
         <w:keepNext w:val="0"/>
         <w:widowControl/>
-        <w:spacing w:before="0" w:after="120" w:line="360" w:lineRule="auto"/>
-        <w:ind w:firstLine="720"/>
+        <w:spacing w:before="0" w:after="40" w:line="360" w:lineRule="auto"/>
+        <w:ind w:firstLine="576"/>
         <w:jc w:val="both"/>
       </w:pPr>
       <w:r>
@@ -384,18 +296,36 @@
           <w:i w:val="0"/>
           <w:sz w:val="24"/>
         </w:rPr>
-        <w:t>The paper makes five contributions:</w:t>
+        <w:t>Section 2 reviews related work. Section 3 describes the system and the evaluation. Section 4 reports the results, Sect. 5 discusses them, and Sect. 6 concludes.</w:t>
+      </w:r>
+    </w:p>
+    <w:p>
+      <w:pPr>
+        <w:keepNext/>
+        <w:widowControl/>
+        <w:tabs>
+          <w:tab w:pos="648" w:val="left"/>
+        </w:tabs>
+        <w:spacing w:before="280" w:after="80" w:line="360" w:lineRule="auto"/>
+        <w:jc w:val="left"/>
+      </w:pPr>
+      <w:r>
+        <w:rPr>
+          <w:rFonts w:ascii="Times New Roman" w:hAnsi="Times New Roman" w:cs="Times New Roman" w:eastAsia="Times New Roman"/>
+          <w:b/>
+          <w:i w:val="0"/>
+          <w:sz w:val="26"/>
+        </w:rPr>
+        <w:t>2</w:t>
+        <w:tab/>
+        <w:t>Related Work</w:t>
       </w:r>
     </w:p>
     <w:p>
       <w:pPr>
         <w:keepNext w:val="0"/>
         <w:widowControl/>
-        <w:tabs>
-          <w:tab w:pos="1152" w:val="left"/>
-        </w:tabs>
-        <w:spacing w:before="0" w:after="60" w:line="360" w:lineRule="auto"/>
-        <w:ind w:left="1152" w:hanging="432"/>
+        <w:spacing w:before="0" w:after="40" w:line="360" w:lineRule="auto"/>
         <w:jc w:val="both"/>
       </w:pPr>
       <w:r>
@@ -405,20 +335,15 @@
           <w:i w:val="0"/>
           <w:sz w:val="24"/>
         </w:rPr>
-        <w:t>1.</w:t>
-        <w:tab/>
-        <w:t>A one-sided admissibility rule for author-controlled evidence, enforced at every stage of scoring, including after calibration.</w:t>
+        <w:t>Content-based detectors classify the article text. Ahmed et al. [3] built ISOT from Reuters stories and from articles flagged by fact-checkers and trained n-gram classifiers on it. Shu et al. [7] added explanations with dEFEND, which attends to article sentences and user comments together and shows the comments that point most strongly to deception. It needs those comments, though, and an article that has just been forwarded to someone has none. Da San Martino et al. [8] defined a span-level taxonomy of persuasion techniques for SemEval-2020, which we use for one of our writing checks.</w:t>
       </w:r>
     </w:p>
     <w:p>
       <w:pPr>
         <w:keepNext w:val="0"/>
         <w:widowControl/>
-        <w:tabs>
-          <w:tab w:pos="1152" w:val="left"/>
-        </w:tabs>
-        <w:spacing w:before="0" w:after="60" w:line="360" w:lineRule="auto"/>
-        <w:ind w:left="1152" w:hanging="432"/>
+        <w:spacing w:before="0" w:after="40" w:line="360" w:lineRule="auto"/>
+        <w:ind w:firstLine="576"/>
         <w:jc w:val="both"/>
       </w:pPr>
       <w:r>
@@ -428,20 +353,15 @@
           <w:i w:val="0"/>
           <w:sz w:val="24"/>
         </w:rPr>
-        <w:t>2.</w:t>
-        <w:tab/>
-        <w:t>A weight-of-evidence model in which each weight is a likelihood ratio estimated from labelled data, correlated writing signals are damped, and the output is a calibrated probability of fabrication.</w:t>
+        <w:t>Large language models have been tried both as detectors and as helpers. Hu et al. [9] found that GPT-3.5 used directly did worse than a fine-tuned small model, but its written rationales helped the small model when given as extra input. Wang et al. [10] had a language model argue both sides of a claim from collections of raw reports and then pick the better-supported explanation. Both still judge the content or rely on many reports per claim.</w:t>
       </w:r>
     </w:p>
     <w:p>
       <w:pPr>
         <w:keepNext w:val="0"/>
         <w:widowControl/>
-        <w:tabs>
-          <w:tab w:pos="1152" w:val="left"/>
-        </w:tabs>
-        <w:spacing w:before="0" w:after="60" w:line="360" w:lineRule="auto"/>
-        <w:ind w:left="1152" w:hanging="432"/>
+        <w:spacing w:before="0" w:after="40" w:line="360" w:lineRule="auto"/>
+        <w:ind w:firstLine="576"/>
         <w:jc w:val="both"/>
       </w:pPr>
       <w:r>
@@ -451,20 +371,15 @@
           <w:i w:val="0"/>
           <w:sz w:val="24"/>
         </w:rPr>
-        <w:t>3.</w:t>
-        <w:tab/>
-        <w:t>Corroboration counted in independent outlets rather than retrieved articles, together with a premise check against a reference work and a publisher identity read from the web address. The last of these closes a copycat-site attack that fooled name-based identification.</w:t>
+        <w:t>Evidence-based fact-checking tests claims against outside sources. FEVER [11] set up claim verification against Wikipedia sentences. Guo et al. [12] describe the whole pipeline, from claim detection through evidence retrieval and verdict prediction to justification, and point out that most systems assumed the evidence was already at hand. AVeriTeC [13] pairs real-world claims with evidence from the open web.</w:t>
       </w:r>
     </w:p>
     <w:p>
       <w:pPr>
         <w:keepNext w:val="0"/>
         <w:widowControl/>
-        <w:tabs>
-          <w:tab w:pos="1152" w:val="left"/>
-        </w:tabs>
-        <w:spacing w:before="0" w:after="60" w:line="360" w:lineRule="auto"/>
-        <w:ind w:left="1152" w:hanging="432"/>
+        <w:spacing w:before="0" w:after="40" w:line="360" w:lineRule="auto"/>
+        <w:ind w:firstLine="576"/>
         <w:jc w:val="both"/>
       </w:pPr>
       <w:r>
@@ -474,20 +389,15 @@
           <w:i w:val="0"/>
           <w:sz w:val="24"/>
         </w:rPr>
-        <w:t>4.</w:t>
-        <w:tab/>
-        <w:t>An abstention policy that declines input with nothing to check and reports a check that could not run as unavailable, never as missing evidence.</w:t>
+        <w:t>DEFAME [6] is the closest system to ours. It runs in six stages (plan, execute, summarise, develop the fact-check, predict, justify), uses web search, image search, reverse image search and a geolocation tool, and returns supported, refuted, misleading or not enough information. If the evidence is insufficient, it goes back to planning, up to three times. With GPT-4o it reported 70.5% accuracy on AVeriTeC, 59.2% on MOCHEG, 83.9% on the true/false split of VERITE and 69.7% on ClaimReview2024+, at about 13 US cents and four minutes per claim. Its authors note that it does not weigh source credibility and relies on the search engine’s own trustworthiness checks. It also gives a label without a probability.</w:t>
       </w:r>
     </w:p>
     <w:p>
       <w:pPr>
         <w:keepNext w:val="0"/>
         <w:widowControl/>
-        <w:tabs>
-          <w:tab w:pos="1152" w:val="left"/>
-        </w:tabs>
-        <w:spacing w:before="0" w:after="120" w:line="360" w:lineRule="auto"/>
-        <w:ind w:left="1152" w:hanging="432"/>
+        <w:spacing w:before="0" w:after="40" w:line="360" w:lineRule="auto"/>
+        <w:ind w:firstLine="576"/>
         <w:jc w:val="both"/>
       </w:pPr>
       <w:r>
@@ -497,17 +407,15 @@
           <w:i w:val="0"/>
           <w:sz w:val="24"/>
         </w:rPr>
-        <w:t>5.</w:t>
-        <w:tab/>
-        <w:t>A local-first routing of language-model tasks, under which nine of ten tasks run on a laptop graphics card, faster and more reliably than on the hosted services we measured.</w:t>
+        <w:t>Source ratings are another way in. Pennycook and Rand [14] showed that ratings of news sources collected from lay people agree well with fact-checkers’ ratings, and Lin et al. [15] combined six professional rating sets into one score for 11,520 news domains. A rating only helps if the outlet is identified correctly. A system that trusts the name printed on a page will give a copycat site the original’s record.</w:t>
       </w:r>
     </w:p>
     <w:p>
       <w:pPr>
         <w:keepNext w:val="0"/>
         <w:widowControl/>
-        <w:spacing w:before="0" w:after="120" w:line="360" w:lineRule="auto"/>
-        <w:ind w:firstLine="720"/>
+        <w:spacing w:before="0" w:after="40" w:line="360" w:lineRule="auto"/>
+        <w:ind w:firstLine="576"/>
         <w:jc w:val="both"/>
       </w:pPr>
       <w:r>
@@ -517,304 +425,33 @@
           <w:i w:val="0"/>
           <w:sz w:val="24"/>
         </w:rPr>
-        <w:t>Section 2 reviews related work and the base paper. Section 3 describes the method, Section 4 the evaluation and Section 5 the results. Section 6 discusses what the findings mean for platforms, newsrooms and policy, Section 7 sets out the limitations and Section 8 concludes.</w:t>
+        <w:t>Calibration and abstention come from machine learning more broadly. Guo et al. [16] showed that modern neural networks tend to be overconfident, and isotonic regression [17] is a common fix. We add evidence as log-odds in decibans, following Good [18]. Chow [19] described the optimal reject option for a classifier, and Geifman and El-Yaniv [20] applied selective classification to deep networks. Table 1 groups the cited work.</w:t>
       </w:r>
     </w:p>
     <w:p>
       <w:pPr>
         <w:keepNext/>
         <w:widowControl/>
-        <w:spacing w:before="240" w:after="80" w:line="360" w:lineRule="auto"/>
-        <w:jc w:val="left"/>
+        <w:spacing w:before="160" w:after="80" w:line="276" w:lineRule="auto"/>
+        <w:jc w:val="center"/>
       </w:pPr>
       <w:r>
         <w:rPr>
           <w:rFonts w:ascii="Times New Roman" w:hAnsi="Times New Roman" w:cs="Times New Roman" w:eastAsia="Times New Roman"/>
           <w:b/>
           <w:i w:val="0"/>
-          <w:sz w:val="24"/>
+          <w:sz w:val="22"/>
         </w:rPr>
-        <w:t>2. Literature Review</w:t>
+        <w:t>Table 1.</w:t>
       </w:r>
-    </w:p>
-    <w:p>
-      <w:pPr>
-        <w:keepNext/>
-        <w:widowControl/>
-        <w:spacing w:before="120" w:after="40" w:line="360" w:lineRule="auto"/>
-        <w:jc w:val="left"/>
-      </w:pPr>
-      <w:r>
-        <w:rPr>
-          <w:rFonts w:ascii="Times New Roman" w:hAnsi="Times New Roman" w:cs="Times New Roman" w:eastAsia="Times New Roman"/>
-          <w:b/>
-          <w:i/>
-          <w:sz w:val="24"/>
-        </w:rPr>
-        <w:t>2.1 Detection from Content and Style</w:t>
-      </w:r>
-    </w:p>
-    <w:p>
-      <w:pPr>
-        <w:keepNext w:val="0"/>
-        <w:widowControl/>
-        <w:spacing w:before="0" w:after="120" w:line="360" w:lineRule="auto"/>
-        <w:ind w:firstLine="720"/>
-        <w:jc w:val="both"/>
-      </w:pPr>
       <w:r>
         <w:rPr>
           <w:rFonts w:ascii="Times New Roman" w:hAnsi="Times New Roman" w:cs="Times New Roman" w:eastAsia="Times New Roman"/>
           <w:b w:val="0"/>
           <w:i w:val="0"/>
-          <w:sz w:val="24"/>
+          <w:sz w:val="22"/>
         </w:rPr>
-        <w:t>Early work treated fake news detection as supervised text classification. Ahmed et al. (2017) built the ISOT dataset from Reuters articles and from stories flagged by fact-checking organisations, and they reported high accuracy with n-gram features and linear classifiers. Shu et al. (2019) added explanation with dEFEND, which attends jointly to the sentences of an article and to user comments about it, and surfaces the comments that best indicate deception. The explanations are useful, but they depend on a stream of comments that does not yet exist for an article someone has just been sent. Da San Martino et al. (2020) defined a taxonomy of persuasion techniques annotated at the level of text spans, which made propaganda detection measurable, although it has remained mostly a research task.</w:t>
-      </w:r>
-    </w:p>
-    <w:p>
-      <w:pPr>
-        <w:keepNext w:val="0"/>
-        <w:widowControl/>
-        <w:spacing w:before="0" w:after="120" w:line="360" w:lineRule="auto"/>
-        <w:ind w:firstLine="720"/>
-        <w:jc w:val="both"/>
-      </w:pPr>
-      <w:r>
-        <w:rPr>
-          <w:rFonts w:ascii="Times New Roman" w:hAnsi="Times New Roman" w:cs="Times New Roman" w:eastAsia="Times New Roman"/>
-          <w:b w:val="0"/>
-          <w:i w:val="0"/>
-          <w:sz w:val="24"/>
-        </w:rPr>
-        <w:t>Large language models changed the picture without removing the dependence on content. Hu et al. (2024) found that GPT-3.5, used directly as a detector, underperformed a fine-tuned small model, but that its rationales improved the small model when supplied as guidance. In their phrase, the large model was a bad actor but a good advisor. Wang et al. (2024) used a language model to argue for and against a claim from collections of raw reports and then chose between the two explanations. Both approaches still judge the content, or depend on many reports per claim, and neither asks who controls the signals being weighed.</w:t>
-      </w:r>
-    </w:p>
-    <w:p>
-      <w:pPr>
-        <w:keepNext/>
-        <w:widowControl/>
-        <w:spacing w:before="120" w:after="40" w:line="360" w:lineRule="auto"/>
-        <w:jc w:val="left"/>
-      </w:pPr>
-      <w:r>
-        <w:rPr>
-          <w:rFonts w:ascii="Times New Roman" w:hAnsi="Times New Roman" w:cs="Times New Roman" w:eastAsia="Times New Roman"/>
-          <w:b/>
-          <w:i/>
-          <w:sz w:val="24"/>
-        </w:rPr>
-        <w:t>2.2 Evidence-Based Fact-Checking</w:t>
-      </w:r>
-    </w:p>
-    <w:p>
-      <w:pPr>
-        <w:keepNext w:val="0"/>
-        <w:widowControl/>
-        <w:spacing w:before="0" w:after="120" w:line="360" w:lineRule="auto"/>
-        <w:ind w:firstLine="720"/>
-        <w:jc w:val="both"/>
-      </w:pPr>
-      <w:r>
-        <w:rPr>
-          <w:rFonts w:ascii="Times New Roman" w:hAnsi="Times New Roman" w:cs="Times New Roman" w:eastAsia="Times New Roman"/>
-          <w:b w:val="0"/>
-          <w:i w:val="0"/>
-          <w:sz w:val="24"/>
-        </w:rPr>
-        <w:t>A second line of work verifies claims against external evidence. Thorne et al. (2018) formalised the task with FEVER, in which claims are checked against sentences from Wikipedia. Guo et al. (2022) describe the full pipeline as claim detection, evidence retrieval, verdict prediction and justification, and note that most systems of the time assumed the evidence had already been found. Schlichtkrull et al. (2023) moved closer to real use with AVeriTeC, a dataset of real-world claims paired with evidence from the open web. For breaking news, a reference work on its own is rarely enough, since the event in question is usually too new to appear there.</w:t>
-      </w:r>
-    </w:p>
-    <w:p>
-      <w:pPr>
-        <w:keepNext/>
-        <w:widowControl/>
-        <w:spacing w:before="120" w:after="40" w:line="360" w:lineRule="auto"/>
-        <w:jc w:val="left"/>
-      </w:pPr>
-      <w:r>
-        <w:rPr>
-          <w:rFonts w:ascii="Times New Roman" w:hAnsi="Times New Roman" w:cs="Times New Roman" w:eastAsia="Times New Roman"/>
-          <w:b/>
-          <w:i/>
-          <w:sz w:val="24"/>
-        </w:rPr>
-        <w:t>2.3 The Base Paper: DEFAME</w:t>
-      </w:r>
-    </w:p>
-    <w:p>
-      <w:pPr>
-        <w:keepNext w:val="0"/>
-        <w:widowControl/>
-        <w:spacing w:before="0" w:after="120" w:line="360" w:lineRule="auto"/>
-        <w:ind w:firstLine="720"/>
-        <w:jc w:val="both"/>
-      </w:pPr>
-      <w:r>
-        <w:rPr>
-          <w:rFonts w:ascii="Times New Roman" w:hAnsi="Times New Roman" w:cs="Times New Roman" w:eastAsia="Times New Roman"/>
-          <w:b w:val="0"/>
-          <w:i w:val="0"/>
-          <w:sz w:val="24"/>
-        </w:rPr>
-        <w:t>DEFAME (Braun et al., 2025) is, to our knowledge, the most complete open-domain system of this kind published so far. It verifies claims that combine text and images in six stages: it plans actions, executes them, summarises the results, develops the fact-check, predicts a verdict and justifies it. Its tools include web search, image search, reverse image search and a geolocation model, and it returns one of four verdicts: supported, refuted, misleading, or not enough information. When the evidence is insufficient it returns to planning, up to three times. With GPT-4o as its backbone, it reported 70.5 per cent accuracy on AVeriTeC, 59.2 per cent on MOCHEG and 83.9 per cent on the true-versus-false split of VERITE, along with 69.7 per cent on ClaimReview2024+, a set of claims published after the model’s training cut-off. Each claim cost about thirteen US cents and took roughly four minutes.</w:t>
-      </w:r>
-    </w:p>
-    <w:p>
-      <w:pPr>
-        <w:keepNext w:val="0"/>
-        <w:widowControl/>
-        <w:spacing w:before="0" w:after="120" w:line="360" w:lineRule="auto"/>
-        <w:ind w:firstLine="720"/>
-        <w:jc w:val="both"/>
-      </w:pPr>
-      <w:r>
-        <w:rPr>
-          <w:rFonts w:ascii="Times New Roman" w:hAnsi="Times New Roman" w:cs="Times New Roman" w:eastAsia="Times New Roman"/>
-          <w:b w:val="0"/>
-          <w:i w:val="0"/>
-          <w:sz w:val="24"/>
-        </w:rPr>
-        <w:t>We chose DEFAME as the base paper because it is recent, it was peer-reviewed at a leading venue, and it shares our premise that a verdict should rest on retrieved evidence rather than on the model’s own knowledge or on the style of the text. It also produces a justification a reader can follow. Its authors are candid about where it stops. DEFAME does not weigh how credible a source is; it relies instead on diversification and on the search engine’s own trustworthiness checks. It gives a categorical verdict without a probability, and its best results depend on a large hosted model whose cost and latency matter for a public service. These are the points at which our work picks up.</w:t>
-      </w:r>
-    </w:p>
-    <w:p>
-      <w:pPr>
-        <w:keepNext/>
-        <w:widowControl/>
-        <w:spacing w:before="120" w:after="40" w:line="360" w:lineRule="auto"/>
-        <w:jc w:val="left"/>
-      </w:pPr>
-      <w:r>
-        <w:rPr>
-          <w:rFonts w:ascii="Times New Roman" w:hAnsi="Times New Roman" w:cs="Times New Roman" w:eastAsia="Times New Roman"/>
-          <w:b/>
-          <w:i/>
-          <w:sz w:val="24"/>
-        </w:rPr>
-        <w:t>2.4 Source Credibility</w:t>
-      </w:r>
-    </w:p>
-    <w:p>
-      <w:pPr>
-        <w:keepNext w:val="0"/>
-        <w:widowControl/>
-        <w:spacing w:before="0" w:after="120" w:line="360" w:lineRule="auto"/>
-        <w:ind w:firstLine="720"/>
-        <w:jc w:val="both"/>
-      </w:pPr>
-      <w:r>
-        <w:rPr>
-          <w:rFonts w:ascii="Times New Roman" w:hAnsi="Times New Roman" w:cs="Times New Roman" w:eastAsia="Times New Roman"/>
-          <w:b w:val="0"/>
-          <w:i w:val="0"/>
-          <w:sz w:val="24"/>
-        </w:rPr>
-        <w:t>Judging the outlet as well as the article has a long history in media research. Pennycook and Rand (2019) showed that ratings of news-source quality gathered from ordinary people agree well with those of professional fact-checkers. Lin et al. (2023) compared six professional rating sets, found high agreement among them and published an aggregate quality score for 11,520 news domains. A rating, however, is only as good as the identification of the outlet it is attached to. A system that accepts the name a page gives itself will hand a copycat site the record of the outlet it imitates.</w:t>
-      </w:r>
-    </w:p>
-    <w:p>
-      <w:pPr>
-        <w:keepNext/>
-        <w:widowControl/>
-        <w:spacing w:before="120" w:after="40" w:line="360" w:lineRule="auto"/>
-        <w:jc w:val="left"/>
-      </w:pPr>
-      <w:r>
-        <w:rPr>
-          <w:rFonts w:ascii="Times New Roman" w:hAnsi="Times New Roman" w:cs="Times New Roman" w:eastAsia="Times New Roman"/>
-          <w:b/>
-          <w:i/>
-          <w:sz w:val="24"/>
-        </w:rPr>
-        <w:t>2.5 Calibration and Abstention</w:t>
-      </w:r>
-    </w:p>
-    <w:p>
-      <w:pPr>
-        <w:keepNext w:val="0"/>
-        <w:widowControl/>
-        <w:spacing w:before="0" w:after="120" w:line="360" w:lineRule="auto"/>
-        <w:ind w:firstLine="720"/>
-        <w:jc w:val="both"/>
-      </w:pPr>
-      <w:r>
-        <w:rPr>
-          <w:rFonts w:ascii="Times New Roman" w:hAnsi="Times New Roman" w:cs="Times New Roman" w:eastAsia="Times New Roman"/>
-          <w:b w:val="0"/>
-          <w:i w:val="0"/>
-          <w:sz w:val="24"/>
-        </w:rPr>
-        <w:t>A stated confidence is useful only if it is calibrated, meaning that events predicted at 70 per cent happen about 70 per cent of the time. Guo et al. (2017) showed that modern neural networks are systematically overconfident, and post-hoc methods such as isotonic regression (Zadrozny &amp; Elkan, 2002) are the usual remedy. The weight-of-evidence formulation we use goes back to Good (1950): each observation contributes the logarithm of a likelihood ratio, measured in decibans, and independent contributions add. Declining to answer has an equally long history. Chow (1970) characterised the optimal reject option for a classifier, and Geifman and El-Yaniv (2017) carried selective classification to deep networks. Fake news benchmarks rarely reward it, because the usual protocol forces a label on every item.</w:t>
-      </w:r>
-    </w:p>
-    <w:p>
-      <w:pPr>
-        <w:keepNext/>
-        <w:widowControl/>
-        <w:spacing w:before="120" w:after="40" w:line="360" w:lineRule="auto"/>
-        <w:jc w:val="left"/>
-      </w:pPr>
-      <w:r>
-        <w:rPr>
-          <w:rFonts w:ascii="Times New Roman" w:hAnsi="Times New Roman" w:cs="Times New Roman" w:eastAsia="Times New Roman"/>
-          <w:b/>
-          <w:i/>
-          <w:sz w:val="24"/>
-        </w:rPr>
-        <w:t>2.6 Research Gap</w:t>
-      </w:r>
-    </w:p>
-    <w:p>
-      <w:pPr>
-        <w:keepNext w:val="0"/>
-        <w:widowControl/>
-        <w:spacing w:before="0" w:after="120" w:line="360" w:lineRule="auto"/>
-        <w:ind w:firstLine="720"/>
-        <w:jc w:val="both"/>
-      </w:pPr>
-      <w:r>
-        <w:rPr>
-          <w:rFonts w:ascii="Times New Roman" w:hAnsi="Times New Roman" w:cs="Times New Roman" w:eastAsia="Times New Roman"/>
-          <w:b w:val="0"/>
-          <w:i w:val="0"/>
-          <w:sz w:val="24"/>
-        </w:rPr>
-        <w:t>Table 1 summarises the approaches reviewed. None of them separates evidence the author controls from evidence the author cannot control, so a well-presented fabrication can earn credit for its presentation. Corroboration, where it exists, is counted in retrieved pages, not in independent sources, and no system checks whether the publisher is who it claims to be. Apart from DEFAME’s ‘not enough information’ verdict, none defines its output when evidence is missing, and none distinguishes a check that failed from one that found nothing. The present work is aimed at these gaps.</w:t>
-      </w:r>
-    </w:p>
-    <w:p>
-      <w:pPr>
-        <w:keepNext/>
-        <w:widowControl/>
-        <w:spacing w:before="160" w:after="40" w:line="276" w:lineRule="auto"/>
-        <w:jc w:val="left"/>
-      </w:pPr>
-      <w:r>
-        <w:rPr>
-          <w:rFonts w:ascii="Times New Roman" w:hAnsi="Times New Roman" w:cs="Times New Roman" w:eastAsia="Times New Roman"/>
-          <w:b/>
-          <w:i w:val="0"/>
-          <w:sz w:val="24"/>
-        </w:rPr>
-        <w:t>Table 1</w:t>
-      </w:r>
-    </w:p>
-    <w:p>
-      <w:pPr>
-        <w:keepNext/>
-        <w:widowControl/>
-        <w:spacing w:before="0" w:after="120" w:line="276" w:lineRule="auto"/>
-        <w:jc w:val="left"/>
-      </w:pPr>
-      <w:r>
-        <w:rPr>
-          <w:rFonts w:ascii="Times New Roman" w:hAnsi="Times New Roman" w:cs="Times New Roman" w:eastAsia="Times New Roman"/>
-          <w:b w:val="0"/>
-          <w:i/>
-          <w:sz w:val="24"/>
-        </w:rPr>
-        <w:t>Comparison of Related Approaches with the Proposed System</w:t>
+        <w:t xml:space="preserve"> Families of related work and how this paper relates to them.</w:t>
       </w:r>
     </w:p>
     <w:tbl>
@@ -832,11 +469,10 @@
         </w:tblCellMar>
       </w:tblPr>
       <w:tblGrid>
+        <w:gridCol w:w="2088"/>
         <w:gridCol w:w="1944"/>
-        <w:gridCol w:w="2088"/>
-        <w:gridCol w:w="1728"/>
-        <w:gridCol w:w="1655"/>
-        <w:gridCol w:w="1612"/>
+        <w:gridCol w:w="2520"/>
+        <w:gridCol w:w="2476"/>
       </w:tblGrid>
       <w:tr>
         <w:trPr>
@@ -845,12 +481,11 @@
         </w:trPr>
         <w:tc>
           <w:tcPr>
-            <w:tcW w:type="dxa" w:w="1944"/>
+            <w:tcW w:type="dxa" w:w="2088"/>
             <w:vAlign w:val="center"/>
             <w:tcBorders>
               <w:left w:val="nil"/>
               <w:right w:val="nil"/>
-              <w:insideV w:val="nil"/>
               <w:top w:val="single" w:sz="10" w:space="0" w:color="000000"/>
               <w:bottom w:val="single" w:sz="6" w:space="0" w:color="000000"/>
             </w:tcBorders>
@@ -868,18 +503,17 @@
                 <w:i w:val="0"/>
                 <w:sz w:val="22"/>
               </w:rPr>
-              <w:t>Study</w:t>
+              <w:t>Family</w:t>
             </w:r>
           </w:p>
         </w:tc>
         <w:tc>
           <w:tcPr>
-            <w:tcW w:type="dxa" w:w="2088"/>
+            <w:tcW w:type="dxa" w:w="1944"/>
             <w:vAlign w:val="center"/>
             <w:tcBorders>
               <w:left w:val="nil"/>
               <w:right w:val="nil"/>
-              <w:insideV w:val="nil"/>
               <w:top w:val="single" w:sz="10" w:space="0" w:color="000000"/>
               <w:bottom w:val="single" w:sz="6" w:space="0" w:color="000000"/>
             </w:tcBorders>
@@ -897,18 +531,17 @@
                 <w:i w:val="0"/>
                 <w:sz w:val="22"/>
               </w:rPr>
-              <w:t>Evidence used</w:t>
+              <w:t>Studies</w:t>
             </w:r>
           </w:p>
         </w:tc>
         <w:tc>
           <w:tcPr>
-            <w:tcW w:type="dxa" w:w="1728"/>
+            <w:tcW w:type="dxa" w:w="2520"/>
             <w:vAlign w:val="center"/>
             <w:tcBorders>
               <w:left w:val="nil"/>
               <w:right w:val="nil"/>
-              <w:insideV w:val="nil"/>
               <w:top w:val="single" w:sz="10" w:space="0" w:color="000000"/>
               <w:bottom w:val="single" w:sz="6" w:space="0" w:color="000000"/>
             </w:tcBorders>
@@ -926,18 +559,17 @@
                 <w:i w:val="0"/>
                 <w:sz w:val="22"/>
               </w:rPr>
-              <w:t>Independence of sources</w:t>
+              <w:t>Evidence and output</w:t>
             </w:r>
           </w:p>
         </w:tc>
         <w:tc>
           <w:tcPr>
-            <w:tcW w:type="dxa" w:w="1656"/>
+            <w:tcW w:type="dxa" w:w="2477"/>
             <w:vAlign w:val="center"/>
             <w:tcBorders>
               <w:left w:val="nil"/>
               <w:right w:val="nil"/>
-              <w:insideV w:val="nil"/>
               <w:top w:val="single" w:sz="10" w:space="0" w:color="000000"/>
               <w:bottom w:val="single" w:sz="6" w:space="0" w:color="000000"/>
             </w:tcBorders>
@@ -955,36 +587,7 @@
                 <w:i w:val="0"/>
                 <w:sz w:val="22"/>
               </w:rPr>
-              <w:t>Output</w:t>
-            </w:r>
-          </w:p>
-        </w:tc>
-        <w:tc>
-          <w:tcPr>
-            <w:tcW w:type="dxa" w:w="1613"/>
-            <w:vAlign w:val="center"/>
-            <w:tcBorders>
-              <w:left w:val="nil"/>
-              <w:right w:val="nil"/>
-              <w:insideV w:val="nil"/>
-              <w:top w:val="single" w:sz="10" w:space="0" w:color="000000"/>
-              <w:bottom w:val="single" w:sz="6" w:space="0" w:color="000000"/>
-            </w:tcBorders>
-          </w:tcPr>
-          <w:p>
-            <w:pPr>
-              <w:keepNext/>
-              <w:spacing w:before="40" w:after="40" w:line="240" w:lineRule="auto"/>
-              <w:jc w:val="center"/>
-            </w:pPr>
-            <w:r>
-              <w:rPr>
-                <w:rFonts w:ascii="Times New Roman" w:hAnsi="Times New Roman" w:cs="Times New Roman" w:eastAsia="Times New Roman"/>
-                <w:b/>
-                <w:i w:val="0"/>
-                <w:sz w:val="22"/>
-              </w:rPr>
-              <w:t>Abstains</w:t>
+              <w:t>Relation to this work</w:t>
             </w:r>
           </w:p>
         </w:tc>
@@ -995,12 +598,11 @@
         </w:trPr>
         <w:tc>
           <w:tcPr>
-            <w:tcW w:type="dxa" w:w="1944"/>
+            <w:tcW w:type="dxa" w:w="2088"/>
             <w:vAlign w:val="center"/>
             <w:tcBorders>
               <w:left w:val="nil"/>
               <w:right w:val="nil"/>
-              <w:insideV w:val="nil"/>
             </w:tcBorders>
           </w:tcPr>
           <w:p>
@@ -1016,18 +618,17 @@
                 <w:i w:val="0"/>
                 <w:sz w:val="22"/>
               </w:rPr>
-              <w:t>Ahmed et al. (2017)</w:t>
+              <w:t>Content classifiers</w:t>
             </w:r>
           </w:p>
         </w:tc>
         <w:tc>
           <w:tcPr>
-            <w:tcW w:type="dxa" w:w="2088"/>
+            <w:tcW w:type="dxa" w:w="1944"/>
             <w:vAlign w:val="center"/>
             <w:tcBorders>
               <w:left w:val="nil"/>
               <w:right w:val="nil"/>
-              <w:insideV w:val="nil"/>
             </w:tcBorders>
           </w:tcPr>
           <w:p>
@@ -1043,18 +644,17 @@
                 <w:i w:val="0"/>
                 <w:sz w:val="22"/>
               </w:rPr>
-              <w:t>Article text</w:t>
+              <w:t>[3, 7, 8]</w:t>
             </w:r>
           </w:p>
         </w:tc>
         <w:tc>
           <w:tcPr>
-            <w:tcW w:type="dxa" w:w="1728"/>
+            <w:tcW w:type="dxa" w:w="2520"/>
             <w:vAlign w:val="center"/>
             <w:tcBorders>
               <w:left w:val="nil"/>
               <w:right w:val="nil"/>
-              <w:insideV w:val="nil"/>
             </w:tcBorders>
           </w:tcPr>
           <w:p>
@@ -1070,18 +670,17 @@
                 <w:i w:val="0"/>
                 <w:sz w:val="22"/>
               </w:rPr>
-              <w:t>Not considered</w:t>
+              <w:t>Article text, user comments; a label</w:t>
             </w:r>
           </w:p>
         </w:tc>
         <w:tc>
           <w:tcPr>
-            <w:tcW w:type="dxa" w:w="1656"/>
+            <w:tcW w:type="dxa" w:w="2477"/>
             <w:vAlign w:val="center"/>
             <w:tcBorders>
               <w:left w:val="nil"/>
               <w:right w:val="nil"/>
-              <w:insideV w:val="nil"/>
             </w:tcBorders>
           </w:tcPr>
           <w:p>
@@ -1097,18 +696,22 @@
                 <w:i w:val="0"/>
                 <w:sz w:val="22"/>
               </w:rPr>
-              <w:t>Label</w:t>
+              <w:t>Writing signals kept, but one-sided</w:t>
             </w:r>
           </w:p>
         </w:tc>
+      </w:tr>
+      <w:tr>
+        <w:trPr>
+          <w:cantSplit/>
+        </w:trPr>
         <w:tc>
           <w:tcPr>
-            <w:tcW w:type="dxa" w:w="1613"/>
+            <w:tcW w:type="dxa" w:w="2088"/>
             <w:vAlign w:val="center"/>
             <w:tcBorders>
               <w:left w:val="nil"/>
               <w:right w:val="nil"/>
-              <w:insideV w:val="nil"/>
             </w:tcBorders>
           </w:tcPr>
           <w:p>
@@ -1124,15 +727,10 @@
                 <w:i w:val="0"/>
                 <w:sz w:val="22"/>
               </w:rPr>
-              <w:t>No</w:t>
+              <w:t>LLM-assisted detection</w:t>
             </w:r>
           </w:p>
         </w:tc>
-      </w:tr>
-      <w:tr>
-        <w:trPr>
-          <w:cantSplit/>
-        </w:trPr>
         <w:tc>
           <w:tcPr>
             <w:tcW w:type="dxa" w:w="1944"/>
@@ -1140,7 +738,6 @@
             <w:tcBorders>
               <w:left w:val="nil"/>
               <w:right w:val="nil"/>
-              <w:insideV w:val="nil"/>
             </w:tcBorders>
           </w:tcPr>
           <w:p>
@@ -1156,18 +753,17 @@
                 <w:i w:val="0"/>
                 <w:sz w:val="22"/>
               </w:rPr>
-              <w:t>Shu et al. (2019), dEFEND</w:t>
+              <w:t>[9, 10]</w:t>
             </w:r>
           </w:p>
         </w:tc>
         <w:tc>
           <w:tcPr>
-            <w:tcW w:type="dxa" w:w="2088"/>
+            <w:tcW w:type="dxa" w:w="2520"/>
             <w:vAlign w:val="center"/>
             <w:tcBorders>
               <w:left w:val="nil"/>
               <w:right w:val="nil"/>
-              <w:insideV w:val="nil"/>
             </w:tcBorders>
           </w:tcPr>
           <w:p>
@@ -1183,18 +779,17 @@
                 <w:i w:val="0"/>
                 <w:sz w:val="22"/>
               </w:rPr>
-              <w:t>Article text and user comments</w:t>
+              <w:t>Text, rationales, raw reports; label and explanation</w:t>
             </w:r>
           </w:p>
         </w:tc>
         <w:tc>
           <w:tcPr>
-            <w:tcW w:type="dxa" w:w="1728"/>
+            <w:tcW w:type="dxa" w:w="2477"/>
             <w:vAlign w:val="center"/>
             <w:tcBorders>
               <w:left w:val="nil"/>
               <w:right w:val="nil"/>
-              <w:insideV w:val="nil"/>
             </w:tcBorders>
           </w:tcPr>
           <w:p>
@@ -1210,18 +805,22 @@
                 <w:i w:val="0"/>
                 <w:sz w:val="22"/>
               </w:rPr>
-              <w:t>Not considered</w:t>
+              <w:t>Model used only for narrow tasks</w:t>
             </w:r>
           </w:p>
         </w:tc>
+      </w:tr>
+      <w:tr>
+        <w:trPr>
+          <w:cantSplit/>
+        </w:trPr>
         <w:tc>
           <w:tcPr>
-            <w:tcW w:type="dxa" w:w="1656"/>
+            <w:tcW w:type="dxa" w:w="2088"/>
             <w:vAlign w:val="center"/>
             <w:tcBorders>
               <w:left w:val="nil"/>
               <w:right w:val="nil"/>
-              <w:insideV w:val="nil"/>
             </w:tcBorders>
           </w:tcPr>
           <w:p>
@@ -1237,18 +836,17 @@
                 <w:i w:val="0"/>
                 <w:sz w:val="22"/>
               </w:rPr>
-              <w:t>Label with explanation</w:t>
+              <w:t>Evidence-based fact-checking</w:t>
             </w:r>
           </w:p>
         </w:tc>
         <w:tc>
           <w:tcPr>
-            <w:tcW w:type="dxa" w:w="1613"/>
+            <w:tcW w:type="dxa" w:w="1944"/>
             <w:vAlign w:val="center"/>
             <w:tcBorders>
               <w:left w:val="nil"/>
               <w:right w:val="nil"/>
-              <w:insideV w:val="nil"/>
             </w:tcBorders>
           </w:tcPr>
           <w:p>
@@ -1264,23 +862,17 @@
                 <w:i w:val="0"/>
                 <w:sz w:val="22"/>
               </w:rPr>
-              <w:t>No</w:t>
+              <w:t>[6, 11, 12, 13]</w:t>
             </w:r>
           </w:p>
         </w:tc>
-      </w:tr>
-      <w:tr>
-        <w:trPr>
-          <w:cantSplit/>
-        </w:trPr>
         <w:tc>
           <w:tcPr>
-            <w:tcW w:type="dxa" w:w="1944"/>
+            <w:tcW w:type="dxa" w:w="2520"/>
             <w:vAlign w:val="center"/>
             <w:tcBorders>
               <w:left w:val="nil"/>
               <w:right w:val="nil"/>
-              <w:insideV w:val="nil"/>
             </w:tcBorders>
           </w:tcPr>
           <w:p>
@@ -1296,18 +888,17 @@
                 <w:i w:val="0"/>
                 <w:sz w:val="22"/>
               </w:rPr>
-              <w:t>Hu et al. (2024), ARG</w:t>
+              <w:t>Wikipedia or web evidence; verdict and justification</w:t>
             </w:r>
           </w:p>
         </w:tc>
         <w:tc>
           <w:tcPr>
-            <w:tcW w:type="dxa" w:w="2088"/>
+            <w:tcW w:type="dxa" w:w="2477"/>
             <w:vAlign w:val="center"/>
             <w:tcBorders>
               <w:left w:val="nil"/>
               <w:right w:val="nil"/>
-              <w:insideV w:val="nil"/>
             </w:tcBorders>
           </w:tcPr>
           <w:p>
@@ -1323,18 +914,22 @@
                 <w:i w:val="0"/>
                 <w:sz w:val="22"/>
               </w:rPr>
-              <w:t>Article text and model rationales</w:t>
+              <w:t>Base approach; we add independence and identity checks</w:t>
             </w:r>
           </w:p>
         </w:tc>
+      </w:tr>
+      <w:tr>
+        <w:trPr>
+          <w:cantSplit/>
+        </w:trPr>
         <w:tc>
           <w:tcPr>
-            <w:tcW w:type="dxa" w:w="1728"/>
+            <w:tcW w:type="dxa" w:w="2088"/>
             <w:vAlign w:val="center"/>
             <w:tcBorders>
               <w:left w:val="nil"/>
               <w:right w:val="nil"/>
-              <w:insideV w:val="nil"/>
             </w:tcBorders>
           </w:tcPr>
           <w:p>
@@ -1350,18 +945,17 @@
                 <w:i w:val="0"/>
                 <w:sz w:val="22"/>
               </w:rPr>
-              <w:t>Not considered</w:t>
+              <w:t>Source ratings</w:t>
             </w:r>
           </w:p>
         </w:tc>
         <w:tc>
           <w:tcPr>
-            <w:tcW w:type="dxa" w:w="1656"/>
+            <w:tcW w:type="dxa" w:w="1944"/>
             <w:vAlign w:val="center"/>
             <w:tcBorders>
               <w:left w:val="nil"/>
               <w:right w:val="nil"/>
-              <w:insideV w:val="nil"/>
             </w:tcBorders>
           </w:tcPr>
           <w:p>
@@ -1377,18 +971,17 @@
                 <w:i w:val="0"/>
                 <w:sz w:val="22"/>
               </w:rPr>
-              <w:t>Label</w:t>
+              <w:t>[14, 15]</w:t>
             </w:r>
           </w:p>
         </w:tc>
         <w:tc>
           <w:tcPr>
-            <w:tcW w:type="dxa" w:w="1613"/>
+            <w:tcW w:type="dxa" w:w="2520"/>
             <w:vAlign w:val="center"/>
             <w:tcBorders>
               <w:left w:val="nil"/>
               <w:right w:val="nil"/>
-              <w:insideV w:val="nil"/>
             </w:tcBorders>
           </w:tcPr>
           <w:p>
@@ -1404,23 +997,17 @@
                 <w:i w:val="0"/>
                 <w:sz w:val="22"/>
               </w:rPr>
-              <w:t>No</w:t>
+              <w:t>Ratings of outlets or domains</w:t>
             </w:r>
           </w:p>
         </w:tc>
-      </w:tr>
-      <w:tr>
-        <w:trPr>
-          <w:cantSplit/>
-        </w:trPr>
         <w:tc>
           <w:tcPr>
-            <w:tcW w:type="dxa" w:w="1944"/>
+            <w:tcW w:type="dxa" w:w="2477"/>
             <w:vAlign w:val="center"/>
             <w:tcBorders>
               <w:left w:val="nil"/>
               <w:right w:val="nil"/>
-              <w:insideV w:val="nil"/>
             </w:tcBorders>
           </w:tcPr>
           <w:p>
@@ -1436,115 +1023,7 @@
                 <w:i w:val="0"/>
                 <w:sz w:val="22"/>
               </w:rPr>
-              <w:t>Wang et al. (2024)</w:t>
-            </w:r>
-          </w:p>
-        </w:tc>
-        <w:tc>
-          <w:tcPr>
-            <w:tcW w:type="dxa" w:w="2088"/>
-            <w:vAlign w:val="center"/>
-            <w:tcBorders>
-              <w:left w:val="nil"/>
-              <w:right w:val="nil"/>
-              <w:insideV w:val="nil"/>
-            </w:tcBorders>
-          </w:tcPr>
-          <w:p>
-            <w:pPr>
-              <w:keepNext/>
-              <w:spacing w:before="40" w:after="40" w:line="240" w:lineRule="auto"/>
-              <w:jc w:val="left"/>
-            </w:pPr>
-            <w:r>
-              <w:rPr>
-                <w:rFonts w:ascii="Times New Roman" w:hAnsi="Times New Roman" w:cs="Times New Roman" w:eastAsia="Times New Roman"/>
-                <w:b w:val="0"/>
-                <w:i w:val="0"/>
-                <w:sz w:val="22"/>
-              </w:rPr>
-              <w:t>Raw reports about the claim</w:t>
-            </w:r>
-          </w:p>
-        </w:tc>
-        <w:tc>
-          <w:tcPr>
-            <w:tcW w:type="dxa" w:w="1728"/>
-            <w:vAlign w:val="center"/>
-            <w:tcBorders>
-              <w:left w:val="nil"/>
-              <w:right w:val="nil"/>
-              <w:insideV w:val="nil"/>
-            </w:tcBorders>
-          </w:tcPr>
-          <w:p>
-            <w:pPr>
-              <w:keepNext/>
-              <w:spacing w:before="40" w:after="40" w:line="240" w:lineRule="auto"/>
-              <w:jc w:val="left"/>
-            </w:pPr>
-            <w:r>
-              <w:rPr>
-                <w:rFonts w:ascii="Times New Roman" w:hAnsi="Times New Roman" w:cs="Times New Roman" w:eastAsia="Times New Roman"/>
-                <w:b w:val="0"/>
-                <w:i w:val="0"/>
-                <w:sz w:val="22"/>
-              </w:rPr>
-              <w:t>Not considered</w:t>
-            </w:r>
-          </w:p>
-        </w:tc>
-        <w:tc>
-          <w:tcPr>
-            <w:tcW w:type="dxa" w:w="1656"/>
-            <w:vAlign w:val="center"/>
-            <w:tcBorders>
-              <w:left w:val="nil"/>
-              <w:right w:val="nil"/>
-              <w:insideV w:val="nil"/>
-            </w:tcBorders>
-          </w:tcPr>
-          <w:p>
-            <w:pPr>
-              <w:keepNext/>
-              <w:spacing w:before="40" w:after="40" w:line="240" w:lineRule="auto"/>
-              <w:jc w:val="left"/>
-            </w:pPr>
-            <w:r>
-              <w:rPr>
-                <w:rFonts w:ascii="Times New Roman" w:hAnsi="Times New Roman" w:cs="Times New Roman" w:eastAsia="Times New Roman"/>
-                <w:b w:val="0"/>
-                <w:i w:val="0"/>
-                <w:sz w:val="22"/>
-              </w:rPr>
-              <w:t>Label with explanation</w:t>
-            </w:r>
-          </w:p>
-        </w:tc>
-        <w:tc>
-          <w:tcPr>
-            <w:tcW w:type="dxa" w:w="1613"/>
-            <w:vAlign w:val="center"/>
-            <w:tcBorders>
-              <w:left w:val="nil"/>
-              <w:right w:val="nil"/>
-              <w:insideV w:val="nil"/>
-            </w:tcBorders>
-          </w:tcPr>
-          <w:p>
-            <w:pPr>
-              <w:keepNext/>
-              <w:spacing w:before="40" w:after="40" w:line="240" w:lineRule="auto"/>
-              <w:jc w:val="left"/>
-            </w:pPr>
-            <w:r>
-              <w:rPr>
-                <w:rFonts w:ascii="Times New Roman" w:hAnsi="Times New Roman" w:cs="Times New Roman" w:eastAsia="Times New Roman"/>
-                <w:b w:val="0"/>
-                <w:i w:val="0"/>
-                <w:sz w:val="22"/>
-              </w:rPr>
-              <w:t>No</w:t>
+              <w:t>Used after the publisher is identified by address</w:t>
             </w:r>
           </w:p>
         </w:tc>
@@ -1555,152 +1034,11 @@
         </w:trPr>
         <w:tc>
           <w:tcPr>
-            <w:tcW w:type="dxa" w:w="1944"/>
-            <w:vAlign w:val="center"/>
-            <w:tcBorders>
-              <w:left w:val="nil"/>
-              <w:right w:val="nil"/>
-              <w:insideV w:val="nil"/>
-            </w:tcBorders>
-          </w:tcPr>
-          <w:p>
-            <w:pPr>
-              <w:keepNext/>
-              <w:spacing w:before="40" w:after="40" w:line="240" w:lineRule="auto"/>
-              <w:jc w:val="left"/>
-            </w:pPr>
-            <w:r>
-              <w:rPr>
-                <w:rFonts w:ascii="Times New Roman" w:hAnsi="Times New Roman" w:cs="Times New Roman" w:eastAsia="Times New Roman"/>
-                <w:b w:val="0"/>
-                <w:i w:val="0"/>
-                <w:sz w:val="22"/>
-              </w:rPr>
-              <w:t>Braun et al. (2025), DEFAME (base paper)</w:t>
-            </w:r>
-          </w:p>
-        </w:tc>
-        <w:tc>
-          <w:tcPr>
             <w:tcW w:type="dxa" w:w="2088"/>
             <w:vAlign w:val="center"/>
             <w:tcBorders>
               <w:left w:val="nil"/>
               <w:right w:val="nil"/>
-              <w:insideV w:val="nil"/>
-            </w:tcBorders>
-          </w:tcPr>
-          <w:p>
-            <w:pPr>
-              <w:keepNext/>
-              <w:spacing w:before="40" w:after="40" w:line="240" w:lineRule="auto"/>
-              <w:jc w:val="left"/>
-            </w:pPr>
-            <w:r>
-              <w:rPr>
-                <w:rFonts w:ascii="Times New Roman" w:hAnsi="Times New Roman" w:cs="Times New Roman" w:eastAsia="Times New Roman"/>
-                <w:b w:val="0"/>
-                <w:i w:val="0"/>
-                <w:sz w:val="22"/>
-              </w:rPr>
-              <w:t>Web and image search, reverse image search</w:t>
-            </w:r>
-          </w:p>
-        </w:tc>
-        <w:tc>
-          <w:tcPr>
-            <w:tcW w:type="dxa" w:w="1728"/>
-            <w:vAlign w:val="center"/>
-            <w:tcBorders>
-              <w:left w:val="nil"/>
-              <w:right w:val="nil"/>
-              <w:insideV w:val="nil"/>
-            </w:tcBorders>
-          </w:tcPr>
-          <w:p>
-            <w:pPr>
-              <w:keepNext/>
-              <w:spacing w:before="40" w:after="40" w:line="240" w:lineRule="auto"/>
-              <w:jc w:val="left"/>
-            </w:pPr>
-            <w:r>
-              <w:rPr>
-                <w:rFonts w:ascii="Times New Roman" w:hAnsi="Times New Roman" w:cs="Times New Roman" w:eastAsia="Times New Roman"/>
-                <w:b w:val="0"/>
-                <w:i w:val="0"/>
-                <w:sz w:val="22"/>
-              </w:rPr>
-              <w:t>Left to the search engine</w:t>
-            </w:r>
-          </w:p>
-        </w:tc>
-        <w:tc>
-          <w:tcPr>
-            <w:tcW w:type="dxa" w:w="1656"/>
-            <w:vAlign w:val="center"/>
-            <w:tcBorders>
-              <w:left w:val="nil"/>
-              <w:right w:val="nil"/>
-              <w:insideV w:val="nil"/>
-            </w:tcBorders>
-          </w:tcPr>
-          <w:p>
-            <w:pPr>
-              <w:keepNext/>
-              <w:spacing w:before="40" w:after="40" w:line="240" w:lineRule="auto"/>
-              <w:jc w:val="left"/>
-            </w:pPr>
-            <w:r>
-              <w:rPr>
-                <w:rFonts w:ascii="Times New Roman" w:hAnsi="Times New Roman" w:cs="Times New Roman" w:eastAsia="Times New Roman"/>
-                <w:b w:val="0"/>
-                <w:i w:val="0"/>
-                <w:sz w:val="22"/>
-              </w:rPr>
-              <w:t>Verdict with justification</w:t>
-            </w:r>
-          </w:p>
-        </w:tc>
-        <w:tc>
-          <w:tcPr>
-            <w:tcW w:type="dxa" w:w="1613"/>
-            <w:vAlign w:val="center"/>
-            <w:tcBorders>
-              <w:left w:val="nil"/>
-              <w:right w:val="nil"/>
-              <w:insideV w:val="nil"/>
-            </w:tcBorders>
-          </w:tcPr>
-          <w:p>
-            <w:pPr>
-              <w:keepNext/>
-              <w:spacing w:before="40" w:after="40" w:line="240" w:lineRule="auto"/>
-              <w:jc w:val="left"/>
-            </w:pPr>
-            <w:r>
-              <w:rPr>
-                <w:rFonts w:ascii="Times New Roman" w:hAnsi="Times New Roman" w:cs="Times New Roman" w:eastAsia="Times New Roman"/>
-                <w:b w:val="0"/>
-                <w:i w:val="0"/>
-                <w:sz w:val="22"/>
-              </w:rPr>
-              <w:t>Yes, ‘not enough information’</w:t>
-            </w:r>
-          </w:p>
-        </w:tc>
-      </w:tr>
-      <w:tr>
-        <w:trPr>
-          <w:cantSplit/>
-        </w:trPr>
-        <w:tc>
-          <w:tcPr>
-            <w:tcW w:type="dxa" w:w="1944"/>
-            <w:vAlign w:val="center"/>
-            <w:tcBorders>
-              <w:left w:val="nil"/>
-              <w:right w:val="nil"/>
-              <w:insideV w:val="nil"/>
               <w:bottom w:val="single" w:sz="10" w:space="0" w:color="000000"/>
             </w:tcBorders>
           </w:tcPr>
@@ -1717,18 +1055,17 @@
                 <w:i w:val="0"/>
                 <w:sz w:val="22"/>
               </w:rPr>
-              <w:t>Proposed system</w:t>
+              <w:t>Calibration and abstention</w:t>
             </w:r>
           </w:p>
         </w:tc>
         <w:tc>
           <w:tcPr>
-            <w:tcW w:type="dxa" w:w="2088"/>
+            <w:tcW w:type="dxa" w:w="1944"/>
             <w:vAlign w:val="center"/>
             <w:tcBorders>
               <w:left w:val="nil"/>
               <w:right w:val="nil"/>
-              <w:insideV w:val="nil"/>
               <w:bottom w:val="single" w:sz="10" w:space="0" w:color="000000"/>
             </w:tcBorders>
           </w:tcPr>
@@ -1745,18 +1082,17 @@
                 <w:i w:val="0"/>
                 <w:sz w:val="22"/>
               </w:rPr>
-              <w:t>Independent news coverage, reference work, publisher record, writing checks</w:t>
+              <w:t>[16, 17, 18, 19, 20]</w:t>
             </w:r>
           </w:p>
         </w:tc>
         <w:tc>
           <w:tcPr>
-            <w:tcW w:type="dxa" w:w="1728"/>
+            <w:tcW w:type="dxa" w:w="2520"/>
             <w:vAlign w:val="center"/>
             <w:tcBorders>
               <w:left w:val="nil"/>
               <w:right w:val="nil"/>
-              <w:insideV w:val="nil"/>
               <w:bottom w:val="single" w:sz="10" w:space="0" w:color="000000"/>
             </w:tcBorders>
           </w:tcPr>
@@ -1773,18 +1109,17 @@
                 <w:i w:val="0"/>
                 <w:sz w:val="22"/>
               </w:rPr>
-              <w:t>Ownership, wire copies and reprints collapsed</w:t>
+              <w:t>Probabilities, reject option</w:t>
             </w:r>
           </w:p>
         </w:tc>
         <w:tc>
           <w:tcPr>
-            <w:tcW w:type="dxa" w:w="1656"/>
+            <w:tcW w:type="dxa" w:w="2477"/>
             <w:vAlign w:val="center"/>
             <w:tcBorders>
               <w:left w:val="nil"/>
               <w:right w:val="nil"/>
-              <w:insideV w:val="nil"/>
               <w:bottom w:val="single" w:sz="10" w:space="0" w:color="000000"/>
             </w:tcBorders>
           </w:tcPr>
@@ -1801,35 +1136,7 @@
                 <w:i w:val="0"/>
                 <w:sz w:val="22"/>
               </w:rPr>
-              <w:t>Verdict, calibrated probability and grounds</w:t>
-            </w:r>
-          </w:p>
-        </w:tc>
-        <w:tc>
-          <w:tcPr>
-            <w:tcW w:type="dxa" w:w="1613"/>
-            <w:vAlign w:val="center"/>
-            <w:tcBorders>
-              <w:left w:val="nil"/>
-              <w:right w:val="nil"/>
-              <w:insideV w:val="nil"/>
-              <w:bottom w:val="single" w:sz="10" w:space="0" w:color="000000"/>
-            </w:tcBorders>
-          </w:tcPr>
-          <w:p>
-            <w:pPr>
-              <w:keepNext w:val="0"/>
-              <w:spacing w:before="40" w:after="40" w:line="240" w:lineRule="auto"/>
-              <w:jc w:val="left"/>
-            </w:pPr>
-            <w:r>
-              <w:rPr>
-                <w:rFonts w:ascii="Times New Roman" w:hAnsi="Times New Roman" w:cs="Times New Roman" w:eastAsia="Times New Roman"/>
-                <w:b w:val="0"/>
-                <w:i w:val="0"/>
-                <w:sz w:val="22"/>
-              </w:rPr>
-              <w:t>Yes; failed checks reported separately</w:t>
+              <w:t>Calibrated probability; defined abstention</w:t>
             </w:r>
           </w:p>
         </w:tc>
@@ -1839,7 +1146,7 @@
       <w:pPr>
         <w:keepNext w:val="0"/>
         <w:widowControl/>
-        <w:spacing w:before="0" w:after="120" w:line="240" w:lineRule="auto"/>
+        <w:spacing w:before="0" w:after="160" w:line="240" w:lineRule="auto"/>
         <w:jc w:val="both"/>
       </w:pPr>
     </w:p>
@@ -1847,7 +1154,32 @@
       <w:pPr>
         <w:keepNext/>
         <w:widowControl/>
-        <w:spacing w:before="240" w:after="80" w:line="360" w:lineRule="auto"/>
+        <w:tabs>
+          <w:tab w:pos="648" w:val="left"/>
+        </w:tabs>
+        <w:spacing w:before="280" w:after="80" w:line="360" w:lineRule="auto"/>
+        <w:jc w:val="left"/>
+      </w:pPr>
+      <w:r>
+        <w:rPr>
+          <w:rFonts w:ascii="Times New Roman" w:hAnsi="Times New Roman" w:cs="Times New Roman" w:eastAsia="Times New Roman"/>
+          <w:b/>
+          <w:i w:val="0"/>
+          <w:sz w:val="26"/>
+        </w:rPr>
+        <w:t>3</w:t>
+        <w:tab/>
+        <w:t>System and Method</w:t>
+      </w:r>
+    </w:p>
+    <w:p>
+      <w:pPr>
+        <w:keepNext/>
+        <w:widowControl/>
+        <w:tabs>
+          <w:tab w:pos="648" w:val="left"/>
+        </w:tabs>
+        <w:spacing w:before="160" w:after="40" w:line="360" w:lineRule="auto"/>
         <w:jc w:val="left"/>
       </w:pPr>
       <w:r>
@@ -1857,32 +1189,16 @@
           <w:i w:val="0"/>
           <w:sz w:val="24"/>
         </w:rPr>
-        <w:t>3. Proposed Methodology</w:t>
-      </w:r>
-    </w:p>
-    <w:p>
-      <w:pPr>
-        <w:keepNext/>
-        <w:widowControl/>
-        <w:spacing w:before="120" w:after="40" w:line="360" w:lineRule="auto"/>
-        <w:jc w:val="left"/>
-      </w:pPr>
-      <w:r>
-        <w:rPr>
-          <w:rFonts w:ascii="Times New Roman" w:hAnsi="Times New Roman" w:cs="Times New Roman" w:eastAsia="Times New Roman"/>
-          <w:b/>
-          <w:i/>
-          <w:sz w:val="24"/>
-        </w:rPr>
-        <w:t>3.1 Overview</w:t>
+        <w:t>3.1</w:t>
+        <w:tab/>
+        <w:t>Task</w:t>
       </w:r>
     </w:p>
     <w:p>
       <w:pPr>
         <w:keepNext w:val="0"/>
         <w:widowControl/>
-        <w:spacing w:before="0" w:after="120" w:line="360" w:lineRule="auto"/>
-        <w:ind w:firstLine="720"/>
+        <w:spacing w:before="0" w:after="40" w:line="360" w:lineRule="auto"/>
         <w:jc w:val="both"/>
       </w:pPr>
       <w:r>
@@ -1892,15 +1208,36 @@
           <w:i w:val="0"/>
           <w:sz w:val="24"/>
         </w:rPr>
-        <w:t>Figure 1 shows the idea behind the design and Figure 2 the processing pipeline. The system accepts four kinds of input. A link is read from the publisher’s page, a screenshot is read with optical character recognition, a video link is read through its caption track, and pasted text is used as it stands. Each is reduced to the same form: the text, a headline where there is one, and a record of where the item came from. Text in Indian languages such as Tamil, Hindi and Kannada is recognised, and its claims are searched both in the original language and in English, because an event reported in Tamil is often reported in English as well.</w:t>
+        <w:t>The input is anything a reader might want checked: a link to an article, pasted text, a screenshot or a video link. The output is one of five verdicts (REAL, FAKE, CANNOT VERIFY, NOT A FACTUAL CLAIM or SATIRE), a probability that the story is fabricated, and the grounds for the verdict. Input with nothing checkable in it is refused with a short reason. We work with claims, not whole articles, because one story can mix true and false statements and because claims are what other outlets report. Fig. 1 shows the principle behind the scoring and Fig. 2 the pipeline.</w:t>
+      </w:r>
+    </w:p>
+    <w:p>
+      <w:pPr>
+        <w:keepNext/>
+        <w:widowControl/>
+        <w:tabs>
+          <w:tab w:pos="648" w:val="left"/>
+        </w:tabs>
+        <w:spacing w:before="160" w:after="40" w:line="360" w:lineRule="auto"/>
+        <w:jc w:val="left"/>
+      </w:pPr>
+      <w:r>
+        <w:rPr>
+          <w:rFonts w:ascii="Times New Roman" w:hAnsi="Times New Roman" w:cs="Times New Roman" w:eastAsia="Times New Roman"/>
+          <w:b/>
+          <w:i w:val="0"/>
+          <w:sz w:val="24"/>
+        </w:rPr>
+        <w:t>3.2</w:t>
+        <w:tab/>
+        <w:t>Reading the Input</w:t>
       </w:r>
     </w:p>
     <w:p>
       <w:pPr>
         <w:keepNext w:val="0"/>
         <w:widowControl/>
-        <w:spacing w:before="0" w:after="120" w:line="360" w:lineRule="auto"/>
-        <w:ind w:firstLine="720"/>
+        <w:spacing w:before="0" w:after="40" w:line="360" w:lineRule="auto"/>
         <w:jc w:val="both"/>
       </w:pPr>
       <w:r>
@@ -1910,54 +1247,38 @@
           <w:i w:val="0"/>
           <w:sz w:val="24"/>
         </w:rPr>
-        <w:t>Page extraction needed care. Publisher pages carry menus, newsletter boxes and links to related stories, and on one BBC page our first extractor read the site menu as the opening paragraph of the article. Extraction is now limited to the article body, and the extracted text is accepted only when at least half of the headline’s distinctive words appear in it.</w:t>
+        <w:t xml:space="preserve">A link is read from the publisher’s page. A news API returns only about 200 characters of an article, while the page gives 2,000 to 6,000. Page extraction took several fixes. BBC pages had 76 opening </w:t>
+      </w:r>
+      <w:r>
+        <w:rPr>
+          <w:rFonts w:ascii="Courier New" w:hAnsi="Courier New" w:cs="Courier New" w:eastAsia="Courier New"/>
+          <w:b w:val="0"/>
+          <w:i w:val="0"/>
+          <w:sz w:val="21"/>
+        </w:rPr>
+        <w:t>&lt;p&gt;</w:t>
+      </w:r>
+      <w:r>
+        <w:rPr>
+          <w:rFonts w:ascii="Times New Roman" w:hAnsi="Times New Roman" w:cs="Times New Roman" w:eastAsia="Times New Roman"/>
+          <w:b w:val="0"/>
+          <w:i w:val="0"/>
+          <w:sz w:val="24"/>
+        </w:rPr>
+        <w:t xml:space="preserve"> tags and only 37 closing ones, and our first extractor read the site menu as the first paragraph of the story. Extraction is now limited to the article body, and the text is used only if at least half of the headline’s distinctive words appear in it. Screenshots are read with Tesseract OCR and videos through their caption tracks. Text in Tamil, Hindi and Kannada is detected, and its claims are searched in the original language and in English, since a story reported in Tamil is often reported in English as well.</w:t>
       </w:r>
     </w:p>
     <w:p>
       <w:pPr>
         <w:keepNext/>
         <w:widowControl/>
-        <w:spacing w:before="160" w:after="40" w:line="276" w:lineRule="auto"/>
-        <w:jc w:val="left"/>
-      </w:pPr>
-      <w:r>
-        <w:rPr>
-          <w:rFonts w:ascii="Times New Roman" w:hAnsi="Times New Roman" w:cs="Times New Roman" w:eastAsia="Times New Roman"/>
-          <w:b/>
-          <w:i w:val="0"/>
-          <w:sz w:val="24"/>
-        </w:rPr>
-        <w:t>Figure 1</w:t>
-      </w:r>
-    </w:p>
-    <w:p>
-      <w:pPr>
-        <w:keepNext/>
-        <w:widowControl/>
-        <w:spacing w:before="0" w:after="120" w:line="276" w:lineRule="auto"/>
-        <w:jc w:val="left"/>
-      </w:pPr>
-      <w:r>
-        <w:rPr>
-          <w:rFonts w:ascii="Times New Roman" w:hAnsi="Times New Roman" w:cs="Times New Roman" w:eastAsia="Times New Roman"/>
-          <w:b w:val="0"/>
-          <w:i/>
-          <w:sz w:val="24"/>
-        </w:rPr>
-        <w:t>The Admissibility Principle Behind the Scoring Model</w:t>
-      </w:r>
-    </w:p>
-    <w:p>
-      <w:pPr>
-        <w:keepNext w:val="0"/>
-        <w:widowControl/>
-        <w:spacing w:before="40" w:after="240" w:line="240" w:lineRule="auto"/>
+        <w:spacing w:before="160" w:after="80" w:line="240" w:lineRule="auto"/>
         <w:jc w:val="center"/>
       </w:pPr>
       <w:r>
         <w:drawing>
           <wp:inline xmlns:a="http://schemas.openxmlformats.org/drawingml/2006/main" xmlns:pic="http://schemas.openxmlformats.org/drawingml/2006/picture">
-            <wp:extent cx="5120640" cy="3649192"/>
+            <wp:extent cx="4846320" cy="3453699"/>
             <wp:docPr id="1" name="Picture 1"/>
             <wp:cNvGraphicFramePr>
               <a:graphicFrameLocks noChangeAspect="1"/>
@@ -1978,7 +1299,7 @@
                   <pic:spPr>
                     <a:xfrm>
                       <a:off x="0" y="0"/>
-                      <a:ext cx="5120640" cy="3649192"/>
+                      <a:ext cx="4846320" cy="3453699"/>
                     </a:xfrm>
                     <a:prstGeom prst="rect"/>
                   </pic:spPr>
@@ -1991,27 +1312,37 @@
     </w:p>
     <w:p>
       <w:pPr>
-        <w:keepNext/>
+        <w:keepNext w:val="0"/>
         <w:widowControl/>
-        <w:spacing w:before="120" w:after="40" w:line="360" w:lineRule="auto"/>
-        <w:jc w:val="left"/>
+        <w:spacing w:before="40" w:after="240" w:line="276" w:lineRule="auto"/>
+        <w:ind w:left="432" w:right="432"/>
+        <w:jc w:val="both"/>
       </w:pPr>
       <w:r>
         <w:rPr>
           <w:rFonts w:ascii="Times New Roman" w:hAnsi="Times New Roman" w:cs="Times New Roman" w:eastAsia="Times New Roman"/>
           <w:b/>
-          <w:i/>
-          <w:sz w:val="24"/>
+          <w:i w:val="0"/>
+          <w:sz w:val="22"/>
         </w:rPr>
-        <w:t>3.2 Admissibility Check</w:t>
+        <w:t>Fig. 1.</w:t>
+      </w:r>
+      <w:r>
+        <w:rPr>
+          <w:rFonts w:ascii="Times New Roman" w:hAnsi="Times New Roman" w:cs="Times New Roman" w:eastAsia="Times New Roman"/>
+          <w:b w:val="0"/>
+          <w:i w:val="0"/>
+          <w:sz w:val="22"/>
+        </w:rPr>
+        <w:t xml:space="preserve"> The scoring principle. Observations the author controls can only count against a story; evidence from outside the author’s control can count either way.</w:t>
       </w:r>
     </w:p>
     <w:p>
       <w:pPr>
         <w:keepNext w:val="0"/>
         <w:widowControl/>
-        <w:spacing w:before="0" w:after="120" w:line="360" w:lineRule="auto"/>
-        <w:ind w:firstLine="720"/>
+        <w:spacing w:before="0" w:after="40" w:line="360" w:lineRule="auto"/>
+        <w:ind w:firstLine="576"/>
         <w:jc w:val="both"/>
       </w:pPr>
       <w:r>
@@ -2021,49 +1352,17 @@
           <w:i w:val="0"/>
           <w:sz w:val="24"/>
         </w:rPr>
-        <w:t>Before any expensive step, a deterministic check asks whether the input asserts anything a newsroom could confirm or deny. Questions, exhortations such as ‘Wake up and share this before it is deleted’, and fragments too short to carry a claim are declined with a short statement of what is missing. An input passes only if it contains at least one anchor, such as a name, a number or a date. We made this a separate step because a verdict on something unverifiable is worse than no verdict: it teaches readers to discount the answers the system gets right.</w:t>
+        <w:t>Before anything expensive runs, a rule-based admissibility check decides whether the input says anything a newsroom could confirm or deny. Questions, calls to action and very short fragments are refused. An input passes only if it contains at least one anchor, such as a name, a number or a date. One bug here is worth recording. The check first joined the headline and the body with a plain space, so the exhortation ‘Wake up …’ picked up a phantom proper noun and was given a verdict. The two are now joined with a sentence break.</w:t>
       </w:r>
     </w:p>
     <w:p>
       <w:pPr>
         <w:keepNext/>
         <w:widowControl/>
-        <w:spacing w:before="120" w:after="40" w:line="360" w:lineRule="auto"/>
-        <w:jc w:val="left"/>
-      </w:pPr>
-      <w:r>
-        <w:rPr>
-          <w:rFonts w:ascii="Times New Roman" w:hAnsi="Times New Roman" w:cs="Times New Roman" w:eastAsia="Times New Roman"/>
-          <w:b/>
-          <w:i/>
-          <w:sz w:val="24"/>
-        </w:rPr>
-        <w:t>3.3 Claim Extraction and Independent Corroboration</w:t>
-      </w:r>
-    </w:p>
-    <w:p>
-      <w:pPr>
-        <w:keepNext w:val="0"/>
-        <w:widowControl/>
-        <w:spacing w:before="0" w:after="120" w:line="360" w:lineRule="auto"/>
-        <w:ind w:firstLine="720"/>
-        <w:jc w:val="both"/>
-      </w:pPr>
-      <w:r>
-        <w:rPr>
-          <w:rFonts w:ascii="Times New Roman" w:hAnsi="Times New Roman" w:cs="Times New Roman" w:eastAsia="Times New Roman"/>
-          <w:b w:val="0"/>
-          <w:i w:val="0"/>
-          <w:sz w:val="24"/>
-        </w:rPr>
-        <w:t>A language model extracts up to two checkable claims, each with a few search keywords. For each claim, the system queries a news index, leaving out the article’s own outlet, and a second model call judges whether each retrieved report supports the claim, contradicts it or does not address it.</w:t>
-      </w:r>
-    </w:p>
-    <w:p>
-      <w:pPr>
-        <w:keepNext/>
-        <w:widowControl/>
-        <w:spacing w:before="160" w:after="40" w:line="276" w:lineRule="auto"/>
+        <w:tabs>
+          <w:tab w:pos="648" w:val="left"/>
+        </w:tabs>
+        <w:spacing w:before="160" w:after="40" w:line="360" w:lineRule="auto"/>
         <w:jc w:val="left"/>
       </w:pPr>
       <w:r>
@@ -2073,37 +1372,48 @@
           <w:i w:val="0"/>
           <w:sz w:val="24"/>
         </w:rPr>
-        <w:t>Figure 2</w:t>
+        <w:t>3.3</w:t>
+        <w:tab/>
+        <w:t>Evidence from Outside the Article</w:t>
+      </w:r>
+    </w:p>
+    <w:p>
+      <w:pPr>
+        <w:keepNext w:val="0"/>
+        <w:widowControl/>
+        <w:spacing w:before="120" w:after="40" w:line="360" w:lineRule="auto"/>
+        <w:jc w:val="both"/>
+      </w:pPr>
+      <w:r>
+        <w:rPr>
+          <w:rFonts w:ascii="Times New Roman" w:hAnsi="Times New Roman" w:cs="Times New Roman" w:eastAsia="Times New Roman"/>
+          <w:b/>
+          <w:i w:val="0"/>
+          <w:sz w:val="24"/>
+        </w:rPr>
+        <w:t>Corroboration.</w:t>
+      </w:r>
+      <w:r>
+        <w:rPr>
+          <w:rFonts w:ascii="Times New Roman" w:hAnsi="Times New Roman" w:cs="Times New Roman" w:eastAsia="Times New Roman"/>
+          <w:b w:val="0"/>
+          <w:i w:val="0"/>
+          <w:sz w:val="24"/>
+        </w:rPr>
+        <w:t xml:space="preserve"> A language model pulls up to two checkable claims out of the text, each with three or four search keywords. For each claim the system searches a news index (NewsAPI), leaving out the article’s own outlet, and a second model call reads each result and decides whether it supports the claim, contradicts it or is about something else. The results are then reduced to the sources behind them: outlets with a common owner count once, copies of one wire-agency story count once, and near-duplicate reprints are merged. A relevance gate drops coverage that shares no anchor with the claim. We made the gate stricter after one of our invented test stories, about a chemical leak and written without a single proper noun, was ‘confirmed’ by a real chemical-leak report from Ohio that happened to share four ordinary words with it. A claim that names nothing can no longer be corroborated.</w:t>
       </w:r>
     </w:p>
     <w:p>
       <w:pPr>
         <w:keepNext/>
         <w:widowControl/>
-        <w:spacing w:before="0" w:after="120" w:line="276" w:lineRule="auto"/>
-        <w:jc w:val="left"/>
-      </w:pPr>
-      <w:r>
-        <w:rPr>
-          <w:rFonts w:ascii="Times New Roman" w:hAnsi="Times New Roman" w:cs="Times New Roman" w:eastAsia="Times New Roman"/>
-          <w:b w:val="0"/>
-          <w:i/>
-          <w:sz w:val="24"/>
-        </w:rPr>
-        <w:t>Processing Pipeline from Input to the Reader’s Report</w:t>
-      </w:r>
-    </w:p>
-    <w:p>
-      <w:pPr>
-        <w:keepNext w:val="0"/>
-        <w:widowControl/>
-        <w:spacing w:before="40" w:after="240" w:line="240" w:lineRule="auto"/>
+        <w:spacing w:before="160" w:after="80" w:line="240" w:lineRule="auto"/>
         <w:jc w:val="center"/>
       </w:pPr>
       <w:r>
         <w:drawing>
           <wp:inline xmlns:a="http://schemas.openxmlformats.org/drawingml/2006/main" xmlns:pic="http://schemas.openxmlformats.org/drawingml/2006/picture">
-            <wp:extent cx="4846320" cy="5243399"/>
+            <wp:extent cx="4572000" cy="4946603"/>
             <wp:docPr id="2" name="Picture 2"/>
             <wp:cNvGraphicFramePr>
               <a:graphicFrameLocks noChangeAspect="1"/>
@@ -2124,7 +1434,7 @@
                   <pic:spPr>
                     <a:xfrm>
                       <a:off x="0" y="0"/>
-                      <a:ext cx="4846320" cy="5243399"/>
+                      <a:ext cx="4572000" cy="4946603"/>
                     </a:xfrm>
                     <a:prstGeom prst="rect"/>
                   </pic:spPr>
@@ -2139,8 +1449,34 @@
       <w:pPr>
         <w:keepNext w:val="0"/>
         <w:widowControl/>
-        <w:spacing w:before="0" w:after="120" w:line="360" w:lineRule="auto"/>
-        <w:ind w:firstLine="720"/>
+        <w:spacing w:before="40" w:after="240" w:line="276" w:lineRule="auto"/>
+        <w:jc w:val="center"/>
+      </w:pPr>
+      <w:r>
+        <w:rPr>
+          <w:rFonts w:ascii="Times New Roman" w:hAnsi="Times New Roman" w:cs="Times New Roman" w:eastAsia="Times New Roman"/>
+          <w:b/>
+          <w:i w:val="0"/>
+          <w:sz w:val="22"/>
+        </w:rPr>
+        <w:t>Fig. 2.</w:t>
+      </w:r>
+      <w:r>
+        <w:rPr>
+          <w:rFonts w:ascii="Times New Roman" w:hAnsi="Times New Roman" w:cs="Times New Roman" w:eastAsia="Times New Roman"/>
+          <w:b w:val="0"/>
+          <w:i w:val="0"/>
+          <w:sz w:val="22"/>
+        </w:rPr>
+        <w:t xml:space="preserve"> Processing pipeline, from the reader’s input to the report.</w:t>
+      </w:r>
+    </w:p>
+    <w:p>
+      <w:pPr>
+        <w:keepNext w:val="0"/>
+        <w:widowControl/>
+        <w:spacing w:before="0" w:after="40" w:line="360" w:lineRule="auto"/>
+        <w:ind w:firstLine="576"/>
         <w:jc w:val="both"/>
       </w:pPr>
       <w:r>
@@ -2150,17 +1486,25 @@
           <w:i w:val="0"/>
           <w:sz w:val="24"/>
         </w:rPr>
-        <w:t>Retrieved articles are then reduced to the distinct sources behind them. Outlets with a common owner count once, copies of the same wire-agency report count once, and near-duplicate reprints collapse into a single item. Each merge is shown to the reader. A relevance gate then discards coverage that shares no anchor with the claim. We tightened this gate after an invented story about a chemical leak, written without a single proper noun, was ‘confirmed’ by a real chemical-leak report from Ohio that happened to share four ordinary words with it. A claim that names no person, place, organisation or figure can now never be corroborated.</w:t>
+        <w:t>A search can fail for reasons that have nothing to do with the story: a rate limit, a timeout, a reply that cannot be parsed. Our first version treated all of these as ‘no coverage’ and told readers that no other outlet was reporting a wire story that five major outlets were carrying at the time. Each search now records whether it ran. A failed search is reported as unavailable and adds nothing to the probability. The news index also lags behind live publishing: on 28 September 2026 the newest article it returned for any query was 30.5 hours old. A story younger than about a day is therefore reported as too recent to corroborate.</w:t>
       </w:r>
     </w:p>
     <w:p>
       <w:pPr>
         <w:keepNext w:val="0"/>
         <w:widowControl/>
-        <w:spacing w:before="0" w:after="120" w:line="360" w:lineRule="auto"/>
-        <w:ind w:firstLine="720"/>
+        <w:spacing w:before="120" w:after="40" w:line="360" w:lineRule="auto"/>
         <w:jc w:val="both"/>
       </w:pPr>
+      <w:r>
+        <w:rPr>
+          <w:rFonts w:ascii="Times New Roman" w:hAnsi="Times New Roman" w:cs="Times New Roman" w:eastAsia="Times New Roman"/>
+          <w:b/>
+          <w:i w:val="0"/>
+          <w:sz w:val="24"/>
+        </w:rPr>
+        <w:t>Premise check.</w:t>
+      </w:r>
       <w:r>
         <w:rPr>
           <w:rFonts w:ascii="Times New Roman" w:hAnsi="Times New Roman" w:cs="Times New Roman" w:eastAsia="Times New Roman"/>
@@ -2168,34 +1512,25 @@
           <w:i w:val="0"/>
           <w:sz w:val="24"/>
         </w:rPr>
-        <w:t>The outcome for each claim also records whether the search ran. A search that was rate-limited, timed out or returned something unreadable is reported as unavailable and contributes nothing to the probability. Only a search that ran and came back empty is treated as an absence of coverage. We learned the importance of this the hard way: an early version told readers that no other outlet was reporting a wire story that five major outlets were carrying at the time, because the news index had refused the request. The index also runs behind live publication. On the day we measured it, the newest article it returned for any query was 30.5 hours old, so a story less than about a day old is reported as too recent to corroborate instead of being counted against.</w:t>
-      </w:r>
-    </w:p>
-    <w:p>
-      <w:pPr>
-        <w:keepNext/>
-        <w:widowControl/>
-        <w:spacing w:before="120" w:after="40" w:line="360" w:lineRule="auto"/>
-        <w:jc w:val="left"/>
-      </w:pPr>
-      <w:r>
-        <w:rPr>
-          <w:rFonts w:ascii="Times New Roman" w:hAnsi="Times New Roman" w:cs="Times New Roman" w:eastAsia="Times New Roman"/>
-          <w:b/>
-          <w:i/>
-          <w:sz w:val="24"/>
-        </w:rPr>
-        <w:t>3.4 Premise Check</w:t>
+        <w:t xml:space="preserve"> A story built on a false premise describes something nobody reports, so a news search finds nothing and cannot say the premise is wrong. The system looks up the people and organisations a story names in Wikipedia and asks a model whether the story conflicts with the entry. A conflict counts only if the model quotes the entry and the quote is found in it, if the entry is about the same person, if the two statements cannot both be true, and if the story makes the claim itself instead of quoting someone else. Each condition came from a real error. One of our genuine test articles quoted a council official called Meera Krishnan and was flagged because the Wikipedia entry under that name is about an actress. An Associated Press video was flagged in one of eight runs because a woman interviewed in it said the Pope’s ancestors came from the region, which the check set against his birthplace in Chicago. The reference work is used only to refute a premise, never to confirm an event.</w:t>
       </w:r>
     </w:p>
     <w:p>
       <w:pPr>
         <w:keepNext w:val="0"/>
         <w:widowControl/>
-        <w:spacing w:before="0" w:after="120" w:line="360" w:lineRule="auto"/>
-        <w:ind w:firstLine="720"/>
+        <w:spacing w:before="120" w:after="40" w:line="360" w:lineRule="auto"/>
         <w:jc w:val="both"/>
       </w:pPr>
+      <w:r>
+        <w:rPr>
+          <w:rFonts w:ascii="Times New Roman" w:hAnsi="Times New Roman" w:cs="Times New Roman" w:eastAsia="Times New Roman"/>
+          <w:b/>
+          <w:i w:val="0"/>
+          <w:sz w:val="24"/>
+        </w:rPr>
+        <w:t>Publisher identity.</w:t>
+      </w:r>
       <w:r>
         <w:rPr>
           <w:rFonts w:ascii="Times New Roman" w:hAnsi="Times New Roman" w:cs="Times New Roman" w:eastAsia="Times New Roman"/>
@@ -2203,60 +1538,7 @@
           <w:i w:val="0"/>
           <w:sz w:val="24"/>
         </w:rPr>
-        <w:t>Corroboration has a blind spot. A story built on a false premise describes an event that nobody reports, so the search correctly finds nothing, and the important fact, that the premise is wrong, goes unnoticed. The system therefore looks up the people and organisations a story names in an encyclopedia and asks a language model whether the story states anything that conflicts with the entry. A conflict counts only if the model quotes the entry and the quotation is found in the retrieved text, the entry is about the same subject, the two statements cannot both be true, and the story makes the statement in its own voice rather than reporting someone else saying it.</w:t>
-      </w:r>
-    </w:p>
-    <w:p>
-      <w:pPr>
-        <w:keepNext w:val="0"/>
-        <w:widowControl/>
-        <w:spacing w:before="0" w:after="120" w:line="360" w:lineRule="auto"/>
-        <w:ind w:firstLine="720"/>
-        <w:jc w:val="both"/>
-      </w:pPr>
-      <w:r>
-        <w:rPr>
-          <w:rFonts w:ascii="Times New Roman" w:hAnsi="Times New Roman" w:cs="Times New Roman" w:eastAsia="Times New Roman"/>
-          <w:b w:val="0"/>
-          <w:i w:val="0"/>
-          <w:sz w:val="24"/>
-        </w:rPr>
-        <w:t>The last three conditions each came from a real error. One of our genuine test articles quoted a council official named Meera Krishnan and was flagged, because the encyclopedia entry under that name describes an actress. An Associated Press video report was flagged because a woman interviewed in it said the Pope’s ancestors came from the region, which the check had set against his birthplace in Chicago. A reference work is used only where it is strong: it may refute a premise, but it never corroborates an event.</w:t>
-      </w:r>
-    </w:p>
-    <w:p>
-      <w:pPr>
-        <w:keepNext/>
-        <w:widowControl/>
-        <w:spacing w:before="120" w:after="40" w:line="360" w:lineRule="auto"/>
-        <w:jc w:val="left"/>
-      </w:pPr>
-      <w:r>
-        <w:rPr>
-          <w:rFonts w:ascii="Times New Roman" w:hAnsi="Times New Roman" w:cs="Times New Roman" w:eastAsia="Times New Roman"/>
-          <w:b/>
-          <w:i/>
-          <w:sz w:val="24"/>
-        </w:rPr>
-        <w:t>3.5 Publisher Identity</w:t>
-      </w:r>
-    </w:p>
-    <w:p>
-      <w:pPr>
-        <w:keepNext w:val="0"/>
-        <w:widowControl/>
-        <w:spacing w:before="0" w:after="120" w:line="360" w:lineRule="auto"/>
-        <w:ind w:firstLine="720"/>
-        <w:jc w:val="both"/>
-      </w:pPr>
-      <w:r>
-        <w:rPr>
-          <w:rFonts w:ascii="Times New Roman" w:hAnsi="Times New Roman" w:cs="Times New Roman" w:eastAsia="Times New Roman"/>
-          <w:b w:val="0"/>
-          <w:i w:val="0"/>
-          <w:sz w:val="24"/>
-        </w:rPr>
-        <w:t xml:space="preserve">Who published a page is decided from its web address, never from the name the page uses. A record is granted only on a domain the outlet publishes from, or on a platform channel listed as the outlet’s own. Ratings come first from a curated list of 90 outlets, which includes Indian publishers that the published sets do not cover, and otherwise from the aggregate ratings of Lin et al. (2023) for 11,520 domains. Over the 81 outlets rated by both, the two agree closely (Pearson </w:t>
+        <w:t xml:space="preserve"> The publisher is decided from the web address, not from the name the page gives itself. An outlet’s record applies only on a domain it publishes from or on a platform channel listed as its own. Ratings come first from our list of 90 outlets, which includes Indian publishers missing from the published sets, and otherwise from the ratings of Lin et al. [15] for 11,520 domains. On the 81 outlets in both, the two agree well (Pearson </w:t>
       </w:r>
       <w:r>
         <w:rPr>
@@ -2292,15 +1574,36 @@
           <w:i w:val="0"/>
           <w:sz w:val="24"/>
         </w:rPr>
-        <w:t xml:space="preserve"> = 0.765), and a least-squares fit over that overlap converts the published 0 to 1 score to our 0 to 10 scale.</w:t>
+        <w:t xml:space="preserve"> = 0.765), and a least-squares fit over those 81 (reliability = 0.38 + 8.95 × score) maps the published 0–1 score onto our 0–10 scale. A page that uses a known outlet’s name from an address the outlet does not use gets no record and is flagged as impersonation. For unrated sites the system reads the domain’s registration date from RDAP. A domain under 90 days old counts as a warning sign, while an old domain earns nothing, because old domains can be bought.</w:t>
+      </w:r>
+    </w:p>
+    <w:p>
+      <w:pPr>
+        <w:keepNext/>
+        <w:widowControl/>
+        <w:tabs>
+          <w:tab w:pos="648" w:val="left"/>
+        </w:tabs>
+        <w:spacing w:before="160" w:after="40" w:line="360" w:lineRule="auto"/>
+        <w:jc w:val="left"/>
+      </w:pPr>
+      <w:r>
+        <w:rPr>
+          <w:rFonts w:ascii="Times New Roman" w:hAnsi="Times New Roman" w:cs="Times New Roman" w:eastAsia="Times New Roman"/>
+          <w:b/>
+          <w:i w:val="0"/>
+          <w:sz w:val="24"/>
+        </w:rPr>
+        <w:t>3.4</w:t>
+        <w:tab/>
+        <w:t>Writing Checks</w:t>
       </w:r>
     </w:p>
     <w:p>
       <w:pPr>
         <w:keepNext w:val="0"/>
         <w:widowControl/>
-        <w:spacing w:before="0" w:after="120" w:line="360" w:lineRule="auto"/>
-        <w:ind w:firstLine="720"/>
+        <w:spacing w:before="0" w:after="40" w:line="360" w:lineRule="auto"/>
         <w:jc w:val="both"/>
       </w:pPr>
       <w:r>
@@ -2310,67 +1613,36 @@
           <w:i w:val="0"/>
           <w:sz w:val="24"/>
         </w:rPr>
-        <w:t>A page that uses a well-known outlet’s name from an address the outlet does not use receives no record and is flagged as impersonation. For unrated sites, the system reads the registration date of the domain from the public RDAP registry, and a domain less than 90 days old is treated as one warning sign among others. Age never counts in a site’s favour, since an old domain can simply be bought.</w:t>
+        <w:t>Four checks look at how the story is written: clickbait in the headline, slanted or one-sided language, persuasion techniques from the SemEval-2020 taxonomy [8], and transparency, a five-point checklist covering named sources, attributed quotes, links to primary evidence, concrete detail and measured claims. Each check has to quote the words it is reacting to, so its output can be compared with the text. The reader sees all four. How much they may affect the result is set by the scoring rule in Sect. 3.5.</w:t>
       </w:r>
     </w:p>
     <w:p>
       <w:pPr>
         <w:keepNext/>
         <w:widowControl/>
-        <w:spacing w:before="120" w:after="40" w:line="360" w:lineRule="auto"/>
+        <w:tabs>
+          <w:tab w:pos="648" w:val="left"/>
+        </w:tabs>
+        <w:spacing w:before="160" w:after="40" w:line="360" w:lineRule="auto"/>
         <w:jc w:val="left"/>
       </w:pPr>
       <w:r>
         <w:rPr>
           <w:rFonts w:ascii="Times New Roman" w:hAnsi="Times New Roman" w:cs="Times New Roman" w:eastAsia="Times New Roman"/>
           <w:b/>
-          <w:i/>
+          <w:i w:val="0"/>
           <w:sz w:val="24"/>
         </w:rPr>
-        <w:t>3.6 Writing Checks</w:t>
+        <w:t>3.5</w:t>
+        <w:tab/>
+        <w:t>Scoring</w:t>
       </w:r>
     </w:p>
     <w:p>
       <w:pPr>
         <w:keepNext w:val="0"/>
         <w:widowControl/>
-        <w:spacing w:before="0" w:after="120" w:line="360" w:lineRule="auto"/>
-        <w:ind w:firstLine="720"/>
-        <w:jc w:val="both"/>
-      </w:pPr>
-      <w:r>
-        <w:rPr>
-          <w:rFonts w:ascii="Times New Roman" w:hAnsi="Times New Roman" w:cs="Times New Roman" w:eastAsia="Times New Roman"/>
-          <w:b w:val="0"/>
-          <w:i w:val="0"/>
-          <w:sz w:val="24"/>
-        </w:rPr>
-        <w:t>Four checks describe how a story is written: clickbait in the headline, slanted or one-sided language, persuasion techniques drawn from the SemEval-2020 taxonomy (Da San Martino et al., 2020), and transparency, a five-point checklist of whether the story names its sources, attributes its quotes, points to primary evidence, gives concrete detail and keeps its claims measured. Every check must quote the words it reacts to, so its output can be verified against the text. The checks are reported to the reader in full. How much they may affect the verdict is the subject of the next section.</w:t>
-      </w:r>
-    </w:p>
-    <w:p>
-      <w:pPr>
-        <w:keepNext/>
-        <w:widowControl/>
-        <w:spacing w:before="120" w:after="40" w:line="360" w:lineRule="auto"/>
-        <w:jc w:val="left"/>
-      </w:pPr>
-      <w:r>
-        <w:rPr>
-          <w:rFonts w:ascii="Times New Roman" w:hAnsi="Times New Roman" w:cs="Times New Roman" w:eastAsia="Times New Roman"/>
-          <w:b/>
-          <w:i/>
-          <w:sz w:val="24"/>
-        </w:rPr>
-        <w:t>3.7 Weighing the Evidence</w:t>
-      </w:r>
-    </w:p>
-    <w:p>
-      <w:pPr>
-        <w:keepNext w:val="0"/>
-        <w:widowControl/>
-        <w:spacing w:before="0" w:after="120" w:line="360" w:lineRule="auto"/>
-        <w:ind w:firstLine="720"/>
+        <w:spacing w:before="0" w:after="40" w:line="360" w:lineRule="auto"/>
         <w:jc w:val="both"/>
       </w:pPr>
       <w:r>
@@ -2398,7 +1670,7 @@
           <w:i w:val="0"/>
           <w:sz w:val="24"/>
         </w:rPr>
-        <w:t xml:space="preserve"> is converted into a likelihood ratio, the factor by which it changes the odds that a story is fabricated, and expressed in decibans (Good, 1950):</w:t>
+        <w:t xml:space="preserve"> is turned into a likelihood ratio and expressed in decibans [18]:</w:t>
       </w:r>
     </w:p>
     <w:tbl>
@@ -2434,7 +1706,7 @@
           </w:tcPr>
           <w:p>
             <w:pPr>
-              <w:spacing w:before="80" w:after="80" w:line="240" w:lineRule="auto"/>
+              <w:spacing w:before="60" w:after="60" w:line="240" w:lineRule="auto"/>
             </w:pPr>
           </w:p>
         </w:tc>
@@ -2451,7 +1723,7 @@
           </w:tcPr>
           <w:p>
             <w:pPr>
-              <w:spacing w:before="80" w:after="80" w:line="240" w:lineRule="auto"/>
+              <w:spacing w:before="60" w:after="60" w:line="240" w:lineRule="auto"/>
               <w:jc w:val="center"/>
             </w:pPr>
             <m:oMathPara>
@@ -2548,7 +1820,7 @@
           </w:tcPr>
           <w:p>
             <w:pPr>
-              <w:spacing w:before="80" w:after="80" w:line="240" w:lineRule="auto"/>
+              <w:spacing w:before="60" w:after="60" w:line="240" w:lineRule="auto"/>
               <w:jc w:val="right"/>
             </w:pPr>
             <w:r>
@@ -2568,7 +1840,7 @@
       <w:pPr>
         <w:keepNext w:val="0"/>
         <w:widowControl/>
-        <w:spacing w:before="0" w:after="120" w:line="360" w:lineRule="auto"/>
+        <w:spacing w:before="0" w:after="40" w:line="360" w:lineRule="auto"/>
         <w:jc w:val="both"/>
       </w:pPr>
       <w:r>
@@ -2578,7 +1850,7 @@
           <w:i w:val="0"/>
           <w:sz w:val="24"/>
         </w:rPr>
-        <w:t>Ratios are estimated from labelled articles by grouping each observation into bands and counting, with a Jeffreys prior (Jeffreys, 1961) and shrinkage to the conservative end of a 95 per cent interval, so that a band supported by only a few articles contributes nothing. The posterior then follows by addition:</w:t>
+        <w:t>The ratios are estimated from labelled articles by putting each observation into bands and counting, with a Jeffreys prior [21]. Each estimate is shrunk to the conservative end of its 95% interval, so a band with only a few articles behind it contributes nothing. The log-odds of fabrication are then a sum:</w:t>
       </w:r>
     </w:p>
     <w:tbl>
@@ -2614,7 +1886,7 @@
           </w:tcPr>
           <w:p>
             <w:pPr>
-              <w:spacing w:before="80" w:after="80" w:line="240" w:lineRule="auto"/>
+              <w:spacing w:before="60" w:after="60" w:line="240" w:lineRule="auto"/>
             </w:pPr>
           </w:p>
         </w:tc>
@@ -2631,7 +1903,7 @@
           </w:tcPr>
           <w:p>
             <w:pPr>
-              <w:spacing w:before="80" w:after="80" w:line="240" w:lineRule="auto"/>
+              <w:spacing w:before="60" w:after="60" w:line="240" w:lineRule="auto"/>
               <w:jc w:val="center"/>
             </w:pPr>
             <m:oMathPara>
@@ -2715,7 +1987,7 @@
           </w:tcPr>
           <w:p>
             <w:pPr>
-              <w:spacing w:before="80" w:after="80" w:line="240" w:lineRule="auto"/>
+              <w:spacing w:before="60" w:after="60" w:line="240" w:lineRule="auto"/>
               <w:jc w:val="right"/>
             </w:pPr>
             <w:r>
@@ -2735,7 +2007,7 @@
       <w:pPr>
         <w:keepNext w:val="0"/>
         <w:widowControl/>
-        <w:spacing w:before="0" w:after="120" w:line="360" w:lineRule="auto"/>
+        <w:spacing w:before="0" w:after="40" w:line="360" w:lineRule="auto"/>
         <w:jc w:val="both"/>
       </w:pPr>
       <w:r>
@@ -2763,15 +2035,15 @@
           <w:i w:val="0"/>
           <w:sz w:val="24"/>
         </w:rPr>
-        <w:t xml:space="preserve"> is a prior set by the publisher’s record: 0.02 for an outlet with a strong record, 0.06 for an ordinary one, 0.15 for an unrated outlet, 0.25 for a poor record or an impersonating page, and 0.35 for a post from a social-media account. These priors are declared, not measured, and every report labels them that way.</w:t>
+        <w:t xml:space="preserve"> is a prior set by the publisher’s record. We use 0.02 for an outlet with a strong record, 0.06 for an ordinary one, 0.15 for an unrated outlet, 0.25 for a poor record or an impersonating page and 0.35 for a social-media post. These values are our own choice, not measurements, and every report says so.</w:t>
       </w:r>
     </w:p>
     <w:p>
       <w:pPr>
         <w:keepNext w:val="0"/>
         <w:widowControl/>
-        <w:spacing w:before="0" w:after="120" w:line="360" w:lineRule="auto"/>
-        <w:ind w:firstLine="720"/>
+        <w:spacing w:before="0" w:after="40" w:line="360" w:lineRule="auto"/>
+        <w:ind w:firstLine="576"/>
         <w:jc w:val="both"/>
       </w:pPr>
       <w:r>
@@ -2781,7 +2053,7 @@
           <w:i w:val="0"/>
           <w:sz w:val="24"/>
         </w:rPr>
-        <w:t xml:space="preserve">The admissibility rule divides the observations into </w:t>
+        <w:t xml:space="preserve">Observations are split into </w:t>
       </w:r>
       <w:r>
         <w:rPr>
@@ -2809,7 +2081,7 @@
           <w:i w:val="0"/>
           <w:sz w:val="24"/>
         </w:rPr>
-        <w:t xml:space="preserve">, those the author controls, and </w:t>
+        <w:t xml:space="preserve">, which the author controls, and </w:t>
       </w:r>
       <w:r>
         <w:rPr>
@@ -2837,7 +2109,53 @@
           <w:i w:val="0"/>
           <w:sz w:val="24"/>
         </w:rPr>
-        <w:t>, those outside the author’s control. For an author-controlled observation, only the incriminating part is admitted:</w:t>
+        <w:t xml:space="preserve">, which the author does not. For </w:t>
+      </w:r>
+      <w:r>
+        <w:rPr>
+          <w:rFonts w:ascii="Times New Roman" w:hAnsi="Times New Roman" w:cs="Times New Roman" w:eastAsia="Times New Roman"/>
+          <w:b w:val="0"/>
+          <w:i/>
+          <w:sz w:val="24"/>
+        </w:rPr>
+        <w:t>o</w:t>
+      </w:r>
+      <w:r>
+        <w:rPr>
+          <w:rFonts w:ascii="Times New Roman" w:hAnsi="Times New Roman" w:cs="Times New Roman" w:eastAsia="Times New Roman"/>
+          <w:b w:val="0"/>
+          <w:i w:val="0"/>
+          <w:sz w:val="24"/>
+        </w:rPr>
+        <w:t xml:space="preserve"> ∈ </w:t>
+      </w:r>
+      <w:r>
+        <w:rPr>
+          <w:rFonts w:ascii="Times New Roman" w:hAnsi="Times New Roman" w:cs="Times New Roman" w:eastAsia="Times New Roman"/>
+          <w:b w:val="0"/>
+          <w:i/>
+          <w:sz w:val="24"/>
+        </w:rPr>
+        <w:t>O</w:t>
+      </w:r>
+      <w:r>
+        <w:rPr>
+          <w:rFonts w:ascii="Times New Roman" w:hAnsi="Times New Roman" w:cs="Times New Roman" w:eastAsia="Times New Roman"/>
+          <w:b w:val="0"/>
+          <w:i w:val="0"/>
+          <w:sz w:val="24"/>
+          <w:vertAlign w:val="subscript"/>
+        </w:rPr>
+        <w:t>A</w:t>
+      </w:r>
+      <w:r>
+        <w:rPr>
+          <w:rFonts w:ascii="Times New Roman" w:hAnsi="Times New Roman" w:cs="Times New Roman" w:eastAsia="Times New Roman"/>
+          <w:b w:val="0"/>
+          <w:i w:val="0"/>
+          <w:sz w:val="24"/>
+        </w:rPr>
+        <w:t xml:space="preserve"> only the part that counts against the story is kept:</w:t>
       </w:r>
     </w:p>
     <w:tbl>
@@ -2873,7 +2191,7 @@
           </w:tcPr>
           <w:p>
             <w:pPr>
-              <w:spacing w:before="80" w:after="80" w:line="240" w:lineRule="auto"/>
+              <w:spacing w:before="60" w:after="60" w:line="240" w:lineRule="auto"/>
             </w:pPr>
           </w:p>
         </w:tc>
@@ -2890,7 +2208,7 @@
           </w:tcPr>
           <w:p>
             <w:pPr>
-              <w:spacing w:before="80" w:after="80" w:line="240" w:lineRule="auto"/>
+              <w:spacing w:before="60" w:after="60" w:line="240" w:lineRule="auto"/>
               <w:jc w:val="center"/>
             </w:pPr>
             <m:oMathPara>
@@ -2985,7 +2303,7 @@
           </w:tcPr>
           <w:p>
             <w:pPr>
-              <w:spacing w:before="80" w:after="80" w:line="240" w:lineRule="auto"/>
+              <w:spacing w:before="60" w:after="60" w:line="240" w:lineRule="auto"/>
               <w:jc w:val="right"/>
             </w:pPr>
             <w:r>
@@ -3005,7 +2323,7 @@
       <w:pPr>
         <w:keepNext w:val="0"/>
         <w:widowControl/>
-        <w:spacing w:before="0" w:after="120" w:line="360" w:lineRule="auto"/>
+        <w:spacing w:before="0" w:after="40" w:line="360" w:lineRule="auto"/>
         <w:jc w:val="both"/>
       </w:pPr>
       <w:r>
@@ -3015,15 +2333,15 @@
           <w:i w:val="0"/>
           <w:sz w:val="24"/>
         </w:rPr>
-        <w:t>The reason is adversarial rather than statistical. On a corpus of crude fabrications, fluent prose really does predict a genuine article, and a model trained there will learn to reward it. A competent fabricator supplies fluent prose on purpose, so the lesson fails exactly when it matters, and the rule declines to learn it. Two useful properties follow. An observation that carries no information has a ratio of one and contributes zero, so abstaining on a single factor falls out of the arithmetic and needs no special case in the code. An observation that has never been measured also contributes zero, and the report names it as unmeasured instead of giving it an invented weight.</w:t>
+        <w:t>On a corpus of crude fakes, fluent writing really does predict a genuine article, and an unconstrained model learns to reward it. A careful fabricator writes fluently on purpose, so that lesson fails when it matters most. A side effect of Eq. (3) is that a check that tells us nothing, with a ratio of one, adds exactly zero, and so does a band that has never been measured. The report names such checks instead of giving them a made-up weight.</w:t>
       </w:r>
     </w:p>
     <w:p>
       <w:pPr>
         <w:keepNext w:val="0"/>
         <w:widowControl/>
-        <w:spacing w:before="0" w:after="120" w:line="360" w:lineRule="auto"/>
-        <w:ind w:firstLine="720"/>
+        <w:spacing w:before="0" w:after="40" w:line="360" w:lineRule="auto"/>
+        <w:ind w:firstLine="576"/>
         <w:jc w:val="both"/>
       </w:pPr>
       <w:r>
@@ -3033,7 +2351,7 @@
           <w:i w:val="0"/>
           <w:sz w:val="24"/>
         </w:rPr>
-        <w:t xml:space="preserve">The writing checks overlap, because they all read the same prose. Across the four checks the mean correlation </w:t>
+        <w:t xml:space="preserve">The four writing checks read the same prose and are correlated. Their mean pairwise correlation </w:t>
       </w:r>
       <w:r>
         <w:rPr>
@@ -3051,7 +2369,7 @@
           <w:i w:val="0"/>
           <w:sz w:val="24"/>
         </w:rPr>
-        <w:t xml:space="preserve"> was 0.55, and headline quality and language correlated at 0.93. Under equal correlation, the effective number of independent checks among </w:t>
+        <w:t xml:space="preserve"> was 0.55, and headline quality and slant correlated at 0.93. With </w:t>
       </w:r>
       <w:r>
         <w:rPr>
@@ -3069,7 +2387,7 @@
           <w:i w:val="0"/>
           <w:sz w:val="24"/>
         </w:rPr>
-        <w:t xml:space="preserve"> is</w:t>
+        <w:t xml:space="preserve"> checks and equal correlation, the effective number of independent checks is</w:t>
       </w:r>
     </w:p>
     <w:tbl>
@@ -3105,7 +2423,7 @@
           </w:tcPr>
           <w:p>
             <w:pPr>
-              <w:spacing w:before="80" w:after="80" w:line="240" w:lineRule="auto"/>
+              <w:spacing w:before="60" w:after="60" w:line="240" w:lineRule="auto"/>
             </w:pPr>
           </w:p>
         </w:tc>
@@ -3122,7 +2440,7 @@
           </w:tcPr>
           <w:p>
             <w:pPr>
-              <w:spacing w:before="80" w:after="80" w:line="240" w:lineRule="auto"/>
+              <w:spacing w:before="60" w:after="60" w:line="240" w:lineRule="auto"/>
               <w:jc w:val="center"/>
             </w:pPr>
             <m:oMathPara>
@@ -3196,7 +2514,7 @@
           </w:tcPr>
           <w:p>
             <w:pPr>
-              <w:spacing w:before="80" w:after="80" w:line="240" w:lineRule="auto"/>
+              <w:spacing w:before="60" w:after="60" w:line="240" w:lineRule="auto"/>
               <w:jc w:val="right"/>
             </w:pPr>
             <w:r>
@@ -3216,7 +2534,7 @@
       <w:pPr>
         <w:keepNext w:val="0"/>
         <w:widowControl/>
-        <w:spacing w:before="0" w:after="120" w:line="360" w:lineRule="auto"/>
+        <w:spacing w:before="0" w:after="40" w:line="360" w:lineRule="auto"/>
         <w:jc w:val="both"/>
       </w:pPr>
       <w:r>
@@ -3226,7 +2544,7 @@
           <w:i w:val="0"/>
           <w:sz w:val="24"/>
         </w:rPr>
-        <w:t xml:space="preserve">which gives 1.52 for our four checks. Their summed weight is therefore scaled by </w:t>
+        <w:t xml:space="preserve">which is 1.52 for our four, so their total weight is multiplied by </w:t>
       </w:r>
       <w:r>
         <w:rPr>
@@ -3272,15 +2590,36 @@
           <w:i w:val="0"/>
           <w:sz w:val="24"/>
         </w:rPr>
-        <w:t xml:space="preserve"> = 0.379 and capped at 8 decibans.</w:t>
+        <w:t xml:space="preserve"> = 0.379 and capped at 8 decibans. Finally, the summed log-odds are calibrated with isotonic regression [17] on held-out data. When we first fitted the map, it quietly put back the weight Eq. (3) had removed, because it was fitted on ISOT, where clean style does go with genuine articles. The clamp is now applied again after calibration, and a regression test checks it.</w:t>
+      </w:r>
+    </w:p>
+    <w:p>
+      <w:pPr>
+        <w:keepNext/>
+        <w:widowControl/>
+        <w:tabs>
+          <w:tab w:pos="648" w:val="left"/>
+        </w:tabs>
+        <w:spacing w:before="160" w:after="40" w:line="360" w:lineRule="auto"/>
+        <w:jc w:val="left"/>
+      </w:pPr>
+      <w:r>
+        <w:rPr>
+          <w:rFonts w:ascii="Times New Roman" w:hAnsi="Times New Roman" w:cs="Times New Roman" w:eastAsia="Times New Roman"/>
+          <w:b/>
+          <w:i w:val="0"/>
+          <w:sz w:val="24"/>
+        </w:rPr>
+        <w:t>3.6</w:t>
+        <w:tab/>
+        <w:t>Verdict Rules</w:t>
       </w:r>
     </w:p>
     <w:p>
       <w:pPr>
         <w:keepNext w:val="0"/>
         <w:widowControl/>
-        <w:spacing w:before="0" w:after="120" w:line="360" w:lineRule="auto"/>
-        <w:ind w:firstLine="720"/>
+        <w:spacing w:before="0" w:after="40" w:line="360" w:lineRule="auto"/>
         <w:jc w:val="both"/>
       </w:pPr>
       <w:r>
@@ -3290,76 +2629,34 @@
           <w:i w:val="0"/>
           <w:sz w:val="24"/>
         </w:rPr>
-        <w:t>Finally, the summed log-odds are mapped to a probability with isotonic regression (Zadrozny &amp; Elkan, 2002) fitted on held-out data. We found that the fitted map, trained where clean style does predict genuine articles, quietly restored the exculpatory weight the rule had removed, so the rule is applied again after calibration. A regression test now guards that step.</w:t>
+        <w:t>The probability and the verdict answer different questions. The probability is graded belief. The verdict says what has been established. It comes from an ordered list of rules (Table 2), the first rule that matches decides, and its name is shown to the reader. The two can disagree, and that is deliberate. An uncorroborated story may get a low probability simply because most stories are genuine, but nothing about it has been confirmed, so it stays CANNOT VERIFY.</w:t>
       </w:r>
     </w:p>
     <w:p>
       <w:pPr>
         <w:keepNext/>
         <w:widowControl/>
-        <w:spacing w:before="120" w:after="40" w:line="360" w:lineRule="auto"/>
-        <w:jc w:val="left"/>
-      </w:pPr>
-      <w:r>
-        <w:rPr>
-          <w:rFonts w:ascii="Times New Roman" w:hAnsi="Times New Roman" w:cs="Times New Roman" w:eastAsia="Times New Roman"/>
-          <w:b/>
-          <w:i/>
-          <w:sz w:val="24"/>
-        </w:rPr>
-        <w:t>3.8 Verdict Rules and Abstention</w:t>
-      </w:r>
-    </w:p>
-    <w:p>
-      <w:pPr>
-        <w:keepNext w:val="0"/>
-        <w:widowControl/>
-        <w:spacing w:before="0" w:after="120" w:line="360" w:lineRule="auto"/>
-        <w:ind w:firstLine="720"/>
+        <w:spacing w:before="160" w:after="80" w:line="276" w:lineRule="auto"/>
+        <w:ind w:left="432" w:right="432"/>
         <w:jc w:val="both"/>
-      </w:pPr>
-      <w:r>
-        <w:rPr>
-          <w:rFonts w:ascii="Times New Roman" w:hAnsi="Times New Roman" w:cs="Times New Roman" w:eastAsia="Times New Roman"/>
-          <w:b w:val="0"/>
-          <w:i w:val="0"/>
-          <w:sz w:val="24"/>
-        </w:rPr>
-        <w:t>The probability expresses graded belief. A separate verdict states what has been established. It is chosen by an ordered set of rules from the evidence gathered, and the rule that fired is shown with it (Table 2). The two can diverge, and that is intended. An uncorroborated story may carry a low probability of fabrication simply because most stories are genuine, yet nothing about it has been established, so its verdict remains CANNOT VERIFY.</w:t>
-      </w:r>
-    </w:p>
-    <w:p>
-      <w:pPr>
-        <w:keepNext/>
-        <w:widowControl/>
-        <w:spacing w:before="160" w:after="40" w:line="276" w:lineRule="auto"/>
-        <w:jc w:val="left"/>
       </w:pPr>
       <w:r>
         <w:rPr>
           <w:rFonts w:ascii="Times New Roman" w:hAnsi="Times New Roman" w:cs="Times New Roman" w:eastAsia="Times New Roman"/>
           <w:b/>
           <w:i w:val="0"/>
-          <w:sz w:val="24"/>
+          <w:sz w:val="22"/>
         </w:rPr>
-        <w:t>Table 2</w:t>
+        <w:t>Table 2.</w:t>
       </w:r>
-    </w:p>
-    <w:p>
-      <w:pPr>
-        <w:keepNext/>
-        <w:widowControl/>
-        <w:spacing w:before="0" w:after="120" w:line="276" w:lineRule="auto"/>
-        <w:jc w:val="left"/>
-      </w:pPr>
       <w:r>
         <w:rPr>
           <w:rFonts w:ascii="Times New Roman" w:hAnsi="Times New Roman" w:cs="Times New Roman" w:eastAsia="Times New Roman"/>
           <w:b w:val="0"/>
-          <w:i/>
-          <w:sz w:val="24"/>
+          <w:i w:val="0"/>
+          <w:sz w:val="22"/>
         </w:rPr>
-        <w:t>Verdict Rules in Order of Precedence</w:t>
+        <w:t xml:space="preserve"> Verdict rules in order of precedence. Input that fails the admissibility check is refused before these rules are reached.</w:t>
       </w:r>
     </w:p>
     <w:tbl>
@@ -3379,7 +2676,7 @@
       <w:tblGrid>
         <w:gridCol w:w="792"/>
         <w:gridCol w:w="5184"/>
-        <w:gridCol w:w="3024"/>
+        <w:gridCol w:w="3052"/>
       </w:tblGrid>
       <w:tr>
         <w:trPr>
@@ -3393,7 +2690,6 @@
             <w:tcBorders>
               <w:left w:val="nil"/>
               <w:right w:val="nil"/>
-              <w:insideV w:val="nil"/>
               <w:top w:val="single" w:sz="10" w:space="0" w:color="000000"/>
               <w:bottom w:val="single" w:sz="6" w:space="0" w:color="000000"/>
             </w:tcBorders>
@@ -3422,7 +2718,6 @@
             <w:tcBorders>
               <w:left w:val="nil"/>
               <w:right w:val="nil"/>
-              <w:insideV w:val="nil"/>
               <w:top w:val="single" w:sz="10" w:space="0" w:color="000000"/>
               <w:bottom w:val="single" w:sz="6" w:space="0" w:color="000000"/>
             </w:tcBorders>
@@ -3446,12 +2741,11 @@
         </w:tc>
         <w:tc>
           <w:tcPr>
-            <w:tcW w:type="dxa" w:w="3024"/>
+            <w:tcW w:type="dxa" w:w="3053"/>
             <w:vAlign w:val="center"/>
             <w:tcBorders>
               <w:left w:val="nil"/>
               <w:right w:val="nil"/>
-              <w:insideV w:val="nil"/>
               <w:top w:val="single" w:sz="10" w:space="0" w:color="000000"/>
               <w:bottom w:val="single" w:sz="6" w:space="0" w:color="000000"/>
             </w:tcBorders>
@@ -3485,7 +2779,6 @@
             <w:tcBorders>
               <w:left w:val="nil"/>
               <w:right w:val="nil"/>
-              <w:insideV w:val="nil"/>
             </w:tcBorders>
           </w:tcPr>
           <w:p>
@@ -3512,7 +2805,6 @@
             <w:tcBorders>
               <w:left w:val="nil"/>
               <w:right w:val="nil"/>
-              <w:insideV w:val="nil"/>
             </w:tcBorders>
           </w:tcPr>
           <w:p>
@@ -3534,12 +2826,11 @@
         </w:tc>
         <w:tc>
           <w:tcPr>
-            <w:tcW w:type="dxa" w:w="3024"/>
+            <w:tcW w:type="dxa" w:w="3053"/>
             <w:vAlign w:val="center"/>
             <w:tcBorders>
               <w:left w:val="nil"/>
               <w:right w:val="nil"/>
-              <w:insideV w:val="nil"/>
             </w:tcBorders>
           </w:tcPr>
           <w:p>
@@ -3571,7 +2862,6 @@
             <w:tcBorders>
               <w:left w:val="nil"/>
               <w:right w:val="nil"/>
-              <w:insideV w:val="nil"/>
             </w:tcBorders>
           </w:tcPr>
           <w:p>
@@ -3598,7 +2888,6 @@
             <w:tcBorders>
               <w:left w:val="nil"/>
               <w:right w:val="nil"/>
-              <w:insideV w:val="nil"/>
             </w:tcBorders>
           </w:tcPr>
           <w:p>
@@ -3620,12 +2909,11 @@
         </w:tc>
         <w:tc>
           <w:tcPr>
-            <w:tcW w:type="dxa" w:w="3024"/>
+            <w:tcW w:type="dxa" w:w="3053"/>
             <w:vAlign w:val="center"/>
             <w:tcBorders>
               <w:left w:val="nil"/>
               <w:right w:val="nil"/>
-              <w:insideV w:val="nil"/>
             </w:tcBorders>
           </w:tcPr>
           <w:p>
@@ -3657,7 +2945,6 @@
             <w:tcBorders>
               <w:left w:val="nil"/>
               <w:right w:val="nil"/>
-              <w:insideV w:val="nil"/>
             </w:tcBorders>
           </w:tcPr>
           <w:p>
@@ -3684,7 +2971,6 @@
             <w:tcBorders>
               <w:left w:val="nil"/>
               <w:right w:val="nil"/>
-              <w:insideV w:val="nil"/>
             </w:tcBorders>
           </w:tcPr>
           <w:p>
@@ -3706,12 +2992,11 @@
         </w:tc>
         <w:tc>
           <w:tcPr>
-            <w:tcW w:type="dxa" w:w="3024"/>
+            <w:tcW w:type="dxa" w:w="3053"/>
             <w:vAlign w:val="center"/>
             <w:tcBorders>
               <w:left w:val="nil"/>
               <w:right w:val="nil"/>
-              <w:insideV w:val="nil"/>
             </w:tcBorders>
           </w:tcPr>
           <w:p>
@@ -3743,7 +3028,6 @@
             <w:tcBorders>
               <w:left w:val="nil"/>
               <w:right w:val="nil"/>
-              <w:insideV w:val="nil"/>
             </w:tcBorders>
           </w:tcPr>
           <w:p>
@@ -3770,7 +3054,6 @@
             <w:tcBorders>
               <w:left w:val="nil"/>
               <w:right w:val="nil"/>
-              <w:insideV w:val="nil"/>
             </w:tcBorders>
           </w:tcPr>
           <w:p>
@@ -3792,12 +3075,11 @@
         </w:tc>
         <w:tc>
           <w:tcPr>
-            <w:tcW w:type="dxa" w:w="3024"/>
+            <w:tcW w:type="dxa" w:w="3053"/>
             <w:vAlign w:val="center"/>
             <w:tcBorders>
               <w:left w:val="nil"/>
               <w:right w:val="nil"/>
-              <w:insideV w:val="nil"/>
             </w:tcBorders>
           </w:tcPr>
           <w:p>
@@ -3829,7 +3111,6 @@
             <w:tcBorders>
               <w:left w:val="nil"/>
               <w:right w:val="nil"/>
-              <w:insideV w:val="nil"/>
             </w:tcBorders>
           </w:tcPr>
           <w:p>
@@ -3856,7 +3137,6 @@
             <w:tcBorders>
               <w:left w:val="nil"/>
               <w:right w:val="nil"/>
-              <w:insideV w:val="nil"/>
             </w:tcBorders>
           </w:tcPr>
           <w:p>
@@ -3878,12 +3158,11 @@
         </w:tc>
         <w:tc>
           <w:tcPr>
-            <w:tcW w:type="dxa" w:w="3024"/>
+            <w:tcW w:type="dxa" w:w="3053"/>
             <w:vAlign w:val="center"/>
             <w:tcBorders>
               <w:left w:val="nil"/>
               <w:right w:val="nil"/>
-              <w:insideV w:val="nil"/>
             </w:tcBorders>
           </w:tcPr>
           <w:p>
@@ -3915,7 +3194,6 @@
             <w:tcBorders>
               <w:left w:val="nil"/>
               <w:right w:val="nil"/>
-              <w:insideV w:val="nil"/>
             </w:tcBorders>
           </w:tcPr>
           <w:p>
@@ -3942,7 +3220,6 @@
             <w:tcBorders>
               <w:left w:val="nil"/>
               <w:right w:val="nil"/>
-              <w:insideV w:val="nil"/>
             </w:tcBorders>
           </w:tcPr>
           <w:p>
@@ -3958,18 +3235,17 @@
                 <w:i w:val="0"/>
                 <w:sz w:val="22"/>
               </w:rPr>
-              <w:t>No checkable claim remains after extraction</w:t>
+              <w:t>No checkable claim is left after extraction</w:t>
             </w:r>
           </w:p>
         </w:tc>
         <w:tc>
           <w:tcPr>
-            <w:tcW w:type="dxa" w:w="3024"/>
+            <w:tcW w:type="dxa" w:w="3053"/>
             <w:vAlign w:val="center"/>
             <w:tcBorders>
               <w:left w:val="nil"/>
               <w:right w:val="nil"/>
-              <w:insideV w:val="nil"/>
             </w:tcBorders>
           </w:tcPr>
           <w:p>
@@ -4001,7 +3277,6 @@
             <w:tcBorders>
               <w:left w:val="nil"/>
               <w:right w:val="nil"/>
-              <w:insideV w:val="nil"/>
             </w:tcBorders>
           </w:tcPr>
           <w:p>
@@ -4028,7 +3303,6 @@
             <w:tcBorders>
               <w:left w:val="nil"/>
               <w:right w:val="nil"/>
-              <w:insideV w:val="nil"/>
             </w:tcBorders>
           </w:tcPr>
           <w:p>
@@ -4050,12 +3324,11 @@
         </w:tc>
         <w:tc>
           <w:tcPr>
-            <w:tcW w:type="dxa" w:w="3024"/>
+            <w:tcW w:type="dxa" w:w="3053"/>
             <w:vAlign w:val="center"/>
             <w:tcBorders>
               <w:left w:val="nil"/>
               <w:right w:val="nil"/>
-              <w:insideV w:val="nil"/>
             </w:tcBorders>
           </w:tcPr>
           <w:p>
@@ -4087,7 +3360,6 @@
             <w:tcBorders>
               <w:left w:val="nil"/>
               <w:right w:val="nil"/>
-              <w:insideV w:val="nil"/>
             </w:tcBorders>
           </w:tcPr>
           <w:p>
@@ -4114,7 +3386,6 @@
             <w:tcBorders>
               <w:left w:val="nil"/>
               <w:right w:val="nil"/>
-              <w:insideV w:val="nil"/>
             </w:tcBorders>
           </w:tcPr>
           <w:p>
@@ -4136,12 +3407,11 @@
         </w:tc>
         <w:tc>
           <w:tcPr>
-            <w:tcW w:type="dxa" w:w="3024"/>
+            <w:tcW w:type="dxa" w:w="3053"/>
             <w:vAlign w:val="center"/>
             <w:tcBorders>
               <w:left w:val="nil"/>
               <w:right w:val="nil"/>
-              <w:insideV w:val="nil"/>
             </w:tcBorders>
           </w:tcPr>
           <w:p>
@@ -4173,7 +3443,6 @@
             <w:tcBorders>
               <w:left w:val="nil"/>
               <w:right w:val="nil"/>
-              <w:insideV w:val="nil"/>
             </w:tcBorders>
           </w:tcPr>
           <w:p>
@@ -4200,7 +3469,6 @@
             <w:tcBorders>
               <w:left w:val="nil"/>
               <w:right w:val="nil"/>
-              <w:insideV w:val="nil"/>
             </w:tcBorders>
           </w:tcPr>
           <w:p>
@@ -4222,12 +3490,11 @@
         </w:tc>
         <w:tc>
           <w:tcPr>
-            <w:tcW w:type="dxa" w:w="3024"/>
+            <w:tcW w:type="dxa" w:w="3053"/>
             <w:vAlign w:val="center"/>
             <w:tcBorders>
               <w:left w:val="nil"/>
               <w:right w:val="nil"/>
-              <w:insideV w:val="nil"/>
             </w:tcBorders>
           </w:tcPr>
           <w:p>
@@ -4259,7 +3526,6 @@
             <w:tcBorders>
               <w:left w:val="nil"/>
               <w:right w:val="nil"/>
-              <w:insideV w:val="nil"/>
               <w:bottom w:val="single" w:sz="10" w:space="0" w:color="000000"/>
             </w:tcBorders>
           </w:tcPr>
@@ -4287,7 +3553,6 @@
             <w:tcBorders>
               <w:left w:val="nil"/>
               <w:right w:val="nil"/>
-              <w:insideV w:val="nil"/>
               <w:bottom w:val="single" w:sz="10" w:space="0" w:color="000000"/>
             </w:tcBorders>
           </w:tcPr>
@@ -4310,12 +3575,11 @@
         </w:tc>
         <w:tc>
           <w:tcPr>
-            <w:tcW w:type="dxa" w:w="3024"/>
+            <w:tcW w:type="dxa" w:w="3053"/>
             <w:vAlign w:val="center"/>
             <w:tcBorders>
               <w:left w:val="nil"/>
               <w:right w:val="nil"/>
-              <w:insideV w:val="nil"/>
               <w:bottom w:val="single" w:sz="10" w:space="0" w:color="000000"/>
             </w:tcBorders>
           </w:tcPr>
@@ -4332,7 +3596,7 @@
                 <w:i w:val="0"/>
                 <w:sz w:val="22"/>
               </w:rPr>
-              <w:t>CANNOT VERIFY (not confirmed)</w:t>
+              <w:t>CANNOT VERIFY</w:t>
             </w:r>
           </w:p>
         </w:tc>
@@ -4342,51 +3606,37 @@
       <w:pPr>
         <w:keepNext w:val="0"/>
         <w:widowControl/>
-        <w:spacing w:before="80" w:after="200" w:line="276" w:lineRule="auto"/>
+        <w:spacing w:before="0" w:after="160" w:line="240" w:lineRule="auto"/>
         <w:jc w:val="both"/>
       </w:pPr>
-      <w:r>
-        <w:rPr>
-          <w:rFonts w:ascii="Times New Roman" w:hAnsi="Times New Roman" w:cs="Times New Roman" w:eastAsia="Times New Roman"/>
-          <w:b w:val="0"/>
-          <w:i/>
-          <w:sz w:val="21"/>
-        </w:rPr>
-        <w:t>Note.</w:t>
-      </w:r>
-      <w:r>
-        <w:rPr>
-          <w:rFonts w:ascii="Times New Roman" w:hAnsi="Times New Roman" w:cs="Times New Roman" w:eastAsia="Times New Roman"/>
-          <w:b w:val="0"/>
-          <w:i w:val="0"/>
-          <w:sz w:val="21"/>
-        </w:rPr>
-        <w:t xml:space="preserve"> Input that fails the admissibility check is declined before these rules are reached.</w:t>
-      </w:r>
     </w:p>
     <w:p>
       <w:pPr>
         <w:keepNext/>
         <w:widowControl/>
-        <w:spacing w:before="120" w:after="40" w:line="360" w:lineRule="auto"/>
+        <w:tabs>
+          <w:tab w:pos="648" w:val="left"/>
+        </w:tabs>
+        <w:spacing w:before="160" w:after="40" w:line="360" w:lineRule="auto"/>
         <w:jc w:val="left"/>
       </w:pPr>
       <w:r>
         <w:rPr>
           <w:rFonts w:ascii="Times New Roman" w:hAnsi="Times New Roman" w:cs="Times New Roman" w:eastAsia="Times New Roman"/>
           <w:b/>
-          <w:i/>
+          <w:i w:val="0"/>
           <w:sz w:val="24"/>
         </w:rPr>
-        <w:t>3.9 Model Routing and Implementation</w:t>
+        <w:t>3.7</w:t>
+        <w:tab/>
+        <w:t>Model Routing</w:t>
       </w:r>
     </w:p>
     <w:p>
       <w:pPr>
         <w:keepNext w:val="0"/>
         <w:widowControl/>
-        <w:spacing w:before="0" w:after="120" w:line="360" w:lineRule="auto"/>
-        <w:ind w:firstLine="720"/>
+        <w:spacing w:before="0" w:after="40" w:line="360" w:lineRule="auto"/>
         <w:jc w:val="both"/>
       </w:pPr>
       <w:r>
@@ -4396,15 +3646,33 @@
           <w:i w:val="0"/>
           <w:sz w:val="24"/>
         </w:rPr>
-        <w:t>All language-model calls pass through one gateway that can use a local model (Llama 3.1 8B served by Ollama) or two hosted services, NVIDIA NIM and Google Gemini. Which provider handles which task was decided by measurement (Section 5.5). A task is routed locally only if at least 80 per cent of local replies are valid, at least 80 per cent are correct where the right answer is known, and the local scores stay within 2 points of the hosted reference on the 0 to 10 scale. The gateway retries a congested service and moves to the next model when one is withdrawn, which happened to a hosted model we relied on midway through the project. If no provider answers at all, each writing check falls back to a deterministic analyser based on word lists and surface patterns, and the report marks every check that ran in this degraded mode.</w:t>
+        <w:t xml:space="preserve">Every language-model call goes through one gateway with three providers: a local Llama 3.1 8B model served by Ollama, NVIDIA NIM and Google Gemini. We chose the provider for each task by measurement. A task goes to the local model only if at least 80% of its local replies are valid, at least 80% are correct where the answer is known, and its scores stay within 2 points of the hosted reference on the 0–10 scale. The gateway retries congested providers and moves on when a model is withdrawn. That happened to us once: NVIDIA retired </w:t>
+      </w:r>
+      <w:r>
+        <w:rPr>
+          <w:rFonts w:ascii="Courier New" w:hAnsi="Courier New" w:cs="Courier New" w:eastAsia="Courier New"/>
+          <w:b w:val="0"/>
+          <w:i w:val="0"/>
+          <w:sz w:val="21"/>
+        </w:rPr>
+        <w:t>meta/llama-3.1-8b-instruct</w:t>
+      </w:r>
+      <w:r>
+        <w:rPr>
+          <w:rFonts w:ascii="Times New Roman" w:hAnsi="Times New Roman" w:cs="Times New Roman" w:eastAsia="Times New Roman"/>
+          <w:b w:val="0"/>
+          <w:i w:val="0"/>
+          <w:sz w:val="24"/>
+        </w:rPr>
+        <w:t>, the model we had used in Phase I, on 26 August 2026, and every analysis began failing with HTTP 410. If no provider answers, each writing check falls back to word lists and surface patterns, and the report marks it as degraded.</w:t>
       </w:r>
     </w:p>
     <w:p>
       <w:pPr>
         <w:keepNext w:val="0"/>
         <w:widowControl/>
-        <w:spacing w:before="0" w:after="120" w:line="360" w:lineRule="auto"/>
-        <w:ind w:firstLine="720"/>
+        <w:spacing w:before="0" w:after="40" w:line="360" w:lineRule="auto"/>
+        <w:ind w:firstLine="576"/>
         <w:jc w:val="both"/>
       </w:pPr>
       <w:r>
@@ -4414,14 +3682,17 @@
           <w:i w:val="0"/>
           <w:sz w:val="24"/>
         </w:rPr>
-        <w:t>The application is built on MongoDB, Express, React and Node.js. Reports are cached by article address for 14 days, and results stream to the reader as each check finishes. The backend is covered by 182 automated tests and the frontend by 14, all of which run without network access or model keys.</w:t>
+        <w:t>The application is built with MongoDB, Express, React and Node.js. Reports are cached by article address for 14 days, results stream to the reader as each check finishes, and the code has 182 backend and 14 frontend tests that run without network access or API keys.</w:t>
       </w:r>
     </w:p>
     <w:p>
       <w:pPr>
         <w:keepNext/>
         <w:widowControl/>
-        <w:spacing w:before="240" w:after="80" w:line="360" w:lineRule="auto"/>
+        <w:tabs>
+          <w:tab w:pos="648" w:val="left"/>
+        </w:tabs>
+        <w:spacing w:before="160" w:after="40" w:line="360" w:lineRule="auto"/>
         <w:jc w:val="left"/>
       </w:pPr>
       <w:r>
@@ -4431,15 +3702,16 @@
           <w:i w:val="0"/>
           <w:sz w:val="24"/>
         </w:rPr>
-        <w:t>4. Evaluation Design</w:t>
+        <w:t>3.8</w:t>
+        <w:tab/>
+        <w:t>Evaluation</w:t>
       </w:r>
     </w:p>
     <w:p>
       <w:pPr>
         <w:keepNext w:val="0"/>
         <w:widowControl/>
-        <w:spacing w:before="0" w:after="120" w:line="360" w:lineRule="auto"/>
-        <w:ind w:firstLine="720"/>
+        <w:spacing w:before="0" w:after="40" w:line="360" w:lineRule="auto"/>
         <w:jc w:val="both"/>
       </w:pPr>
       <w:r>
@@ -4449,15 +3721,14 @@
           <w:i w:val="0"/>
           <w:sz w:val="24"/>
         </w:rPr>
-        <w:t>The evaluation was designed to answer five questions, each with its own test.</w:t>
+        <w:t>We used four test sets and one benchmark of the model providers.</w:t>
       </w:r>
     </w:p>
     <w:p>
       <w:pPr>
         <w:keepNext w:val="0"/>
         <w:widowControl/>
-        <w:spacing w:before="0" w:after="120" w:line="360" w:lineRule="auto"/>
-        <w:ind w:firstLine="720"/>
+        <w:spacing w:before="120" w:after="40" w:line="360" w:lineRule="auto"/>
         <w:jc w:val="both"/>
       </w:pPr>
       <w:r>
@@ -4467,7 +3738,7 @@
           <w:i w:val="0"/>
           <w:sz w:val="24"/>
         </w:rPr>
-        <w:t>Is the scoring model accurate and calibrated?</w:t>
+        <w:t>Held-out ISOT articles.</w:t>
       </w:r>
       <w:r>
         <w:rPr>
@@ -4476,15 +3747,14 @@
           <w:i w:val="0"/>
           <w:sz w:val="24"/>
         </w:rPr>
-        <w:t xml:space="preserve"> The model was estimated and tested on ISOT. We used 239 articles for which every writing check had been produced by the language model rather than by the fallback analyser, split by a hash of the article identifier into 119 for estimation and 120 for testing. All of ISOT’s genuine articles come from Reuters, so the outlet alone predicts the label. We therefore hid the source and removed agency prefixes such as ‘WASHINGTON (Reuters)’ from the text. Historical articles have no live coverage, so corroboration was not exercised; this test measures the content half of the model. The baseline is the hand-weighted sum described in Section 1, applied to the same check outputs. We report accuracy, ROC-AUC, the Brier score and the expected calibration error (ECE) over ten bins, together with ECE and precision computed only over accusations, that is, predictions that give a probability of fabrication above one half.</w:t>
+        <w:t xml:space="preserve"> After length filtering, ISOT [3] has 21,379 genuine and 21,915 fake articles. We used the 239 articles whose writing checks had all come from the language model and not from the fallback analysers. A hash of the article ID split them into 119 for estimating the ratios and 120 for testing. All of ISOT’s genuine articles come from Reuters, so we hid the source and stripped agency prefixes such as ‘WASHINGTON (Reuters)’, which would otherwise give the label away. Historical articles have no live coverage, so corroboration plays no part here, and this test covers only the writing half of the model. We had planned to use 300 articles but stopped at 239 when both hosted providers went down during the run, one with HTTP 503 errors and the other out of quota. The baseline is our earlier hand-weighted sum applied to the same check outputs. We report accuracy with 95% Wilson intervals, ROC-AUC, the Brier score and the expected calibration error (ECE) over ten bins. We also compute ECE and precision over accusations alone, meaning the predictions that put the probability of fabrication above 0.5.</w:t>
       </w:r>
     </w:p>
     <w:p>
       <w:pPr>
         <w:keepNext w:val="0"/>
         <w:widowControl/>
-        <w:spacing w:before="0" w:after="120" w:line="360" w:lineRule="auto"/>
-        <w:ind w:firstLine="720"/>
+        <w:spacing w:before="120" w:after="40" w:line="360" w:lineRule="auto"/>
         <w:jc w:val="both"/>
       </w:pPr>
       <w:r>
@@ -4494,7 +3764,7 @@
           <w:i w:val="0"/>
           <w:sz w:val="24"/>
         </w:rPr>
-        <w:t>Can careful writing still buy trust?</w:t>
+        <w:t>Adversarial set.</w:t>
       </w:r>
       <w:r>
         <w:rPr>
@@ -4503,15 +3773,14 @@
           <w:i w:val="0"/>
           <w:sz w:val="24"/>
         </w:rPr>
-        <w:t xml:space="preserve"> ISOT’s fabrications are crude, so it cannot test the attack this design is meant to resist. We therefore wrote ten items: five fabrications in plain newsroom register with named sources and no clickbait, one high-impact fabrication carrying manipulation signals, two genuine reports, a satirical piece and a commentary. Each item was scored twice from identical check outputs, once under each rule, using the deterministic analysers so that the result can be reproduced without network access.</w:t>
+        <w:t xml:space="preserve"> ISOT’s fakes are crude, so it cannot show whether good writing still buys trust. We wrote ten items: five fabrications in plain newsroom style with named sources and no clickbait, one high-impact fabrication with manipulation signals, two genuine reports, one satirical piece and one opinion column. Each item was scored under both rules from the same check outputs, using the rule-based analysers so that the run can be repeated without network access.</w:t>
       </w:r>
     </w:p>
     <w:p>
       <w:pPr>
         <w:keepNext w:val="0"/>
         <w:widowControl/>
-        <w:spacing w:before="0" w:after="120" w:line="360" w:lineRule="auto"/>
-        <w:ind w:firstLine="720"/>
+        <w:spacing w:before="120" w:after="40" w:line="360" w:lineRule="auto"/>
         <w:jc w:val="both"/>
       </w:pPr>
       <w:r>
@@ -4521,7 +3790,7 @@
           <w:i w:val="0"/>
           <w:sz w:val="24"/>
         </w:rPr>
-        <w:t>Does the deployed system behave correctly from end to end?</w:t>
+        <w:t>End-to-end cases.</w:t>
       </w:r>
       <w:r>
         <w:rPr>
@@ -4530,15 +3799,14 @@
           <w:i w:val="0"/>
           <w:sz w:val="24"/>
         </w:rPr>
-        <w:t xml:space="preserve"> Twelve cases were run through the live application on 4 October 2026, covering every verdict and every input type: pasted text, Tamil text, news links, screenshots and a YouTube video.</w:t>
+        <w:t xml:space="preserve"> Twelve cases went through the running application on 4 October 2026: pasted text, Tamil text, news links, screenshots and a YouTube video, with every verdict represented.</w:t>
       </w:r>
     </w:p>
     <w:p>
       <w:pPr>
         <w:keepNext w:val="0"/>
         <w:widowControl/>
-        <w:spacing w:before="0" w:after="120" w:line="360" w:lineRule="auto"/>
-        <w:ind w:firstLine="720"/>
+        <w:spacing w:before="120" w:after="40" w:line="360" w:lineRule="auto"/>
         <w:jc w:val="both"/>
       </w:pPr>
       <w:r>
@@ -4548,7 +3816,7 @@
           <w:i w:val="0"/>
           <w:sz w:val="24"/>
         </w:rPr>
-        <w:t>Can a copycat site borrow a trusted name?</w:t>
+        <w:t>Lookalike publishers.</w:t>
       </w:r>
       <w:r>
         <w:rPr>
@@ -4557,15 +3825,14 @@
           <w:i w:val="0"/>
           <w:sz w:val="24"/>
         </w:rPr>
-        <w:t xml:space="preserve"> We tested five lookalike addresses imitating the BBC, Reuters and the Associated Press, and ran a fabricated story on one of them live.</w:t>
+        <w:t xml:space="preserve"> We checked five lookalikes of the BBC, Reuters and the Associated Press, and ran a made-up income-tax story live on one of them.</w:t>
       </w:r>
     </w:p>
     <w:p>
       <w:pPr>
         <w:keepNext w:val="0"/>
         <w:widowControl/>
-        <w:spacing w:before="0" w:after="120" w:line="360" w:lineRule="auto"/>
-        <w:ind w:firstLine="720"/>
+        <w:spacing w:before="120" w:after="40" w:line="360" w:lineRule="auto"/>
         <w:jc w:val="both"/>
       </w:pPr>
       <w:r>
@@ -4575,7 +3842,7 @@
           <w:i w:val="0"/>
           <w:sz w:val="24"/>
         </w:rPr>
-        <w:t>Which model should run which task?</w:t>
+        <w:t>Providers.</w:t>
       </w:r>
       <w:r>
         <w:rPr>
@@ -4584,14 +3851,39 @@
           <w:i w:val="0"/>
           <w:sz w:val="24"/>
         </w:rPr>
-        <w:t xml:space="preserve"> Ten model tasks were run three times on each provider, with the configuration pinned so that a failing local model could not fall through to a hosted one and be recorded as a local success. The machine was a Windows 11 laptop with an NVIDIA RTX 5050 graphics card (8 GB). The hosted models were Nemotron 3 Super 120B on NVIDIA NIM and Gemini 3.1 Flash-Lite on Google Gemini.</w:t>
+        <w:t xml:space="preserve"> Each of ten model tasks ran three times per provider on a Windows 11 laptop with an NVIDIA RTX 5050 (8 GB). Each run was pinned to one provider, so that a failure could not fall through to another provider and be counted as a success. The hosted models were Nemotron 3 Super 120B on NIM and Gemini 3.1 Flash-Lite.</w:t>
       </w:r>
     </w:p>
     <w:p>
       <w:pPr>
         <w:keepNext/>
         <w:widowControl/>
-        <w:spacing w:before="240" w:after="80" w:line="360" w:lineRule="auto"/>
+        <w:tabs>
+          <w:tab w:pos="648" w:val="left"/>
+        </w:tabs>
+        <w:spacing w:before="280" w:after="80" w:line="360" w:lineRule="auto"/>
+        <w:jc w:val="left"/>
+      </w:pPr>
+      <w:r>
+        <w:rPr>
+          <w:rFonts w:ascii="Times New Roman" w:hAnsi="Times New Roman" w:cs="Times New Roman" w:eastAsia="Times New Roman"/>
+          <w:b/>
+          <w:i w:val="0"/>
+          <w:sz w:val="26"/>
+        </w:rPr>
+        <w:t>4</w:t>
+        <w:tab/>
+        <w:t>Results</w:t>
+      </w:r>
+    </w:p>
+    <w:p>
+      <w:pPr>
+        <w:keepNext/>
+        <w:widowControl/>
+        <w:tabs>
+          <w:tab w:pos="648" w:val="left"/>
+        </w:tabs>
+        <w:spacing w:before="160" w:after="40" w:line="360" w:lineRule="auto"/>
         <w:jc w:val="left"/>
       </w:pPr>
       <w:r>
@@ -4601,32 +3893,16 @@
           <w:i w:val="0"/>
           <w:sz w:val="24"/>
         </w:rPr>
-        <w:t>5. Results</w:t>
-      </w:r>
-    </w:p>
-    <w:p>
-      <w:pPr>
-        <w:keepNext/>
-        <w:widowControl/>
-        <w:spacing w:before="120" w:after="40" w:line="360" w:lineRule="auto"/>
-        <w:jc w:val="left"/>
-      </w:pPr>
-      <w:r>
-        <w:rPr>
-          <w:rFonts w:ascii="Times New Roman" w:hAnsi="Times New Roman" w:cs="Times New Roman" w:eastAsia="Times New Roman"/>
-          <w:b/>
-          <w:i/>
-          <w:sz w:val="24"/>
-        </w:rPr>
-        <w:t>5.1 Accuracy and Calibration on Held-Out Articles</w:t>
+        <w:t>4.1</w:t>
+        <w:tab/>
+        <w:t>Held-Out ISOT Articles</w:t>
       </w:r>
     </w:p>
     <w:p>
       <w:pPr>
         <w:keepNext w:val="0"/>
         <w:widowControl/>
-        <w:spacing w:before="0" w:after="120" w:line="360" w:lineRule="auto"/>
-        <w:ind w:firstLine="720"/>
+        <w:spacing w:before="0" w:after="40" w:line="360" w:lineRule="auto"/>
         <w:jc w:val="both"/>
       </w:pPr>
       <w:r>
@@ -4636,41 +3912,34 @@
           <w:i w:val="0"/>
           <w:sz w:val="24"/>
         </w:rPr>
-        <w:t>Table 3 and Figure 3 compare the two scoring rules on the 120 held-out articles. Accuracy is effectively the same: the proposed model classified 114 articles correctly and the baseline 115. The difference that matters lies in calibration on the cases where the system accuses. Expected calibration error on accusations fell from 0.267 to 0.152, a reduction of 43 per cent, while precision on accusations stayed at 0.967. When the proposed system says a story is probably fabricated, the probability it states is much closer to how often that turns out to be the case.</w:t>
+        <w:t>Table 3 and Fig. 3 compare the two rules on the 120 test articles. The proposed rule got 114 right (95.0%, 95% interval 89.5–97.7%) and the baseline 115 (95.8%, 90.6–98.2%), so accuracy is the same to within one article. The difference is in calibration on accusations. ECE there fell from 0.267 to 0.152, which is 43% lower, and precision on accusations stayed at 0.967. When the system says a story is probably fabricated, the probability it gives is closer to how often that is true.</w:t>
       </w:r>
     </w:p>
     <w:p>
       <w:pPr>
         <w:keepNext/>
         <w:widowControl/>
-        <w:spacing w:before="160" w:after="40" w:line="276" w:lineRule="auto"/>
-        <w:jc w:val="left"/>
+        <w:spacing w:before="160" w:after="80" w:line="276" w:lineRule="auto"/>
+        <w:ind w:left="432" w:right="432"/>
+        <w:jc w:val="both"/>
       </w:pPr>
       <w:r>
         <w:rPr>
           <w:rFonts w:ascii="Times New Roman" w:hAnsi="Times New Roman" w:cs="Times New Roman" w:eastAsia="Times New Roman"/>
           <w:b/>
           <w:i w:val="0"/>
-          <w:sz w:val="24"/>
+          <w:sz w:val="22"/>
         </w:rPr>
-        <w:t>Table 3</w:t>
+        <w:t>Table 3.</w:t>
       </w:r>
-    </w:p>
-    <w:p>
-      <w:pPr>
-        <w:keepNext/>
-        <w:widowControl/>
-        <w:spacing w:before="0" w:after="120" w:line="276" w:lineRule="auto"/>
-        <w:jc w:val="left"/>
-      </w:pPr>
       <w:r>
         <w:rPr>
           <w:rFonts w:ascii="Times New Roman" w:hAnsi="Times New Roman" w:cs="Times New Roman" w:eastAsia="Times New Roman"/>
           <w:b w:val="0"/>
-          <w:i/>
-          <w:sz w:val="24"/>
+          <w:i w:val="0"/>
+          <w:sz w:val="22"/>
         </w:rPr>
-        <w:t>Held-Out Comparison of the Two Scoring Rules</w:t>
+        <w:t xml:space="preserve"> Held-out comparison of the two scoring rules (120 ISOT articles; lower is better for ECE and Brier).</w:t>
       </w:r>
     </w:p>
     <w:tbl>
@@ -4708,7 +3977,6 @@
             <w:tcBorders>
               <w:left w:val="nil"/>
               <w:right w:val="nil"/>
-              <w:insideV w:val="nil"/>
               <w:top w:val="single" w:sz="10" w:space="0" w:color="000000"/>
               <w:bottom w:val="single" w:sz="6" w:space="0" w:color="000000"/>
             </w:tcBorders>
@@ -4726,7 +3994,7 @@
                 <w:i w:val="0"/>
                 <w:sz w:val="22"/>
               </w:rPr>
-              <w:t>Model</w:t>
+              <w:t>Rule</w:t>
             </w:r>
           </w:p>
         </w:tc>
@@ -4737,7 +4005,6 @@
             <w:tcBorders>
               <w:left w:val="nil"/>
               <w:right w:val="nil"/>
-              <w:insideV w:val="nil"/>
               <w:top w:val="single" w:sz="10" w:space="0" w:color="000000"/>
               <w:bottom w:val="single" w:sz="6" w:space="0" w:color="000000"/>
             </w:tcBorders>
@@ -4766,7 +4033,6 @@
             <w:tcBorders>
               <w:left w:val="nil"/>
               <w:right w:val="nil"/>
-              <w:insideV w:val="nil"/>
               <w:top w:val="single" w:sz="10" w:space="0" w:color="000000"/>
               <w:bottom w:val="single" w:sz="6" w:space="0" w:color="000000"/>
             </w:tcBorders>
@@ -4795,7 +4061,6 @@
             <w:tcBorders>
               <w:left w:val="nil"/>
               <w:right w:val="nil"/>
-              <w:insideV w:val="nil"/>
               <w:top w:val="single" w:sz="10" w:space="0" w:color="000000"/>
               <w:bottom w:val="single" w:sz="6" w:space="0" w:color="000000"/>
             </w:tcBorders>
@@ -4824,7 +4089,6 @@
             <w:tcBorders>
               <w:left w:val="nil"/>
               <w:right w:val="nil"/>
-              <w:insideV w:val="nil"/>
               <w:top w:val="single" w:sz="10" w:space="0" w:color="000000"/>
               <w:bottom w:val="single" w:sz="6" w:space="0" w:color="000000"/>
             </w:tcBorders>
@@ -4853,7 +4117,6 @@
             <w:tcBorders>
               <w:left w:val="nil"/>
               <w:right w:val="nil"/>
-              <w:insideV w:val="nil"/>
               <w:top w:val="single" w:sz="10" w:space="0" w:color="000000"/>
               <w:bottom w:val="single" w:sz="6" w:space="0" w:color="000000"/>
             </w:tcBorders>
@@ -4882,7 +4145,6 @@
             <w:tcBorders>
               <w:left w:val="nil"/>
               <w:right w:val="nil"/>
-              <w:insideV w:val="nil"/>
               <w:top w:val="single" w:sz="10" w:space="0" w:color="000000"/>
               <w:bottom w:val="single" w:sz="6" w:space="0" w:color="000000"/>
             </w:tcBorders>
@@ -4916,7 +4178,6 @@
             <w:tcBorders>
               <w:left w:val="nil"/>
               <w:right w:val="nil"/>
-              <w:insideV w:val="nil"/>
             </w:tcBorders>
           </w:tcPr>
           <w:p>
@@ -4943,7 +4204,6 @@
             <w:tcBorders>
               <w:left w:val="nil"/>
               <w:right w:val="nil"/>
-              <w:insideV w:val="nil"/>
             </w:tcBorders>
           </w:tcPr>
           <w:p>
@@ -4970,7 +4230,6 @@
             <w:tcBorders>
               <w:left w:val="nil"/>
               <w:right w:val="nil"/>
-              <w:insideV w:val="nil"/>
             </w:tcBorders>
           </w:tcPr>
           <w:p>
@@ -4997,7 +4256,6 @@
             <w:tcBorders>
               <w:left w:val="nil"/>
               <w:right w:val="nil"/>
-              <w:insideV w:val="nil"/>
             </w:tcBorders>
           </w:tcPr>
           <w:p>
@@ -5024,7 +4282,6 @@
             <w:tcBorders>
               <w:left w:val="nil"/>
               <w:right w:val="nil"/>
-              <w:insideV w:val="nil"/>
             </w:tcBorders>
           </w:tcPr>
           <w:p>
@@ -5051,7 +4308,6 @@
             <w:tcBorders>
               <w:left w:val="nil"/>
               <w:right w:val="nil"/>
-              <w:insideV w:val="nil"/>
             </w:tcBorders>
           </w:tcPr>
           <w:p>
@@ -5078,7 +4334,6 @@
             <w:tcBorders>
               <w:left w:val="nil"/>
               <w:right w:val="nil"/>
-              <w:insideV w:val="nil"/>
             </w:tcBorders>
           </w:tcPr>
           <w:p>
@@ -5110,7 +4365,6 @@
             <w:tcBorders>
               <w:left w:val="nil"/>
               <w:right w:val="nil"/>
-              <w:insideV w:val="nil"/>
               <w:bottom w:val="single" w:sz="10" w:space="0" w:color="000000"/>
             </w:tcBorders>
           </w:tcPr>
@@ -5138,7 +4392,6 @@
             <w:tcBorders>
               <w:left w:val="nil"/>
               <w:right w:val="nil"/>
-              <w:insideV w:val="nil"/>
               <w:bottom w:val="single" w:sz="10" w:space="0" w:color="000000"/>
             </w:tcBorders>
           </w:tcPr>
@@ -5166,7 +4419,6 @@
             <w:tcBorders>
               <w:left w:val="nil"/>
               <w:right w:val="nil"/>
-              <w:insideV w:val="nil"/>
               <w:bottom w:val="single" w:sz="10" w:space="0" w:color="000000"/>
             </w:tcBorders>
           </w:tcPr>
@@ -5194,7 +4446,6 @@
             <w:tcBorders>
               <w:left w:val="nil"/>
               <w:right w:val="nil"/>
-              <w:insideV w:val="nil"/>
               <w:bottom w:val="single" w:sz="10" w:space="0" w:color="000000"/>
             </w:tcBorders>
           </w:tcPr>
@@ -5222,7 +4473,6 @@
             <w:tcBorders>
               <w:left w:val="nil"/>
               <w:right w:val="nil"/>
-              <w:insideV w:val="nil"/>
               <w:bottom w:val="single" w:sz="10" w:space="0" w:color="000000"/>
             </w:tcBorders>
           </w:tcPr>
@@ -5250,7 +4500,6 @@
             <w:tcBorders>
               <w:left w:val="nil"/>
               <w:right w:val="nil"/>
-              <w:insideV w:val="nil"/>
               <w:bottom w:val="single" w:sz="10" w:space="0" w:color="000000"/>
             </w:tcBorders>
           </w:tcPr>
@@ -5278,7 +4527,6 @@
             <w:tcBorders>
               <w:left w:val="nil"/>
               <w:right w:val="nil"/>
-              <w:insideV w:val="nil"/>
               <w:bottom w:val="single" w:sz="10" w:space="0" w:color="000000"/>
             </w:tcBorders>
           </w:tcPr>
@@ -5305,52 +4553,16 @@
       <w:pPr>
         <w:keepNext w:val="0"/>
         <w:widowControl/>
-        <w:spacing w:before="80" w:after="200" w:line="276" w:lineRule="auto"/>
+        <w:spacing w:before="0" w:after="160" w:line="240" w:lineRule="auto"/>
         <w:jc w:val="both"/>
       </w:pPr>
-      <w:r>
-        <w:rPr>
-          <w:rFonts w:ascii="Times New Roman" w:hAnsi="Times New Roman" w:cs="Times New Roman" w:eastAsia="Times New Roman"/>
-          <w:b w:val="0"/>
-          <w:i/>
-          <w:sz w:val="21"/>
-        </w:rPr>
-        <w:t>Note.</w:t>
-      </w:r>
-      <w:r>
-        <w:rPr>
-          <w:rFonts w:ascii="Times New Roman" w:hAnsi="Times New Roman" w:cs="Times New Roman" w:eastAsia="Times New Roman"/>
-          <w:b w:val="0"/>
-          <w:i w:val="0"/>
-          <w:sz w:val="21"/>
-        </w:rPr>
-        <w:t xml:space="preserve"> </w:t>
-      </w:r>
-      <w:r>
-        <w:rPr>
-          <w:rFonts w:ascii="Times New Roman" w:hAnsi="Times New Roman" w:cs="Times New Roman" w:eastAsia="Times New Roman"/>
-          <w:b w:val="0"/>
-          <w:i/>
-          <w:sz w:val="21"/>
-        </w:rPr>
-        <w:t>n</w:t>
-      </w:r>
-      <w:r>
-        <w:rPr>
-          <w:rFonts w:ascii="Times New Roman" w:hAnsi="Times New Roman" w:cs="Times New Roman" w:eastAsia="Times New Roman"/>
-          <w:b w:val="0"/>
-          <w:i w:val="0"/>
-          <w:sz w:val="21"/>
-        </w:rPr>
-        <w:t xml:space="preserve"> = 120 held-out ISOT articles. Lower is better for ECE and the Brier score.</w:t>
-      </w:r>
     </w:p>
     <w:p>
       <w:pPr>
         <w:keepNext w:val="0"/>
         <w:widowControl/>
-        <w:spacing w:before="0" w:after="120" w:line="360" w:lineRule="auto"/>
-        <w:ind w:firstLine="720"/>
+        <w:spacing w:before="0" w:after="40" w:line="360" w:lineRule="auto"/>
+        <w:ind w:firstLine="576"/>
         <w:jc w:val="both"/>
       </w:pPr>
       <w:r>
@@ -5360,89 +4572,20 @@
           <w:i w:val="0"/>
           <w:sz w:val="24"/>
         </w:rPr>
-        <w:t>The proposed model ranks slightly less well (ROC-AUC 0.951 against 0.978), and its overall ECE and Brier score are a little higher. Both effects come from the rule itself. On ISOT the only exculpatory evidence available is style, which the rule refuses to admit, so genuine articles stay at their prior: the 59 held-out articles in the lowest band were stated at 0.41 and turned out to be fabricated 7 per cent of the time. In use, exoneration comes from corroboration and the publisher’s record, neither of which a historical corpus with hidden sources can supply. Switching the rule off shows its cost directly: ROC-AUC rises to 0.983, but ECE on accusations rises to 0.191. That extra discrimination comes from learning that fluent writing signals a genuine story, which is exactly the lesson a careful fabricator exploits, so the deployed system keeps the rule.</w:t>
+        <w:t>The proposed rule ranks a little worse (ROC-AUC 0.951 against 0.978), and its overall ECE (0.246 against 0.237) and Brier score (0.117 against 0.101) are slightly higher. Both follow from Eq. (3). On ISOT the only evidence that could clear an article is its style, which the rule will not use, so genuine articles stay near the prior. The 59 test articles in the lowest band were given about 0.41 and turned out to be fabricated 7% of the time. In normal use, corroboration and the publisher’s record do that job, and neither is available on a historical corpus with the sources hidden. Turning the clamp off raised ROC-AUC to 0.983 and ECE on accusations to 0.191. We kept the clamp.</w:t>
       </w:r>
     </w:p>
     <w:p>
       <w:pPr>
         <w:keepNext/>
         <w:widowControl/>
-        <w:spacing w:before="120" w:after="40" w:line="360" w:lineRule="auto"/>
-        <w:jc w:val="left"/>
-      </w:pPr>
-      <w:r>
-        <w:rPr>
-          <w:rFonts w:ascii="Times New Roman" w:hAnsi="Times New Roman" w:cs="Times New Roman" w:eastAsia="Times New Roman"/>
-          <w:b/>
-          <w:i/>
-          <w:sz w:val="24"/>
-        </w:rPr>
-        <w:t>5.2 Adversarial Benchmark</w:t>
-      </w:r>
-    </w:p>
-    <w:p>
-      <w:pPr>
-        <w:keepNext w:val="0"/>
-        <w:widowControl/>
-        <w:spacing w:before="0" w:after="120" w:line="360" w:lineRule="auto"/>
-        <w:ind w:firstLine="720"/>
-        <w:jc w:val="both"/>
-      </w:pPr>
-      <w:r>
-        <w:rPr>
-          <w:rFonts w:ascii="Times New Roman" w:hAnsi="Times New Roman" w:cs="Times New Roman" w:eastAsia="Times New Roman"/>
-          <w:b w:val="0"/>
-          <w:i w:val="0"/>
-          <w:sz w:val="24"/>
-        </w:rPr>
-        <w:t>Table 4 shows the result on the adversarial set. The baseline presented four of the six deceptive items as credible. The proposed rule presented none, returned the expected verdict for all six and condemned neither genuine report. The fabrications still score well for writing, averaging 7.3 out of 10 under the baseline, and they always will. What has changed is that writing well no longer decides the outcome.</w:t>
-      </w:r>
-    </w:p>
-    <w:p>
-      <w:pPr>
-        <w:keepNext/>
-        <w:widowControl/>
-        <w:spacing w:before="160" w:after="40" w:line="276" w:lineRule="auto"/>
-        <w:jc w:val="left"/>
-      </w:pPr>
-      <w:r>
-        <w:rPr>
-          <w:rFonts w:ascii="Times New Roman" w:hAnsi="Times New Roman" w:cs="Times New Roman" w:eastAsia="Times New Roman"/>
-          <w:b/>
-          <w:i w:val="0"/>
-          <w:sz w:val="24"/>
-        </w:rPr>
-        <w:t>Figure 3</w:t>
-      </w:r>
-    </w:p>
-    <w:p>
-      <w:pPr>
-        <w:keepNext/>
-        <w:widowControl/>
-        <w:spacing w:before="0" w:after="120" w:line="276" w:lineRule="auto"/>
-        <w:jc w:val="left"/>
-      </w:pPr>
-      <w:r>
-        <w:rPr>
-          <w:rFonts w:ascii="Times New Roman" w:hAnsi="Times New Roman" w:cs="Times New Roman" w:eastAsia="Times New Roman"/>
-          <w:b w:val="0"/>
-          <w:i/>
-          <w:sz w:val="24"/>
-        </w:rPr>
-        <w:t>Held-Out Metrics for the Baseline and the Proposed Model</w:t>
-      </w:r>
-    </w:p>
-    <w:p>
-      <w:pPr>
-        <w:keepNext w:val="0"/>
-        <w:widowControl/>
-        <w:spacing w:before="40" w:after="240" w:line="240" w:lineRule="auto"/>
+        <w:spacing w:before="160" w:after="80" w:line="240" w:lineRule="auto"/>
         <w:jc w:val="center"/>
       </w:pPr>
       <w:r>
         <w:drawing>
           <wp:inline xmlns:a="http://schemas.openxmlformats.org/drawingml/2006/main" xmlns:pic="http://schemas.openxmlformats.org/drawingml/2006/picture">
-            <wp:extent cx="5394960" cy="3140497"/>
+            <wp:extent cx="5120640" cy="2980811"/>
             <wp:docPr id="3" name="Picture 3"/>
             <wp:cNvGraphicFramePr>
               <a:graphicFrameLocks noChangeAspect="1"/>
@@ -5463,7 +4606,7 @@
                   <pic:spPr>
                     <a:xfrm>
                       <a:off x="0" y="0"/>
-                      <a:ext cx="5394960" cy="3140497"/>
+                      <a:ext cx="5120640" cy="2980811"/>
                     </a:xfrm>
                     <a:prstGeom prst="rect"/>
                   </pic:spPr>
@@ -5476,9 +4619,39 @@
     </w:p>
     <w:p>
       <w:pPr>
+        <w:keepNext w:val="0"/>
+        <w:widowControl/>
+        <w:spacing w:before="40" w:after="240" w:line="276" w:lineRule="auto"/>
+        <w:ind w:left="432" w:right="432"/>
+        <w:jc w:val="both"/>
+      </w:pPr>
+      <w:r>
+        <w:rPr>
+          <w:rFonts w:ascii="Times New Roman" w:hAnsi="Times New Roman" w:cs="Times New Roman" w:eastAsia="Times New Roman"/>
+          <w:b/>
+          <w:i w:val="0"/>
+          <w:sz w:val="22"/>
+        </w:rPr>
+        <w:t>Fig. 3.</w:t>
+      </w:r>
+      <w:r>
+        <w:rPr>
+          <w:rFonts w:ascii="Times New Roman" w:hAnsi="Times New Roman" w:cs="Times New Roman" w:eastAsia="Times New Roman"/>
+          <w:b w:val="0"/>
+          <w:i w:val="0"/>
+          <w:sz w:val="22"/>
+        </w:rPr>
+        <w:t xml:space="preserve"> Held-out metrics for the baseline and the proposed rule: (a) higher is better; (b) lower is better.</w:t>
+      </w:r>
+    </w:p>
+    <w:p>
+      <w:pPr>
         <w:keepNext/>
         <w:widowControl/>
-        <w:spacing w:before="160" w:after="40" w:line="276" w:lineRule="auto"/>
+        <w:tabs>
+          <w:tab w:pos="648" w:val="left"/>
+        </w:tabs>
+        <w:spacing w:before="160" w:after="40" w:line="360" w:lineRule="auto"/>
         <w:jc w:val="left"/>
       </w:pPr>
       <w:r>
@@ -5488,24 +4661,53 @@
           <w:i w:val="0"/>
           <w:sz w:val="24"/>
         </w:rPr>
-        <w:t>Table 4</w:t>
+        <w:t>4.2</w:t>
+        <w:tab/>
+        <w:t>Adversarial Set</w:t>
+      </w:r>
+    </w:p>
+    <w:p>
+      <w:pPr>
+        <w:keepNext w:val="0"/>
+        <w:widowControl/>
+        <w:spacing w:before="0" w:after="40" w:line="360" w:lineRule="auto"/>
+        <w:jc w:val="both"/>
+      </w:pPr>
+      <w:r>
+        <w:rPr>
+          <w:rFonts w:ascii="Times New Roman" w:hAnsi="Times New Roman" w:cs="Times New Roman" w:eastAsia="Times New Roman"/>
+          <w:b w:val="0"/>
+          <w:i w:val="0"/>
+          <w:sz w:val="24"/>
+        </w:rPr>
+        <w:t>The baseline rated four of the six deceptive items as credible. The proposed rule rated none of them as credible, matched the expected verdict on all six and did not condemn either genuine report (Table 4). The fabrications still score well for writing, 7.3 out of 10 on average under the baseline. They just no longer pass on that alone.</w:t>
       </w:r>
     </w:p>
     <w:p>
       <w:pPr>
         <w:keepNext/>
         <w:widowControl/>
-        <w:spacing w:before="0" w:after="120" w:line="276" w:lineRule="auto"/>
-        <w:jc w:val="left"/>
+        <w:spacing w:before="160" w:after="80" w:line="276" w:lineRule="auto"/>
+        <w:ind w:left="432" w:right="432"/>
+        <w:jc w:val="both"/>
       </w:pPr>
       <w:r>
         <w:rPr>
           <w:rFonts w:ascii="Times New Roman" w:hAnsi="Times New Roman" w:cs="Times New Roman" w:eastAsia="Times New Roman"/>
+          <w:b/>
+          <w:i w:val="0"/>
+          <w:sz w:val="22"/>
+        </w:rPr>
+        <w:t>Table 4.</w:t>
+      </w:r>
+      <w:r>
+        <w:rPr>
+          <w:rFonts w:ascii="Times New Roman" w:hAnsi="Times New Roman" w:cs="Times New Roman" w:eastAsia="Times New Roman"/>
           <w:b w:val="0"/>
-          <w:i/>
-          <w:sz w:val="24"/>
+          <w:i w:val="0"/>
+          <w:sz w:val="22"/>
         </w:rPr>
-        <w:t>Adversarial Benchmark</w:t>
+        <w:t xml:space="preserve"> Adversarial set, scored under both rules from the same outputs of the rule-based analysers. The baseline gives a score, not a verdict.</w:t>
       </w:r>
     </w:p>
     <w:tbl>
@@ -5539,7 +4741,6 @@
             <w:tcBorders>
               <w:left w:val="nil"/>
               <w:right w:val="nil"/>
-              <w:insideV w:val="nil"/>
               <w:top w:val="single" w:sz="10" w:space="0" w:color="000000"/>
               <w:bottom w:val="single" w:sz="6" w:space="0" w:color="000000"/>
             </w:tcBorders>
@@ -5568,7 +4769,6 @@
             <w:tcBorders>
               <w:left w:val="nil"/>
               <w:right w:val="nil"/>
-              <w:insideV w:val="nil"/>
               <w:top w:val="single" w:sz="10" w:space="0" w:color="000000"/>
               <w:bottom w:val="single" w:sz="6" w:space="0" w:color="000000"/>
             </w:tcBorders>
@@ -5597,7 +4797,6 @@
             <w:tcBorders>
               <w:left w:val="nil"/>
               <w:right w:val="nil"/>
-              <w:insideV w:val="nil"/>
               <w:top w:val="single" w:sz="10" w:space="0" w:color="000000"/>
               <w:bottom w:val="single" w:sz="6" w:space="0" w:color="000000"/>
             </w:tcBorders>
@@ -5631,7 +4830,6 @@
             <w:tcBorders>
               <w:left w:val="nil"/>
               <w:right w:val="nil"/>
-              <w:insideV w:val="nil"/>
             </w:tcBorders>
           </w:tcPr>
           <w:p>
@@ -5647,7 +4845,7 @@
                 <w:i w:val="0"/>
                 <w:sz w:val="22"/>
               </w:rPr>
-              <w:t>Deceptive items presented as credible</w:t>
+              <w:t>Deceptive items rated credible</w:t>
             </w:r>
           </w:p>
         </w:tc>
@@ -5658,7 +4856,6 @@
             <w:tcBorders>
               <w:left w:val="nil"/>
               <w:right w:val="nil"/>
-              <w:insideV w:val="nil"/>
             </w:tcBorders>
           </w:tcPr>
           <w:p>
@@ -5685,7 +4882,6 @@
             <w:tcBorders>
               <w:left w:val="nil"/>
               <w:right w:val="nil"/>
-              <w:insideV w:val="nil"/>
             </w:tcBorders>
           </w:tcPr>
           <w:p>
@@ -5717,7 +4913,6 @@
             <w:tcBorders>
               <w:left w:val="nil"/>
               <w:right w:val="nil"/>
-              <w:insideV w:val="nil"/>
             </w:tcBorders>
           </w:tcPr>
           <w:p>
@@ -5744,7 +4939,6 @@
             <w:tcBorders>
               <w:left w:val="nil"/>
               <w:right w:val="nil"/>
-              <w:insideV w:val="nil"/>
             </w:tcBorders>
           </w:tcPr>
           <w:p>
@@ -5771,7 +4965,6 @@
             <w:tcBorders>
               <w:left w:val="nil"/>
               <w:right w:val="nil"/>
-              <w:insideV w:val="nil"/>
             </w:tcBorders>
           </w:tcPr>
           <w:p>
@@ -5803,7 +4996,6 @@
             <w:tcBorders>
               <w:left w:val="nil"/>
               <w:right w:val="nil"/>
-              <w:insideV w:val="nil"/>
             </w:tcBorders>
           </w:tcPr>
           <w:p>
@@ -5830,7 +5022,6 @@
             <w:tcBorders>
               <w:left w:val="nil"/>
               <w:right w:val="nil"/>
-              <w:insideV w:val="nil"/>
             </w:tcBorders>
           </w:tcPr>
           <w:p>
@@ -5857,7 +5048,6 @@
             <w:tcBorders>
               <w:left w:val="nil"/>
               <w:right w:val="nil"/>
-              <w:insideV w:val="nil"/>
             </w:tcBorders>
           </w:tcPr>
           <w:p>
@@ -5889,7 +5079,6 @@
             <w:tcBorders>
               <w:left w:val="nil"/>
               <w:right w:val="nil"/>
-              <w:insideV w:val="nil"/>
               <w:bottom w:val="single" w:sz="10" w:space="0" w:color="000000"/>
             </w:tcBorders>
           </w:tcPr>
@@ -5917,7 +5106,6 @@
             <w:tcBorders>
               <w:left w:val="nil"/>
               <w:right w:val="nil"/>
-              <w:insideV w:val="nil"/>
               <w:bottom w:val="single" w:sz="10" w:space="0" w:color="000000"/>
             </w:tcBorders>
           </w:tcPr>
@@ -5945,7 +5133,6 @@
             <w:tcBorders>
               <w:left w:val="nil"/>
               <w:right w:val="nil"/>
-              <w:insideV w:val="nil"/>
               <w:bottom w:val="single" w:sz="10" w:space="0" w:color="000000"/>
             </w:tcBorders>
           </w:tcPr>
@@ -5972,51 +5159,37 @@
       <w:pPr>
         <w:keepNext w:val="0"/>
         <w:widowControl/>
-        <w:spacing w:before="80" w:after="200" w:line="276" w:lineRule="auto"/>
+        <w:spacing w:before="0" w:after="160" w:line="240" w:lineRule="auto"/>
         <w:jc w:val="both"/>
       </w:pPr>
-      <w:r>
-        <w:rPr>
-          <w:rFonts w:ascii="Times New Roman" w:hAnsi="Times New Roman" w:cs="Times New Roman" w:eastAsia="Times New Roman"/>
-          <w:b w:val="0"/>
-          <w:i/>
-          <w:sz w:val="21"/>
-        </w:rPr>
-        <w:t>Note.</w:t>
-      </w:r>
-      <w:r>
-        <w:rPr>
-          <w:rFonts w:ascii="Times New Roman" w:hAnsi="Times New Roman" w:cs="Times New Roman" w:eastAsia="Times New Roman"/>
-          <w:b w:val="0"/>
-          <w:i w:val="0"/>
-          <w:sz w:val="21"/>
-        </w:rPr>
-        <w:t xml:space="preserve"> The baseline gives a score rather than a verdict, so its verdict rows are empty. Both rules were scored from identical outputs of the deterministic analysers.</w:t>
-      </w:r>
     </w:p>
     <w:p>
       <w:pPr>
         <w:keepNext/>
         <w:widowControl/>
-        <w:spacing w:before="120" w:after="40" w:line="360" w:lineRule="auto"/>
+        <w:tabs>
+          <w:tab w:pos="648" w:val="left"/>
+        </w:tabs>
+        <w:spacing w:before="160" w:after="40" w:line="360" w:lineRule="auto"/>
         <w:jc w:val="left"/>
       </w:pPr>
       <w:r>
         <w:rPr>
           <w:rFonts w:ascii="Times New Roman" w:hAnsi="Times New Roman" w:cs="Times New Roman" w:eastAsia="Times New Roman"/>
           <w:b/>
-          <w:i/>
+          <w:i w:val="0"/>
           <w:sz w:val="24"/>
         </w:rPr>
-        <w:t>5.3 End-to-End Behaviour</w:t>
+        <w:t>4.3</w:t>
+        <w:tab/>
+        <w:t>End-to-End Cases</w:t>
       </w:r>
     </w:p>
     <w:p>
       <w:pPr>
         <w:keepNext w:val="0"/>
         <w:widowControl/>
-        <w:spacing w:before="0" w:after="120" w:line="360" w:lineRule="auto"/>
-        <w:ind w:firstLine="720"/>
+        <w:spacing w:before="0" w:after="40" w:line="360" w:lineRule="auto"/>
         <w:jc w:val="both"/>
       </w:pPr>
       <w:r>
@@ -6026,15 +5199,15 @@
           <w:i w:val="0"/>
           <w:sz w:val="24"/>
         </w:rPr>
-        <w:t>Table 5 lists the twelve cases run through the deployed application. Genuine reports were confirmed by three to five independent outlets whether they arrived as pasted text, a link, a screenshot or Tamil text. The story calling Rahul Gandhi ‘Prime Minister’ was caught through its premise, both as text and as a screenshot; Figure 4 shows the report the reader sees, with the line from the reference entry that settles it. The two invented stories could not be verified, and the three inputs with nothing to check were declined with a reason. The Associated Press video, a genuine report whose transcript is largely an interview in French, was returned as CANNOT VERIFY because no matching coverage was retrieved on that run. It was not called false. Analyses took between 22 and 112 seconds, and refusals were immediate.</w:t>
+        <w:t>Table 5 lists the twelve cases. The four genuine news reports were confirmed by three to five independent outlets each, whether they came in as pasted text, a link, a screenshot or Tamil text. The story calling Rahul Gandhi ‘Prime Minister’ was marked FAKE by the premise check, as text and as a screenshot. Fig. 4 shows what the reader sees, including the line from his Wikipedia entry. The two invented stories came back CANNOT VERIFY, and the three inputs with nothing to check were refused. The Associated Press video, a genuine report whose transcript is mostly an interview in French, came back CANNOT VERIFY because no matching coverage was found on that run. It was not called false. Analyses took 22 to 112 seconds, and refusals were immediate.</w:t>
       </w:r>
     </w:p>
     <w:p>
       <w:pPr>
         <w:keepNext w:val="0"/>
         <w:widowControl/>
-        <w:spacing w:before="0" w:after="120" w:line="360" w:lineRule="auto"/>
-        <w:ind w:firstLine="720"/>
+        <w:spacing w:before="0" w:after="40" w:line="360" w:lineRule="auto"/>
+        <w:ind w:firstLine="576"/>
         <w:jc w:val="both"/>
       </w:pPr>
       <w:r>
@@ -6044,14 +5217,17 @@
           <w:i w:val="0"/>
           <w:sz w:val="24"/>
         </w:rPr>
-        <w:t>The run also tested failure, though not by design. Midway through the first attempt, the machine lost its internet connection and every news and reference lookup failed. All the affected cases were reported as CANNOT VERIFY under the rule ‘verification unavailable’, with the message ‘We could not complete the search, so nothing has been checked’. None was reported as false or as unsupported. The cases were run again once the connection returned, and Table 5 shows their results from that second run.</w:t>
+        <w:t>The run also hit a real failure. Partway through the first attempt the laptop lost its internet connection, so every news and reference lookup failed. All of the affected cases came back CANNOT VERIFY under the rule ‘verification unavailable’, with the message ‘We could not complete the search, so nothing has been checked’. None was called false. We re-ran those cases when the connection came back, and Table 5 shows the re-run.</w:t>
       </w:r>
     </w:p>
     <w:p>
       <w:pPr>
         <w:keepNext/>
         <w:widowControl/>
-        <w:spacing w:before="160" w:after="40" w:line="276" w:lineRule="auto"/>
+        <w:tabs>
+          <w:tab w:pos="648" w:val="left"/>
+        </w:tabs>
+        <w:spacing w:before="160" w:after="40" w:line="360" w:lineRule="auto"/>
         <w:jc w:val="left"/>
       </w:pPr>
       <w:r>
@@ -6061,24 +5237,70 @@
           <w:i w:val="0"/>
           <w:sz w:val="24"/>
         </w:rPr>
-        <w:t>Table 5</w:t>
+        <w:t>4.4</w:t>
+        <w:tab/>
+        <w:t>Lookalike Publishers</w:t>
+      </w:r>
+    </w:p>
+    <w:p>
+      <w:pPr>
+        <w:keepNext w:val="0"/>
+        <w:widowControl/>
+        <w:spacing w:before="0" w:after="40" w:line="360" w:lineRule="auto"/>
+        <w:jc w:val="both"/>
+      </w:pPr>
+      <w:r>
+        <w:rPr>
+          <w:rFonts w:ascii="Times New Roman" w:hAnsi="Times New Roman" w:cs="Times New Roman" w:eastAsia="Times New Roman"/>
+          <w:b w:val="0"/>
+          <w:i w:val="0"/>
+          <w:sz w:val="24"/>
+        </w:rPr>
+        <w:t xml:space="preserve">Table 6 shows the five lookalikes. When the outlet was taken from the name on the page, every one of them inherited the real outlet’s rating. The made-up income-tax story on </w:t>
+      </w:r>
+      <w:r>
+        <w:rPr>
+          <w:rFonts w:ascii="Courier New" w:hAnsi="Courier New" w:cs="Courier New" w:eastAsia="Courier New"/>
+          <w:b w:val="0"/>
+          <w:i w:val="0"/>
+          <w:sz w:val="21"/>
+        </w:rPr>
+        <w:t>bbc-breaking-news.xyz</w:t>
+      </w:r>
+      <w:r>
+        <w:rPr>
+          <w:rFonts w:ascii="Times New Roman" w:hAnsi="Times New Roman" w:cs="Times New Roman" w:eastAsia="Times New Roman"/>
+          <w:b w:val="0"/>
+          <w:i w:val="0"/>
+          <w:sz w:val="24"/>
+        </w:rPr>
+        <w:t>, which calls itself BBC News, was then treated as an exclusive from a strong outlet and given a 2% probability of fabrication. With the publisher taken from the address, the same story starts from the poor-record prior, gets 33%, and the reader is told the page is posing as the BBC. The real BBC article in our test set is still confirmed.</w:t>
       </w:r>
     </w:p>
     <w:p>
       <w:pPr>
         <w:keepNext/>
         <w:widowControl/>
-        <w:spacing w:before="0" w:after="120" w:line="276" w:lineRule="auto"/>
-        <w:jc w:val="left"/>
+        <w:spacing w:before="160" w:after="80" w:line="276" w:lineRule="auto"/>
+        <w:jc w:val="center"/>
       </w:pPr>
       <w:r>
         <w:rPr>
           <w:rFonts w:ascii="Times New Roman" w:hAnsi="Times New Roman" w:cs="Times New Roman" w:eastAsia="Times New Roman"/>
+          <w:b/>
+          <w:i w:val="0"/>
+          <w:sz w:val="22"/>
+        </w:rPr>
+        <w:t>Table 5.</w:t>
+      </w:r>
+      <w:r>
+        <w:rPr>
+          <w:rFonts w:ascii="Times New Roman" w:hAnsi="Times New Roman" w:cs="Times New Roman" w:eastAsia="Times New Roman"/>
           <w:b w:val="0"/>
-          <w:i/>
-          <w:sz w:val="24"/>
+          <w:i w:val="0"/>
+          <w:sz w:val="22"/>
         </w:rPr>
-        <w:t>End-to-End Test Cases Run on 4 October 2026</w:t>
+        <w:t xml:space="preserve"> End-to-end cases run on 4 October 2026.</w:t>
       </w:r>
     </w:p>
     <w:tbl>
@@ -6096,12 +5318,12 @@
         </w:tblCellMar>
       </w:tblPr>
       <w:tblGrid>
-        <w:gridCol w:w="503"/>
-        <w:gridCol w:w="1512"/>
-        <w:gridCol w:w="2088"/>
-        <w:gridCol w:w="2088"/>
+        <w:gridCol w:w="576"/>
+        <w:gridCol w:w="1584"/>
+        <w:gridCol w:w="2015"/>
+        <w:gridCol w:w="1944"/>
         <w:gridCol w:w="2160"/>
-        <w:gridCol w:w="676"/>
+        <w:gridCol w:w="748"/>
       </w:tblGrid>
       <w:tr>
         <w:trPr>
@@ -6110,12 +5332,11 @@
         </w:trPr>
         <w:tc>
           <w:tcPr>
-            <w:tcW w:type="dxa" w:w="504"/>
+            <w:tcW w:type="dxa" w:w="576"/>
             <w:vAlign w:val="center"/>
             <w:tcBorders>
               <w:left w:val="nil"/>
               <w:right w:val="nil"/>
-              <w:insideV w:val="nil"/>
               <w:top w:val="single" w:sz="10" w:space="0" w:color="000000"/>
               <w:bottom w:val="single" w:sz="6" w:space="0" w:color="000000"/>
             </w:tcBorders>
@@ -6139,12 +5360,11 @@
         </w:tc>
         <w:tc>
           <w:tcPr>
-            <w:tcW w:type="dxa" w:w="1512"/>
+            <w:tcW w:type="dxa" w:w="1584"/>
             <w:vAlign w:val="center"/>
             <w:tcBorders>
               <w:left w:val="nil"/>
               <w:right w:val="nil"/>
-              <w:insideV w:val="nil"/>
               <w:top w:val="single" w:sz="10" w:space="0" w:color="000000"/>
               <w:bottom w:val="single" w:sz="6" w:space="0" w:color="000000"/>
             </w:tcBorders>
@@ -6168,12 +5388,11 @@
         </w:tc>
         <w:tc>
           <w:tcPr>
-            <w:tcW w:type="dxa" w:w="2088"/>
+            <w:tcW w:type="dxa" w:w="2016"/>
             <w:vAlign w:val="center"/>
             <w:tcBorders>
               <w:left w:val="nil"/>
               <w:right w:val="nil"/>
-              <w:insideV w:val="nil"/>
               <w:top w:val="single" w:sz="10" w:space="0" w:color="000000"/>
               <w:bottom w:val="single" w:sz="6" w:space="0" w:color="000000"/>
             </w:tcBorders>
@@ -6197,12 +5416,11 @@
         </w:tc>
         <w:tc>
           <w:tcPr>
-            <w:tcW w:type="dxa" w:w="2088"/>
+            <w:tcW w:type="dxa" w:w="1944"/>
             <w:vAlign w:val="center"/>
             <w:tcBorders>
               <w:left w:val="nil"/>
               <w:right w:val="nil"/>
-              <w:insideV w:val="nil"/>
               <w:top w:val="single" w:sz="10" w:space="0" w:color="000000"/>
               <w:bottom w:val="single" w:sz="6" w:space="0" w:color="000000"/>
             </w:tcBorders>
@@ -6231,7 +5449,6 @@
             <w:tcBorders>
               <w:left w:val="nil"/>
               <w:right w:val="nil"/>
-              <w:insideV w:val="nil"/>
               <w:top w:val="single" w:sz="10" w:space="0" w:color="000000"/>
               <w:bottom w:val="single" w:sz="6" w:space="0" w:color="000000"/>
             </w:tcBorders>
@@ -6255,12 +5472,11 @@
         </w:tc>
         <w:tc>
           <w:tcPr>
-            <w:tcW w:type="dxa" w:w="677"/>
+            <w:tcW w:type="dxa" w:w="749"/>
             <w:vAlign w:val="center"/>
             <w:tcBorders>
               <w:left w:val="nil"/>
               <w:right w:val="nil"/>
-              <w:insideV w:val="nil"/>
               <w:top w:val="single" w:sz="10" w:space="0" w:color="000000"/>
               <w:bottom w:val="single" w:sz="6" w:space="0" w:color="000000"/>
             </w:tcBorders>
@@ -6289,12 +5505,11 @@
         </w:trPr>
         <w:tc>
           <w:tcPr>
-            <w:tcW w:type="dxa" w:w="504"/>
+            <w:tcW w:type="dxa" w:w="576"/>
             <w:vAlign w:val="center"/>
             <w:tcBorders>
               <w:left w:val="nil"/>
               <w:right w:val="nil"/>
-              <w:insideV w:val="nil"/>
             </w:tcBorders>
           </w:tcPr>
           <w:p>
@@ -6316,12 +5531,11 @@
         </w:tc>
         <w:tc>
           <w:tcPr>
-            <w:tcW w:type="dxa" w:w="1512"/>
+            <w:tcW w:type="dxa" w:w="1584"/>
             <w:vAlign w:val="center"/>
             <w:tcBorders>
               <w:left w:val="nil"/>
               <w:right w:val="nil"/>
-              <w:insideV w:val="nil"/>
             </w:tcBorders>
           </w:tcPr>
           <w:p>
@@ -6343,12 +5557,11 @@
         </w:tc>
         <w:tc>
           <w:tcPr>
-            <w:tcW w:type="dxa" w:w="2088"/>
+            <w:tcW w:type="dxa" w:w="2016"/>
             <w:vAlign w:val="center"/>
             <w:tcBorders>
               <w:left w:val="nil"/>
               <w:right w:val="nil"/>
-              <w:insideV w:val="nil"/>
             </w:tcBorders>
           </w:tcPr>
           <w:p>
@@ -6370,12 +5583,11 @@
         </w:tc>
         <w:tc>
           <w:tcPr>
-            <w:tcW w:type="dxa" w:w="2088"/>
+            <w:tcW w:type="dxa" w:w="1944"/>
             <w:vAlign w:val="center"/>
             <w:tcBorders>
               <w:left w:val="nil"/>
               <w:right w:val="nil"/>
-              <w:insideV w:val="nil"/>
             </w:tcBorders>
           </w:tcPr>
           <w:p>
@@ -6402,7 +5614,6 @@
             <w:tcBorders>
               <w:left w:val="nil"/>
               <w:right w:val="nil"/>
-              <w:insideV w:val="nil"/>
             </w:tcBorders>
           </w:tcPr>
           <w:p>
@@ -6418,18 +5629,17 @@
                 <w:i w:val="0"/>
                 <w:sz w:val="22"/>
               </w:rPr>
-              <w:t>Five independent outlets</w:t>
+              <w:t>5 independent outlets</w:t>
             </w:r>
           </w:p>
         </w:tc>
         <w:tc>
           <w:tcPr>
-            <w:tcW w:type="dxa" w:w="677"/>
+            <w:tcW w:type="dxa" w:w="749"/>
             <w:vAlign w:val="center"/>
             <w:tcBorders>
               <w:left w:val="nil"/>
               <w:right w:val="nil"/>
-              <w:insideV w:val="nil"/>
             </w:tcBorders>
           </w:tcPr>
           <w:p>
@@ -6445,7 +5655,7 @@
                 <w:i w:val="0"/>
                 <w:sz w:val="22"/>
               </w:rPr>
-              <w:t>100 s</w:t>
+              <w:t>100 s</w:t>
             </w:r>
           </w:p>
         </w:tc>
@@ -6456,12 +5666,11 @@
         </w:trPr>
         <w:tc>
           <w:tcPr>
-            <w:tcW w:type="dxa" w:w="504"/>
+            <w:tcW w:type="dxa" w:w="576"/>
             <w:vAlign w:val="center"/>
             <w:tcBorders>
               <w:left w:val="nil"/>
               <w:right w:val="nil"/>
-              <w:insideV w:val="nil"/>
             </w:tcBorders>
           </w:tcPr>
           <w:p>
@@ -6483,12 +5692,11 @@
         </w:tc>
         <w:tc>
           <w:tcPr>
-            <w:tcW w:type="dxa" w:w="1512"/>
+            <w:tcW w:type="dxa" w:w="1584"/>
             <w:vAlign w:val="center"/>
             <w:tcBorders>
               <w:left w:val="nil"/>
               <w:right w:val="nil"/>
-              <w:insideV w:val="nil"/>
             </w:tcBorders>
           </w:tcPr>
           <w:p>
@@ -6510,12 +5718,11 @@
         </w:tc>
         <w:tc>
           <w:tcPr>
-            <w:tcW w:type="dxa" w:w="2088"/>
+            <w:tcW w:type="dxa" w:w="2016"/>
             <w:vAlign w:val="center"/>
             <w:tcBorders>
               <w:left w:val="nil"/>
               <w:right w:val="nil"/>
-              <w:insideV w:val="nil"/>
             </w:tcBorders>
           </w:tcPr>
           <w:p>
@@ -6537,12 +5744,11 @@
         </w:tc>
         <w:tc>
           <w:tcPr>
-            <w:tcW w:type="dxa" w:w="2088"/>
+            <w:tcW w:type="dxa" w:w="1944"/>
             <w:vAlign w:val="center"/>
             <w:tcBorders>
               <w:left w:val="nil"/>
               <w:right w:val="nil"/>
-              <w:insideV w:val="nil"/>
             </w:tcBorders>
           </w:tcPr>
           <w:p>
@@ -6569,7 +5775,6 @@
             <w:tcBorders>
               <w:left w:val="nil"/>
               <w:right w:val="nil"/>
-              <w:insideV w:val="nil"/>
             </w:tcBorders>
           </w:tcPr>
           <w:p>
@@ -6585,18 +5790,17 @@
                 <w:i w:val="0"/>
                 <w:sz w:val="22"/>
               </w:rPr>
-              <w:t>Three independent outlets</w:t>
+              <w:t>3 independent outlets</w:t>
             </w:r>
           </w:p>
         </w:tc>
         <w:tc>
           <w:tcPr>
-            <w:tcW w:type="dxa" w:w="677"/>
+            <w:tcW w:type="dxa" w:w="749"/>
             <w:vAlign w:val="center"/>
             <w:tcBorders>
               <w:left w:val="nil"/>
               <w:right w:val="nil"/>
-              <w:insideV w:val="nil"/>
             </w:tcBorders>
           </w:tcPr>
           <w:p>
@@ -6612,7 +5816,7 @@
                 <w:i w:val="0"/>
                 <w:sz w:val="22"/>
               </w:rPr>
-              <w:t>33 s</w:t>
+              <w:t>33 s</w:t>
             </w:r>
           </w:p>
         </w:tc>
@@ -6623,12 +5827,11 @@
         </w:trPr>
         <w:tc>
           <w:tcPr>
-            <w:tcW w:type="dxa" w:w="504"/>
+            <w:tcW w:type="dxa" w:w="576"/>
             <w:vAlign w:val="center"/>
             <w:tcBorders>
               <w:left w:val="nil"/>
               <w:right w:val="nil"/>
-              <w:insideV w:val="nil"/>
             </w:tcBorders>
           </w:tcPr>
           <w:p>
@@ -6650,12 +5853,11 @@
         </w:tc>
         <w:tc>
           <w:tcPr>
-            <w:tcW w:type="dxa" w:w="1512"/>
+            <w:tcW w:type="dxa" w:w="1584"/>
             <w:vAlign w:val="center"/>
             <w:tcBorders>
               <w:left w:val="nil"/>
               <w:right w:val="nil"/>
-              <w:insideV w:val="nil"/>
             </w:tcBorders>
           </w:tcPr>
           <w:p>
@@ -6677,12 +5879,11 @@
         </w:tc>
         <w:tc>
           <w:tcPr>
-            <w:tcW w:type="dxa" w:w="2088"/>
+            <w:tcW w:type="dxa" w:w="2016"/>
             <w:vAlign w:val="center"/>
             <w:tcBorders>
               <w:left w:val="nil"/>
               <w:right w:val="nil"/>
-              <w:insideV w:val="nil"/>
             </w:tcBorders>
           </w:tcPr>
           <w:p>
@@ -6704,12 +5905,11 @@
         </w:tc>
         <w:tc>
           <w:tcPr>
-            <w:tcW w:type="dxa" w:w="2088"/>
+            <w:tcW w:type="dxa" w:w="1944"/>
             <w:vAlign w:val="center"/>
             <w:tcBorders>
               <w:left w:val="nil"/>
               <w:right w:val="nil"/>
-              <w:insideV w:val="nil"/>
             </w:tcBorders>
           </w:tcPr>
           <w:p>
@@ -6736,7 +5936,6 @@
             <w:tcBorders>
               <w:left w:val="nil"/>
               <w:right w:val="nil"/>
-              <w:insideV w:val="nil"/>
             </w:tcBorders>
           </w:tcPr>
           <w:p>
@@ -6752,18 +5951,17 @@
                 <w:i w:val="0"/>
                 <w:sz w:val="22"/>
               </w:rPr>
-              <w:t>Five independent outlets</w:t>
+              <w:t>5 independent outlets</w:t>
             </w:r>
           </w:p>
         </w:tc>
         <w:tc>
           <w:tcPr>
-            <w:tcW w:type="dxa" w:w="677"/>
+            <w:tcW w:type="dxa" w:w="749"/>
             <w:vAlign w:val="center"/>
             <w:tcBorders>
               <w:left w:val="nil"/>
               <w:right w:val="nil"/>
-              <w:insideV w:val="nil"/>
             </w:tcBorders>
           </w:tcPr>
           <w:p>
@@ -6779,7 +5977,7 @@
                 <w:i w:val="0"/>
                 <w:sz w:val="22"/>
               </w:rPr>
-              <w:t>112 s</w:t>
+              <w:t>112 s</w:t>
             </w:r>
           </w:p>
         </w:tc>
@@ -6790,12 +5988,11 @@
         </w:trPr>
         <w:tc>
           <w:tcPr>
-            <w:tcW w:type="dxa" w:w="504"/>
+            <w:tcW w:type="dxa" w:w="576"/>
             <w:vAlign w:val="center"/>
             <w:tcBorders>
               <w:left w:val="nil"/>
               <w:right w:val="nil"/>
-              <w:insideV w:val="nil"/>
             </w:tcBorders>
           </w:tcPr>
           <w:p>
@@ -6817,12 +6014,11 @@
         </w:tc>
         <w:tc>
           <w:tcPr>
-            <w:tcW w:type="dxa" w:w="1512"/>
+            <w:tcW w:type="dxa" w:w="1584"/>
             <w:vAlign w:val="center"/>
             <w:tcBorders>
               <w:left w:val="nil"/>
               <w:right w:val="nil"/>
-              <w:insideV w:val="nil"/>
             </w:tcBorders>
           </w:tcPr>
           <w:p>
@@ -6838,18 +6034,17 @@
                 <w:i w:val="0"/>
                 <w:sz w:val="22"/>
               </w:rPr>
-              <w:t>Pasted text (Tamil)</w:t>
+              <w:t>Tamil text</w:t>
             </w:r>
           </w:p>
         </w:tc>
         <w:tc>
           <w:tcPr>
-            <w:tcW w:type="dxa" w:w="2088"/>
+            <w:tcW w:type="dxa" w:w="2016"/>
             <w:vAlign w:val="center"/>
             <w:tcBorders>
               <w:left w:val="nil"/>
               <w:right w:val="nil"/>
-              <w:insideV w:val="nil"/>
             </w:tcBorders>
           </w:tcPr>
           <w:p>
@@ -6871,12 +6066,11 @@
         </w:tc>
         <w:tc>
           <w:tcPr>
-            <w:tcW w:type="dxa" w:w="2088"/>
+            <w:tcW w:type="dxa" w:w="1944"/>
             <w:vAlign w:val="center"/>
             <w:tcBorders>
               <w:left w:val="nil"/>
               <w:right w:val="nil"/>
-              <w:insideV w:val="nil"/>
             </w:tcBorders>
           </w:tcPr>
           <w:p>
@@ -6903,7 +6097,6 @@
             <w:tcBorders>
               <w:left w:val="nil"/>
               <w:right w:val="nil"/>
-              <w:insideV w:val="nil"/>
             </w:tcBorders>
           </w:tcPr>
           <w:p>
@@ -6919,18 +6112,17 @@
                 <w:i w:val="0"/>
                 <w:sz w:val="22"/>
               </w:rPr>
-              <w:t>Four independent outlets</w:t>
+              <w:t>4 independent outlets</w:t>
             </w:r>
           </w:p>
         </w:tc>
         <w:tc>
           <w:tcPr>
-            <w:tcW w:type="dxa" w:w="677"/>
+            <w:tcW w:type="dxa" w:w="749"/>
             <w:vAlign w:val="center"/>
             <w:tcBorders>
               <w:left w:val="nil"/>
               <w:right w:val="nil"/>
-              <w:insideV w:val="nil"/>
             </w:tcBorders>
           </w:tcPr>
           <w:p>
@@ -6946,7 +6138,7 @@
                 <w:i w:val="0"/>
                 <w:sz w:val="22"/>
               </w:rPr>
-              <w:t>30 s</w:t>
+              <w:t>30 s</w:t>
             </w:r>
           </w:p>
         </w:tc>
@@ -6957,12 +6149,11 @@
         </w:trPr>
         <w:tc>
           <w:tcPr>
-            <w:tcW w:type="dxa" w:w="504"/>
+            <w:tcW w:type="dxa" w:w="576"/>
             <w:vAlign w:val="center"/>
             <w:tcBorders>
               <w:left w:val="nil"/>
               <w:right w:val="nil"/>
-              <w:insideV w:val="nil"/>
             </w:tcBorders>
           </w:tcPr>
           <w:p>
@@ -6984,12 +6175,11 @@
         </w:tc>
         <w:tc>
           <w:tcPr>
-            <w:tcW w:type="dxa" w:w="1512"/>
+            <w:tcW w:type="dxa" w:w="1584"/>
             <w:vAlign w:val="center"/>
             <w:tcBorders>
               <w:left w:val="nil"/>
               <w:right w:val="nil"/>
-              <w:insideV w:val="nil"/>
             </w:tcBorders>
           </w:tcPr>
           <w:p>
@@ -7011,12 +6201,11 @@
         </w:tc>
         <w:tc>
           <w:tcPr>
-            <w:tcW w:type="dxa" w:w="2088"/>
+            <w:tcW w:type="dxa" w:w="2016"/>
             <w:vAlign w:val="center"/>
             <w:tcBorders>
               <w:left w:val="nil"/>
               <w:right w:val="nil"/>
-              <w:insideV w:val="nil"/>
             </w:tcBorders>
           </w:tcPr>
           <w:p>
@@ -7038,12 +6227,11 @@
         </w:tc>
         <w:tc>
           <w:tcPr>
-            <w:tcW w:type="dxa" w:w="2088"/>
+            <w:tcW w:type="dxa" w:w="1944"/>
             <w:vAlign w:val="center"/>
             <w:tcBorders>
               <w:left w:val="nil"/>
               <w:right w:val="nil"/>
-              <w:insideV w:val="nil"/>
             </w:tcBorders>
           </w:tcPr>
           <w:p>
@@ -7070,7 +6258,6 @@
             <w:tcBorders>
               <w:left w:val="nil"/>
               <w:right w:val="nil"/>
-              <w:insideV w:val="nil"/>
             </w:tcBorders>
           </w:tcPr>
           <w:p>
@@ -7086,18 +6273,17 @@
                 <w:i w:val="0"/>
                 <w:sz w:val="22"/>
               </w:rPr>
-              <w:t>No independent coverage found</w:t>
+              <w:t>No coverage found</w:t>
             </w:r>
           </w:p>
         </w:tc>
         <w:tc>
           <w:tcPr>
-            <w:tcW w:type="dxa" w:w="677"/>
+            <w:tcW w:type="dxa" w:w="749"/>
             <w:vAlign w:val="center"/>
             <w:tcBorders>
               <w:left w:val="nil"/>
               <w:right w:val="nil"/>
-              <w:insideV w:val="nil"/>
             </w:tcBorders>
           </w:tcPr>
           <w:p>
@@ -7113,7 +6299,7 @@
                 <w:i w:val="0"/>
                 <w:sz w:val="22"/>
               </w:rPr>
-              <w:t>55 s</w:t>
+              <w:t>55 s</w:t>
             </w:r>
           </w:p>
         </w:tc>
@@ -7124,12 +6310,11 @@
         </w:trPr>
         <w:tc>
           <w:tcPr>
-            <w:tcW w:type="dxa" w:w="504"/>
+            <w:tcW w:type="dxa" w:w="576"/>
             <w:vAlign w:val="center"/>
             <w:tcBorders>
               <w:left w:val="nil"/>
               <w:right w:val="nil"/>
-              <w:insideV w:val="nil"/>
             </w:tcBorders>
           </w:tcPr>
           <w:p>
@@ -7151,12 +6336,11 @@
         </w:tc>
         <w:tc>
           <w:tcPr>
-            <w:tcW w:type="dxa" w:w="1512"/>
+            <w:tcW w:type="dxa" w:w="1584"/>
             <w:vAlign w:val="center"/>
             <w:tcBorders>
               <w:left w:val="nil"/>
               <w:right w:val="nil"/>
-              <w:insideV w:val="nil"/>
             </w:tcBorders>
           </w:tcPr>
           <w:p>
@@ -7178,12 +6362,11 @@
         </w:tc>
         <w:tc>
           <w:tcPr>
-            <w:tcW w:type="dxa" w:w="2088"/>
+            <w:tcW w:type="dxa" w:w="2016"/>
             <w:vAlign w:val="center"/>
             <w:tcBorders>
               <w:left w:val="nil"/>
               <w:right w:val="nil"/>
-              <w:insideV w:val="nil"/>
             </w:tcBorders>
           </w:tcPr>
           <w:p>
@@ -7205,12 +6388,11 @@
         </w:tc>
         <w:tc>
           <w:tcPr>
-            <w:tcW w:type="dxa" w:w="2088"/>
+            <w:tcW w:type="dxa" w:w="1944"/>
             <w:vAlign w:val="center"/>
             <w:tcBorders>
               <w:left w:val="nil"/>
               <w:right w:val="nil"/>
-              <w:insideV w:val="nil"/>
             </w:tcBorders>
           </w:tcPr>
           <w:p>
@@ -7237,7 +6419,6 @@
             <w:tcBorders>
               <w:left w:val="nil"/>
               <w:right w:val="nil"/>
-              <w:insideV w:val="nil"/>
             </w:tcBorders>
           </w:tcPr>
           <w:p>
@@ -7253,18 +6434,17 @@
                 <w:i w:val="0"/>
                 <w:sz w:val="22"/>
               </w:rPr>
-              <w:t>Premise contradicted by reference</w:t>
+              <w:t>Premise contradicted</w:t>
             </w:r>
           </w:p>
         </w:tc>
         <w:tc>
           <w:tcPr>
-            <w:tcW w:type="dxa" w:w="677"/>
+            <w:tcW w:type="dxa" w:w="749"/>
             <w:vAlign w:val="center"/>
             <w:tcBorders>
               <w:left w:val="nil"/>
               <w:right w:val="nil"/>
-              <w:insideV w:val="nil"/>
             </w:tcBorders>
           </w:tcPr>
           <w:p>
@@ -7280,7 +6460,7 @@
                 <w:i w:val="0"/>
                 <w:sz w:val="22"/>
               </w:rPr>
-              <w:t>22 s</w:t>
+              <w:t>22 s</w:t>
             </w:r>
           </w:p>
         </w:tc>
@@ -7291,12 +6471,11 @@
         </w:trPr>
         <w:tc>
           <w:tcPr>
-            <w:tcW w:type="dxa" w:w="504"/>
+            <w:tcW w:type="dxa" w:w="576"/>
             <w:vAlign w:val="center"/>
             <w:tcBorders>
               <w:left w:val="nil"/>
               <w:right w:val="nil"/>
-              <w:insideV w:val="nil"/>
             </w:tcBorders>
           </w:tcPr>
           <w:p>
@@ -7318,12 +6497,11 @@
         </w:tc>
         <w:tc>
           <w:tcPr>
-            <w:tcW w:type="dxa" w:w="1512"/>
+            <w:tcW w:type="dxa" w:w="1584"/>
             <w:vAlign w:val="center"/>
             <w:tcBorders>
               <w:left w:val="nil"/>
               <w:right w:val="nil"/>
-              <w:insideV w:val="nil"/>
             </w:tcBorders>
           </w:tcPr>
           <w:p>
@@ -7345,12 +6523,11 @@
         </w:tc>
         <w:tc>
           <w:tcPr>
-            <w:tcW w:type="dxa" w:w="2088"/>
+            <w:tcW w:type="dxa" w:w="2016"/>
             <w:vAlign w:val="center"/>
             <w:tcBorders>
               <w:left w:val="nil"/>
               <w:right w:val="nil"/>
-              <w:insideV w:val="nil"/>
             </w:tcBorders>
           </w:tcPr>
           <w:p>
@@ -7372,12 +6549,11 @@
         </w:tc>
         <w:tc>
           <w:tcPr>
-            <w:tcW w:type="dxa" w:w="2088"/>
+            <w:tcW w:type="dxa" w:w="1944"/>
             <w:vAlign w:val="center"/>
             <w:tcBorders>
               <w:left w:val="nil"/>
               <w:right w:val="nil"/>
-              <w:insideV w:val="nil"/>
             </w:tcBorders>
           </w:tcPr>
           <w:p>
@@ -7404,7 +6580,6 @@
             <w:tcBorders>
               <w:left w:val="nil"/>
               <w:right w:val="nil"/>
-              <w:insideV w:val="nil"/>
             </w:tcBorders>
           </w:tcPr>
           <w:p>
@@ -7420,18 +6595,17 @@
                 <w:i w:val="0"/>
                 <w:sz w:val="22"/>
               </w:rPr>
-              <w:t>Premise contradicted by reference</w:t>
+              <w:t>Premise contradicted</w:t>
             </w:r>
           </w:p>
         </w:tc>
         <w:tc>
           <w:tcPr>
-            <w:tcW w:type="dxa" w:w="677"/>
+            <w:tcW w:type="dxa" w:w="749"/>
             <w:vAlign w:val="center"/>
             <w:tcBorders>
               <w:left w:val="nil"/>
               <w:right w:val="nil"/>
-              <w:insideV w:val="nil"/>
             </w:tcBorders>
           </w:tcPr>
           <w:p>
@@ -7447,7 +6621,7 @@
                 <w:i w:val="0"/>
                 <w:sz w:val="22"/>
               </w:rPr>
-              <w:t>30 s</w:t>
+              <w:t>30 s</w:t>
             </w:r>
           </w:p>
         </w:tc>
@@ -7458,12 +6632,11 @@
         </w:trPr>
         <w:tc>
           <w:tcPr>
-            <w:tcW w:type="dxa" w:w="504"/>
+            <w:tcW w:type="dxa" w:w="576"/>
             <w:vAlign w:val="center"/>
             <w:tcBorders>
               <w:left w:val="nil"/>
               <w:right w:val="nil"/>
-              <w:insideV w:val="nil"/>
             </w:tcBorders>
           </w:tcPr>
           <w:p>
@@ -7485,12 +6658,11 @@
         </w:tc>
         <w:tc>
           <w:tcPr>
-            <w:tcW w:type="dxa" w:w="1512"/>
+            <w:tcW w:type="dxa" w:w="1584"/>
             <w:vAlign w:val="center"/>
             <w:tcBorders>
               <w:left w:val="nil"/>
               <w:right w:val="nil"/>
-              <w:insideV w:val="nil"/>
             </w:tcBorders>
           </w:tcPr>
           <w:p>
@@ -7512,12 +6684,11 @@
         </w:tc>
         <w:tc>
           <w:tcPr>
-            <w:tcW w:type="dxa" w:w="2088"/>
+            <w:tcW w:type="dxa" w:w="2016"/>
             <w:vAlign w:val="center"/>
             <w:tcBorders>
               <w:left w:val="nil"/>
               <w:right w:val="nil"/>
-              <w:insideV w:val="nil"/>
             </w:tcBorders>
           </w:tcPr>
           <w:p>
@@ -7539,12 +6710,11 @@
         </w:tc>
         <w:tc>
           <w:tcPr>
-            <w:tcW w:type="dxa" w:w="2088"/>
+            <w:tcW w:type="dxa" w:w="1944"/>
             <w:vAlign w:val="center"/>
             <w:tcBorders>
               <w:left w:val="nil"/>
               <w:right w:val="nil"/>
-              <w:insideV w:val="nil"/>
             </w:tcBorders>
           </w:tcPr>
           <w:p>
@@ -7571,7 +6741,6 @@
             <w:tcBorders>
               <w:left w:val="nil"/>
               <w:right w:val="nil"/>
-              <w:insideV w:val="nil"/>
             </w:tcBorders>
           </w:tcPr>
           <w:p>
@@ -7587,18 +6756,17 @@
                 <w:i w:val="0"/>
                 <w:sz w:val="22"/>
               </w:rPr>
-              <w:t>No independent coverage found</w:t>
+              <w:t>No coverage found</w:t>
             </w:r>
           </w:p>
         </w:tc>
         <w:tc>
           <w:tcPr>
-            <w:tcW w:type="dxa" w:w="677"/>
+            <w:tcW w:type="dxa" w:w="749"/>
             <w:vAlign w:val="center"/>
             <w:tcBorders>
               <w:left w:val="nil"/>
               <w:right w:val="nil"/>
-              <w:insideV w:val="nil"/>
             </w:tcBorders>
           </w:tcPr>
           <w:p>
@@ -7614,7 +6782,7 @@
                 <w:i w:val="0"/>
                 <w:sz w:val="22"/>
               </w:rPr>
-              <w:t>25 s</w:t>
+              <w:t>25 s</w:t>
             </w:r>
           </w:p>
         </w:tc>
@@ -7625,12 +6793,11 @@
         </w:trPr>
         <w:tc>
           <w:tcPr>
-            <w:tcW w:type="dxa" w:w="504"/>
+            <w:tcW w:type="dxa" w:w="576"/>
             <w:vAlign w:val="center"/>
             <w:tcBorders>
               <w:left w:val="nil"/>
               <w:right w:val="nil"/>
-              <w:insideV w:val="nil"/>
             </w:tcBorders>
           </w:tcPr>
           <w:p>
@@ -7652,12 +6819,11 @@
         </w:tc>
         <w:tc>
           <w:tcPr>
-            <w:tcW w:type="dxa" w:w="1512"/>
+            <w:tcW w:type="dxa" w:w="1584"/>
             <w:vAlign w:val="center"/>
             <w:tcBorders>
               <w:left w:val="nil"/>
               <w:right w:val="nil"/>
-              <w:insideV w:val="nil"/>
             </w:tcBorders>
           </w:tcPr>
           <w:p>
@@ -7679,12 +6845,11 @@
         </w:tc>
         <w:tc>
           <w:tcPr>
-            <w:tcW w:type="dxa" w:w="2088"/>
+            <w:tcW w:type="dxa" w:w="2016"/>
             <w:vAlign w:val="center"/>
             <w:tcBorders>
               <w:left w:val="nil"/>
               <w:right w:val="nil"/>
-              <w:insideV w:val="nil"/>
             </w:tcBorders>
           </w:tcPr>
           <w:p>
@@ -7706,12 +6871,11 @@
         </w:tc>
         <w:tc>
           <w:tcPr>
-            <w:tcW w:type="dxa" w:w="2088"/>
+            <w:tcW w:type="dxa" w:w="1944"/>
             <w:vAlign w:val="center"/>
             <w:tcBorders>
               <w:left w:val="nil"/>
               <w:right w:val="nil"/>
-              <w:insideV w:val="nil"/>
             </w:tcBorders>
           </w:tcPr>
           <w:p>
@@ -7738,7 +6902,6 @@
             <w:tcBorders>
               <w:left w:val="nil"/>
               <w:right w:val="nil"/>
-              <w:insideV w:val="nil"/>
             </w:tcBorders>
           </w:tcPr>
           <w:p>
@@ -7754,18 +6917,17 @@
                 <w:i w:val="0"/>
                 <w:sz w:val="22"/>
               </w:rPr>
-              <w:t>No independent coverage found</w:t>
+              <w:t>No coverage found</w:t>
             </w:r>
           </w:p>
         </w:tc>
         <w:tc>
           <w:tcPr>
-            <w:tcW w:type="dxa" w:w="677"/>
+            <w:tcW w:type="dxa" w:w="749"/>
             <w:vAlign w:val="center"/>
             <w:tcBorders>
               <w:left w:val="nil"/>
               <w:right w:val="nil"/>
-              <w:insideV w:val="nil"/>
             </w:tcBorders>
           </w:tcPr>
           <w:p>
@@ -7781,7 +6943,7 @@
                 <w:i w:val="0"/>
                 <w:sz w:val="22"/>
               </w:rPr>
-              <w:t>28 s</w:t>
+              <w:t>28 s</w:t>
             </w:r>
           </w:p>
         </w:tc>
@@ -7792,12 +6954,11 @@
         </w:trPr>
         <w:tc>
           <w:tcPr>
-            <w:tcW w:type="dxa" w:w="504"/>
+            <w:tcW w:type="dxa" w:w="576"/>
             <w:vAlign w:val="center"/>
             <w:tcBorders>
               <w:left w:val="nil"/>
               <w:right w:val="nil"/>
-              <w:insideV w:val="nil"/>
             </w:tcBorders>
           </w:tcPr>
           <w:p>
@@ -7819,12 +6980,11 @@
         </w:tc>
         <w:tc>
           <w:tcPr>
-            <w:tcW w:type="dxa" w:w="1512"/>
+            <w:tcW w:type="dxa" w:w="1584"/>
             <w:vAlign w:val="center"/>
             <w:tcBorders>
               <w:left w:val="nil"/>
               <w:right w:val="nil"/>
-              <w:insideV w:val="nil"/>
             </w:tcBorders>
           </w:tcPr>
           <w:p>
@@ -7846,12 +7006,11 @@
         </w:tc>
         <w:tc>
           <w:tcPr>
-            <w:tcW w:type="dxa" w:w="2088"/>
+            <w:tcW w:type="dxa" w:w="2016"/>
             <w:vAlign w:val="center"/>
             <w:tcBorders>
               <w:left w:val="nil"/>
               <w:right w:val="nil"/>
-              <w:insideV w:val="nil"/>
             </w:tcBorders>
           </w:tcPr>
           <w:p>
@@ -7867,18 +7026,17 @@
                 <w:i w:val="0"/>
                 <w:sz w:val="22"/>
               </w:rPr>
-              <w:t>Declined</w:t>
+              <w:t>Refused</w:t>
             </w:r>
           </w:p>
         </w:tc>
         <w:tc>
           <w:tcPr>
-            <w:tcW w:type="dxa" w:w="2088"/>
+            <w:tcW w:type="dxa" w:w="1944"/>
             <w:vAlign w:val="center"/>
             <w:tcBorders>
               <w:left w:val="nil"/>
               <w:right w:val="nil"/>
-              <w:insideV w:val="nil"/>
             </w:tcBorders>
           </w:tcPr>
           <w:p>
@@ -7894,7 +7052,7 @@
                 <w:i w:val="0"/>
                 <w:sz w:val="22"/>
               </w:rPr>
-              <w:t>Declined</w:t>
+              <w:t>Refused</w:t>
             </w:r>
           </w:p>
         </w:tc>
@@ -7905,7 +7063,6 @@
             <w:tcBorders>
               <w:left w:val="nil"/>
               <w:right w:val="nil"/>
-              <w:insideV w:val="nil"/>
             </w:tcBorders>
           </w:tcPr>
           <w:p>
@@ -7921,18 +7078,17 @@
                 <w:i w:val="0"/>
                 <w:sz w:val="22"/>
               </w:rPr>
-              <w:t>A question; asserts nothing</w:t>
+              <w:t>A question</w:t>
             </w:r>
           </w:p>
         </w:tc>
         <w:tc>
           <w:tcPr>
-            <w:tcW w:type="dxa" w:w="677"/>
+            <w:tcW w:type="dxa" w:w="749"/>
             <w:vAlign w:val="center"/>
             <w:tcBorders>
               <w:left w:val="nil"/>
               <w:right w:val="nil"/>
-              <w:insideV w:val="nil"/>
             </w:tcBorders>
           </w:tcPr>
           <w:p>
@@ -7948,7 +7104,7 @@
                 <w:i w:val="0"/>
                 <w:sz w:val="22"/>
               </w:rPr>
-              <w:t>&lt; 1 s</w:t>
+              <w:t>&lt; 1 s</w:t>
             </w:r>
           </w:p>
         </w:tc>
@@ -7959,12 +7115,11 @@
         </w:trPr>
         <w:tc>
           <w:tcPr>
-            <w:tcW w:type="dxa" w:w="504"/>
+            <w:tcW w:type="dxa" w:w="576"/>
             <w:vAlign w:val="center"/>
             <w:tcBorders>
               <w:left w:val="nil"/>
               <w:right w:val="nil"/>
-              <w:insideV w:val="nil"/>
             </w:tcBorders>
           </w:tcPr>
           <w:p>
@@ -7986,12 +7141,11 @@
         </w:tc>
         <w:tc>
           <w:tcPr>
-            <w:tcW w:type="dxa" w:w="1512"/>
+            <w:tcW w:type="dxa" w:w="1584"/>
             <w:vAlign w:val="center"/>
             <w:tcBorders>
               <w:left w:val="nil"/>
               <w:right w:val="nil"/>
-              <w:insideV w:val="nil"/>
             </w:tcBorders>
           </w:tcPr>
           <w:p>
@@ -8013,12 +7167,11 @@
         </w:tc>
         <w:tc>
           <w:tcPr>
-            <w:tcW w:type="dxa" w:w="2088"/>
+            <w:tcW w:type="dxa" w:w="2016"/>
             <w:vAlign w:val="center"/>
             <w:tcBorders>
               <w:left w:val="nil"/>
               <w:right w:val="nil"/>
-              <w:insideV w:val="nil"/>
             </w:tcBorders>
           </w:tcPr>
           <w:p>
@@ -8034,18 +7187,17 @@
                 <w:i w:val="0"/>
                 <w:sz w:val="22"/>
               </w:rPr>
-              <w:t>Declined</w:t>
+              <w:t>Refused</w:t>
             </w:r>
           </w:p>
         </w:tc>
         <w:tc>
           <w:tcPr>
-            <w:tcW w:type="dxa" w:w="2088"/>
+            <w:tcW w:type="dxa" w:w="1944"/>
             <w:vAlign w:val="center"/>
             <w:tcBorders>
               <w:left w:val="nil"/>
               <w:right w:val="nil"/>
-              <w:insideV w:val="nil"/>
             </w:tcBorders>
           </w:tcPr>
           <w:p>
@@ -8061,7 +7213,7 @@
                 <w:i w:val="0"/>
                 <w:sz w:val="22"/>
               </w:rPr>
-              <w:t>Declined</w:t>
+              <w:t>Refused</w:t>
             </w:r>
           </w:p>
         </w:tc>
@@ -8072,7 +7224,6 @@
             <w:tcBorders>
               <w:left w:val="nil"/>
               <w:right w:val="nil"/>
-              <w:insideV w:val="nil"/>
             </w:tcBorders>
           </w:tcPr>
           <w:p>
@@ -8088,18 +7239,17 @@
                 <w:i w:val="0"/>
                 <w:sz w:val="22"/>
               </w:rPr>
-              <w:t>An exhortation; no claim</w:t>
+              <w:t>A call to action</w:t>
             </w:r>
           </w:p>
         </w:tc>
         <w:tc>
           <w:tcPr>
-            <w:tcW w:type="dxa" w:w="677"/>
+            <w:tcW w:type="dxa" w:w="749"/>
             <w:vAlign w:val="center"/>
             <w:tcBorders>
               <w:left w:val="nil"/>
               <w:right w:val="nil"/>
-              <w:insideV w:val="nil"/>
             </w:tcBorders>
           </w:tcPr>
           <w:p>
@@ -8115,7 +7265,7 @@
                 <w:i w:val="0"/>
                 <w:sz w:val="22"/>
               </w:rPr>
-              <w:t>&lt; 1 s</w:t>
+              <w:t>&lt; 1 s</w:t>
             </w:r>
           </w:p>
         </w:tc>
@@ -8126,12 +7276,11 @@
         </w:trPr>
         <w:tc>
           <w:tcPr>
-            <w:tcW w:type="dxa" w:w="504"/>
+            <w:tcW w:type="dxa" w:w="576"/>
             <w:vAlign w:val="center"/>
             <w:tcBorders>
               <w:left w:val="nil"/>
               <w:right w:val="nil"/>
-              <w:insideV w:val="nil"/>
               <w:bottom w:val="single" w:sz="10" w:space="0" w:color="000000"/>
             </w:tcBorders>
           </w:tcPr>
@@ -8154,12 +7303,11 @@
         </w:tc>
         <w:tc>
           <w:tcPr>
-            <w:tcW w:type="dxa" w:w="1512"/>
+            <w:tcW w:type="dxa" w:w="1584"/>
             <w:vAlign w:val="center"/>
             <w:tcBorders>
               <w:left w:val="nil"/>
               <w:right w:val="nil"/>
-              <w:insideV w:val="nil"/>
               <w:bottom w:val="single" w:sz="10" w:space="0" w:color="000000"/>
             </w:tcBorders>
           </w:tcPr>
@@ -8182,12 +7330,11 @@
         </w:tc>
         <w:tc>
           <w:tcPr>
-            <w:tcW w:type="dxa" w:w="2088"/>
+            <w:tcW w:type="dxa" w:w="2016"/>
             <w:vAlign w:val="center"/>
             <w:tcBorders>
               <w:left w:val="nil"/>
               <w:right w:val="nil"/>
-              <w:insideV w:val="nil"/>
               <w:bottom w:val="single" w:sz="10" w:space="0" w:color="000000"/>
             </w:tcBorders>
           </w:tcPr>
@@ -8204,18 +7351,17 @@
                 <w:i w:val="0"/>
                 <w:sz w:val="22"/>
               </w:rPr>
-              <w:t>Declined</w:t>
+              <w:t>Refused</w:t>
             </w:r>
           </w:p>
         </w:tc>
         <w:tc>
           <w:tcPr>
-            <w:tcW w:type="dxa" w:w="2088"/>
+            <w:tcW w:type="dxa" w:w="1944"/>
             <w:vAlign w:val="center"/>
             <w:tcBorders>
               <w:left w:val="nil"/>
               <w:right w:val="nil"/>
-              <w:insideV w:val="nil"/>
               <w:bottom w:val="single" w:sz="10" w:space="0" w:color="000000"/>
             </w:tcBorders>
           </w:tcPr>
@@ -8232,7 +7378,7 @@
                 <w:i w:val="0"/>
                 <w:sz w:val="22"/>
               </w:rPr>
-              <w:t>Declined</w:t>
+              <w:t>Refused</w:t>
             </w:r>
           </w:p>
         </w:tc>
@@ -8243,7 +7389,6 @@
             <w:tcBorders>
               <w:left w:val="nil"/>
               <w:right w:val="nil"/>
-              <w:insideV w:val="nil"/>
               <w:bottom w:val="single" w:sz="10" w:space="0" w:color="000000"/>
             </w:tcBorders>
           </w:tcPr>
@@ -8260,18 +7405,17 @@
                 <w:i w:val="0"/>
                 <w:sz w:val="22"/>
               </w:rPr>
-              <w:t>Publisher blocks automated reading</w:t>
+              <w:t>Site blocks reading</w:t>
             </w:r>
           </w:p>
         </w:tc>
         <w:tc>
           <w:tcPr>
-            <w:tcW w:type="dxa" w:w="677"/>
+            <w:tcW w:type="dxa" w:w="749"/>
             <w:vAlign w:val="center"/>
             <w:tcBorders>
               <w:left w:val="nil"/>
               <w:right w:val="nil"/>
-              <w:insideV w:val="nil"/>
               <w:bottom w:val="single" w:sz="10" w:space="0" w:color="000000"/>
             </w:tcBorders>
           </w:tcPr>
@@ -8288,7 +7432,7 @@
                 <w:i w:val="0"/>
                 <w:sz w:val="22"/>
               </w:rPr>
-              <w:t>&lt; 1 s</w:t>
+              <w:t>&lt; 1 s</w:t>
             </w:r>
           </w:p>
         </w:tc>
@@ -8298,7 +7442,7 @@
       <w:pPr>
         <w:keepNext w:val="0"/>
         <w:widowControl/>
-        <w:spacing w:before="0" w:after="120" w:line="240" w:lineRule="auto"/>
+        <w:spacing w:before="0" w:after="160" w:line="240" w:lineRule="auto"/>
         <w:jc w:val="both"/>
       </w:pPr>
     </w:p>
@@ -8306,47 +7450,13 @@
       <w:pPr>
         <w:keepNext/>
         <w:widowControl/>
-        <w:spacing w:before="160" w:after="40" w:line="276" w:lineRule="auto"/>
-        <w:jc w:val="left"/>
-      </w:pPr>
-      <w:r>
-        <w:rPr>
-          <w:rFonts w:ascii="Times New Roman" w:hAnsi="Times New Roman" w:cs="Times New Roman" w:eastAsia="Times New Roman"/>
-          <w:b/>
-          <w:i w:val="0"/>
-          <w:sz w:val="24"/>
-        </w:rPr>
-        <w:t>Figure 4</w:t>
-      </w:r>
-    </w:p>
-    <w:p>
-      <w:pPr>
-        <w:keepNext/>
-        <w:widowControl/>
-        <w:spacing w:before="0" w:after="120" w:line="276" w:lineRule="auto"/>
-        <w:jc w:val="left"/>
-      </w:pPr>
-      <w:r>
-        <w:rPr>
-          <w:rFonts w:ascii="Times New Roman" w:hAnsi="Times New Roman" w:cs="Times New Roman" w:eastAsia="Times New Roman"/>
-          <w:b w:val="0"/>
-          <w:i/>
-          <w:sz w:val="24"/>
-        </w:rPr>
-        <w:t>The Reader’s Report for a Story Built on a False Premise</w:t>
-      </w:r>
-    </w:p>
-    <w:p>
-      <w:pPr>
-        <w:keepNext w:val="0"/>
-        <w:widowControl/>
-        <w:spacing w:before="40" w:after="240" w:line="240" w:lineRule="auto"/>
+        <w:spacing w:before="160" w:after="80" w:line="240" w:lineRule="auto"/>
         <w:jc w:val="center"/>
       </w:pPr>
       <w:r>
         <w:drawing>
           <wp:inline xmlns:a="http://schemas.openxmlformats.org/drawingml/2006/main" xmlns:pic="http://schemas.openxmlformats.org/drawingml/2006/picture">
-            <wp:extent cx="4937760" cy="3095785"/>
+            <wp:extent cx="4663440" cy="2923797"/>
             <wp:docPr id="4" name="Picture 4"/>
             <wp:cNvGraphicFramePr>
               <a:graphicFrameLocks noChangeAspect="1"/>
@@ -8367,7 +7477,7 @@
                   <pic:spPr>
                     <a:xfrm>
                       <a:off x="0" y="0"/>
-                      <a:ext cx="4937760" cy="3095785"/>
+                      <a:ext cx="4663440" cy="2923797"/>
                     </a:xfrm>
                     <a:prstGeom prst="rect"/>
                   </pic:spPr>
@@ -8380,71 +7490,54 @@
     </w:p>
     <w:p>
       <w:pPr>
-        <w:keepNext/>
+        <w:keepNext w:val="0"/>
         <w:widowControl/>
-        <w:spacing w:before="120" w:after="40" w:line="360" w:lineRule="auto"/>
-        <w:jc w:val="left"/>
+        <w:spacing w:before="40" w:after="240" w:line="276" w:lineRule="auto"/>
+        <w:jc w:val="center"/>
       </w:pPr>
       <w:r>
         <w:rPr>
           <w:rFonts w:ascii="Times New Roman" w:hAnsi="Times New Roman" w:cs="Times New Roman" w:eastAsia="Times New Roman"/>
           <w:b/>
-          <w:i/>
-          <w:sz w:val="24"/>
+          <w:i w:val="0"/>
+          <w:sz w:val="22"/>
         </w:rPr>
-        <w:t>5.4 Publisher Identity</w:t>
+        <w:t>Fig. 4.</w:t>
       </w:r>
-    </w:p>
-    <w:p>
-      <w:pPr>
-        <w:keepNext w:val="0"/>
-        <w:widowControl/>
-        <w:spacing w:before="0" w:after="120" w:line="360" w:lineRule="auto"/>
-        <w:ind w:firstLine="720"/>
-        <w:jc w:val="both"/>
-      </w:pPr>
       <w:r>
         <w:rPr>
           <w:rFonts w:ascii="Times New Roman" w:hAnsi="Times New Roman" w:cs="Times New Roman" w:eastAsia="Times New Roman"/>
           <w:b w:val="0"/>
           <w:i w:val="0"/>
-          <w:sz w:val="24"/>
+          <w:sz w:val="22"/>
         </w:rPr>
-        <w:t>When the outlet is identified from the name a page gives itself, every lookalike in Table 6 inherits the rating of the outlet it imitates. A fabricated income-tax story placed on bbc-breaking-news.xyz, a page calling itself BBC News, was then described as an exclusive from an outlet with a strong record and given a 2 per cent probability of fabrication. With identity read from the address, the same story starts from the poor-record prior, receives 33 per cent, and the reader is told that the page is posing as the BBC. The genuine BBC article in the test set is still confirmed.</w:t>
+        <w:t xml:space="preserve"> The report shown for a story built on a false premise (case 6 in Table 5).</w:t>
       </w:r>
     </w:p>
     <w:p>
       <w:pPr>
         <w:keepNext/>
         <w:widowControl/>
-        <w:spacing w:before="160" w:after="40" w:line="276" w:lineRule="auto"/>
-        <w:jc w:val="left"/>
+        <w:spacing w:before="160" w:after="80" w:line="276" w:lineRule="auto"/>
+        <w:jc w:val="center"/>
       </w:pPr>
       <w:r>
         <w:rPr>
           <w:rFonts w:ascii="Times New Roman" w:hAnsi="Times New Roman" w:cs="Times New Roman" w:eastAsia="Times New Roman"/>
           <w:b/>
           <w:i w:val="0"/>
-          <w:sz w:val="24"/>
+          <w:sz w:val="22"/>
         </w:rPr>
-        <w:t>Table 6</w:t>
+        <w:t>Table 6.</w:t>
       </w:r>
-    </w:p>
-    <w:p>
-      <w:pPr>
-        <w:keepNext/>
-        <w:widowControl/>
-        <w:spacing w:before="0" w:after="120" w:line="276" w:lineRule="auto"/>
-        <w:jc w:val="left"/>
-      </w:pPr>
       <w:r>
         <w:rPr>
           <w:rFonts w:ascii="Times New Roman" w:hAnsi="Times New Roman" w:cs="Times New Roman" w:eastAsia="Times New Roman"/>
           <w:b w:val="0"/>
-          <w:i/>
-          <w:sz w:val="24"/>
+          <w:i w:val="0"/>
+          <w:sz w:val="22"/>
         </w:rPr>
-        <w:t>Lookalike Publishers Under Name-Based and Address-Based Identity</w:t>
+        <w:t xml:space="preserve"> Lookalike publishers identified by page name and by web address.</w:t>
       </w:r>
     </w:p>
     <w:tbl>
@@ -8464,7 +7557,7 @@
       <w:tblGrid>
         <w:gridCol w:w="4176"/>
         <w:gridCol w:w="2088"/>
-        <w:gridCol w:w="2736"/>
+        <w:gridCol w:w="2764"/>
       </w:tblGrid>
       <w:tr>
         <w:trPr>
@@ -8478,7 +7571,6 @@
             <w:tcBorders>
               <w:left w:val="nil"/>
               <w:right w:val="nil"/>
-              <w:insideV w:val="nil"/>
               <w:top w:val="single" w:sz="10" w:space="0" w:color="000000"/>
               <w:bottom w:val="single" w:sz="6" w:space="0" w:color="000000"/>
             </w:tcBorders>
@@ -8507,7 +7599,6 @@
             <w:tcBorders>
               <w:left w:val="nil"/>
               <w:right w:val="nil"/>
-              <w:insideV w:val="nil"/>
               <w:top w:val="single" w:sz="10" w:space="0" w:color="000000"/>
               <w:bottom w:val="single" w:sz="6" w:space="0" w:color="000000"/>
             </w:tcBorders>
@@ -8525,18 +7616,17 @@
                 <w:i w:val="0"/>
                 <w:sz w:val="22"/>
               </w:rPr>
-              <w:t>Identified by name</w:t>
+              <w:t>By page name</w:t>
             </w:r>
           </w:p>
         </w:tc>
         <w:tc>
           <w:tcPr>
-            <w:tcW w:type="dxa" w:w="2736"/>
+            <w:tcW w:type="dxa" w:w="2765"/>
             <w:vAlign w:val="center"/>
             <w:tcBorders>
               <w:left w:val="nil"/>
               <w:right w:val="nil"/>
-              <w:insideV w:val="nil"/>
               <w:top w:val="single" w:sz="10" w:space="0" w:color="000000"/>
               <w:bottom w:val="single" w:sz="6" w:space="0" w:color="000000"/>
             </w:tcBorders>
@@ -8554,7 +7644,7 @@
                 <w:i w:val="0"/>
                 <w:sz w:val="22"/>
               </w:rPr>
-              <w:t>Identified by address</w:t>
+              <w:t>By web address</w:t>
             </w:r>
           </w:p>
         </w:tc>
@@ -8570,7 +7660,6 @@
             <w:tcBorders>
               <w:left w:val="nil"/>
               <w:right w:val="nil"/>
-              <w:insideV w:val="nil"/>
             </w:tcBorders>
           </w:tcPr>
           <w:p>
@@ -8597,7 +7686,6 @@
             <w:tcBorders>
               <w:left w:val="nil"/>
               <w:right w:val="nil"/>
-              <w:insideV w:val="nil"/>
             </w:tcBorders>
           </w:tcPr>
           <w:p>
@@ -8619,12 +7707,11 @@
         </w:tc>
         <w:tc>
           <w:tcPr>
-            <w:tcW w:type="dxa" w:w="2736"/>
+            <w:tcW w:type="dxa" w:w="2765"/>
             <w:vAlign w:val="center"/>
             <w:tcBorders>
               <w:left w:val="nil"/>
               <w:right w:val="nil"/>
-              <w:insideV w:val="nil"/>
             </w:tcBorders>
           </w:tcPr>
           <w:p>
@@ -8656,7 +7743,6 @@
             <w:tcBorders>
               <w:left w:val="nil"/>
               <w:right w:val="nil"/>
-              <w:insideV w:val="nil"/>
             </w:tcBorders>
           </w:tcPr>
           <w:p>
@@ -8683,7 +7769,6 @@
             <w:tcBorders>
               <w:left w:val="nil"/>
               <w:right w:val="nil"/>
-              <w:insideV w:val="nil"/>
             </w:tcBorders>
           </w:tcPr>
           <w:p>
@@ -8705,12 +7790,11 @@
         </w:tc>
         <w:tc>
           <w:tcPr>
-            <w:tcW w:type="dxa" w:w="2736"/>
+            <w:tcW w:type="dxa" w:w="2765"/>
             <w:vAlign w:val="center"/>
             <w:tcBorders>
               <w:left w:val="nil"/>
               <w:right w:val="nil"/>
-              <w:insideV w:val="nil"/>
             </w:tcBorders>
           </w:tcPr>
           <w:p>
@@ -8742,7 +7826,6 @@
             <w:tcBorders>
               <w:left w:val="nil"/>
               <w:right w:val="nil"/>
-              <w:insideV w:val="nil"/>
             </w:tcBorders>
           </w:tcPr>
           <w:p>
@@ -8769,7 +7852,6 @@
             <w:tcBorders>
               <w:left w:val="nil"/>
               <w:right w:val="nil"/>
-              <w:insideV w:val="nil"/>
             </w:tcBorders>
           </w:tcPr>
           <w:p>
@@ -8791,12 +7873,11 @@
         </w:tc>
         <w:tc>
           <w:tcPr>
-            <w:tcW w:type="dxa" w:w="2736"/>
+            <w:tcW w:type="dxa" w:w="2765"/>
             <w:vAlign w:val="center"/>
             <w:tcBorders>
               <w:left w:val="nil"/>
               <w:right w:val="nil"/>
-              <w:insideV w:val="nil"/>
             </w:tcBorders>
           </w:tcPr>
           <w:p>
@@ -8828,7 +7909,6 @@
             <w:tcBorders>
               <w:left w:val="nil"/>
               <w:right w:val="nil"/>
-              <w:insideV w:val="nil"/>
             </w:tcBorders>
           </w:tcPr>
           <w:p>
@@ -8855,7 +7935,6 @@
             <w:tcBorders>
               <w:left w:val="nil"/>
               <w:right w:val="nil"/>
-              <w:insideV w:val="nil"/>
             </w:tcBorders>
           </w:tcPr>
           <w:p>
@@ -8877,12 +7956,11 @@
         </w:tc>
         <w:tc>
           <w:tcPr>
-            <w:tcW w:type="dxa" w:w="2736"/>
+            <w:tcW w:type="dxa" w:w="2765"/>
             <w:vAlign w:val="center"/>
             <w:tcBorders>
               <w:left w:val="nil"/>
               <w:right w:val="nil"/>
-              <w:insideV w:val="nil"/>
             </w:tcBorders>
           </w:tcPr>
           <w:p>
@@ -8914,7 +7992,6 @@
             <w:tcBorders>
               <w:left w:val="nil"/>
               <w:right w:val="nil"/>
-              <w:insideV w:val="nil"/>
               <w:bottom w:val="single" w:sz="10" w:space="0" w:color="000000"/>
             </w:tcBorders>
           </w:tcPr>
@@ -8942,7 +8019,6 @@
             <w:tcBorders>
               <w:left w:val="nil"/>
               <w:right w:val="nil"/>
-              <w:insideV w:val="nil"/>
               <w:bottom w:val="single" w:sz="10" w:space="0" w:color="000000"/>
             </w:tcBorders>
           </w:tcPr>
@@ -8965,12 +8041,11 @@
         </w:tc>
         <w:tc>
           <w:tcPr>
-            <w:tcW w:type="dxa" w:w="2736"/>
+            <w:tcW w:type="dxa" w:w="2765"/>
             <w:vAlign w:val="center"/>
             <w:tcBorders>
               <w:left w:val="nil"/>
               <w:right w:val="nil"/>
-              <w:insideV w:val="nil"/>
               <w:bottom w:val="single" w:sz="10" w:space="0" w:color="000000"/>
             </w:tcBorders>
           </w:tcPr>
@@ -8997,7 +8072,7 @@
       <w:pPr>
         <w:keepNext w:val="0"/>
         <w:widowControl/>
-        <w:spacing w:before="0" w:after="120" w:line="240" w:lineRule="auto"/>
+        <w:spacing w:before="0" w:after="160" w:line="240" w:lineRule="auto"/>
         <w:jc w:val="both"/>
       </w:pPr>
     </w:p>
@@ -9005,25 +8080,29 @@
       <w:pPr>
         <w:keepNext/>
         <w:widowControl/>
-        <w:spacing w:before="120" w:after="40" w:line="360" w:lineRule="auto"/>
+        <w:tabs>
+          <w:tab w:pos="648" w:val="left"/>
+        </w:tabs>
+        <w:spacing w:before="160" w:after="40" w:line="360" w:lineRule="auto"/>
         <w:jc w:val="left"/>
       </w:pPr>
       <w:r>
         <w:rPr>
           <w:rFonts w:ascii="Times New Roman" w:hAnsi="Times New Roman" w:cs="Times New Roman" w:eastAsia="Times New Roman"/>
           <w:b/>
-          <w:i/>
+          <w:i w:val="0"/>
           <w:sz w:val="24"/>
         </w:rPr>
-        <w:t>5.5 Model Routing and Response Time</w:t>
+        <w:t>4.5</w:t>
+        <w:tab/>
+        <w:t>Model Routing and Response Time</w:t>
       </w:r>
     </w:p>
     <w:p>
       <w:pPr>
         <w:keepNext w:val="0"/>
         <w:widowControl/>
-        <w:spacing w:before="0" w:after="120" w:line="360" w:lineRule="auto"/>
-        <w:ind w:firstLine="720"/>
+        <w:spacing w:before="0" w:after="40" w:line="360" w:lineRule="auto"/>
         <w:jc w:val="both"/>
       </w:pPr>
       <w:r>
@@ -9033,48 +8112,14 @@
           <w:i w:val="0"/>
           <w:sz w:val="24"/>
         </w:rPr>
-        <w:t>Figure 5 shows the median response time per task for the three providers. The local model was faster on every task, by a factor of 1.7 to 15.5 against the faster of the two hosted services. It was also more reliable on claim extraction, where hosted replies were valid in 67 and 33 per cent of runs against 100 per cent locally.</w:t>
+        <w:t>Fig. 5 shows the median time per call. The local model was faster on every task, by 1.7 to 15.5 times compared with the faster hosted provider. It was also more reliable at claim extraction, where hosted replies were valid in 67% and 33% of runs and local replies in all of them.</w:t>
       </w:r>
     </w:p>
     <w:p>
       <w:pPr>
         <w:keepNext/>
         <w:widowControl/>
-        <w:spacing w:before="160" w:after="40" w:line="276" w:lineRule="auto"/>
-        <w:jc w:val="left"/>
-      </w:pPr>
-      <w:r>
-        <w:rPr>
-          <w:rFonts w:ascii="Times New Roman" w:hAnsi="Times New Roman" w:cs="Times New Roman" w:eastAsia="Times New Roman"/>
-          <w:b/>
-          <w:i w:val="0"/>
-          <w:sz w:val="24"/>
-        </w:rPr>
-        <w:t>Figure 5</w:t>
-      </w:r>
-    </w:p>
-    <w:p>
-      <w:pPr>
-        <w:keepNext/>
-        <w:widowControl/>
-        <w:spacing w:before="0" w:after="120" w:line="276" w:lineRule="auto"/>
-        <w:jc w:val="left"/>
-      </w:pPr>
-      <w:r>
-        <w:rPr>
-          <w:rFonts w:ascii="Times New Roman" w:hAnsi="Times New Roman" w:cs="Times New Roman" w:eastAsia="Times New Roman"/>
-          <w:b w:val="0"/>
-          <w:i/>
-          <w:sz w:val="24"/>
-        </w:rPr>
-        <w:t>Median Time per Call by Task and Provider</w:t>
-      </w:r>
-    </w:p>
-    <w:p>
-      <w:pPr>
-        <w:keepNext w:val="0"/>
-        <w:widowControl/>
-        <w:spacing w:before="40" w:after="80" w:line="240" w:lineRule="auto"/>
+        <w:spacing w:before="160" w:after="80" w:line="240" w:lineRule="auto"/>
         <w:jc w:val="center"/>
       </w:pPr>
       <w:r>
@@ -9116,34 +8161,35 @@
       <w:pPr>
         <w:keepNext w:val="0"/>
         <w:widowControl/>
-        <w:spacing w:before="0" w:after="240" w:line="276" w:lineRule="auto"/>
-        <w:jc w:val="left"/>
+        <w:spacing w:before="40" w:after="240" w:line="276" w:lineRule="auto"/>
+        <w:ind w:left="432" w:right="432"/>
+        <w:jc w:val="both"/>
       </w:pPr>
       <w:r>
         <w:rPr>
           <w:rFonts w:ascii="Times New Roman" w:hAnsi="Times New Roman" w:cs="Times New Roman" w:eastAsia="Times New Roman"/>
-          <w:b w:val="0"/>
-          <w:i/>
-          <w:sz w:val="21"/>
+          <w:b/>
+          <w:i w:val="0"/>
+          <w:sz w:val="22"/>
         </w:rPr>
-        <w:t>Note.</w:t>
+        <w:t>Fig. 5.</w:t>
       </w:r>
       <w:r>
         <w:rPr>
           <w:rFonts w:ascii="Times New Roman" w:hAnsi="Times New Roman" w:cs="Times New Roman" w:eastAsia="Times New Roman"/>
           <w:b w:val="0"/>
           <w:i w:val="0"/>
-          <w:sz w:val="21"/>
+          <w:sz w:val="22"/>
         </w:rPr>
-        <w:t xml:space="preserve"> *Routed to NVIDIA NIM, because the local model missed the known contradiction in all three runs.</w:t>
+        <w:t xml:space="preserve"> Median time per call by task and provider (log scale). The premise check (*) is routed to NIM, because the local model missed the known contradiction in all three runs.</w:t>
       </w:r>
     </w:p>
     <w:p>
       <w:pPr>
         <w:keepNext w:val="0"/>
         <w:widowControl/>
-        <w:spacing w:before="0" w:after="120" w:line="360" w:lineRule="auto"/>
-        <w:ind w:firstLine="720"/>
+        <w:spacing w:before="0" w:after="40" w:line="360" w:lineRule="auto"/>
+        <w:ind w:firstLine="576"/>
         <w:jc w:val="both"/>
       </w:pPr>
       <w:r>
@@ -9153,15 +8199,36 @@
           <w:i w:val="0"/>
           <w:sz w:val="24"/>
         </w:rPr>
-        <w:t>The exception was the premise check. Asked whether an article calling Rahul Gandhi ‘Prime Minister’ conflicts with his encyclopedia entry, the local model returned well-formed output in 2.4 seconds reporting no conflict, three times out of three, while both hosted models found the conflict and quoted the line that settles it. A benchmark that checked only whether replies parsed would have routed this task locally and silently switched off the premise check, so a task with a known answer must now be answered correctly before it is moved. With this routing, nine of ten tasks run locally at no cost per call, and the article text sent to those tasks never leaves the machine.</w:t>
+        <w:t>The exception was the premise check. Asked whether ‘Prime Minister Rahul Gandhi’ conflicts with his Wikipedia entry, the local model returned clean JSON in 2.4 seconds saying there was no conflict, in all three runs. Both hosted models found the conflict and quoted the sentence that settles it. An earlier version of this benchmark only checked whether replies parsed, and by that measure the local model won this task too, so routing on it would have quietly switched off the premise check. A task with a known answer now has to get it right before it is moved. In the end nine of ten tasks run locally, at no cost per call. In use, the first check reaches the reader 1.47 seconds after an article is opened, and a cached report comes back in 2.7–3.4 milliseconds.</w:t>
+      </w:r>
+    </w:p>
+    <w:p>
+      <w:pPr>
+        <w:keepNext/>
+        <w:widowControl/>
+        <w:tabs>
+          <w:tab w:pos="648" w:val="left"/>
+        </w:tabs>
+        <w:spacing w:before="160" w:after="40" w:line="360" w:lineRule="auto"/>
+        <w:jc w:val="left"/>
+      </w:pPr>
+      <w:r>
+        <w:rPr>
+          <w:rFonts w:ascii="Times New Roman" w:hAnsi="Times New Roman" w:cs="Times New Roman" w:eastAsia="Times New Roman"/>
+          <w:b/>
+          <w:i w:val="0"/>
+          <w:sz w:val="24"/>
+        </w:rPr>
+        <w:t>4.6</w:t>
+        <w:tab/>
+        <w:t>Comparison with Published Results</w:t>
       </w:r>
     </w:p>
     <w:p>
       <w:pPr>
         <w:keepNext w:val="0"/>
         <w:widowControl/>
-        <w:spacing w:before="0" w:after="120" w:line="360" w:lineRule="auto"/>
-        <w:ind w:firstLine="720"/>
+        <w:spacing w:before="0" w:after="40" w:line="360" w:lineRule="auto"/>
         <w:jc w:val="both"/>
       </w:pPr>
       <w:r>
@@ -9171,14 +8238,979 @@
           <w:i w:val="0"/>
           <w:sz w:val="24"/>
         </w:rPr>
-        <w:t>In use, the first check reaches the reader 1.47 seconds after an article is opened, because results stream as they finish, and a cached report returns in 2.7 to 3.4 milliseconds. For comparison, DEFAME reported about four minutes and thirteen US cents per claim with GPT-4o (Braun et al., 2025). The tasks differ, so these figures give a sense of scale; they are not a head-to-head result.</w:t>
+        <w:t>Table 7 puts our numbers next to DEFAME’s and next to the ISOT shortcut reported by Verma [4], who found that a classifier given only the subject field of each article, with the text thrown away, reaches F1 = 1.000. The rows use different data, labels and tasks, so this is not a controlled comparison, and we did not run DEFAME on our cases. The table shows where each number comes from, and that a perfect ISOT score is possible without reading a single article.</w:t>
       </w:r>
     </w:p>
     <w:p>
       <w:pPr>
         <w:keepNext/>
         <w:widowControl/>
-        <w:spacing w:before="240" w:after="80" w:line="360" w:lineRule="auto"/>
+        <w:spacing w:before="160" w:after="80" w:line="276" w:lineRule="auto"/>
+        <w:jc w:val="center"/>
+      </w:pPr>
+      <w:r>
+        <w:rPr>
+          <w:rFonts w:ascii="Times New Roman" w:hAnsi="Times New Roman" w:cs="Times New Roman" w:eastAsia="Times New Roman"/>
+          <w:b/>
+          <w:i w:val="0"/>
+          <w:sz w:val="22"/>
+        </w:rPr>
+        <w:t>Table 7.</w:t>
+      </w:r>
+      <w:r>
+        <w:rPr>
+          <w:rFonts w:ascii="Times New Roman" w:hAnsi="Times New Roman" w:cs="Times New Roman" w:eastAsia="Times New Roman"/>
+          <w:b w:val="0"/>
+          <w:i w:val="0"/>
+          <w:sz w:val="22"/>
+        </w:rPr>
+        <w:t xml:space="preserve"> Reported results of related work and of our two rules; data and tasks differ between rows.</w:t>
+      </w:r>
+    </w:p>
+    <w:tbl>
+      <w:tblPr>
+        <w:tblW w:type="auto" w:w="0"/>
+        <w:jc w:val="center"/>
+        <w:tblLayout w:type="fixed"/>
+        <w:tblLook w:firstColumn="1" w:firstRow="1" w:lastColumn="0" w:lastRow="0" w:noHBand="0" w:noVBand="1" w:val="04A0"/>
+        <w:tblLayout w:type="fixed"/>
+        <w:tblCellMar>
+          <w:top w:w="30" w:type="dxa"/>
+          <w:left w:w="80" w:type="dxa"/>
+          <w:bottom w:w="30" w:type="dxa"/>
+          <w:right w:w="80" w:type="dxa"/>
+        </w:tblCellMar>
+      </w:tblPr>
+      <w:tblGrid>
+        <w:gridCol w:w="2448"/>
+        <w:gridCol w:w="2160"/>
+        <w:gridCol w:w="2404"/>
+        <w:gridCol w:w="2015"/>
+      </w:tblGrid>
+      <w:tr>
+        <w:trPr>
+          <w:cantSplit/>
+          <w:tblHeader/>
+        </w:trPr>
+        <w:tc>
+          <w:tcPr>
+            <w:tcW w:type="dxa" w:w="2448"/>
+            <w:vAlign w:val="center"/>
+            <w:tcBorders>
+              <w:left w:val="nil"/>
+              <w:right w:val="nil"/>
+              <w:top w:val="single" w:sz="10" w:space="0" w:color="000000"/>
+              <w:bottom w:val="single" w:sz="6" w:space="0" w:color="000000"/>
+            </w:tcBorders>
+          </w:tcPr>
+          <w:p>
+            <w:pPr>
+              <w:keepNext/>
+              <w:spacing w:before="40" w:after="40" w:line="240" w:lineRule="auto"/>
+              <w:jc w:val="center"/>
+            </w:pPr>
+            <w:r>
+              <w:rPr>
+                <w:rFonts w:ascii="Times New Roman" w:hAnsi="Times New Roman" w:cs="Times New Roman" w:eastAsia="Times New Roman"/>
+                <w:b/>
+                <w:i w:val="0"/>
+                <w:sz w:val="22"/>
+              </w:rPr>
+              <w:t>Study</w:t>
+            </w:r>
+          </w:p>
+        </w:tc>
+        <w:tc>
+          <w:tcPr>
+            <w:tcW w:type="dxa" w:w="2160"/>
+            <w:vAlign w:val="center"/>
+            <w:tcBorders>
+              <w:left w:val="nil"/>
+              <w:right w:val="nil"/>
+              <w:top w:val="single" w:sz="10" w:space="0" w:color="000000"/>
+              <w:bottom w:val="single" w:sz="6" w:space="0" w:color="000000"/>
+            </w:tcBorders>
+          </w:tcPr>
+          <w:p>
+            <w:pPr>
+              <w:keepNext/>
+              <w:spacing w:before="40" w:after="40" w:line="240" w:lineRule="auto"/>
+              <w:jc w:val="center"/>
+            </w:pPr>
+            <w:r>
+              <w:rPr>
+                <w:rFonts w:ascii="Times New Roman" w:hAnsi="Times New Roman" w:cs="Times New Roman" w:eastAsia="Times New Roman"/>
+                <w:b/>
+                <w:i w:val="0"/>
+                <w:sz w:val="22"/>
+              </w:rPr>
+              <w:t>Data</w:t>
+            </w:r>
+          </w:p>
+        </w:tc>
+        <w:tc>
+          <w:tcPr>
+            <w:tcW w:type="dxa" w:w="2405"/>
+            <w:vAlign w:val="center"/>
+            <w:tcBorders>
+              <w:left w:val="nil"/>
+              <w:right w:val="nil"/>
+              <w:top w:val="single" w:sz="10" w:space="0" w:color="000000"/>
+              <w:bottom w:val="single" w:sz="6" w:space="0" w:color="000000"/>
+            </w:tcBorders>
+          </w:tcPr>
+          <w:p>
+            <w:pPr>
+              <w:keepNext/>
+              <w:spacing w:before="40" w:after="40" w:line="240" w:lineRule="auto"/>
+              <w:jc w:val="center"/>
+            </w:pPr>
+            <w:r>
+              <w:rPr>
+                <w:rFonts w:ascii="Times New Roman" w:hAnsi="Times New Roman" w:cs="Times New Roman" w:eastAsia="Times New Roman"/>
+                <w:b/>
+                <w:i w:val="0"/>
+                <w:sz w:val="22"/>
+              </w:rPr>
+              <w:t>Task</w:t>
+            </w:r>
+          </w:p>
+        </w:tc>
+        <w:tc>
+          <w:tcPr>
+            <w:tcW w:type="dxa" w:w="2016"/>
+            <w:vAlign w:val="center"/>
+            <w:tcBorders>
+              <w:left w:val="nil"/>
+              <w:right w:val="nil"/>
+              <w:top w:val="single" w:sz="10" w:space="0" w:color="000000"/>
+              <w:bottom w:val="single" w:sz="6" w:space="0" w:color="000000"/>
+            </w:tcBorders>
+          </w:tcPr>
+          <w:p>
+            <w:pPr>
+              <w:keepNext/>
+              <w:spacing w:before="40" w:after="40" w:line="240" w:lineRule="auto"/>
+              <w:jc w:val="center"/>
+            </w:pPr>
+            <w:r>
+              <w:rPr>
+                <w:rFonts w:ascii="Times New Roman" w:hAnsi="Times New Roman" w:cs="Times New Roman" w:eastAsia="Times New Roman"/>
+                <w:b/>
+                <w:i w:val="0"/>
+                <w:sz w:val="22"/>
+              </w:rPr>
+              <w:t>Reported result</w:t>
+            </w:r>
+          </w:p>
+        </w:tc>
+      </w:tr>
+      <w:tr>
+        <w:trPr>
+          <w:cantSplit/>
+        </w:trPr>
+        <w:tc>
+          <w:tcPr>
+            <w:tcW w:type="dxa" w:w="2448"/>
+            <w:vAlign w:val="center"/>
+            <w:tcBorders>
+              <w:left w:val="nil"/>
+              <w:right w:val="nil"/>
+            </w:tcBorders>
+          </w:tcPr>
+          <w:p>
+            <w:pPr>
+              <w:keepNext/>
+              <w:spacing w:before="40" w:after="40" w:line="240" w:lineRule="auto"/>
+              <w:jc w:val="left"/>
+            </w:pPr>
+            <w:r>
+              <w:rPr>
+                <w:rFonts w:ascii="Times New Roman" w:hAnsi="Times New Roman" w:cs="Times New Roman" w:eastAsia="Times New Roman"/>
+                <w:b w:val="0"/>
+                <w:i w:val="0"/>
+                <w:sz w:val="22"/>
+              </w:rPr>
+              <w:t>DEFAME, GPT-4o [6]</w:t>
+            </w:r>
+          </w:p>
+        </w:tc>
+        <w:tc>
+          <w:tcPr>
+            <w:tcW w:type="dxa" w:w="2160"/>
+            <w:vAlign w:val="center"/>
+            <w:tcBorders>
+              <w:left w:val="nil"/>
+              <w:right w:val="nil"/>
+            </w:tcBorders>
+          </w:tcPr>
+          <w:p>
+            <w:pPr>
+              <w:keepNext/>
+              <w:spacing w:before="40" w:after="40" w:line="240" w:lineRule="auto"/>
+              <w:jc w:val="left"/>
+            </w:pPr>
+            <w:r>
+              <w:rPr>
+                <w:rFonts w:ascii="Times New Roman" w:hAnsi="Times New Roman" w:cs="Times New Roman" w:eastAsia="Times New Roman"/>
+                <w:b w:val="0"/>
+                <w:i w:val="0"/>
+                <w:sz w:val="22"/>
+              </w:rPr>
+              <w:t>AVeriTeC</w:t>
+            </w:r>
+          </w:p>
+        </w:tc>
+        <w:tc>
+          <w:tcPr>
+            <w:tcW w:type="dxa" w:w="2405"/>
+            <w:vAlign w:val="center"/>
+            <w:tcBorders>
+              <w:left w:val="nil"/>
+              <w:right w:val="nil"/>
+            </w:tcBorders>
+          </w:tcPr>
+          <w:p>
+            <w:pPr>
+              <w:keepNext/>
+              <w:spacing w:before="40" w:after="40" w:line="240" w:lineRule="auto"/>
+              <w:jc w:val="left"/>
+            </w:pPr>
+            <w:r>
+              <w:rPr>
+                <w:rFonts w:ascii="Times New Roman" w:hAnsi="Times New Roman" w:cs="Times New Roman" w:eastAsia="Times New Roman"/>
+                <w:b w:val="0"/>
+                <w:i w:val="0"/>
+                <w:sz w:val="22"/>
+              </w:rPr>
+              <w:t>Real-world claims, web evidence</w:t>
+            </w:r>
+          </w:p>
+        </w:tc>
+        <w:tc>
+          <w:tcPr>
+            <w:tcW w:type="dxa" w:w="2016"/>
+            <w:vAlign w:val="center"/>
+            <w:tcBorders>
+              <w:left w:val="nil"/>
+              <w:right w:val="nil"/>
+            </w:tcBorders>
+          </w:tcPr>
+          <w:p>
+            <w:pPr>
+              <w:keepNext/>
+              <w:spacing w:before="40" w:after="40" w:line="240" w:lineRule="auto"/>
+              <w:jc w:val="left"/>
+            </w:pPr>
+            <w:r>
+              <w:rPr>
+                <w:rFonts w:ascii="Times New Roman" w:hAnsi="Times New Roman" w:cs="Times New Roman" w:eastAsia="Times New Roman"/>
+                <w:b w:val="0"/>
+                <w:i w:val="0"/>
+                <w:sz w:val="22"/>
+              </w:rPr>
+              <w:t>Acc. 70.5%</w:t>
+            </w:r>
+          </w:p>
+        </w:tc>
+      </w:tr>
+      <w:tr>
+        <w:trPr>
+          <w:cantSplit/>
+        </w:trPr>
+        <w:tc>
+          <w:tcPr>
+            <w:tcW w:type="dxa" w:w="2448"/>
+            <w:vAlign w:val="center"/>
+            <w:tcBorders>
+              <w:left w:val="nil"/>
+              <w:right w:val="nil"/>
+            </w:tcBorders>
+          </w:tcPr>
+          <w:p>
+            <w:pPr>
+              <w:keepNext/>
+              <w:spacing w:before="40" w:after="40" w:line="240" w:lineRule="auto"/>
+              <w:jc w:val="left"/>
+            </w:pPr>
+            <w:r>
+              <w:rPr>
+                <w:rFonts w:ascii="Times New Roman" w:hAnsi="Times New Roman" w:cs="Times New Roman" w:eastAsia="Times New Roman"/>
+                <w:b w:val="0"/>
+                <w:i w:val="0"/>
+                <w:sz w:val="22"/>
+              </w:rPr>
+              <w:t>DEFAME, GPT-4o [6]</w:t>
+            </w:r>
+          </w:p>
+        </w:tc>
+        <w:tc>
+          <w:tcPr>
+            <w:tcW w:type="dxa" w:w="2160"/>
+            <w:vAlign w:val="center"/>
+            <w:tcBorders>
+              <w:left w:val="nil"/>
+              <w:right w:val="nil"/>
+            </w:tcBorders>
+          </w:tcPr>
+          <w:p>
+            <w:pPr>
+              <w:keepNext/>
+              <w:spacing w:before="40" w:after="40" w:line="240" w:lineRule="auto"/>
+              <w:jc w:val="left"/>
+            </w:pPr>
+            <w:r>
+              <w:rPr>
+                <w:rFonts w:ascii="Times New Roman" w:hAnsi="Times New Roman" w:cs="Times New Roman" w:eastAsia="Times New Roman"/>
+                <w:b w:val="0"/>
+                <w:i w:val="0"/>
+                <w:sz w:val="22"/>
+              </w:rPr>
+              <w:t>VERITE</w:t>
+            </w:r>
+          </w:p>
+        </w:tc>
+        <w:tc>
+          <w:tcPr>
+            <w:tcW w:type="dxa" w:w="2405"/>
+            <w:vAlign w:val="center"/>
+            <w:tcBorders>
+              <w:left w:val="nil"/>
+              <w:right w:val="nil"/>
+            </w:tcBorders>
+          </w:tcPr>
+          <w:p>
+            <w:pPr>
+              <w:keepNext/>
+              <w:spacing w:before="40" w:after="40" w:line="240" w:lineRule="auto"/>
+              <w:jc w:val="left"/>
+            </w:pPr>
+            <w:r>
+              <w:rPr>
+                <w:rFonts w:ascii="Times New Roman" w:hAnsi="Times New Roman" w:cs="Times New Roman" w:eastAsia="Times New Roman"/>
+                <w:b w:val="0"/>
+                <w:i w:val="0"/>
+                <w:sz w:val="22"/>
+              </w:rPr>
+              <w:t>Image and text claims, true vs false</w:t>
+            </w:r>
+          </w:p>
+        </w:tc>
+        <w:tc>
+          <w:tcPr>
+            <w:tcW w:type="dxa" w:w="2016"/>
+            <w:vAlign w:val="center"/>
+            <w:tcBorders>
+              <w:left w:val="nil"/>
+              <w:right w:val="nil"/>
+            </w:tcBorders>
+          </w:tcPr>
+          <w:p>
+            <w:pPr>
+              <w:keepNext/>
+              <w:spacing w:before="40" w:after="40" w:line="240" w:lineRule="auto"/>
+              <w:jc w:val="left"/>
+            </w:pPr>
+            <w:r>
+              <w:rPr>
+                <w:rFonts w:ascii="Times New Roman" w:hAnsi="Times New Roman" w:cs="Times New Roman" w:eastAsia="Times New Roman"/>
+                <w:b w:val="0"/>
+                <w:i w:val="0"/>
+                <w:sz w:val="22"/>
+              </w:rPr>
+              <w:t>Acc. 83.9%</w:t>
+            </w:r>
+          </w:p>
+        </w:tc>
+      </w:tr>
+      <w:tr>
+        <w:trPr>
+          <w:cantSplit/>
+        </w:trPr>
+        <w:tc>
+          <w:tcPr>
+            <w:tcW w:type="dxa" w:w="2448"/>
+            <w:vAlign w:val="center"/>
+            <w:tcBorders>
+              <w:left w:val="nil"/>
+              <w:right w:val="nil"/>
+            </w:tcBorders>
+          </w:tcPr>
+          <w:p>
+            <w:pPr>
+              <w:keepNext/>
+              <w:spacing w:before="40" w:after="40" w:line="240" w:lineRule="auto"/>
+              <w:jc w:val="left"/>
+            </w:pPr>
+            <w:r>
+              <w:rPr>
+                <w:rFonts w:ascii="Times New Roman" w:hAnsi="Times New Roman" w:cs="Times New Roman" w:eastAsia="Times New Roman"/>
+                <w:b w:val="0"/>
+                <w:i w:val="0"/>
+                <w:sz w:val="22"/>
+              </w:rPr>
+              <w:t>DEFAME, GPT-4o [6]</w:t>
+            </w:r>
+          </w:p>
+        </w:tc>
+        <w:tc>
+          <w:tcPr>
+            <w:tcW w:type="dxa" w:w="2160"/>
+            <w:vAlign w:val="center"/>
+            <w:tcBorders>
+              <w:left w:val="nil"/>
+              <w:right w:val="nil"/>
+            </w:tcBorders>
+          </w:tcPr>
+          <w:p>
+            <w:pPr>
+              <w:keepNext/>
+              <w:spacing w:before="40" w:after="40" w:line="240" w:lineRule="auto"/>
+              <w:jc w:val="left"/>
+            </w:pPr>
+            <w:r>
+              <w:rPr>
+                <w:rFonts w:ascii="Times New Roman" w:hAnsi="Times New Roman" w:cs="Times New Roman" w:eastAsia="Times New Roman"/>
+                <w:b w:val="0"/>
+                <w:i w:val="0"/>
+                <w:sz w:val="22"/>
+              </w:rPr>
+              <w:t>ClaimReview2024+</w:t>
+            </w:r>
+          </w:p>
+        </w:tc>
+        <w:tc>
+          <w:tcPr>
+            <w:tcW w:type="dxa" w:w="2405"/>
+            <w:vAlign w:val="center"/>
+            <w:tcBorders>
+              <w:left w:val="nil"/>
+              <w:right w:val="nil"/>
+            </w:tcBorders>
+          </w:tcPr>
+          <w:p>
+            <w:pPr>
+              <w:keepNext/>
+              <w:spacing w:before="40" w:after="40" w:line="240" w:lineRule="auto"/>
+              <w:jc w:val="left"/>
+            </w:pPr>
+            <w:r>
+              <w:rPr>
+                <w:rFonts w:ascii="Times New Roman" w:hAnsi="Times New Roman" w:cs="Times New Roman" w:eastAsia="Times New Roman"/>
+                <w:b w:val="0"/>
+                <w:i w:val="0"/>
+                <w:sz w:val="22"/>
+              </w:rPr>
+              <w:t>Claims after the model’s cut-off</w:t>
+            </w:r>
+          </w:p>
+        </w:tc>
+        <w:tc>
+          <w:tcPr>
+            <w:tcW w:type="dxa" w:w="2016"/>
+            <w:vAlign w:val="center"/>
+            <w:tcBorders>
+              <w:left w:val="nil"/>
+              <w:right w:val="nil"/>
+            </w:tcBorders>
+          </w:tcPr>
+          <w:p>
+            <w:pPr>
+              <w:keepNext/>
+              <w:spacing w:before="40" w:after="40" w:line="240" w:lineRule="auto"/>
+              <w:jc w:val="left"/>
+            </w:pPr>
+            <w:r>
+              <w:rPr>
+                <w:rFonts w:ascii="Times New Roman" w:hAnsi="Times New Roman" w:cs="Times New Roman" w:eastAsia="Times New Roman"/>
+                <w:b w:val="0"/>
+                <w:i w:val="0"/>
+                <w:sz w:val="22"/>
+              </w:rPr>
+              <w:t>Acc. 69.7%</w:t>
+            </w:r>
+          </w:p>
+        </w:tc>
+      </w:tr>
+      <w:tr>
+        <w:trPr>
+          <w:cantSplit/>
+        </w:trPr>
+        <w:tc>
+          <w:tcPr>
+            <w:tcW w:type="dxa" w:w="2448"/>
+            <w:vAlign w:val="center"/>
+            <w:tcBorders>
+              <w:left w:val="nil"/>
+              <w:right w:val="nil"/>
+            </w:tcBorders>
+          </w:tcPr>
+          <w:p>
+            <w:pPr>
+              <w:keepNext/>
+              <w:spacing w:before="40" w:after="40" w:line="240" w:lineRule="auto"/>
+              <w:jc w:val="left"/>
+            </w:pPr>
+            <w:r>
+              <w:rPr>
+                <w:rFonts w:ascii="Times New Roman" w:hAnsi="Times New Roman" w:cs="Times New Roman" w:eastAsia="Times New Roman"/>
+                <w:b w:val="0"/>
+                <w:i w:val="0"/>
+                <w:sz w:val="22"/>
+              </w:rPr>
+              <w:t>Subject field only [4]</w:t>
+            </w:r>
+          </w:p>
+        </w:tc>
+        <w:tc>
+          <w:tcPr>
+            <w:tcW w:type="dxa" w:w="2160"/>
+            <w:vAlign w:val="center"/>
+            <w:tcBorders>
+              <w:left w:val="nil"/>
+              <w:right w:val="nil"/>
+            </w:tcBorders>
+          </w:tcPr>
+          <w:p>
+            <w:pPr>
+              <w:keepNext/>
+              <w:spacing w:before="40" w:after="40" w:line="240" w:lineRule="auto"/>
+              <w:jc w:val="left"/>
+            </w:pPr>
+            <w:r>
+              <w:rPr>
+                <w:rFonts w:ascii="Times New Roman" w:hAnsi="Times New Roman" w:cs="Times New Roman" w:eastAsia="Times New Roman"/>
+                <w:b w:val="0"/>
+                <w:i w:val="0"/>
+                <w:sz w:val="22"/>
+              </w:rPr>
+              <w:t>ISOT</w:t>
+            </w:r>
+          </w:p>
+        </w:tc>
+        <w:tc>
+          <w:tcPr>
+            <w:tcW w:type="dxa" w:w="2405"/>
+            <w:vAlign w:val="center"/>
+            <w:tcBorders>
+              <w:left w:val="nil"/>
+              <w:right w:val="nil"/>
+            </w:tcBorders>
+          </w:tcPr>
+          <w:p>
+            <w:pPr>
+              <w:keepNext/>
+              <w:spacing w:before="40" w:after="40" w:line="240" w:lineRule="auto"/>
+              <w:jc w:val="left"/>
+            </w:pPr>
+            <w:r>
+              <w:rPr>
+                <w:rFonts w:ascii="Times New Roman" w:hAnsi="Times New Roman" w:cs="Times New Roman" w:eastAsia="Times New Roman"/>
+                <w:b w:val="0"/>
+                <w:i w:val="0"/>
+                <w:sz w:val="22"/>
+              </w:rPr>
+              <w:t>Fake vs real, no article text</w:t>
+            </w:r>
+          </w:p>
+        </w:tc>
+        <w:tc>
+          <w:tcPr>
+            <w:tcW w:type="dxa" w:w="2016"/>
+            <w:vAlign w:val="center"/>
+            <w:tcBorders>
+              <w:left w:val="nil"/>
+              <w:right w:val="nil"/>
+            </w:tcBorders>
+          </w:tcPr>
+          <w:p>
+            <w:pPr>
+              <w:keepNext/>
+              <w:spacing w:before="40" w:after="40" w:line="240" w:lineRule="auto"/>
+              <w:jc w:val="left"/>
+            </w:pPr>
+            <w:r>
+              <w:rPr>
+                <w:rFonts w:ascii="Times New Roman" w:hAnsi="Times New Roman" w:cs="Times New Roman" w:eastAsia="Times New Roman"/>
+                <w:b w:val="0"/>
+                <w:i w:val="0"/>
+                <w:sz w:val="22"/>
+              </w:rPr>
+              <w:t>F1 1.000</w:t>
+            </w:r>
+          </w:p>
+        </w:tc>
+      </w:tr>
+      <w:tr>
+        <w:trPr>
+          <w:cantSplit/>
+        </w:trPr>
+        <w:tc>
+          <w:tcPr>
+            <w:tcW w:type="dxa" w:w="2448"/>
+            <w:vAlign w:val="center"/>
+            <w:tcBorders>
+              <w:left w:val="nil"/>
+              <w:right w:val="nil"/>
+            </w:tcBorders>
+          </w:tcPr>
+          <w:p>
+            <w:pPr>
+              <w:keepNext/>
+              <w:spacing w:before="40" w:after="40" w:line="240" w:lineRule="auto"/>
+              <w:jc w:val="left"/>
+            </w:pPr>
+            <w:r>
+              <w:rPr>
+                <w:rFonts w:ascii="Times New Roman" w:hAnsi="Times New Roman" w:cs="Times New Roman" w:eastAsia="Times New Roman"/>
+                <w:b w:val="0"/>
+                <w:i w:val="0"/>
+                <w:sz w:val="22"/>
+              </w:rPr>
+              <w:t>Our baseline</w:t>
+            </w:r>
+          </w:p>
+        </w:tc>
+        <w:tc>
+          <w:tcPr>
+            <w:tcW w:type="dxa" w:w="2160"/>
+            <w:vAlign w:val="center"/>
+            <w:tcBorders>
+              <w:left w:val="nil"/>
+              <w:right w:val="nil"/>
+            </w:tcBorders>
+          </w:tcPr>
+          <w:p>
+            <w:pPr>
+              <w:keepNext/>
+              <w:spacing w:before="40" w:after="40" w:line="240" w:lineRule="auto"/>
+              <w:jc w:val="left"/>
+            </w:pPr>
+            <w:r>
+              <w:rPr>
+                <w:rFonts w:ascii="Times New Roman" w:hAnsi="Times New Roman" w:cs="Times New Roman" w:eastAsia="Times New Roman"/>
+                <w:b w:val="0"/>
+                <w:i w:val="0"/>
+                <w:sz w:val="22"/>
+              </w:rPr>
+              <w:t>ISOT, 120 held out</w:t>
+            </w:r>
+          </w:p>
+        </w:tc>
+        <w:tc>
+          <w:tcPr>
+            <w:tcW w:type="dxa" w:w="2405"/>
+            <w:vAlign w:val="center"/>
+            <w:tcBorders>
+              <w:left w:val="nil"/>
+              <w:right w:val="nil"/>
+            </w:tcBorders>
+          </w:tcPr>
+          <w:p>
+            <w:pPr>
+              <w:keepNext/>
+              <w:spacing w:before="40" w:after="40" w:line="240" w:lineRule="auto"/>
+              <w:jc w:val="left"/>
+            </w:pPr>
+            <w:r>
+              <w:rPr>
+                <w:rFonts w:ascii="Times New Roman" w:hAnsi="Times New Roman" w:cs="Times New Roman" w:eastAsia="Times New Roman"/>
+                <w:b w:val="0"/>
+                <w:i w:val="0"/>
+                <w:sz w:val="22"/>
+              </w:rPr>
+              <w:t>Fake vs real, source hidden</w:t>
+            </w:r>
+          </w:p>
+        </w:tc>
+        <w:tc>
+          <w:tcPr>
+            <w:tcW w:type="dxa" w:w="2016"/>
+            <w:vAlign w:val="center"/>
+            <w:tcBorders>
+              <w:left w:val="nil"/>
+              <w:right w:val="nil"/>
+            </w:tcBorders>
+          </w:tcPr>
+          <w:p>
+            <w:pPr>
+              <w:keepNext/>
+              <w:spacing w:before="40" w:after="40" w:line="240" w:lineRule="auto"/>
+              <w:jc w:val="left"/>
+            </w:pPr>
+            <w:r>
+              <w:rPr>
+                <w:rFonts w:ascii="Times New Roman" w:hAnsi="Times New Roman" w:cs="Times New Roman" w:eastAsia="Times New Roman"/>
+                <w:b w:val="0"/>
+                <w:i w:val="0"/>
+                <w:sz w:val="22"/>
+              </w:rPr>
+              <w:t>Acc. 95.8%</w:t>
+            </w:r>
+          </w:p>
+        </w:tc>
+      </w:tr>
+      <w:tr>
+        <w:trPr>
+          <w:cantSplit/>
+        </w:trPr>
+        <w:tc>
+          <w:tcPr>
+            <w:tcW w:type="dxa" w:w="2448"/>
+            <w:vAlign w:val="center"/>
+            <w:tcBorders>
+              <w:left w:val="nil"/>
+              <w:right w:val="nil"/>
+            </w:tcBorders>
+          </w:tcPr>
+          <w:p>
+            <w:pPr>
+              <w:keepNext/>
+              <w:spacing w:before="40" w:after="40" w:line="240" w:lineRule="auto"/>
+              <w:jc w:val="left"/>
+            </w:pPr>
+            <w:r>
+              <w:rPr>
+                <w:rFonts w:ascii="Times New Roman" w:hAnsi="Times New Roman" w:cs="Times New Roman" w:eastAsia="Times New Roman"/>
+                <w:b w:val="0"/>
+                <w:i w:val="0"/>
+                <w:sz w:val="22"/>
+              </w:rPr>
+              <w:t>Our proposed rule</w:t>
+            </w:r>
+          </w:p>
+        </w:tc>
+        <w:tc>
+          <w:tcPr>
+            <w:tcW w:type="dxa" w:w="2160"/>
+            <w:vAlign w:val="center"/>
+            <w:tcBorders>
+              <w:left w:val="nil"/>
+              <w:right w:val="nil"/>
+            </w:tcBorders>
+          </w:tcPr>
+          <w:p>
+            <w:pPr>
+              <w:keepNext/>
+              <w:spacing w:before="40" w:after="40" w:line="240" w:lineRule="auto"/>
+              <w:jc w:val="left"/>
+            </w:pPr>
+            <w:r>
+              <w:rPr>
+                <w:rFonts w:ascii="Times New Roman" w:hAnsi="Times New Roman" w:cs="Times New Roman" w:eastAsia="Times New Roman"/>
+                <w:b w:val="0"/>
+                <w:i w:val="0"/>
+                <w:sz w:val="22"/>
+              </w:rPr>
+              <w:t>ISOT, 120 held out</w:t>
+            </w:r>
+          </w:p>
+        </w:tc>
+        <w:tc>
+          <w:tcPr>
+            <w:tcW w:type="dxa" w:w="2405"/>
+            <w:vAlign w:val="center"/>
+            <w:tcBorders>
+              <w:left w:val="nil"/>
+              <w:right w:val="nil"/>
+            </w:tcBorders>
+          </w:tcPr>
+          <w:p>
+            <w:pPr>
+              <w:keepNext/>
+              <w:spacing w:before="40" w:after="40" w:line="240" w:lineRule="auto"/>
+              <w:jc w:val="left"/>
+            </w:pPr>
+            <w:r>
+              <w:rPr>
+                <w:rFonts w:ascii="Times New Roman" w:hAnsi="Times New Roman" w:cs="Times New Roman" w:eastAsia="Times New Roman"/>
+                <w:b w:val="0"/>
+                <w:i w:val="0"/>
+                <w:sz w:val="22"/>
+              </w:rPr>
+              <w:t>Fake vs real, source hidden</w:t>
+            </w:r>
+          </w:p>
+        </w:tc>
+        <w:tc>
+          <w:tcPr>
+            <w:tcW w:type="dxa" w:w="2016"/>
+            <w:vAlign w:val="center"/>
+            <w:tcBorders>
+              <w:left w:val="nil"/>
+              <w:right w:val="nil"/>
+            </w:tcBorders>
+          </w:tcPr>
+          <w:p>
+            <w:pPr>
+              <w:keepNext/>
+              <w:spacing w:before="40" w:after="40" w:line="240" w:lineRule="auto"/>
+              <w:jc w:val="left"/>
+            </w:pPr>
+            <w:r>
+              <w:rPr>
+                <w:rFonts w:ascii="Times New Roman" w:hAnsi="Times New Roman" w:cs="Times New Roman" w:eastAsia="Times New Roman"/>
+                <w:b w:val="0"/>
+                <w:i w:val="0"/>
+                <w:sz w:val="22"/>
+              </w:rPr>
+              <w:t>Acc. 95.0%, accusing ECE 0.152</w:t>
+            </w:r>
+          </w:p>
+        </w:tc>
+      </w:tr>
+      <w:tr>
+        <w:trPr>
+          <w:cantSplit/>
+        </w:trPr>
+        <w:tc>
+          <w:tcPr>
+            <w:tcW w:type="dxa" w:w="2448"/>
+            <w:vAlign w:val="center"/>
+            <w:tcBorders>
+              <w:left w:val="nil"/>
+              <w:right w:val="nil"/>
+              <w:bottom w:val="single" w:sz="10" w:space="0" w:color="000000"/>
+            </w:tcBorders>
+          </w:tcPr>
+          <w:p>
+            <w:pPr>
+              <w:keepNext w:val="0"/>
+              <w:spacing w:before="40" w:after="40" w:line="240" w:lineRule="auto"/>
+              <w:jc w:val="left"/>
+            </w:pPr>
+            <w:r>
+              <w:rPr>
+                <w:rFonts w:ascii="Times New Roman" w:hAnsi="Times New Roman" w:cs="Times New Roman" w:eastAsia="Times New Roman"/>
+                <w:b w:val="0"/>
+                <w:i w:val="0"/>
+                <w:sz w:val="22"/>
+              </w:rPr>
+              <w:t>Our proposed rule</w:t>
+            </w:r>
+          </w:p>
+        </w:tc>
+        <w:tc>
+          <w:tcPr>
+            <w:tcW w:type="dxa" w:w="2160"/>
+            <w:vAlign w:val="center"/>
+            <w:tcBorders>
+              <w:left w:val="nil"/>
+              <w:right w:val="nil"/>
+              <w:bottom w:val="single" w:sz="10" w:space="0" w:color="000000"/>
+            </w:tcBorders>
+          </w:tcPr>
+          <w:p>
+            <w:pPr>
+              <w:keepNext w:val="0"/>
+              <w:spacing w:before="40" w:after="40" w:line="240" w:lineRule="auto"/>
+              <w:jc w:val="left"/>
+            </w:pPr>
+            <w:r>
+              <w:rPr>
+                <w:rFonts w:ascii="Times New Roman" w:hAnsi="Times New Roman" w:cs="Times New Roman" w:eastAsia="Times New Roman"/>
+                <w:b w:val="0"/>
+                <w:i w:val="0"/>
+                <w:sz w:val="22"/>
+              </w:rPr>
+              <w:t>Adversarial set</w:t>
+            </w:r>
+          </w:p>
+        </w:tc>
+        <w:tc>
+          <w:tcPr>
+            <w:tcW w:type="dxa" w:w="2405"/>
+            <w:vAlign w:val="center"/>
+            <w:tcBorders>
+              <w:left w:val="nil"/>
+              <w:right w:val="nil"/>
+              <w:bottom w:val="single" w:sz="10" w:space="0" w:color="000000"/>
+            </w:tcBorders>
+          </w:tcPr>
+          <w:p>
+            <w:pPr>
+              <w:keepNext w:val="0"/>
+              <w:spacing w:before="40" w:after="40" w:line="240" w:lineRule="auto"/>
+              <w:jc w:val="left"/>
+            </w:pPr>
+            <w:r>
+              <w:rPr>
+                <w:rFonts w:ascii="Times New Roman" w:hAnsi="Times New Roman" w:cs="Times New Roman" w:eastAsia="Times New Roman"/>
+                <w:b w:val="0"/>
+                <w:i w:val="0"/>
+                <w:sz w:val="22"/>
+              </w:rPr>
+              <w:t>Six careful fabrications</w:t>
+            </w:r>
+          </w:p>
+        </w:tc>
+        <w:tc>
+          <w:tcPr>
+            <w:tcW w:type="dxa" w:w="2016"/>
+            <w:vAlign w:val="center"/>
+            <w:tcBorders>
+              <w:left w:val="nil"/>
+              <w:right w:val="nil"/>
+              <w:bottom w:val="single" w:sz="10" w:space="0" w:color="000000"/>
+            </w:tcBorders>
+          </w:tcPr>
+          <w:p>
+            <w:pPr>
+              <w:keepNext w:val="0"/>
+              <w:spacing w:before="40" w:after="40" w:line="240" w:lineRule="auto"/>
+              <w:jc w:val="left"/>
+            </w:pPr>
+            <w:r>
+              <w:rPr>
+                <w:rFonts w:ascii="Times New Roman" w:hAnsi="Times New Roman" w:cs="Times New Roman" w:eastAsia="Times New Roman"/>
+                <w:b w:val="0"/>
+                <w:i w:val="0"/>
+                <w:sz w:val="22"/>
+              </w:rPr>
+              <w:t>0 of 6 rated credible</w:t>
+            </w:r>
+          </w:p>
+        </w:tc>
+      </w:tr>
+    </w:tbl>
+    <w:p>
+      <w:pPr>
+        <w:keepNext w:val="0"/>
+        <w:widowControl/>
+        <w:spacing w:before="0" w:after="160" w:line="240" w:lineRule="auto"/>
+        <w:jc w:val="both"/>
+      </w:pPr>
+    </w:p>
+    <w:p>
+      <w:pPr>
+        <w:keepNext/>
+        <w:widowControl/>
+        <w:tabs>
+          <w:tab w:pos="648" w:val="left"/>
+        </w:tabs>
+        <w:spacing w:before="280" w:after="80" w:line="360" w:lineRule="auto"/>
+        <w:jc w:val="left"/>
+      </w:pPr>
+      <w:r>
+        <w:rPr>
+          <w:rFonts w:ascii="Times New Roman" w:hAnsi="Times New Roman" w:cs="Times New Roman" w:eastAsia="Times New Roman"/>
+          <w:b/>
+          <w:i w:val="0"/>
+          <w:sz w:val="26"/>
+        </w:rPr>
+        <w:t>5</w:t>
+        <w:tab/>
+        <w:t>Discussion</w:t>
+      </w:r>
+    </w:p>
+    <w:p>
+      <w:pPr>
+        <w:keepNext/>
+        <w:widowControl/>
+        <w:tabs>
+          <w:tab w:pos="648" w:val="left"/>
+        </w:tabs>
+        <w:spacing w:before="160" w:after="40" w:line="360" w:lineRule="auto"/>
         <w:jc w:val="left"/>
       </w:pPr>
       <w:r>
@@ -9188,32 +9220,16 @@
           <w:i w:val="0"/>
           <w:sz w:val="24"/>
         </w:rPr>
-        <w:t>6. Discussion</w:t>
-      </w:r>
-    </w:p>
-    <w:p>
-      <w:pPr>
-        <w:keepNext/>
-        <w:widowControl/>
-        <w:spacing w:before="120" w:after="40" w:line="360" w:lineRule="auto"/>
-        <w:jc w:val="left"/>
-      </w:pPr>
-      <w:r>
-        <w:rPr>
-          <w:rFonts w:ascii="Times New Roman" w:hAnsi="Times New Roman" w:cs="Times New Roman" w:eastAsia="Times New Roman"/>
-          <w:b/>
-          <w:i/>
-          <w:sz w:val="24"/>
-        </w:rPr>
-        <w:t>6.1 Relation to the Base Paper</w:t>
+        <w:t>5.1</w:t>
+        <w:tab/>
+        <w:t>What the ISOT Score Shows</w:t>
       </w:r>
     </w:p>
     <w:p>
       <w:pPr>
         <w:keepNext w:val="0"/>
         <w:widowControl/>
-        <w:spacing w:before="0" w:after="120" w:line="360" w:lineRule="auto"/>
-        <w:ind w:firstLine="720"/>
+        <w:spacing w:before="0" w:after="40" w:line="360" w:lineRule="auto"/>
         <w:jc w:val="both"/>
       </w:pPr>
       <w:r>
@@ -9223,32 +9239,36 @@
           <w:i w:val="0"/>
           <w:sz w:val="24"/>
         </w:rPr>
-        <w:t>DEFAME and the present system agree on the main point: a verdict on a news claim should rest on evidence gathered from outside the claim. They differ in what they treat as the hard part. DEFAME concentrates on gathering evidence across text and images and on reasoning over it with a strong model. Our system concentrates on what the gathered evidence is allowed to prove: whether two reports are really two sources, whether the page comes from the outlet it names, whether a presentation signal may count in a story’s favour, and what to tell the reader when a check fails. The two are complementary. DEFAME’s image tools could enter our pipeline as further observations, and its verdicts would gain from the independence and identity checks described here. We did not run DEFAME on our test cases, so the comparison in this paper concerns design and documented behaviour, not a benchmark result.</w:t>
+        <w:t>ISOT accuracy says little on its own. Verma [4] showed how much of it comes from the corpus, and our held-out set is small: the 95% intervals of the two rules overlap almost completely. What our ISOT test does show is that the one-sided rule costs very little accuracy on ordinary data while making accusations better calibrated. The adversarial set is the test that matters for this design, and there the gap between the rules is clear, four credible against none.</w:t>
       </w:r>
     </w:p>
     <w:p>
       <w:pPr>
         <w:keepNext/>
         <w:widowControl/>
-        <w:spacing w:before="120" w:after="40" w:line="360" w:lineRule="auto"/>
+        <w:tabs>
+          <w:tab w:pos="648" w:val="left"/>
+        </w:tabs>
+        <w:spacing w:before="160" w:after="40" w:line="360" w:lineRule="auto"/>
         <w:jc w:val="left"/>
       </w:pPr>
       <w:r>
         <w:rPr>
           <w:rFonts w:ascii="Times New Roman" w:hAnsi="Times New Roman" w:cs="Times New Roman" w:eastAsia="Times New Roman"/>
           <w:b/>
-          <w:i/>
+          <w:i w:val="0"/>
           <w:sz w:val="24"/>
         </w:rPr>
-        <w:t>6.2 Implications for Practice and Policy</w:t>
+        <w:t>5.2</w:t>
+        <w:tab/>
+        <w:t>Why the Rule Costs Ranking</w:t>
       </w:r>
     </w:p>
     <w:p>
       <w:pPr>
         <w:keepNext w:val="0"/>
         <w:widowControl/>
-        <w:spacing w:before="0" w:after="120" w:line="360" w:lineRule="auto"/>
-        <w:ind w:firstLine="720"/>
+        <w:spacing w:before="0" w:after="40" w:line="360" w:lineRule="auto"/>
         <w:jc w:val="both"/>
       </w:pPr>
       <w:r>
@@ -9258,15 +9278,36 @@
           <w:i w:val="0"/>
           <w:sz w:val="24"/>
         </w:rPr>
-        <w:t>For platforms and messaging services, the results suggest that a label is more useful when it carries its grounds and when the service is willing to abstain. A reader told CANNOT VERIFY, along with the reason, is better served than one shown a confident number assembled from guesswork.</w:t>
+        <w:t>The drop of 0.032 in ROC-AUC against the unclamped model is the price of Eq. (3). Without the clamp the model learns from ISOT that tidy writing means a genuine story, which is true of that corpus and false against a careful writer. We would rather give up a little ranking on old data than reward the one thing a fabricator can always supply. On ISOT the largest calibration gap is also on the cautious side, with the lowest band stated at 0.41 and observed at 0.07. Genuine stories are meant to be cleared by corroboration and the publisher’s record, which ISOT cannot test.</w:t>
+      </w:r>
+    </w:p>
+    <w:p>
+      <w:pPr>
+        <w:keepNext/>
+        <w:widowControl/>
+        <w:tabs>
+          <w:tab w:pos="648" w:val="left"/>
+        </w:tabs>
+        <w:spacing w:before="160" w:after="40" w:line="360" w:lineRule="auto"/>
+        <w:jc w:val="left"/>
+      </w:pPr>
+      <w:r>
+        <w:rPr>
+          <w:rFonts w:ascii="Times New Roman" w:hAnsi="Times New Roman" w:cs="Times New Roman" w:eastAsia="Times New Roman"/>
+          <w:b/>
+          <w:i w:val="0"/>
+          <w:sz w:val="24"/>
+        </w:rPr>
+        <w:t>5.3</w:t>
+        <w:tab/>
+        <w:t>Use in Practice</w:t>
       </w:r>
     </w:p>
     <w:p>
       <w:pPr>
         <w:keepNext w:val="0"/>
         <w:widowControl/>
-        <w:spacing w:before="0" w:after="120" w:line="360" w:lineRule="auto"/>
-        <w:ind w:firstLine="720"/>
+        <w:spacing w:before="0" w:after="40" w:line="360" w:lineRule="auto"/>
         <w:jc w:val="both"/>
       </w:pPr>
       <w:r>
@@ -9276,15 +9317,36 @@
           <w:i w:val="0"/>
           <w:sz w:val="24"/>
         </w:rPr>
-        <w:t>For newsrooms and brands, identity read from the address protects reputation as much as it protects readers. A copycat site trades on the record of the outlet it imitates, and refusing to transfer that record, while telling the reader why, removes much of the incentive. The same mechanism applies to any organisation whose name lends credibility, including banks and government departments.</w:t>
+        <w:t>For a platform or a messaging service, a verdict that comes with its reason, and a willingness to say CANNOT VERIFY, is more useful than a confident score. For newsrooms and other organisations whose name carries weight, such as banks and government departments, reading identity from the address stops copycat sites from borrowing their record. For regulators, every verdict can be traced to a rule, the outlets involved and quoted text, so it can be checked and appealed, and opinion pieces are refused instead of judged. Running nine of ten model tasks locally also removes per-call charges and keeps the article text on the user’s machine for those tasks, which matters for low-budget public deployments in India. In this way the work supports SDG 16, target 16.10, on public access to information.</w:t>
+      </w:r>
+    </w:p>
+    <w:p>
+      <w:pPr>
+        <w:keepNext/>
+        <w:widowControl/>
+        <w:tabs>
+          <w:tab w:pos="648" w:val="left"/>
+        </w:tabs>
+        <w:spacing w:before="160" w:after="40" w:line="360" w:lineRule="auto"/>
+        <w:jc w:val="left"/>
+      </w:pPr>
+      <w:r>
+        <w:rPr>
+          <w:rFonts w:ascii="Times New Roman" w:hAnsi="Times New Roman" w:cs="Times New Roman" w:eastAsia="Times New Roman"/>
+          <w:b/>
+          <w:i w:val="0"/>
+          <w:sz w:val="24"/>
+        </w:rPr>
+        <w:t>5.4</w:t>
+        <w:tab/>
+        <w:t>Threats to Validity</w:t>
       </w:r>
     </w:p>
     <w:p>
       <w:pPr>
         <w:keepNext w:val="0"/>
         <w:widowControl/>
-        <w:spacing w:before="0" w:after="120" w:line="360" w:lineRule="auto"/>
-        <w:ind w:firstLine="720"/>
+        <w:spacing w:before="0" w:after="40" w:line="360" w:lineRule="auto"/>
         <w:jc w:val="both"/>
       </w:pPr>
       <w:r>
@@ -9294,15 +9356,36 @@
           <w:i w:val="0"/>
           <w:sz w:val="24"/>
         </w:rPr>
-        <w:t>For regulators and public bodies, the design offers a model of accountable automation. Every verdict comes with the rule that produced it, the outlets that supported or contradicted the claim, and the quoted text behind each finding, so a decision can be checked and challenged. The system also declines to rule on opinion and exhortation, which keeps it a verification aid rather than a censor.</w:t>
+        <w:t>The likelihood ratios come from 239 articles, so some bands are too thin to estimate and a one-article difference in accuracy means nothing. Each result comes from a single run. The adversarial set is small and we wrote it ourselves, so it shows that the rule behaves as designed, not how often it works in the wild. It was scored with the rule-based analysers, and a full live run is still to be done. The publisher priors and the corroboration ratios are set by hand. Corroboration depends on NewsAPI, whose free plan allows 100 requests a day, runs about a day behind and covers local and regional-language news unevenly. ISOT is mostly US political news from 2016 and 2017, so we have not measured how the system does on current Indian news. Stance is judged from headlines and short descriptions, not full articles. Manipulated images and synthetic video are out of scope.</w:t>
+      </w:r>
+    </w:p>
+    <w:p>
+      <w:pPr>
+        <w:keepNext/>
+        <w:widowControl/>
+        <w:tabs>
+          <w:tab w:pos="648" w:val="left"/>
+        </w:tabs>
+        <w:spacing w:before="280" w:after="80" w:line="360" w:lineRule="auto"/>
+        <w:jc w:val="left"/>
+      </w:pPr>
+      <w:r>
+        <w:rPr>
+          <w:rFonts w:ascii="Times New Roman" w:hAnsi="Times New Roman" w:cs="Times New Roman" w:eastAsia="Times New Roman"/>
+          <w:b/>
+          <w:i w:val="0"/>
+          <w:sz w:val="26"/>
+        </w:rPr>
+        <w:t>6</w:t>
+        <w:tab/>
+        <w:t>Conclusion</w:t>
       </w:r>
     </w:p>
     <w:p>
       <w:pPr>
         <w:keepNext w:val="0"/>
         <w:widowControl/>
-        <w:spacing w:before="0" w:after="120" w:line="360" w:lineRule="auto"/>
-        <w:ind w:firstLine="720"/>
+        <w:spacing w:before="0" w:after="40" w:line="360" w:lineRule="auto"/>
         <w:jc w:val="both"/>
       </w:pPr>
       <w:r>
@@ -9312,49 +9395,17 @@
           <w:i w:val="0"/>
           <w:sz w:val="24"/>
         </w:rPr>
-        <w:t>There is an argument from cost and digital sovereignty as well. Running nine of ten model tasks on a laptop graphics card removes per-call charges and reduces dependence on foreign hosted services. That matters for public-interest deployments in countries such as India, where volumes are large and budgets are not. Support for Indian-language input extends verification to the messaging groups where much misinformation circulates. In these respects, the work supports Sustainable Development Goal 16, in particular target 16.10 on public access to information.</w:t>
+        <w:t>We built a fake news checker that weighs evidence by who controls it. Writing signals can only count against a story, and support has to come from independent outlets, reference entries and a publisher identified by its web address. Every weight is a likelihood ratio estimated from data, and the weights add up to a calibrated probability. On 120 held-out ISOT articles the system matched a hand-weighted baseline’s accuracy to within one article and cut calibration error on its accusations by 43%. It rated none of six carefully written fabrications as credible, against four for the baseline, and gave an acceptable verdict in all twelve end-to-end cases. Next, we will grow the estimation corpus so that the priors can be measured, check thirty live claims by hand, collect ratings for regional Indian outlets, try natural-language inference on full articles, and add image forensics as one more observation.</w:t>
       </w:r>
     </w:p>
     <w:p>
       <w:pPr>
         <w:keepNext/>
         <w:widowControl/>
-        <w:spacing w:before="120" w:after="40" w:line="360" w:lineRule="auto"/>
-        <w:jc w:val="left"/>
-      </w:pPr>
-      <w:r>
-        <w:rPr>
-          <w:rFonts w:ascii="Times New Roman" w:hAnsi="Times New Roman" w:cs="Times New Roman" w:eastAsia="Times New Roman"/>
-          <w:b/>
-          <w:i/>
-          <w:sz w:val="24"/>
-        </w:rPr>
-        <w:t>6.3 Implications for Research</w:t>
-      </w:r>
-    </w:p>
-    <w:p>
-      <w:pPr>
-        <w:keepNext w:val="0"/>
-        <w:widowControl/>
-        <w:spacing w:before="0" w:after="120" w:line="360" w:lineRule="auto"/>
-        <w:ind w:firstLine="720"/>
-        <w:jc w:val="both"/>
-      </w:pPr>
-      <w:r>
-        <w:rPr>
-          <w:rFonts w:ascii="Times New Roman" w:hAnsi="Times New Roman" w:cs="Times New Roman" w:eastAsia="Times New Roman"/>
-          <w:b w:val="0"/>
-          <w:i w:val="0"/>
-          <w:sz w:val="24"/>
-        </w:rPr>
-        <w:t>The findings support treating misinformation detection as the assessment of adversarial evidence rather than as ordinary classification. When an adversary writes the features, high accuracy on a benchmark of crude fabrications says little about performance against a careful one. Calibration where the system accuses deserves to be reported alongside accuracy, and so does the rate at which a system abstains.</w:t>
-      </w:r>
-    </w:p>
-    <w:p>
-      <w:pPr>
-        <w:keepNext/>
-        <w:widowControl/>
-        <w:spacing w:before="240" w:after="80" w:line="360" w:lineRule="auto"/>
+        <w:tabs>
+          <w:tab w:pos="648" w:val="left"/>
+        </w:tabs>
+        <w:spacing w:before="280" w:after="80" w:line="360" w:lineRule="auto"/>
         <w:jc w:val="left"/>
       </w:pPr>
       <w:r>
@@ -9362,252 +9413,7 @@
           <w:rFonts w:ascii="Times New Roman" w:hAnsi="Times New Roman" w:cs="Times New Roman" w:eastAsia="Times New Roman"/>
           <w:b/>
           <w:i w:val="0"/>
-          <w:sz w:val="24"/>
-        </w:rPr>
-        <w:t>7. Limitations and Future Research</w:t>
-      </w:r>
-    </w:p>
-    <w:p>
-      <w:pPr>
-        <w:keepNext w:val="0"/>
-        <w:widowControl/>
-        <w:spacing w:before="0" w:after="120" w:line="360" w:lineRule="auto"/>
-        <w:ind w:firstLine="720"/>
-        <w:jc w:val="both"/>
-      </w:pPr>
-      <w:r>
-        <w:rPr>
-          <w:rFonts w:ascii="Times New Roman" w:hAnsi="Times New Roman" w:cs="Times New Roman" w:eastAsia="Times New Roman"/>
-          <w:b w:val="0"/>
-          <w:i w:val="0"/>
-          <w:sz w:val="24"/>
-        </w:rPr>
-        <w:t>Several limitations bear on how the results should be read. The scoring model was estimated on 239 articles, so a difference of one article in accuracy is not meaningful, and some bands of the scoring table remain too thin to estimate. The adversarial set is small and was written by the authors, which makes it a test of whether the rule behaves as designed. It does not estimate performance in the wild. It was scored with the deterministic analysers, and a full live run is planned. The publisher priors and the likelihood ratios for corroboration were set by reasoning about publishing practice, not estimated from data.</w:t>
-      </w:r>
-    </w:p>
-    <w:p>
-      <w:pPr>
-        <w:keepNext w:val="0"/>
-        <w:widowControl/>
-        <w:spacing w:before="0" w:after="120" w:line="360" w:lineRule="auto"/>
-        <w:ind w:firstLine="720"/>
-        <w:jc w:val="both"/>
-      </w:pPr>
-      <w:r>
-        <w:rPr>
-          <w:rFonts w:ascii="Times New Roman" w:hAnsi="Times New Roman" w:cs="Times New Roman" w:eastAsia="Times New Roman"/>
-          <w:b w:val="0"/>
-          <w:i w:val="0"/>
-          <w:sz w:val="24"/>
-        </w:rPr>
-        <w:t>Corroboration depends on a commercial news index whose free tier allows 100 requests a day, runs about a day behind and covers local and regional-language reporting unevenly. ISOT consists mainly of United States political news from 2016 and 2017, so behaviour on current Indian news has not yet been measured. Stance is judged from headlines and short descriptions, not from full articles, and detecting manipulated images or synthetic video is outside the present scope.</w:t>
-      </w:r>
-    </w:p>
-    <w:p>
-      <w:pPr>
-        <w:keepNext w:val="0"/>
-        <w:widowControl/>
-        <w:spacing w:before="0" w:after="120" w:line="360" w:lineRule="auto"/>
-        <w:ind w:firstLine="720"/>
-        <w:jc w:val="both"/>
-      </w:pPr>
-      <w:r>
-        <w:rPr>
-          <w:rFonts w:ascii="Times New Roman" w:hAnsi="Times New Roman" w:cs="Times New Roman" w:eastAsia="Times New Roman"/>
-          <w:b w:val="0"/>
-          <w:i w:val="0"/>
-          <w:sz w:val="24"/>
-        </w:rPr>
-        <w:t>Future work follows from these points. A larger estimation corpus would allow the priors to be measured. A live study in which thirty claims are checked by hand would give the coverage rate and the precision of verdicts on current news. Ratings for regional-language Indian outlets can be accumulated from articles the system has already assessed. Natural-language inference over full article text could replace headline-level stance judgement, and image forensics could be added as one more observation in the same weighing scheme.</w:t>
-      </w:r>
-    </w:p>
-    <w:p>
-      <w:pPr>
-        <w:keepNext/>
-        <w:widowControl/>
-        <w:spacing w:before="240" w:after="80" w:line="360" w:lineRule="auto"/>
-        <w:jc w:val="left"/>
-      </w:pPr>
-      <w:r>
-        <w:rPr>
-          <w:rFonts w:ascii="Times New Roman" w:hAnsi="Times New Roman" w:cs="Times New Roman" w:eastAsia="Times New Roman"/>
-          <w:b/>
-          <w:i w:val="0"/>
-          <w:sz w:val="24"/>
-        </w:rPr>
-        <w:t>8. Conclusion</w:t>
-      </w:r>
-    </w:p>
-    <w:p>
-      <w:pPr>
-        <w:keepNext w:val="0"/>
-        <w:widowControl/>
-        <w:spacing w:before="0" w:after="120" w:line="360" w:lineRule="auto"/>
-        <w:ind w:firstLine="720"/>
-        <w:jc w:val="both"/>
-      </w:pPr>
-      <w:r>
-        <w:rPr>
-          <w:rFonts w:ascii="Times New Roman" w:hAnsi="Times New Roman" w:cs="Times New Roman" w:eastAsia="Times New Roman"/>
-          <w:b w:val="0"/>
-          <w:i w:val="0"/>
-          <w:sz w:val="24"/>
-        </w:rPr>
-        <w:t>Fake news detection is not an ordinary classification problem, because the person being detected writes the features. A detector that rewards good presentation can be satisfied on purpose, and one trained on crude fabrications learns exactly the habits a careful fabricator avoids. We built a system on the opposite assumption. Evidence the author controls may raise suspicion but never confers trust. Trust comes from independent outlets, reference works and a publisher identity read from the web address, and every weight is a measured likelihood ratio, so the scores add up to a calibrated probability.</w:t>
-      </w:r>
-    </w:p>
-    <w:p>
-      <w:pPr>
-        <w:keepNext w:val="0"/>
-        <w:widowControl/>
-        <w:spacing w:before="0" w:after="120" w:line="360" w:lineRule="auto"/>
-        <w:ind w:firstLine="720"/>
-        <w:jc w:val="both"/>
-      </w:pPr>
-      <w:r>
-        <w:rPr>
-          <w:rFonts w:ascii="Times New Roman" w:hAnsi="Times New Roman" w:cs="Times New Roman" w:eastAsia="Times New Roman"/>
-          <w:b w:val="0"/>
-          <w:i w:val="0"/>
-          <w:sz w:val="24"/>
-        </w:rPr>
-        <w:t>Building on the evidence-first approach of DEFAME, the system matches a hand-weighted baseline’s accuracy on held-out articles while cutting calibration error on its accusations by 43 per cent. It presents none of six carefully written fabrications as credible, and it returned an acceptable verdict in all twelve end-to-end cases across text, links, screenshots, Tamil text and video. It also knows when it does not know. It declines input with nothing to check, and it keeps a search that failed apart from a search that found nothing, which is the difference between an honest ‘cannot verify’ and a false all-clear.</w:t>
-      </w:r>
-    </w:p>
-    <w:p>
-      <w:pPr>
-        <w:keepNext/>
-        <w:widowControl/>
-        <w:spacing w:before="240" w:after="80" w:line="360" w:lineRule="auto"/>
-        <w:jc w:val="left"/>
-      </w:pPr>
-      <w:r>
-        <w:rPr>
-          <w:rFonts w:ascii="Times New Roman" w:hAnsi="Times New Roman" w:cs="Times New Roman" w:eastAsia="Times New Roman"/>
-          <w:b/>
-          <w:i w:val="0"/>
-          <w:sz w:val="24"/>
-        </w:rPr>
-        <w:t>Declarations</w:t>
-      </w:r>
-    </w:p>
-    <w:p>
-      <w:pPr>
-        <w:keepNext w:val="0"/>
-        <w:widowControl/>
-        <w:spacing w:before="0" w:after="80" w:line="360" w:lineRule="auto"/>
-        <w:jc w:val="both"/>
-      </w:pPr>
-      <w:r>
-        <w:rPr>
-          <w:rFonts w:ascii="Times New Roman" w:hAnsi="Times New Roman" w:cs="Times New Roman" w:eastAsia="Times New Roman"/>
-          <w:b/>
-          <w:i w:val="0"/>
-          <w:sz w:val="24"/>
-        </w:rPr>
-        <w:t>Acknowledgements.</w:t>
-      </w:r>
-      <w:r>
-        <w:rPr>
-          <w:rFonts w:ascii="Times New Roman" w:hAnsi="Times New Roman" w:cs="Times New Roman" w:eastAsia="Times New Roman"/>
-          <w:b w:val="0"/>
-          <w:i w:val="0"/>
-          <w:sz w:val="24"/>
-        </w:rPr>
-        <w:t xml:space="preserve"> The authors thank the Department of Computer Science and Engineering, Kongu Engineering College, for the facilities provided for this work.</w:t>
-      </w:r>
-    </w:p>
-    <w:p>
-      <w:pPr>
-        <w:keepNext w:val="0"/>
-        <w:widowControl/>
-        <w:spacing w:before="0" w:after="80" w:line="360" w:lineRule="auto"/>
-        <w:jc w:val="both"/>
-      </w:pPr>
-      <w:r>
-        <w:rPr>
-          <w:rFonts w:ascii="Times New Roman" w:hAnsi="Times New Roman" w:cs="Times New Roman" w:eastAsia="Times New Roman"/>
-          <w:b/>
-          <w:i w:val="0"/>
-          <w:sz w:val="24"/>
-        </w:rPr>
-        <w:t>Funding.</w:t>
-      </w:r>
-      <w:r>
-        <w:rPr>
-          <w:rFonts w:ascii="Times New Roman" w:hAnsi="Times New Roman" w:cs="Times New Roman" w:eastAsia="Times New Roman"/>
-          <w:b w:val="0"/>
-          <w:i w:val="0"/>
-          <w:sz w:val="24"/>
-        </w:rPr>
-        <w:t xml:space="preserve"> This research received no specific grant from any funding agency.</w:t>
-      </w:r>
-    </w:p>
-    <w:p>
-      <w:pPr>
-        <w:keepNext w:val="0"/>
-        <w:widowControl/>
-        <w:spacing w:before="0" w:after="80" w:line="360" w:lineRule="auto"/>
-        <w:jc w:val="both"/>
-      </w:pPr>
-      <w:r>
-        <w:rPr>
-          <w:rFonts w:ascii="Times New Roman" w:hAnsi="Times New Roman" w:cs="Times New Roman" w:eastAsia="Times New Roman"/>
-          <w:b/>
-          <w:i w:val="0"/>
-          <w:sz w:val="24"/>
-        </w:rPr>
-        <w:t>Conflict of interest.</w:t>
-      </w:r>
-      <w:r>
-        <w:rPr>
-          <w:rFonts w:ascii="Times New Roman" w:hAnsi="Times New Roman" w:cs="Times New Roman" w:eastAsia="Times New Roman"/>
-          <w:b w:val="0"/>
-          <w:i w:val="0"/>
-          <w:sz w:val="24"/>
-        </w:rPr>
-        <w:t xml:space="preserve"> The authors declare that they have no conflict of interest.</w:t>
-      </w:r>
-    </w:p>
-    <w:p>
-      <w:pPr>
-        <w:keepNext w:val="0"/>
-        <w:widowControl/>
-        <w:spacing w:before="0" w:after="80" w:line="360" w:lineRule="auto"/>
-        <w:jc w:val="both"/>
-      </w:pPr>
-      <w:r>
-        <w:rPr>
-          <w:rFonts w:ascii="Times New Roman" w:hAnsi="Times New Roman" w:cs="Times New Roman" w:eastAsia="Times New Roman"/>
-          <w:b/>
-          <w:i w:val="0"/>
-          <w:sz w:val="24"/>
-        </w:rPr>
-        <w:t>Data availability.</w:t>
-      </w:r>
-      <w:r>
-        <w:rPr>
-          <w:rFonts w:ascii="Times New Roman" w:hAnsi="Times New Roman" w:cs="Times New Roman" w:eastAsia="Times New Roman"/>
-          <w:b w:val="0"/>
-          <w:i w:val="0"/>
-          <w:sz w:val="24"/>
-        </w:rPr>
-        <w:t xml:space="preserve"> The evaluation scripts, test cases and measured results are available from the corresponding author on reasonable request.</w:t>
-      </w:r>
-    </w:p>
-    <w:p>
-      <w:pPr>
-        <w:keepNext/>
-        <w:widowControl/>
-        <w:spacing w:before="240" w:after="80" w:line="360" w:lineRule="auto"/>
-        <w:jc w:val="left"/>
-      </w:pPr>
-      <w:r>
-        <w:rPr>
-          <w:rFonts w:ascii="Times New Roman" w:hAnsi="Times New Roman" w:cs="Times New Roman" w:eastAsia="Times New Roman"/>
-          <w:b/>
-          <w:i w:val="0"/>
-          <w:sz w:val="24"/>
+          <w:sz w:val="26"/>
         </w:rPr>
         <w:t>References</w:t>
       </w:r>
@@ -9616,8 +9422,11 @@
       <w:pPr>
         <w:keepNext w:val="0"/>
         <w:widowControl/>
-        <w:spacing w:before="0" w:after="80" w:line="360" w:lineRule="auto"/>
-        <w:ind w:left="720" w:hanging="720"/>
+        <w:tabs>
+          <w:tab w:pos="576" w:val="left"/>
+        </w:tabs>
+        <w:spacing w:before="0" w:after="60" w:line="360" w:lineRule="auto"/>
+        <w:ind w:left="576" w:hanging="576"/>
         <w:jc w:val="left"/>
       </w:pPr>
       <w:r>
@@ -9627,33 +9436,20 @@
           <w:i w:val="0"/>
           <w:sz w:val="24"/>
         </w:rPr>
-        <w:t xml:space="preserve">Ahmed, H., Traore, I., &amp; Saad, S. (2017). Detection of online fake news using n-gram analysis and machine learning techniques. In I. Traore, I. Woungang, &amp; A. Awad (Eds.), </w:t>
-      </w:r>
-      <w:r>
-        <w:rPr>
-          <w:rFonts w:ascii="Times New Roman" w:hAnsi="Times New Roman" w:cs="Times New Roman" w:eastAsia="Times New Roman"/>
-          <w:b w:val="0"/>
-          <w:i/>
-          <w:sz w:val="24"/>
-        </w:rPr>
-        <w:t>Intelligent, secure, and dependable systems in distributed and cloud environments</w:t>
-      </w:r>
-      <w:r>
-        <w:rPr>
-          <w:rFonts w:ascii="Times New Roman" w:hAnsi="Times New Roman" w:cs="Times New Roman" w:eastAsia="Times New Roman"/>
-          <w:b w:val="0"/>
-          <w:i w:val="0"/>
-          <w:sz w:val="24"/>
-        </w:rPr>
-        <w:t xml:space="preserve"> (pp. 127–138). Springer.</w:t>
+        <w:t>1.</w:t>
+        <w:tab/>
+        <w:t>World Economic Forum: Global Risks Report 2026. World Economic Forum, Geneva (2026). https://www.weforum.org/publications/global-risks-report-2026/</w:t>
       </w:r>
     </w:p>
     <w:p>
       <w:pPr>
         <w:keepNext w:val="0"/>
         <w:widowControl/>
-        <w:spacing w:before="0" w:after="80" w:line="360" w:lineRule="auto"/>
-        <w:ind w:left="720" w:hanging="720"/>
+        <w:tabs>
+          <w:tab w:pos="576" w:val="left"/>
+        </w:tabs>
+        <w:spacing w:before="0" w:after="60" w:line="360" w:lineRule="auto"/>
+        <w:ind w:left="576" w:hanging="576"/>
         <w:jc w:val="left"/>
       </w:pPr>
       <w:r>
@@ -9663,16 +9459,18 @@
           <w:i w:val="0"/>
           <w:sz w:val="24"/>
         </w:rPr>
-        <w:t xml:space="preserve">Braun, T., Rothermel, M., Rohrbach, M., &amp; Rohrbach, A. (2025). DEFAME: Dynamic evidence-based fact-checking with multimodal experts. In </w:t>
+        <w:t>2.</w:t>
+        <w:tab/>
+        <w:t xml:space="preserve">Vosoughi, S., Roy, D., Aral, S.: The spread of true and false news online. Science </w:t>
       </w:r>
       <w:r>
         <w:rPr>
           <w:rFonts w:ascii="Times New Roman" w:hAnsi="Times New Roman" w:cs="Times New Roman" w:eastAsia="Times New Roman"/>
-          <w:b w:val="0"/>
-          <w:i/>
+          <w:b/>
+          <w:i w:val="0"/>
           <w:sz w:val="24"/>
         </w:rPr>
-        <w:t>Proceedings of the 42nd International Conference on Machine Learning</w:t>
+        <w:t>359</w:t>
       </w:r>
       <w:r>
         <w:rPr>
@@ -9681,15 +9479,18 @@
           <w:i w:val="0"/>
           <w:sz w:val="24"/>
         </w:rPr>
-        <w:t xml:space="preserve"> (Proceedings of Machine Learning Research, Vol. 267). PMLR.</w:t>
+        <w:t>(6380), 1146–1151 (2018). https://doi.org/10.1126/science.aap9559</w:t>
       </w:r>
     </w:p>
     <w:p>
       <w:pPr>
         <w:keepNext w:val="0"/>
         <w:widowControl/>
-        <w:spacing w:before="0" w:after="80" w:line="360" w:lineRule="auto"/>
-        <w:ind w:left="720" w:hanging="720"/>
+        <w:tabs>
+          <w:tab w:pos="576" w:val="left"/>
+        </w:tabs>
+        <w:spacing w:before="0" w:after="60" w:line="360" w:lineRule="auto"/>
+        <w:ind w:left="576" w:hanging="576"/>
         <w:jc w:val="left"/>
       </w:pPr>
       <w:r>
@@ -9699,33 +9500,20 @@
           <w:i w:val="0"/>
           <w:sz w:val="24"/>
         </w:rPr>
-        <w:t xml:space="preserve">Chen, C., &amp; Shu, K. (2024). Can LLM-generated misinformation be detected? In </w:t>
-      </w:r>
-      <w:r>
-        <w:rPr>
-          <w:rFonts w:ascii="Times New Roman" w:hAnsi="Times New Roman" w:cs="Times New Roman" w:eastAsia="Times New Roman"/>
-          <w:b w:val="0"/>
-          <w:i/>
-          <w:sz w:val="24"/>
-        </w:rPr>
-        <w:t>Proceedings of the Twelfth International Conference on Learning Representations</w:t>
-      </w:r>
-      <w:r>
-        <w:rPr>
-          <w:rFonts w:ascii="Times New Roman" w:hAnsi="Times New Roman" w:cs="Times New Roman" w:eastAsia="Times New Roman"/>
-          <w:b w:val="0"/>
-          <w:i w:val="0"/>
-          <w:sz w:val="24"/>
-        </w:rPr>
-        <w:t>. ICLR.</w:t>
+        <w:t>3.</w:t>
+        <w:tab/>
+        <w:t>Ahmed, H., Traore, I., Saad, S.: Detection of online fake news using n-gram analysis and machine learning techniques. In: Traore, I., Woungang, I., Awad, A. (eds.) ISDDC 2017. LNCS, vol. 10618, pp. 127–138. Springer, Cham (2017)</w:t>
       </w:r>
     </w:p>
     <w:p>
       <w:pPr>
         <w:keepNext w:val="0"/>
         <w:widowControl/>
-        <w:spacing w:before="0" w:after="80" w:line="360" w:lineRule="auto"/>
-        <w:ind w:left="720" w:hanging="720"/>
+        <w:tabs>
+          <w:tab w:pos="576" w:val="left"/>
+        </w:tabs>
+        <w:spacing w:before="0" w:after="60" w:line="360" w:lineRule="auto"/>
+        <w:ind w:left="576" w:hanging="576"/>
         <w:jc w:val="left"/>
       </w:pPr>
       <w:r>
@@ -9735,33 +9523,20 @@
           <w:i w:val="0"/>
           <w:sz w:val="24"/>
         </w:rPr>
-        <w:t xml:space="preserve">Chow, C. K. (1970). On optimum recognition error and reject tradeoff. </w:t>
-      </w:r>
-      <w:r>
-        <w:rPr>
-          <w:rFonts w:ascii="Times New Roman" w:hAnsi="Times New Roman" w:cs="Times New Roman" w:eastAsia="Times New Roman"/>
-          <w:b w:val="0"/>
-          <w:i/>
-          <w:sz w:val="24"/>
-        </w:rPr>
-        <w:t>IEEE Transactions on Information Theory, 16</w:t>
-      </w:r>
-      <w:r>
-        <w:rPr>
-          <w:rFonts w:ascii="Times New Roman" w:hAnsi="Times New Roman" w:cs="Times New Roman" w:eastAsia="Times New Roman"/>
-          <w:b w:val="0"/>
-          <w:i w:val="0"/>
-          <w:sz w:val="24"/>
-        </w:rPr>
-        <w:t>(1), 41–46. https://doi.org/10.1109/TIT.1970.1054406</w:t>
+        <w:t>4.</w:t>
+        <w:tab/>
+        <w:t>Verma, Y.: What does 99% accuracy measure? A reproducible audit of shortcut learning in a widely used fake news corpus. arXiv preprint arXiv:2609.25006 (2026)</w:t>
       </w:r>
     </w:p>
     <w:p>
       <w:pPr>
         <w:keepNext w:val="0"/>
         <w:widowControl/>
-        <w:spacing w:before="0" w:after="80" w:line="360" w:lineRule="auto"/>
-        <w:ind w:left="720" w:hanging="720"/>
+        <w:tabs>
+          <w:tab w:pos="576" w:val="left"/>
+        </w:tabs>
+        <w:spacing w:before="0" w:after="60" w:line="360" w:lineRule="auto"/>
+        <w:ind w:left="576" w:hanging="576"/>
         <w:jc w:val="left"/>
       </w:pPr>
       <w:r>
@@ -9771,33 +9546,20 @@
           <w:i w:val="0"/>
           <w:sz w:val="24"/>
         </w:rPr>
-        <w:t xml:space="preserve">Da San Martino, G., Barrón-Cedeño, A., Wachsmuth, H., Petrov, R., &amp; Nakov, P. (2020). SemEval-2020 Task 11: Detection of propaganda techniques in news articles. In </w:t>
-      </w:r>
-      <w:r>
-        <w:rPr>
-          <w:rFonts w:ascii="Times New Roman" w:hAnsi="Times New Roman" w:cs="Times New Roman" w:eastAsia="Times New Roman"/>
-          <w:b w:val="0"/>
-          <w:i/>
-          <w:sz w:val="24"/>
-        </w:rPr>
-        <w:t>Proceedings of the Fourteenth Workshop on Semantic Evaluation</w:t>
-      </w:r>
-      <w:r>
-        <w:rPr>
-          <w:rFonts w:ascii="Times New Roman" w:hAnsi="Times New Roman" w:cs="Times New Roman" w:eastAsia="Times New Roman"/>
-          <w:b w:val="0"/>
-          <w:i w:val="0"/>
-          <w:sz w:val="24"/>
-        </w:rPr>
-        <w:t xml:space="preserve"> (pp. 1377–1414). International Committee for Computational Linguistics. https://doi.org/10.18653/v1/2020.semeval-1.186</w:t>
+        <w:t>5.</w:t>
+        <w:tab/>
+        <w:t>Chen, C., Shu, K.: Can LLM-generated misinformation be detected? In: Proceedings of the Twelfth International Conference on Learning Representations (ICLR) (2024)</w:t>
       </w:r>
     </w:p>
     <w:p>
       <w:pPr>
         <w:keepNext w:val="0"/>
         <w:widowControl/>
-        <w:spacing w:before="0" w:after="80" w:line="360" w:lineRule="auto"/>
-        <w:ind w:left="720" w:hanging="720"/>
+        <w:tabs>
+          <w:tab w:pos="576" w:val="left"/>
+        </w:tabs>
+        <w:spacing w:before="0" w:after="60" w:line="360" w:lineRule="auto"/>
+        <w:ind w:left="576" w:hanging="576"/>
         <w:jc w:val="left"/>
       </w:pPr>
       <w:r>
@@ -9807,33 +9569,20 @@
           <w:i w:val="0"/>
           <w:sz w:val="24"/>
         </w:rPr>
-        <w:t xml:space="preserve">Geifman, Y., &amp; El-Yaniv, R. (2017). Selective classification for deep neural networks. In </w:t>
-      </w:r>
-      <w:r>
-        <w:rPr>
-          <w:rFonts w:ascii="Times New Roman" w:hAnsi="Times New Roman" w:cs="Times New Roman" w:eastAsia="Times New Roman"/>
-          <w:b w:val="0"/>
-          <w:i/>
-          <w:sz w:val="24"/>
-        </w:rPr>
-        <w:t>Advances in Neural Information Processing Systems</w:t>
-      </w:r>
-      <w:r>
-        <w:rPr>
-          <w:rFonts w:ascii="Times New Roman" w:hAnsi="Times New Roman" w:cs="Times New Roman" w:eastAsia="Times New Roman"/>
-          <w:b w:val="0"/>
-          <w:i w:val="0"/>
-          <w:sz w:val="24"/>
-        </w:rPr>
-        <w:t xml:space="preserve"> (Vol. 30, pp. 4878–4887). Curran Associates.</w:t>
+        <w:t>6.</w:t>
+        <w:tab/>
+        <w:t>Braun, T., Rothermel, M., Rohrbach, M., Rohrbach, A.: DEFAME: dynamic evidence-based fact-checking with multimodal experts. In: Proceedings of the 42nd International Conference on Machine Learning. PMLR, vol. 267 (2025)</w:t>
       </w:r>
     </w:p>
     <w:p>
       <w:pPr>
         <w:keepNext w:val="0"/>
         <w:widowControl/>
-        <w:spacing w:before="0" w:after="80" w:line="360" w:lineRule="auto"/>
-        <w:ind w:left="720" w:hanging="720"/>
+        <w:tabs>
+          <w:tab w:pos="576" w:val="left"/>
+        </w:tabs>
+        <w:spacing w:before="0" w:after="60" w:line="360" w:lineRule="auto"/>
+        <w:ind w:left="576" w:hanging="576"/>
         <w:jc w:val="left"/>
       </w:pPr>
       <w:r>
@@ -9843,33 +9592,20 @@
           <w:i w:val="0"/>
           <w:sz w:val="24"/>
         </w:rPr>
-        <w:t xml:space="preserve">Good, I. J. (1950). </w:t>
-      </w:r>
-      <w:r>
-        <w:rPr>
-          <w:rFonts w:ascii="Times New Roman" w:hAnsi="Times New Roman" w:cs="Times New Roman" w:eastAsia="Times New Roman"/>
-          <w:b w:val="0"/>
-          <w:i/>
-          <w:sz w:val="24"/>
-        </w:rPr>
-        <w:t>Probability and the weighing of evidence</w:t>
-      </w:r>
-      <w:r>
-        <w:rPr>
-          <w:rFonts w:ascii="Times New Roman" w:hAnsi="Times New Roman" w:cs="Times New Roman" w:eastAsia="Times New Roman"/>
-          <w:b w:val="0"/>
-          <w:i w:val="0"/>
-          <w:sz w:val="24"/>
-        </w:rPr>
-        <w:t>. Charles Griffin.</w:t>
+        <w:t>7.</w:t>
+        <w:tab/>
+        <w:t>Shu, K., Cui, L., Wang, S., Lee, D., Liu, H.: dEFEND: explainable fake news detection. In: Proceedings of the 25th ACM SIGKDD International Conference on Knowledge Discovery and Data Mining, pp. 395–405. ACM (2019). https://doi.org/10.1145/3292500.3330935</w:t>
       </w:r>
     </w:p>
     <w:p>
       <w:pPr>
         <w:keepNext w:val="0"/>
         <w:widowControl/>
-        <w:spacing w:before="0" w:after="80" w:line="360" w:lineRule="auto"/>
-        <w:ind w:left="720" w:hanging="720"/>
+        <w:tabs>
+          <w:tab w:pos="576" w:val="left"/>
+        </w:tabs>
+        <w:spacing w:before="0" w:after="60" w:line="360" w:lineRule="auto"/>
+        <w:ind w:left="576" w:hanging="576"/>
         <w:jc w:val="left"/>
       </w:pPr>
       <w:r>
@@ -9879,33 +9615,20 @@
           <w:i w:val="0"/>
           <w:sz w:val="24"/>
         </w:rPr>
-        <w:t xml:space="preserve">Guo, C., Pleiss, G., Sun, Y., &amp; Weinberger, K. Q. (2017). On calibration of modern neural networks. In </w:t>
-      </w:r>
-      <w:r>
-        <w:rPr>
-          <w:rFonts w:ascii="Times New Roman" w:hAnsi="Times New Roman" w:cs="Times New Roman" w:eastAsia="Times New Roman"/>
-          <w:b w:val="0"/>
-          <w:i/>
-          <w:sz w:val="24"/>
-        </w:rPr>
-        <w:t>Proceedings of the 34th International Conference on Machine Learning</w:t>
-      </w:r>
-      <w:r>
-        <w:rPr>
-          <w:rFonts w:ascii="Times New Roman" w:hAnsi="Times New Roman" w:cs="Times New Roman" w:eastAsia="Times New Roman"/>
-          <w:b w:val="0"/>
-          <w:i w:val="0"/>
-          <w:sz w:val="24"/>
-        </w:rPr>
-        <w:t xml:space="preserve"> (Proceedings of Machine Learning Research, Vol. 70, pp. 1321–1330). PMLR.</w:t>
+        <w:t>8.</w:t>
+        <w:tab/>
+        <w:t>Da San Martino, G., Barrón-Cedeño, A., Wachsmuth, H., Petrov, R., Nakov, P.: SemEval-2020 Task 11: detection of propaganda techniques in news articles. In: Proceedings of the Fourteenth Workshop on Semantic Evaluation, pp. 1377–1414. ICCL (2020). https://doi.org/10.18653/v1/2020.semeval-1.186</w:t>
       </w:r>
     </w:p>
     <w:p>
       <w:pPr>
         <w:keepNext w:val="0"/>
         <w:widowControl/>
-        <w:spacing w:before="0" w:after="80" w:line="360" w:lineRule="auto"/>
-        <w:ind w:left="720" w:hanging="720"/>
+        <w:tabs>
+          <w:tab w:pos="576" w:val="left"/>
+        </w:tabs>
+        <w:spacing w:before="0" w:after="60" w:line="360" w:lineRule="auto"/>
+        <w:ind w:left="576" w:hanging="576"/>
         <w:jc w:val="left"/>
       </w:pPr>
       <w:r>
@@ -9915,33 +9638,20 @@
           <w:i w:val="0"/>
           <w:sz w:val="24"/>
         </w:rPr>
-        <w:t xml:space="preserve">Guo, Z., Schlichtkrull, M., &amp; Vlachos, A. (2022). A survey on automated fact-checking. </w:t>
-      </w:r>
-      <w:r>
-        <w:rPr>
-          <w:rFonts w:ascii="Times New Roman" w:hAnsi="Times New Roman" w:cs="Times New Roman" w:eastAsia="Times New Roman"/>
-          <w:b w:val="0"/>
-          <w:i/>
-          <w:sz w:val="24"/>
-        </w:rPr>
-        <w:t>Transactions of the Association for Computational Linguistics, 10</w:t>
-      </w:r>
-      <w:r>
-        <w:rPr>
-          <w:rFonts w:ascii="Times New Roman" w:hAnsi="Times New Roman" w:cs="Times New Roman" w:eastAsia="Times New Roman"/>
-          <w:b w:val="0"/>
-          <w:i w:val="0"/>
-          <w:sz w:val="24"/>
-        </w:rPr>
-        <w:t>, 178–206. https://doi.org/10.1162/tacl_a_00454</w:t>
+        <w:t>9.</w:t>
+        <w:tab/>
+        <w:t>Hu, B., Sheng, Q., Cao, J., Shi, Y., Li, Y., Wang, D., Qi, P.: Bad actor, good advisor: exploring the role of large language models in fake news detection. In: Proceedings of the AAAI Conference on Artificial Intelligence, vol. 38(20), pp. 22105–22113 (2024). https://doi.org/10.1609/aaai.v38i20.30214</w:t>
       </w:r>
     </w:p>
     <w:p>
       <w:pPr>
         <w:keepNext w:val="0"/>
         <w:widowControl/>
-        <w:spacing w:before="0" w:after="80" w:line="360" w:lineRule="auto"/>
-        <w:ind w:left="720" w:hanging="720"/>
+        <w:tabs>
+          <w:tab w:pos="576" w:val="left"/>
+        </w:tabs>
+        <w:spacing w:before="0" w:after="60" w:line="360" w:lineRule="auto"/>
+        <w:ind w:left="576" w:hanging="576"/>
         <w:jc w:val="left"/>
       </w:pPr>
       <w:r>
@@ -9951,33 +9661,20 @@
           <w:i w:val="0"/>
           <w:sz w:val="24"/>
         </w:rPr>
-        <w:t xml:space="preserve">Hu, B., Sheng, Q., Cao, J., Shi, Y., Li, Y., Wang, D., &amp; Qi, P. (2024). Bad actor, good advisor: Exploring the role of large language models in fake news detection. </w:t>
-      </w:r>
-      <w:r>
-        <w:rPr>
-          <w:rFonts w:ascii="Times New Roman" w:hAnsi="Times New Roman" w:cs="Times New Roman" w:eastAsia="Times New Roman"/>
-          <w:b w:val="0"/>
-          <w:i/>
-          <w:sz w:val="24"/>
-        </w:rPr>
-        <w:t>Proceedings of the AAAI Conference on Artificial Intelligence, 38</w:t>
-      </w:r>
-      <w:r>
-        <w:rPr>
-          <w:rFonts w:ascii="Times New Roman" w:hAnsi="Times New Roman" w:cs="Times New Roman" w:eastAsia="Times New Roman"/>
-          <w:b w:val="0"/>
-          <w:i w:val="0"/>
-          <w:sz w:val="24"/>
-        </w:rPr>
-        <w:t>(20), 22105–22113. https://doi.org/10.1609/aaai.v38i20.30214</w:t>
+        <w:t>10.</w:t>
+        <w:tab/>
+        <w:t>Wang, B., Ma, J., Lin, H., Yang, Z., Yang, R., Tian, Y., Chang, Y.: Explainable fake news detection with large language model via defense among competing wisdom. In: Proceedings of the ACM Web Conference 2024, pp. 2452–2463. ACM (2024)</w:t>
       </w:r>
     </w:p>
     <w:p>
       <w:pPr>
         <w:keepNext w:val="0"/>
         <w:widowControl/>
-        <w:spacing w:before="0" w:after="80" w:line="360" w:lineRule="auto"/>
-        <w:ind w:left="720" w:hanging="720"/>
+        <w:tabs>
+          <w:tab w:pos="576" w:val="left"/>
+        </w:tabs>
+        <w:spacing w:before="0" w:after="60" w:line="360" w:lineRule="auto"/>
+        <w:ind w:left="576" w:hanging="576"/>
         <w:jc w:val="left"/>
       </w:pPr>
       <w:r>
@@ -9987,33 +9684,20 @@
           <w:i w:val="0"/>
           <w:sz w:val="24"/>
         </w:rPr>
-        <w:t xml:space="preserve">Jeffreys, H. (1961). </w:t>
-      </w:r>
-      <w:r>
-        <w:rPr>
-          <w:rFonts w:ascii="Times New Roman" w:hAnsi="Times New Roman" w:cs="Times New Roman" w:eastAsia="Times New Roman"/>
-          <w:b w:val="0"/>
-          <w:i/>
-          <w:sz w:val="24"/>
-        </w:rPr>
-        <w:t>Theory of probability</w:t>
-      </w:r>
-      <w:r>
-        <w:rPr>
-          <w:rFonts w:ascii="Times New Roman" w:hAnsi="Times New Roman" w:cs="Times New Roman" w:eastAsia="Times New Roman"/>
-          <w:b w:val="0"/>
-          <w:i w:val="0"/>
-          <w:sz w:val="24"/>
-        </w:rPr>
-        <w:t xml:space="preserve"> (3rd ed.). Clarendon Press.</w:t>
+        <w:t>11.</w:t>
+        <w:tab/>
+        <w:t>Thorne, J., Vlachos, A., Christodoulopoulos, C., Mittal, A.: FEVER: a large-scale dataset for fact extraction and VERification. In: Proceedings of NAACL-HLT 2018, vol. 1, pp. 809–819. ACL (2018). https://doi.org/10.18653/v1/N18-1074</w:t>
       </w:r>
     </w:p>
     <w:p>
       <w:pPr>
         <w:keepNext w:val="0"/>
         <w:widowControl/>
-        <w:spacing w:before="0" w:after="80" w:line="360" w:lineRule="auto"/>
-        <w:ind w:left="720" w:hanging="720"/>
+        <w:tabs>
+          <w:tab w:pos="576" w:val="left"/>
+        </w:tabs>
+        <w:spacing w:before="0" w:after="60" w:line="360" w:lineRule="auto"/>
+        <w:ind w:left="576" w:hanging="576"/>
         <w:jc w:val="left"/>
       </w:pPr>
       <w:r>
@@ -10023,16 +9707,18 @@
           <w:i w:val="0"/>
           <w:sz w:val="24"/>
         </w:rPr>
-        <w:t xml:space="preserve">Lin, H., Lasser, J., Lewandowsky, S., Cole, R., Gully, A., Rand, D. G., &amp; Pennycook, G. (2023). High level of correspondence across different news domain quality rating sets. </w:t>
+        <w:t>12.</w:t>
+        <w:tab/>
+        <w:t xml:space="preserve">Guo, Z., Schlichtkrull, M., Vlachos, A.: A survey on automated fact-checking. Transactions of the Association for Computational Linguistics </w:t>
       </w:r>
       <w:r>
         <w:rPr>
           <w:rFonts w:ascii="Times New Roman" w:hAnsi="Times New Roman" w:cs="Times New Roman" w:eastAsia="Times New Roman"/>
-          <w:b w:val="0"/>
-          <w:i/>
+          <w:b/>
+          <w:i w:val="0"/>
           <w:sz w:val="24"/>
         </w:rPr>
-        <w:t>PNAS Nexus, 2</w:t>
+        <w:t>10</w:t>
       </w:r>
       <w:r>
         <w:rPr>
@@ -10041,15 +9727,18 @@
           <w:i w:val="0"/>
           <w:sz w:val="24"/>
         </w:rPr>
-        <w:t>(9), Article pgad286. https://doi.org/10.1093/pnasnexus/pgad286</w:t>
+        <w:t>, 178–206 (2022). https://doi.org/10.1162/tacl_a_00454</w:t>
       </w:r>
     </w:p>
     <w:p>
       <w:pPr>
         <w:keepNext w:val="0"/>
         <w:widowControl/>
-        <w:spacing w:before="0" w:after="80" w:line="360" w:lineRule="auto"/>
-        <w:ind w:left="720" w:hanging="720"/>
+        <w:tabs>
+          <w:tab w:pos="576" w:val="left"/>
+        </w:tabs>
+        <w:spacing w:before="0" w:after="60" w:line="360" w:lineRule="auto"/>
+        <w:ind w:left="576" w:hanging="576"/>
         <w:jc w:val="left"/>
       </w:pPr>
       <w:r>
@@ -10059,33 +9748,20 @@
           <w:i w:val="0"/>
           <w:sz w:val="24"/>
         </w:rPr>
-        <w:t xml:space="preserve">Pennycook, G., &amp; Rand, D. G. (2019). Fighting misinformation on social media using crowdsourced judgments of news source quality. </w:t>
-      </w:r>
-      <w:r>
-        <w:rPr>
-          <w:rFonts w:ascii="Times New Roman" w:hAnsi="Times New Roman" w:cs="Times New Roman" w:eastAsia="Times New Roman"/>
-          <w:b w:val="0"/>
-          <w:i/>
-          <w:sz w:val="24"/>
-        </w:rPr>
-        <w:t>Proceedings of the National Academy of Sciences, 116</w:t>
-      </w:r>
-      <w:r>
-        <w:rPr>
-          <w:rFonts w:ascii="Times New Roman" w:hAnsi="Times New Roman" w:cs="Times New Roman" w:eastAsia="Times New Roman"/>
-          <w:b w:val="0"/>
-          <w:i w:val="0"/>
-          <w:sz w:val="24"/>
-        </w:rPr>
-        <w:t>(7), 2521–2526. https://doi.org/10.1073/pnas.1806781116</w:t>
+        <w:t>13.</w:t>
+        <w:tab/>
+        <w:t>Schlichtkrull, M., Guo, Z., Vlachos, A.: AVeriTeC: a dataset for real-world claim verification with evidence from the web. In: Advances in Neural Information Processing Systems, vol. 36, Datasets and Benchmarks Track (2023)</w:t>
       </w:r>
     </w:p>
     <w:p>
       <w:pPr>
         <w:keepNext w:val="0"/>
         <w:widowControl/>
-        <w:spacing w:before="0" w:after="80" w:line="360" w:lineRule="auto"/>
-        <w:ind w:left="720" w:hanging="720"/>
+        <w:tabs>
+          <w:tab w:pos="576" w:val="left"/>
+        </w:tabs>
+        <w:spacing w:before="0" w:after="60" w:line="360" w:lineRule="auto"/>
+        <w:ind w:left="576" w:hanging="576"/>
         <w:jc w:val="left"/>
       </w:pPr>
       <w:r>
@@ -10095,16 +9771,18 @@
           <w:i w:val="0"/>
           <w:sz w:val="24"/>
         </w:rPr>
-        <w:t xml:space="preserve">Schlichtkrull, M., Guo, Z., &amp; Vlachos, A. (2023). AVeriTeC: A dataset for real-world claim verification with evidence from the web. In </w:t>
+        <w:t>14.</w:t>
+        <w:tab/>
+        <w:t xml:space="preserve">Pennycook, G., Rand, D.G.: Fighting misinformation on social media using crowdsourced judgments of news source quality. Proceedings of the National Academy of Sciences </w:t>
       </w:r>
       <w:r>
         <w:rPr>
           <w:rFonts w:ascii="Times New Roman" w:hAnsi="Times New Roman" w:cs="Times New Roman" w:eastAsia="Times New Roman"/>
-          <w:b w:val="0"/>
-          <w:i/>
+          <w:b/>
+          <w:i w:val="0"/>
           <w:sz w:val="24"/>
         </w:rPr>
-        <w:t>Advances in Neural Information Processing Systems</w:t>
+        <w:t>116</w:t>
       </w:r>
       <w:r>
         <w:rPr>
@@ -10113,15 +9791,18 @@
           <w:i w:val="0"/>
           <w:sz w:val="24"/>
         </w:rPr>
-        <w:t xml:space="preserve"> (Vol. 36, Datasets and Benchmarks Track). Curran Associates.</w:t>
+        <w:t>(7), 2521–2526 (2019). https://doi.org/10.1073/pnas.1806781116</w:t>
       </w:r>
     </w:p>
     <w:p>
       <w:pPr>
         <w:keepNext w:val="0"/>
         <w:widowControl/>
-        <w:spacing w:before="0" w:after="80" w:line="360" w:lineRule="auto"/>
-        <w:ind w:left="720" w:hanging="720"/>
+        <w:tabs>
+          <w:tab w:pos="576" w:val="left"/>
+        </w:tabs>
+        <w:spacing w:before="0" w:after="60" w:line="360" w:lineRule="auto"/>
+        <w:ind w:left="576" w:hanging="576"/>
         <w:jc w:val="left"/>
       </w:pPr>
       <w:r>
@@ -10131,16 +9812,18 @@
           <w:i w:val="0"/>
           <w:sz w:val="24"/>
         </w:rPr>
-        <w:t xml:space="preserve">Shu, K., Cui, L., Wang, S., Lee, D., &amp; Liu, H. (2019). dEFEND: Explainable fake news detection. In </w:t>
+        <w:t>15.</w:t>
+        <w:tab/>
+        <w:t xml:space="preserve">Lin, H., Lasser, J., Lewandowsky, S., Cole, R., Gully, A., Rand, D.G., Pennycook, G.: High level of correspondence across different news domain quality rating sets. PNAS Nexus </w:t>
       </w:r>
       <w:r>
         <w:rPr>
           <w:rFonts w:ascii="Times New Roman" w:hAnsi="Times New Roman" w:cs="Times New Roman" w:eastAsia="Times New Roman"/>
-          <w:b w:val="0"/>
-          <w:i/>
+          <w:b/>
+          <w:i w:val="0"/>
           <w:sz w:val="24"/>
         </w:rPr>
-        <w:t>Proceedings of the 25th ACM SIGKDD International Conference on Knowledge Discovery and Data Mining</w:t>
+        <w:t>2</w:t>
       </w:r>
       <w:r>
         <w:rPr>
@@ -10149,15 +9832,18 @@
           <w:i w:val="0"/>
           <w:sz w:val="24"/>
         </w:rPr>
-        <w:t xml:space="preserve"> (pp. 395–405). ACM. https://doi.org/10.1145/3292500.3330935</w:t>
+        <w:t>(9), pgad286 (2023). https://doi.org/10.1093/pnasnexus/pgad286</w:t>
       </w:r>
     </w:p>
     <w:p>
       <w:pPr>
         <w:keepNext w:val="0"/>
         <w:widowControl/>
-        <w:spacing w:before="0" w:after="80" w:line="360" w:lineRule="auto"/>
-        <w:ind w:left="720" w:hanging="720"/>
+        <w:tabs>
+          <w:tab w:pos="576" w:val="left"/>
+        </w:tabs>
+        <w:spacing w:before="0" w:after="60" w:line="360" w:lineRule="auto"/>
+        <w:ind w:left="576" w:hanging="576"/>
         <w:jc w:val="left"/>
       </w:pPr>
       <w:r>
@@ -10167,33 +9853,20 @@
           <w:i w:val="0"/>
           <w:sz w:val="24"/>
         </w:rPr>
-        <w:t xml:space="preserve">Thorne, J., Vlachos, A., Christodoulopoulos, C., &amp; Mittal, A. (2018). FEVER: A large-scale dataset for fact extraction and VERification. In </w:t>
-      </w:r>
-      <w:r>
-        <w:rPr>
-          <w:rFonts w:ascii="Times New Roman" w:hAnsi="Times New Roman" w:cs="Times New Roman" w:eastAsia="Times New Roman"/>
-          <w:b w:val="0"/>
-          <w:i/>
-          <w:sz w:val="24"/>
-        </w:rPr>
-        <w:t>Proceedings of the 2018 Conference of the North American Chapter of the Association for Computational Linguistics: Human Language Technologies</w:t>
-      </w:r>
-      <w:r>
-        <w:rPr>
-          <w:rFonts w:ascii="Times New Roman" w:hAnsi="Times New Roman" w:cs="Times New Roman" w:eastAsia="Times New Roman"/>
-          <w:b w:val="0"/>
-          <w:i w:val="0"/>
-          <w:sz w:val="24"/>
-        </w:rPr>
-        <w:t xml:space="preserve"> (Vol. 1, pp. 809–819). Association for Computational Linguistics. https://doi.org/10.18653/v1/N18-1074</w:t>
+        <w:t>16.</w:t>
+        <w:tab/>
+        <w:t>Guo, C., Pleiss, G., Sun, Y., Weinberger, K.Q.: On calibration of modern neural networks. In: Proceedings of the 34th International Conference on Machine Learning. PMLR, vol. 70, pp. 1321–1330 (2017)</w:t>
       </w:r>
     </w:p>
     <w:p>
       <w:pPr>
         <w:keepNext w:val="0"/>
         <w:widowControl/>
-        <w:spacing w:before="0" w:after="80" w:line="360" w:lineRule="auto"/>
-        <w:ind w:left="720" w:hanging="720"/>
+        <w:tabs>
+          <w:tab w:pos="576" w:val="left"/>
+        </w:tabs>
+        <w:spacing w:before="0" w:after="60" w:line="360" w:lineRule="auto"/>
+        <w:ind w:left="576" w:hanging="576"/>
         <w:jc w:val="left"/>
       </w:pPr>
       <w:r>
@@ -10203,33 +9876,20 @@
           <w:i w:val="0"/>
           <w:sz w:val="24"/>
         </w:rPr>
-        <w:t xml:space="preserve">Verma, Y. (2026). </w:t>
-      </w:r>
-      <w:r>
-        <w:rPr>
-          <w:rFonts w:ascii="Times New Roman" w:hAnsi="Times New Roman" w:cs="Times New Roman" w:eastAsia="Times New Roman"/>
-          <w:b w:val="0"/>
-          <w:i/>
-          <w:sz w:val="24"/>
-        </w:rPr>
-        <w:t>What does 99% accuracy measure? A reproducible audit of shortcut learning in a widely used fake news corpus</w:t>
-      </w:r>
-      <w:r>
-        <w:rPr>
-          <w:rFonts w:ascii="Times New Roman" w:hAnsi="Times New Roman" w:cs="Times New Roman" w:eastAsia="Times New Roman"/>
-          <w:b w:val="0"/>
-          <w:i w:val="0"/>
-          <w:sz w:val="24"/>
-        </w:rPr>
-        <w:t xml:space="preserve"> (arXiv:2609.25006). arXiv. https://arxiv.org/abs/2609.25006</w:t>
+        <w:t>17.</w:t>
+        <w:tab/>
+        <w:t>Zadrozny, B., Elkan, C.: Transforming classifier scores into accurate multiclass probability estimates. In: Proceedings of the Eighth ACM SIGKDD International Conference on Knowledge Discovery and Data Mining, pp. 694–699. ACM (2002). https://doi.org/10.1145/775047.775151</w:t>
       </w:r>
     </w:p>
     <w:p>
       <w:pPr>
         <w:keepNext w:val="0"/>
         <w:widowControl/>
-        <w:spacing w:before="0" w:after="80" w:line="360" w:lineRule="auto"/>
-        <w:ind w:left="720" w:hanging="720"/>
+        <w:tabs>
+          <w:tab w:pos="576" w:val="left"/>
+        </w:tabs>
+        <w:spacing w:before="0" w:after="60" w:line="360" w:lineRule="auto"/>
+        <w:ind w:left="576" w:hanging="576"/>
         <w:jc w:val="left"/>
       </w:pPr>
       <w:r>
@@ -10239,33 +9899,20 @@
           <w:i w:val="0"/>
           <w:sz w:val="24"/>
         </w:rPr>
-        <w:t xml:space="preserve">Vosoughi, S., Roy, D., &amp; Aral, S. (2018). The spread of true and false news online. </w:t>
-      </w:r>
-      <w:r>
-        <w:rPr>
-          <w:rFonts w:ascii="Times New Roman" w:hAnsi="Times New Roman" w:cs="Times New Roman" w:eastAsia="Times New Roman"/>
-          <w:b w:val="0"/>
-          <w:i/>
-          <w:sz w:val="24"/>
-        </w:rPr>
-        <w:t>Science, 359</w:t>
-      </w:r>
-      <w:r>
-        <w:rPr>
-          <w:rFonts w:ascii="Times New Roman" w:hAnsi="Times New Roman" w:cs="Times New Roman" w:eastAsia="Times New Roman"/>
-          <w:b w:val="0"/>
-          <w:i w:val="0"/>
-          <w:sz w:val="24"/>
-        </w:rPr>
-        <w:t>(6380), 1146–1151. https://doi.org/10.1126/science.aap9559</w:t>
+        <w:t>18.</w:t>
+        <w:tab/>
+        <w:t>Good, I.J.: Probability and the Weighing of Evidence. Charles Griffin, London (1950)</w:t>
       </w:r>
     </w:p>
     <w:p>
       <w:pPr>
         <w:keepNext w:val="0"/>
         <w:widowControl/>
-        <w:spacing w:before="0" w:after="80" w:line="360" w:lineRule="auto"/>
-        <w:ind w:left="720" w:hanging="720"/>
+        <w:tabs>
+          <w:tab w:pos="576" w:val="left"/>
+        </w:tabs>
+        <w:spacing w:before="0" w:after="60" w:line="360" w:lineRule="auto"/>
+        <w:ind w:left="576" w:hanging="576"/>
         <w:jc w:val="left"/>
       </w:pPr>
       <w:r>
@@ -10275,16 +9922,18 @@
           <w:i w:val="0"/>
           <w:sz w:val="24"/>
         </w:rPr>
-        <w:t xml:space="preserve">Wang, B., Ma, J., Lin, H., Yang, Z., Yang, R., Tian, Y., &amp; Chang, Y. (2024). Explainable fake news detection with large language model via defense among competing wisdom. In </w:t>
+        <w:t>19.</w:t>
+        <w:tab/>
+        <w:t xml:space="preserve">Chow, C.K.: On optimum recognition error and reject tradeoff. IEEE Transactions on Information Theory </w:t>
       </w:r>
       <w:r>
         <w:rPr>
           <w:rFonts w:ascii="Times New Roman" w:hAnsi="Times New Roman" w:cs="Times New Roman" w:eastAsia="Times New Roman"/>
-          <w:b w:val="0"/>
-          <w:i/>
+          <w:b/>
+          <w:i w:val="0"/>
           <w:sz w:val="24"/>
         </w:rPr>
-        <w:t>Proceedings of the ACM Web Conference 2024</w:t>
+        <w:t>16</w:t>
       </w:r>
       <w:r>
         <w:rPr>
@@ -10293,15 +9942,18 @@
           <w:i w:val="0"/>
           <w:sz w:val="24"/>
         </w:rPr>
-        <w:t xml:space="preserve"> (pp. 2452–2463). ACM.</w:t>
+        <w:t>(1), 41–46 (1970). https://doi.org/10.1109/TIT.1970.1054406</w:t>
       </w:r>
     </w:p>
     <w:p>
       <w:pPr>
         <w:keepNext w:val="0"/>
         <w:widowControl/>
-        <w:spacing w:before="0" w:after="80" w:line="360" w:lineRule="auto"/>
-        <w:ind w:left="720" w:hanging="720"/>
+        <w:tabs>
+          <w:tab w:pos="576" w:val="left"/>
+        </w:tabs>
+        <w:spacing w:before="0" w:after="60" w:line="360" w:lineRule="auto"/>
+        <w:ind w:left="576" w:hanging="576"/>
         <w:jc w:val="left"/>
       </w:pPr>
       <w:r>
@@ -10311,33 +9963,20 @@
           <w:i w:val="0"/>
           <w:sz w:val="24"/>
         </w:rPr>
-        <w:t xml:space="preserve">World Economic Forum. (2026). </w:t>
-      </w:r>
-      <w:r>
-        <w:rPr>
-          <w:rFonts w:ascii="Times New Roman" w:hAnsi="Times New Roman" w:cs="Times New Roman" w:eastAsia="Times New Roman"/>
-          <w:b w:val="0"/>
-          <w:i/>
-          <w:sz w:val="24"/>
-        </w:rPr>
-        <w:t>Global risks report 2026</w:t>
-      </w:r>
-      <w:r>
-        <w:rPr>
-          <w:rFonts w:ascii="Times New Roman" w:hAnsi="Times New Roman" w:cs="Times New Roman" w:eastAsia="Times New Roman"/>
-          <w:b w:val="0"/>
-          <w:i w:val="0"/>
-          <w:sz w:val="24"/>
-        </w:rPr>
-        <w:t>. https://www.weforum.org/publications/global-risks-report-2026/</w:t>
+        <w:t>20.</w:t>
+        <w:tab/>
+        <w:t>Geifman, Y., El-Yaniv, R.: Selective classification for deep neural networks. In: Advances in Neural Information Processing Systems, vol. 30, pp. 4878–4887 (2017)</w:t>
       </w:r>
     </w:p>
     <w:p>
       <w:pPr>
         <w:keepNext w:val="0"/>
         <w:widowControl/>
-        <w:spacing w:before="0" w:after="80" w:line="360" w:lineRule="auto"/>
-        <w:ind w:left="720" w:hanging="720"/>
+        <w:tabs>
+          <w:tab w:pos="576" w:val="left"/>
+        </w:tabs>
+        <w:spacing w:before="0" w:after="60" w:line="360" w:lineRule="auto"/>
+        <w:ind w:left="576" w:hanging="576"/>
         <w:jc w:val="left"/>
       </w:pPr>
       <w:r>
@@ -10347,51 +9986,48 @@
           <w:i w:val="0"/>
           <w:sz w:val="24"/>
         </w:rPr>
-        <w:t xml:space="preserve">Zadrozny, B., &amp; Elkan, C. (2002). Transforming classifier scores into accurate multiclass probability estimates. In </w:t>
-      </w:r>
-      <w:r>
-        <w:rPr>
-          <w:rFonts w:ascii="Times New Roman" w:hAnsi="Times New Roman" w:cs="Times New Roman" w:eastAsia="Times New Roman"/>
-          <w:b w:val="0"/>
-          <w:i/>
-          <w:sz w:val="24"/>
-        </w:rPr>
-        <w:t>Proceedings of the Eighth ACM SIGKDD International Conference on Knowledge Discovery and Data Mining</w:t>
-      </w:r>
-      <w:r>
-        <w:rPr>
-          <w:rFonts w:ascii="Times New Roman" w:hAnsi="Times New Roman" w:cs="Times New Roman" w:eastAsia="Times New Roman"/>
-          <w:b w:val="0"/>
-          <w:i w:val="0"/>
-          <w:sz w:val="24"/>
-        </w:rPr>
-        <w:t xml:space="preserve"> (pp. 694–699). ACM. https://doi.org/10.1145/775047.775151</w:t>
+        <w:t>21.</w:t>
+        <w:tab/>
+        <w:t>Jeffreys, H.: Theory of Probability, 3rd edn. Clarendon Press, Oxford (1961)</w:t>
       </w:r>
     </w:p>
     <w:sectPr>
-      <w:footerReference w:type="default" r:id="rId9"/>
+      <w:headerReference w:type="default" r:id="rId9"/>
       <w:pgSz w:w="11909" w:h="16834"/>
       <w:pgMar w:top="1440" w:right="1440" w:bottom="1440" w:left="1440" w:header="720" w:footer="720" w:gutter="0"/>
       <w:cols w:space="720"/>
+      <w:titlePg/>
       <w:docGrid w:linePitch="360"/>
     </w:sectPr>
   </w:body>
 </w:document>
 </file>
 
-<file path=word/footer1.xml><?xml version="1.0" encoding="utf-8"?>
-<w:ftr xmlns:m="http://schemas.openxmlformats.org/officeDocument/2006/math" xmlns:mc="http://schemas.openxmlformats.org/markup-compatibility/2006" xmlns:mo="http://schemas.microsoft.com/office/mac/office/2008/main" xmlns:mv="urn:schemas-microsoft-com:mac:vml" xmlns:o="urn:schemas-microsoft-com:office:office" xmlns:r="http://schemas.openxmlformats.org/officeDocument/2006/relationships" xmlns:v="urn:schemas-microsoft-com:vml" xmlns:w10="urn:schemas-microsoft-com:office:word" xmlns:w14="http://schemas.microsoft.com/office/word/2010/wordml" xmlns:w="http://schemas.openxmlformats.org/wordprocessingml/2006/main" xmlns:wne="http://schemas.microsoft.com/office/word/2006/wordml" xmlns:wp14="http://schemas.microsoft.com/office/word/2010/wordprocessingDrawing" xmlns:wp="http://schemas.openxmlformats.org/drawingml/2006/wordprocessingDrawing" xmlns:wpc="http://schemas.microsoft.com/office/word/2010/wordprocessingCanvas" xmlns:wpg="http://schemas.microsoft.com/office/word/2010/wordprocessingGroup" xmlns:wpi="http://schemas.microsoft.com/office/word/2010/wordprocessingInk" xmlns:wps="http://schemas.microsoft.com/office/word/2010/wordprocessingShape" mc:Ignorable="w14 wp14">
+<file path=word/header1.xml><?xml version="1.0" encoding="utf-8"?>
+<w:hdr xmlns:m="http://schemas.openxmlformats.org/officeDocument/2006/math" xmlns:mc="http://schemas.openxmlformats.org/markup-compatibility/2006" xmlns:mo="http://schemas.microsoft.com/office/mac/office/2008/main" xmlns:mv="urn:schemas-microsoft-com:mac:vml" xmlns:o="urn:schemas-microsoft-com:office:office" xmlns:r="http://schemas.openxmlformats.org/officeDocument/2006/relationships" xmlns:v="urn:schemas-microsoft-com:vml" xmlns:w10="urn:schemas-microsoft-com:office:word" xmlns:w14="http://schemas.microsoft.com/office/word/2010/wordml" xmlns:w="http://schemas.openxmlformats.org/wordprocessingml/2006/main" xmlns:wne="http://schemas.microsoft.com/office/word/2006/wordml" xmlns:wp14="http://schemas.microsoft.com/office/word/2010/wordprocessingDrawing" xmlns:wp="http://schemas.openxmlformats.org/drawingml/2006/wordprocessingDrawing" xmlns:wpc="http://schemas.microsoft.com/office/word/2010/wordprocessingCanvas" xmlns:wpg="http://schemas.microsoft.com/office/word/2010/wordprocessingGroup" xmlns:wpi="http://schemas.microsoft.com/office/word/2010/wordprocessingInk" xmlns:wps="http://schemas.microsoft.com/office/word/2010/wordprocessingShape" mc:Ignorable="w14 wp14">
   <w:p>
     <w:pPr>
-      <w:pStyle w:val="Footer"/>
-      <w:jc w:val="center"/>
+      <w:pStyle w:val="Header"/>
+      <w:tabs>
+        <w:tab w:pos="9029" w:val="right"/>
+      </w:tabs>
     </w:pPr>
     <w:r>
       <w:rPr>
         <w:rFonts w:ascii="Times New Roman" w:hAnsi="Times New Roman" w:cs="Times New Roman" w:eastAsia="Times New Roman"/>
         <w:b w:val="0"/>
         <w:i w:val="0"/>
-        <w:sz w:val="22"/>
+        <w:sz w:val="20"/>
+      </w:rPr>
+      <w:t>Evidence-Based Fake News Detection with Calibrated Scoring</w:t>
+      <w:tab/>
+    </w:r>
+    <w:r>
+      <w:rPr>
+        <w:rFonts w:ascii="Times New Roman" w:hAnsi="Times New Roman" w:cs="Times New Roman" w:eastAsia="Times New Roman"/>
+        <w:b w:val="0"/>
+        <w:i w:val="0"/>
+        <w:sz w:val="20"/>
       </w:rPr>
       <w:fldChar w:fldCharType="begin"/>
       <w:instrText xml:space="preserve">PAGE</w:instrText>
@@ -10400,7 +10036,7 @@
       <w:fldChar w:fldCharType="end"/>
     </w:r>
   </w:p>
-</w:ftr>
+</w:hdr>
 </file>
 
 <file path=word/numbering.xml><?xml version="1.0" encoding="utf-8"?>

--- a/docs/paper/NICOM_Paper_CO5.docx
+++ b/docs/paper/NICOM_Paper_CO5.docx
@@ -206,7 +206,7 @@
           <w:i w:val="0"/>
           <w:sz w:val="24"/>
         </w:rPr>
-        <w:t>, the World Economic Forum ranked misinformation and disinformation as the second most severe global risk over the next two years, just behind geoeconomic confrontation [1]. False stories also travel further and faster than true ones on social media [2]. Most people meet them as a forwarded message, a screenshot or a link, with no easy way to check where they came from.</w:t>
+        <w:t>, the World Economic Forum ranked misinformation and disinformation as the second most severe global risk over the next two years, just behind geoeconomic confrontation [2]. False stories also travel further and faster than true ones on social media [3]. Most people meet them as a forwarded message, a screenshot or a link, with no easy way to check where they came from.</w:t>
       </w:r>
     </w:p>
     <w:p>
@@ -224,7 +224,7 @@
           <w:i w:val="0"/>
           <w:sz w:val="24"/>
         </w:rPr>
-        <w:t>Automated detectors are supposed to help with that. Most of them treat the problem as text classification: a model reads the article and labels it fake or real from its wording. Scores on public datasets are high. On ISOT [3], accuracies above 99% are common, but an audit by Verma [4] traced much of that to the way the corpus was put together. There is a simpler problem too. A style-based detector rewards features that the writer controls. Anyone fabricating a story can keep the headline calm, quote named officials and avoid loaded words. Chen and Shu [5] found that misinformation rewritten by a language model is harder for both people and detectors to catch than the human-written version with the same meaning.</w:t>
+        <w:t>Automated detectors are supposed to help with that. Most of them treat the problem as text classification: a model reads the article and labels it fake or real from its wording. Scores on public datasets are high. On ISOT [4], accuracies above 99% are common, but an audit by Verma [5] traced much of that to the way the corpus was put together. There is a simpler problem too. A style-based detector rewards features that the writer controls. Anyone fabricating a story can keep the headline calm, quote named officials and avoid loaded words. Chen and Shu [6] found that misinformation rewritten by a language model is harder for both people and detectors to catch than the human-written version with the same meaning.</w:t>
       </w:r>
     </w:p>
     <w:p>
@@ -278,7 +278,7 @@
           <w:i w:val="0"/>
           <w:sz w:val="24"/>
         </w:rPr>
-        <w:t>Our base paper is DEFAME [6], a fact-checking system published at ICML 2025 that plans web searches, gathers text and image evidence and writes a justified verdict. We keep its evidence-first approach and add four things a public tool needs: limits on what each kind of evidence may prove, a count of independent sources, a check on who published the page, and defined behaviour when a check fails. We also measured which language-model tasks can run on a local model, and nine of ten can.</w:t>
+        <w:t>Our base paper is DEFAME [1], a fact-checking system published at ICML 2025 that plans web searches, gathers text and image evidence and writes a justified verdict. We keep its evidence-first approach and add four things a public tool needs: limits on what each kind of evidence may prove, a count of independent sources, a check on who published the page, and defined behaviour when a check fails. We also measured which language-model tasks can run on a local model, and nine of ten can.</w:t>
       </w:r>
     </w:p>
     <w:p>
@@ -335,7 +335,7 @@
           <w:i w:val="0"/>
           <w:sz w:val="24"/>
         </w:rPr>
-        <w:t>Content-based detectors classify the article text. Ahmed et al. [3] built ISOT from Reuters stories and from articles flagged by fact-checkers and trained n-gram classifiers on it. Shu et al. [7] added explanations with dEFEND, which attends to article sentences and user comments together and shows the comments that point most strongly to deception. It needs those comments, though, and an article that has just been forwarded to someone has none. Da San Martino et al. [8] defined a span-level taxonomy of persuasion techniques for SemEval-2020, which we use for one of our writing checks.</w:t>
+        <w:t>Content-based detectors classify the article text. Ahmed et al. [4] built ISOT from Reuters stories and from articles flagged by fact-checkers and trained n-gram classifiers on it. Shu et al. [7] added explanations with dEFEND, which attends to article sentences and user comments together and shows the comments that point most strongly to deception. It needs those comments, though, and an article that has just been forwarded to someone has none. Da San Martino et al. [8] defined a span-level taxonomy of persuasion techniques for SemEval-2020, which we use for one of our writing checks.</w:t>
       </w:r>
     </w:p>
     <w:p>
@@ -389,7 +389,7 @@
           <w:i w:val="0"/>
           <w:sz w:val="24"/>
         </w:rPr>
-        <w:t>DEFAME [6] is the closest system to ours. It runs in six stages (plan, execute, summarise, develop the fact-check, predict, justify), uses web search, image search, reverse image search and a geolocation tool, and returns supported, refuted, misleading or not enough information. If the evidence is insufficient, it goes back to planning, up to three times. With GPT-4o it reported 70.5% accuracy on AVeriTeC, 59.2% on MOCHEG, 83.9% on the true/false split of VERITE and 69.7% on ClaimReview2024+, at about 13 US cents and four minutes per claim. Its authors note that it does not weigh source credibility and relies on the search engine’s own trustworthiness checks. It also gives a label without a probability.</w:t>
+        <w:t>DEFAME [1] is the closest system to ours. It runs in six stages (plan, execute, summarise, develop the fact-check, predict, justify), uses web search, image search, reverse image search and a geolocation tool, and returns supported, refuted, misleading or not enough information. If the evidence is insufficient, it goes back to planning, up to three times. With GPT-4o it reported 70.5% accuracy on AVeriTeC, 59.2% on MOCHEG, 83.9% on the true/false split of VERITE and 69.7% on ClaimReview2024+, at about 13 US cents and four minutes per claim. Its authors note that it does not weigh source credibility and relies on the search engine’s own trustworthiness checks. It also gives a label without a probability.</w:t>
       </w:r>
     </w:p>
     <w:p>
@@ -644,7 +644,7 @@
                 <w:i w:val="0"/>
                 <w:sz w:val="22"/>
               </w:rPr>
-              <w:t>[3, 7, 8]</w:t>
+              <w:t>[4, 7, 8]</w:t>
             </w:r>
           </w:p>
         </w:tc>
@@ -862,7 +862,7 @@
                 <w:i w:val="0"/>
                 <w:sz w:val="22"/>
               </w:rPr>
-              <w:t>[6, 11, 12, 13]</w:t>
+              <w:t>[1, 11, 12, 13]</w:t>
             </w:r>
           </w:p>
         </w:tc>
@@ -3747,7 +3747,7 @@
           <w:i w:val="0"/>
           <w:sz w:val="24"/>
         </w:rPr>
-        <w:t xml:space="preserve"> After length filtering, ISOT [3] has 21,379 genuine and 21,915 fake articles. We used the 239 articles whose writing checks had all come from the language model and not from the fallback analysers. A hash of the article ID split them into 119 for estimating the ratios and 120 for testing. All of ISOT’s genuine articles come from Reuters, so we hid the source and stripped agency prefixes such as ‘WASHINGTON (Reuters)’, which would otherwise give the label away. Historical articles have no live coverage, so corroboration plays no part here, and this test covers only the writing half of the model. We had planned to use 300 articles but stopped at 239 when both hosted providers went down during the run, one with HTTP 503 errors and the other out of quota. The baseline is our earlier hand-weighted sum applied to the same check outputs. We report accuracy with 95% Wilson intervals, ROC-AUC, the Brier score and the expected calibration error (ECE) over ten bins. We also compute ECE and precision over accusations alone, meaning the predictions that put the probability of fabrication above 0.5.</w:t>
+        <w:t xml:space="preserve"> After length filtering, ISOT [4] has 21,379 genuine and 21,915 fake articles. We used the 239 articles whose writing checks had all come from the language model and not from the fallback analysers. A hash of the article ID split them into 119 for estimating the ratios and 120 for testing. All of ISOT’s genuine articles come from Reuters, so we hid the source and stripped agency prefixes such as ‘WASHINGTON (Reuters)’, which would otherwise give the label away. Historical articles have no live coverage, so corroboration plays no part here, and this test covers only the writing half of the model. We had planned to use 300 articles but stopped at 239 when both hosted providers went down during the run, one with HTTP 503 errors and the other out of quota. The baseline is our earlier hand-weighted sum applied to the same check outputs. We report accuracy with 95% Wilson intervals, ROC-AUC, the Brier score and the expected calibration error (ECE) over ten bins. We also compute ECE and precision over accusations alone, meaning the predictions that put the probability of fabrication above 0.5.</w:t>
       </w:r>
     </w:p>
     <w:p>
@@ -8238,7 +8238,7 @@
           <w:i w:val="0"/>
           <w:sz w:val="24"/>
         </w:rPr>
-        <w:t>Table 7 puts our numbers next to DEFAME’s and next to the ISOT shortcut reported by Verma [4], who found that a classifier given only the subject field of each article, with the text thrown away, reaches F1 = 1.000. The rows use different data, labels and tasks, so this is not a controlled comparison, and we did not run DEFAME on our cases. The table shows where each number comes from, and that a perfect ISOT score is possible without reading a single article.</w:t>
+        <w:t>Table 7 puts our numbers next to DEFAME’s and next to the ISOT shortcut reported by Verma [5], who found that a classifier given only the subject field of each article, with the text thrown away, reaches F1 = 1.000. The rows use different data, labels and tasks, so this is not a controlled comparison, and we did not run DEFAME on our cases. The table shows where each number comes from, and that a perfect ISOT score is possible without reading a single article.</w:t>
       </w:r>
     </w:p>
     <w:p>
@@ -8431,7 +8431,7 @@
                 <w:i w:val="0"/>
                 <w:sz w:val="22"/>
               </w:rPr>
-              <w:t>DEFAME, GPT-4o [6]</w:t>
+              <w:t>DEFAME, GPT-4o [1]</w:t>
             </w:r>
           </w:p>
         </w:tc>
@@ -8540,7 +8540,7 @@
                 <w:i w:val="0"/>
                 <w:sz w:val="22"/>
               </w:rPr>
-              <w:t>DEFAME, GPT-4o [6]</w:t>
+              <w:t>DEFAME, GPT-4o [1]</w:t>
             </w:r>
           </w:p>
         </w:tc>
@@ -8649,7 +8649,7 @@
                 <w:i w:val="0"/>
                 <w:sz w:val="22"/>
               </w:rPr>
-              <w:t>DEFAME, GPT-4o [6]</w:t>
+              <w:t>DEFAME, GPT-4o [1]</w:t>
             </w:r>
           </w:p>
         </w:tc>
@@ -8758,7 +8758,7 @@
                 <w:i w:val="0"/>
                 <w:sz w:val="22"/>
               </w:rPr>
-              <w:t>Subject field only [4]</w:t>
+              <w:t>Subject field only [5]</w:t>
             </w:r>
           </w:p>
         </w:tc>
@@ -9239,7 +9239,7 @@
           <w:i w:val="0"/>
           <w:sz w:val="24"/>
         </w:rPr>
-        <w:t>ISOT accuracy says little on its own. Verma [4] showed how much of it comes from the corpus, and our held-out set is small: the 95% intervals of the two rules overlap almost completely. What our ISOT test does show is that the one-sided rule costs very little accuracy on ordinary data while making accusations better calibrated. The adversarial set is the test that matters for this design, and there the gap between the rules is clear, four credible against none.</w:t>
+        <w:t>ISOT accuracy says little on its own. Verma [5] showed how much of it comes from the corpus, and our held-out set is small: the 95% intervals of the two rules overlap almost completely. What our ISOT test does show is that the one-sided rule costs very little accuracy on ordinary data while making accusations better calibrated. The adversarial set is the test that matters for this design, and there the gap between the rules is clear, four credible against none.</w:t>
       </w:r>
     </w:p>
     <w:p>
@@ -9438,6 +9438,29 @@
         </w:rPr>
         <w:t>1.</w:t>
         <w:tab/>
+        <w:t>Braun, T., Rothermel, M., Rohrbach, M., Rohrbach, A.: DEFAME: dynamic evidence-based fact-checking with multimodal experts. In: Proceedings of the 42nd International Conference on Machine Learning. PMLR, vol. 267 (2025)</w:t>
+      </w:r>
+    </w:p>
+    <w:p>
+      <w:pPr>
+        <w:keepNext w:val="0"/>
+        <w:widowControl/>
+        <w:tabs>
+          <w:tab w:pos="576" w:val="left"/>
+        </w:tabs>
+        <w:spacing w:before="0" w:after="60" w:line="360" w:lineRule="auto"/>
+        <w:ind w:left="576" w:hanging="576"/>
+        <w:jc w:val="left"/>
+      </w:pPr>
+      <w:r>
+        <w:rPr>
+          <w:rFonts w:ascii="Times New Roman" w:hAnsi="Times New Roman" w:cs="Times New Roman" w:eastAsia="Times New Roman"/>
+          <w:b w:val="0"/>
+          <w:i w:val="0"/>
+          <w:sz w:val="24"/>
+        </w:rPr>
+        <w:t>2.</w:t>
+        <w:tab/>
         <w:t>World Economic Forum: Global Risks Report 2026. World Economic Forum, Geneva (2026). https://www.weforum.org/publications/global-risks-report-2026/</w:t>
       </w:r>
     </w:p>
@@ -9459,7 +9482,7 @@
           <w:i w:val="0"/>
           <w:sz w:val="24"/>
         </w:rPr>
-        <w:t>2.</w:t>
+        <w:t>3.</w:t>
         <w:tab/>
         <w:t xml:space="preserve">Vosoughi, S., Roy, D., Aral, S.: The spread of true and false news online. Science </w:t>
       </w:r>
@@ -9500,7 +9523,7 @@
           <w:i w:val="0"/>
           <w:sz w:val="24"/>
         </w:rPr>
-        <w:t>3.</w:t>
+        <w:t>4.</w:t>
         <w:tab/>
         <w:t>Ahmed, H., Traore, I., Saad, S.: Detection of online fake news using n-gram analysis and machine learning techniques. In: Traore, I., Woungang, I., Awad, A. (eds.) ISDDC 2017. LNCS, vol. 10618, pp. 127–138. Springer, Cham (2017)</w:t>
       </w:r>
@@ -9523,7 +9546,7 @@
           <w:i w:val="0"/>
           <w:sz w:val="24"/>
         </w:rPr>
-        <w:t>4.</w:t>
+        <w:t>5.</w:t>
         <w:tab/>
         <w:t>Verma, Y.: What does 99% accuracy measure? A reproducible audit of shortcut learning in a widely used fake news corpus. arXiv preprint arXiv:2609.25006 (2026)</w:t>
       </w:r>
@@ -9546,32 +9569,9 @@
           <w:i w:val="0"/>
           <w:sz w:val="24"/>
         </w:rPr>
-        <w:t>5.</w:t>
+        <w:t>6.</w:t>
         <w:tab/>
         <w:t>Chen, C., Shu, K.: Can LLM-generated misinformation be detected? In: Proceedings of the Twelfth International Conference on Learning Representations (ICLR) (2024)</w:t>
-      </w:r>
-    </w:p>
-    <w:p>
-      <w:pPr>
-        <w:keepNext w:val="0"/>
-        <w:widowControl/>
-        <w:tabs>
-          <w:tab w:pos="576" w:val="left"/>
-        </w:tabs>
-        <w:spacing w:before="0" w:after="60" w:line="360" w:lineRule="auto"/>
-        <w:ind w:left="576" w:hanging="576"/>
-        <w:jc w:val="left"/>
-      </w:pPr>
-      <w:r>
-        <w:rPr>
-          <w:rFonts w:ascii="Times New Roman" w:hAnsi="Times New Roman" w:cs="Times New Roman" w:eastAsia="Times New Roman"/>
-          <w:b w:val="0"/>
-          <w:i w:val="0"/>
-          <w:sz w:val="24"/>
-        </w:rPr>
-        <w:t>6.</w:t>
-        <w:tab/>
-        <w:t>Braun, T., Rothermel, M., Rohrbach, M., Rohrbach, A.: DEFAME: dynamic evidence-based fact-checking with multimodal experts. In: Proceedings of the 42nd International Conference on Machine Learning. PMLR, vol. 267 (2025)</w:t>
       </w:r>
     </w:p>
     <w:p>
@@ -10008,20 +10008,8 @@
   <w:p>
     <w:pPr>
       <w:pStyle w:val="Header"/>
-      <w:tabs>
-        <w:tab w:pos="9029" w:val="right"/>
-      </w:tabs>
+      <w:jc w:val="right"/>
     </w:pPr>
-    <w:r>
-      <w:rPr>
-        <w:rFonts w:ascii="Times New Roman" w:hAnsi="Times New Roman" w:cs="Times New Roman" w:eastAsia="Times New Roman"/>
-        <w:b w:val="0"/>
-        <w:i w:val="0"/>
-        <w:sz w:val="20"/>
-      </w:rPr>
-      <w:t>Evidence-Based Fake News Detection with Calibrated Scoring</w:t>
-      <w:tab/>
-    </w:r>
     <w:r>
       <w:rPr>
         <w:rFonts w:ascii="Times New Roman" w:hAnsi="Times New Roman" w:cs="Times New Roman" w:eastAsia="Times New Roman"/>

--- a/docs/paper/NICOM_Paper_CO5.docx
+++ b/docs/paper/NICOM_Paper_CO5.docx
@@ -206,7 +206,7 @@
           <w:i w:val="0"/>
           <w:sz w:val="24"/>
         </w:rPr>
-        <w:t>, the World Economic Forum ranked misinformation and disinformation as the second most severe global risk over the next two years, just behind geoeconomic confrontation [2]. False stories also travel further and faster than true ones on social media [3]. Most people meet them as a forwarded message, a screenshot or a link, with no easy way to check where they came from.</w:t>
+        <w:t>, the World Economic Forum ranked misinformation and disinformation as the second most severe global risk over the next two years, just behind geoeconomic confrontation [2]. Language models now make convincing fakes cheap to produce [3]. Most people meet them as a forwarded message, a screenshot or a link, with no easy way to check where they came from.</w:t>
       </w:r>
     </w:p>
     <w:p>
@@ -224,7 +224,7 @@
           <w:i w:val="0"/>
           <w:sz w:val="24"/>
         </w:rPr>
-        <w:t>Automated detectors are supposed to help with that. Most of them treat the problem as text classification: a model reads the article and labels it fake or real from its wording. Scores on public datasets are high. On ISOT [4], accuracies above 99% are common, but an audit by Verma [5] traced much of that to the way the corpus was put together. There is a simpler problem too. A style-based detector rewards features that the writer controls. Anyone fabricating a story can keep the headline calm, quote named officials and avoid loaded words. Chen and Shu [6] found that misinformation rewritten by a language model is harder for both people and detectors to catch than the human-written version with the same meaning.</w:t>
+        <w:t>Automated detectors are supposed to help with that. Most of them treat the problem as text classification: a model reads the article and labels it fake or real from its wording. Scores on public datasets are high. On the ISOT corpus, accuracies above 99% are common, but an audit by Verma [4] traced much of that to the way the corpus was put together. There is a simpler problem too. A style-based detector rewards features that the writer controls. Anyone fabricating a story can keep the headline calm, quote named officials and avoid loaded words. Chen and Shu [3] found that misinformation rewritten by a language model is harder for both people and detectors to catch than the human-written version with the same meaning.</w:t>
       </w:r>
     </w:p>
     <w:p>
@@ -335,7 +335,7 @@
           <w:i w:val="0"/>
           <w:sz w:val="24"/>
         </w:rPr>
-        <w:t>Content-based detectors classify the article text. Ahmed et al. [4] built ISOT from Reuters stories and from articles flagged by fact-checkers and trained n-gram classifiers on it. Shu et al. [7] added explanations with dEFEND, which attends to article sentences and user comments together and shows the comments that point most strongly to deception. It needs those comments, though, and an article that has just been forwarded to someone has none. Da San Martino et al. [8] defined a span-level taxonomy of persuasion techniques for SemEval-2020, which we use for one of our writing checks.</w:t>
+        <w:t>Content-based detectors classify the article text. Amri et al. [5] built ExFake, which combines the article with its social context and outside evidence to explain each decision. Its strongest signals, such as who shares a post, only arrive after a story has spread, and an article that has just been forwarded to someone has none. Da San Martino et al. [6] defined a span-level taxonomy of persuasion techniques for SemEval-2020, which we use for one of our writing checks.</w:t>
       </w:r>
     </w:p>
     <w:p>
@@ -353,7 +353,7 @@
           <w:i w:val="0"/>
           <w:sz w:val="24"/>
         </w:rPr>
-        <w:t>Large language models have been tried both as detectors and as helpers. Hu et al. [9] found that GPT-3.5 used directly did worse than a fine-tuned small model, but its written rationales helped the small model when given as extra input. Wang et al. [10] had a language model argue both sides of a claim from collections of raw reports and then pick the better-supported explanation. Both still judge the content or rely on many reports per claim.</w:t>
+        <w:t>Large language models have been tried both as detectors and as helpers. Hu et al. [7] found that GPT-3.5 used directly did worse than a fine-tuned small model, but its written rationales helped the small model when given as extra input. Wang et al. [8] had a language model argue both sides of a claim from collections of raw reports and then pick the better-supported explanation. Both still judge the content or rely on many reports per claim.</w:t>
       </w:r>
     </w:p>
     <w:p>
@@ -371,7 +371,7 @@
           <w:i w:val="0"/>
           <w:sz w:val="24"/>
         </w:rPr>
-        <w:t>Evidence-based fact-checking tests claims against outside sources. FEVER [11] set up claim verification against Wikipedia sentences. Guo et al. [12] describe the whole pipeline, from claim detection through evidence retrieval and verdict prediction to justification, and point out that most systems assumed the evidence was already at hand. AVeriTeC [13] pairs real-world claims with evidence from the open web.</w:t>
+        <w:t>Evidence-based fact-checking tests claims against outside sources. Guo et al. [9] describe the whole pipeline, from claim detection through evidence retrieval and verdict prediction to justification, and point out that most systems assumed the evidence was already at hand. AVeriTeC [10] pairs real-world claims with evidence from the open web.</w:t>
       </w:r>
     </w:p>
     <w:p>
@@ -407,7 +407,7 @@
           <w:i w:val="0"/>
           <w:sz w:val="24"/>
         </w:rPr>
-        <w:t>Source ratings are another way in. Pennycook and Rand [14] showed that ratings of news sources collected from lay people agree well with fact-checkers’ ratings, and Lin et al. [15] combined six professional rating sets into one score for 11,520 news domains. A rating only helps if the outlet is identified correctly. A system that trusts the name printed on a page will give a copycat site the original’s record.</w:t>
+        <w:t>Source ratings are another way in. Lin et al. [11] found that six professional rating sets for news sites agree closely, and they six professional rating sets into one score for 11,520 news domains. A rating only helps if the outlet is identified correctly. A system that trusts the name printed on a page will give a copycat site the original’s record.</w:t>
       </w:r>
     </w:p>
     <w:p>
@@ -425,7 +425,7 @@
           <w:i w:val="0"/>
           <w:sz w:val="24"/>
         </w:rPr>
-        <w:t>Calibration and abstention come from machine learning more broadly. Guo et al. [16] showed that modern neural networks tend to be overconfident, and isotonic regression [17] is a common fix. We add evidence as log-odds in decibans, following Good [18]. Chow [19] described the optimal reject option for a classifier, and Geifman and El-Yaniv [20] applied selective classification to deep networks. Table 1 groups the cited work.</w:t>
+        <w:t>Calibration and abstention come from machine learning more broadly. Minderer et al. [12] found that calibration varies a lot from one model family to another, so a stated confidence has to be measured before it can be read as a probability. Silva Filho et al. [13] surveyed how to measure and repair calibration, including isotonic regression. Hendrickx et al. [14] surveyed models that may decline to answer and how such refusals should be judged. Table 1 groups the cited work.</w:t>
       </w:r>
     </w:p>
     <w:p>
@@ -644,7 +644,7 @@
                 <w:i w:val="0"/>
                 <w:sz w:val="22"/>
               </w:rPr>
-              <w:t>[4, 7, 8]</w:t>
+              <w:t>[4, 5, 6]</w:t>
             </w:r>
           </w:p>
         </w:tc>
@@ -670,7 +670,7 @@
                 <w:i w:val="0"/>
                 <w:sz w:val="22"/>
               </w:rPr>
-              <w:t>Article text, user comments; a label</w:t>
+              <w:t>Article text, social context; a label</w:t>
             </w:r>
           </w:p>
         </w:tc>
@@ -753,7 +753,7 @@
                 <w:i w:val="0"/>
                 <w:sz w:val="22"/>
               </w:rPr>
-              <w:t>[9, 10]</w:t>
+              <w:t>[7, 8]</w:t>
             </w:r>
           </w:p>
         </w:tc>
@@ -862,7 +862,7 @@
                 <w:i w:val="0"/>
                 <w:sz w:val="22"/>
               </w:rPr>
-              <w:t>[1, 11, 12, 13]</w:t>
+              <w:t>[1, 9, 10]</w:t>
             </w:r>
           </w:p>
         </w:tc>
@@ -971,7 +971,7 @@
                 <w:i w:val="0"/>
                 <w:sz w:val="22"/>
               </w:rPr>
-              <w:t>[14, 15]</w:t>
+              <w:t>[11]</w:t>
             </w:r>
           </w:p>
         </w:tc>
@@ -1082,7 +1082,7 @@
                 <w:i w:val="0"/>
                 <w:sz w:val="22"/>
               </w:rPr>
-              <w:t>[16, 17, 18, 19, 20]</w:t>
+              <w:t>[12, 13, 14]</w:t>
             </w:r>
           </w:p>
         </w:tc>
@@ -1538,7 +1538,7 @@
           <w:i w:val="0"/>
           <w:sz w:val="24"/>
         </w:rPr>
-        <w:t xml:space="preserve"> The publisher is decided from the web address, not from the name the page gives itself. An outlet’s record applies only on a domain it publishes from or on a platform channel listed as its own. Ratings come first from our list of 90 outlets, which includes Indian publishers missing from the published sets, and otherwise from the ratings of Lin et al. [15] for 11,520 domains. On the 81 outlets in both, the two agree well (Pearson </w:t>
+        <w:t xml:space="preserve"> The publisher is decided from the web address, not from the name the page gives itself. An outlet’s record applies only on a domain it publishes from or on a platform channel listed as its own. Ratings come first from our list of 90 outlets, which includes Indian publishers missing from the published sets, and otherwise from the ratings of Lin et al. [11] for 11,520 domains. On the 81 outlets in both, the two agree well (Pearson </w:t>
       </w:r>
       <w:r>
         <w:rPr>
@@ -1613,7 +1613,7 @@
           <w:i w:val="0"/>
           <w:sz w:val="24"/>
         </w:rPr>
-        <w:t>Four checks look at how the story is written: clickbait in the headline, slanted or one-sided language, persuasion techniques from the SemEval-2020 taxonomy [8], and transparency, a five-point checklist covering named sources, attributed quotes, links to primary evidence, concrete detail and measured claims. Each check has to quote the words it is reacting to, so its output can be compared with the text. The reader sees all four. How much they may affect the result is set by the scoring rule in Sect. 3.5.</w:t>
+        <w:t>Four checks look at how the story is written: clickbait in the headline, slanted or one-sided language, persuasion techniques from the SemEval-2020 taxonomy [6], and transparency, a five-point checklist covering named sources, attributed quotes, links to primary evidence, concrete detail and measured claims. Each check has to quote the words it is reacting to, so its output can be compared with the text. The reader sees all four. How much they may affect the result is set by the scoring rule in Sect. 3.5.</w:t>
       </w:r>
     </w:p>
     <w:p>
@@ -1670,7 +1670,7 @@
           <w:i w:val="0"/>
           <w:sz w:val="24"/>
         </w:rPr>
-        <w:t xml:space="preserve"> is turned into a likelihood ratio and expressed in decibans [18]:</w:t>
+        <w:t xml:space="preserve"> is turned into a likelihood ratio and expressed in decibans:</w:t>
       </w:r>
     </w:p>
     <w:tbl>
@@ -1850,7 +1850,7 @@
           <w:i w:val="0"/>
           <w:sz w:val="24"/>
         </w:rPr>
-        <w:t>The ratios are estimated from labelled articles by putting each observation into bands and counting, with a Jeffreys prior [21]. Each estimate is shrunk to the conservative end of its 95% interval, so a band with only a few articles behind it contributes nothing. The log-odds of fabrication are then a sum:</w:t>
+        <w:t>The ratios are estimated from labelled articles by putting each observation into bands and counting, with a Jeffreys prior. Each estimate is shrunk to the conservative end of its 95% interval, so a band with only a few articles behind it contributes nothing. The log-odds of fabrication are then a sum:</w:t>
       </w:r>
     </w:p>
     <w:tbl>
@@ -2590,7 +2590,7 @@
           <w:i w:val="0"/>
           <w:sz w:val="24"/>
         </w:rPr>
-        <w:t xml:space="preserve"> = 0.379 and capped at 8 decibans. Finally, the summed log-odds are calibrated with isotonic regression [17] on held-out data. When we first fitted the map, it quietly put back the weight Eq. (3) had removed, because it was fitted on ISOT, where clean style does go with genuine articles. The clamp is now applied again after calibration, and a regression test checks it.</w:t>
+        <w:t xml:space="preserve"> = 0.379 and capped at 8 decibans. Finally, the summed log-odds are calibrated with isotonic regression [13] on held-out data. When we first fitted the map, it quietly put back the weight Eq. (3) had removed, because it was fitted on ISOT, where clean style does go with genuine articles. The clamp is now applied again after calibration, and a regression test checks it.</w:t>
       </w:r>
     </w:p>
     <w:p>
@@ -3747,7 +3747,7 @@
           <w:i w:val="0"/>
           <w:sz w:val="24"/>
         </w:rPr>
-        <w:t xml:space="preserve"> After length filtering, ISOT [4] has 21,379 genuine and 21,915 fake articles. We used the 239 articles whose writing checks had all come from the language model and not from the fallback analysers. A hash of the article ID split them into 119 for estimating the ratios and 120 for testing. All of ISOT’s genuine articles come from Reuters, so we hid the source and stripped agency prefixes such as ‘WASHINGTON (Reuters)’, which would otherwise give the label away. Historical articles have no live coverage, so corroboration plays no part here, and this test covers only the writing half of the model. We had planned to use 300 articles but stopped at 239 when both hosted providers went down during the run, one with HTTP 503 errors and the other out of quota. The baseline is our earlier hand-weighted sum applied to the same check outputs. We report accuracy with 95% Wilson intervals, ROC-AUC, the Brier score and the expected calibration error (ECE) over ten bins. We also compute ECE and precision over accusations alone, meaning the predictions that put the probability of fabrication above 0.5.</w:t>
+        <w:t xml:space="preserve"> After length filtering, ISOT has 21,379 genuine and 21,915 fake articles. We used the 239 articles whose writing checks had all come from the language model and not from the fallback analysers. A hash of the article ID split them into 119 for estimating the ratios and 120 for testing. All of ISOT’s genuine articles come from Reuters, so we hid the source and stripped agency prefixes such as ‘WASHINGTON (Reuters)’, which would otherwise give the label away. Historical articles have no live coverage, so corroboration plays no part here, and this test covers only the writing half of the model. We had planned to use 300 articles but stopped at 239 when both hosted providers went down during the run, one with HTTP 503 errors and the other out of quota. The baseline is our earlier hand-weighted sum applied to the same check outputs. We report accuracy with 95% Wilson intervals, ROC-AUC, the Brier score and the expected calibration error (ECE) over ten bins. We also compute ECE and precision over accusations alone, meaning the predictions that put the probability of fabrication above 0.5.</w:t>
       </w:r>
     </w:p>
     <w:p>
@@ -8238,7 +8238,7 @@
           <w:i w:val="0"/>
           <w:sz w:val="24"/>
         </w:rPr>
-        <w:t>Table 7 puts our numbers next to DEFAME’s and next to the ISOT shortcut reported by Verma [5], who found that a classifier given only the subject field of each article, with the text thrown away, reaches F1 = 1.000. The rows use different data, labels and tasks, so this is not a controlled comparison, and we did not run DEFAME on our cases. The table shows where each number comes from, and that a perfect ISOT score is possible without reading a single article.</w:t>
+        <w:t>Table 7 puts our numbers next to DEFAME’s and next to the ISOT shortcut reported by Verma [4], who found that a classifier given only the subject field of each article, with the text thrown away, reaches F1 = 1.000. The rows use different data, labels and tasks, so this is not a controlled comparison, and we did not run DEFAME on our cases. The table shows where each number comes from, and that a perfect ISOT score is possible without reading a single article.</w:t>
       </w:r>
     </w:p>
     <w:p>
@@ -8758,7 +8758,7 @@
                 <w:i w:val="0"/>
                 <w:sz w:val="22"/>
               </w:rPr>
-              <w:t>Subject field only [5]</w:t>
+              <w:t>Subject field only [4]</w:t>
             </w:r>
           </w:p>
         </w:tc>
@@ -9239,7 +9239,7 @@
           <w:i w:val="0"/>
           <w:sz w:val="24"/>
         </w:rPr>
-        <w:t>ISOT accuracy says little on its own. Verma [5] showed how much of it comes from the corpus, and our held-out set is small: the 95% intervals of the two rules overlap almost completely. What our ISOT test does show is that the one-sided rule costs very little accuracy on ordinary data while making accusations better calibrated. The adversarial set is the test that matters for this design, and there the gap between the rules is clear, four credible against none.</w:t>
+        <w:t>ISOT accuracy says little on its own. Verma [4] showed how much of it comes from the corpus, and our held-out set is small: the 95% intervals of the two rules overlap almost completely. What our ISOT test does show is that the one-sided rule costs very little accuracy on ordinary data while making accusations better calibrated. The adversarial set is the test that matters for this design, and there the gap between the rules is clear, four credible against none.</w:t>
       </w:r>
     </w:p>
     <w:p>
@@ -9438,7 +9438,7 @@
         </w:rPr>
         <w:t>1.</w:t>
         <w:tab/>
-        <w:t>Braun, T., Rothermel, M., Rohrbach, M., Rohrbach, A.: DEFAME: dynamic evidence-based fact-checking with multimodal experts. In: Proceedings of the 42nd International Conference on Machine Learning. PMLR, vol. 267 (2025)</w:t>
+        <w:t>Braun, T., Rothermel, M., Rohrbach, M., Rohrbach, A.: DEFAME: dynamic evidence-based fact-checking with multimodal experts. In: Proceedings of the 42nd International Conference on Machine Learning. PMLR, vol. 267 (2025). https://arxiv.org/abs/2412.10510</w:t>
       </w:r>
     </w:p>
     <w:p>
@@ -9484,25 +9484,7 @@
         </w:rPr>
         <w:t>3.</w:t>
         <w:tab/>
-        <w:t xml:space="preserve">Vosoughi, S., Roy, D., Aral, S.: The spread of true and false news online. Science </w:t>
-      </w:r>
-      <w:r>
-        <w:rPr>
-          <w:rFonts w:ascii="Times New Roman" w:hAnsi="Times New Roman" w:cs="Times New Roman" w:eastAsia="Times New Roman"/>
-          <w:b/>
-          <w:i w:val="0"/>
-          <w:sz w:val="24"/>
-        </w:rPr>
-        <w:t>359</w:t>
-      </w:r>
-      <w:r>
-        <w:rPr>
-          <w:rFonts w:ascii="Times New Roman" w:hAnsi="Times New Roman" w:cs="Times New Roman" w:eastAsia="Times New Roman"/>
-          <w:b w:val="0"/>
-          <w:i w:val="0"/>
-          <w:sz w:val="24"/>
-        </w:rPr>
-        <w:t>(6380), 1146–1151 (2018). https://doi.org/10.1126/science.aap9559</w:t>
+        <w:t>Chen, C., Shu, K.: Can LLM-generated misinformation be detected? In: Proceedings of the Twelfth International Conference on Learning Representations (ICLR) (2024). https://arxiv.org/abs/2309.13788</w:t>
       </w:r>
     </w:p>
     <w:p>
@@ -9525,7 +9507,7 @@
         </w:rPr>
         <w:t>4.</w:t>
         <w:tab/>
-        <w:t>Ahmed, H., Traore, I., Saad, S.: Detection of online fake news using n-gram analysis and machine learning techniques. In: Traore, I., Woungang, I., Awad, A. (eds.) ISDDC 2017. LNCS, vol. 10618, pp. 127–138. Springer, Cham (2017)</w:t>
+        <w:t>Verma, Y.: What does 99% accuracy measure? A reproducible audit of shortcut learning in a widely used fake news corpus. arXiv preprint arXiv:2609.25006 (2026). https://arxiv.org/abs/2609.25006</w:t>
       </w:r>
     </w:p>
     <w:p>
@@ -9548,7 +9530,7 @@
         </w:rPr>
         <w:t>5.</w:t>
         <w:tab/>
-        <w:t>Verma, Y.: What does 99% accuracy measure? A reproducible audit of shortcut learning in a widely used fake news corpus. arXiv preprint arXiv:2609.25006 (2026)</w:t>
+        <w:t>Amri, S., Mputu Boleilanga, H.-C., Aïmeur, E.: ExFake: towards an explainable fake news detection based on content and social context information. arXiv preprint arXiv:2311.10784 (2023). https://arxiv.org/abs/2311.10784</w:t>
       </w:r>
     </w:p>
     <w:p>
@@ -9571,7 +9553,7 @@
         </w:rPr>
         <w:t>6.</w:t>
         <w:tab/>
-        <w:t>Chen, C., Shu, K.: Can LLM-generated misinformation be detected? In: Proceedings of the Twelfth International Conference on Learning Representations (ICLR) (2024)</w:t>
+        <w:t>Da San Martino, G., Barrón-Cedeño, A., Wachsmuth, H., Petrov, R., Nakov, P.: SemEval-2020 Task 11: detection of propaganda techniques in news articles. In: Proceedings of the Fourteenth Workshop on Semantic Evaluation, pp. 1377–1414 (2020). https://doi.org/10.18653/v1/2020.semeval-1.186</w:t>
       </w:r>
     </w:p>
     <w:p>
@@ -9594,7 +9576,7 @@
         </w:rPr>
         <w:t>7.</w:t>
         <w:tab/>
-        <w:t>Shu, K., Cui, L., Wang, S., Lee, D., Liu, H.: dEFEND: explainable fake news detection. In: Proceedings of the 25th ACM SIGKDD International Conference on Knowledge Discovery and Data Mining, pp. 395–405. ACM (2019). https://doi.org/10.1145/3292500.3330935</w:t>
+        <w:t>Hu, B., Sheng, Q., Cao, J., Shi, Y., Li, Y., Wang, D., Qi, P.: Bad actor, good advisor: exploring the role of large language models in fake news detection. In: Proceedings of the AAAI Conference on Artificial Intelligence, vol. 38(20), pp. 22105–22113 (2024). https://doi.org/10.1609/aaai.v38i20.30214</w:t>
       </w:r>
     </w:p>
     <w:p>
@@ -9617,7 +9599,7 @@
         </w:rPr>
         <w:t>8.</w:t>
         <w:tab/>
-        <w:t>Da San Martino, G., Barrón-Cedeño, A., Wachsmuth, H., Petrov, R., Nakov, P.: SemEval-2020 Task 11: detection of propaganda techniques in news articles. In: Proceedings of the Fourteenth Workshop on Semantic Evaluation, pp. 1377–1414. ICCL (2020). https://doi.org/10.18653/v1/2020.semeval-1.186</w:t>
+        <w:t>Wang, B., Ma, J., Lin, H., Yang, Z., Yang, R., Tian, Y., Chang, Y.: Explainable fake news detection with large language model via defense among competing wisdom. In: Proceedings of the ACM Web Conference 2024, pp. 2452–2463 (2024). https://doi.org/10.1145/3589334.3645471</w:t>
       </w:r>
     </w:p>
     <w:p>
@@ -9639,75 +9621,6 @@
           <w:sz w:val="24"/>
         </w:rPr>
         <w:t>9.</w:t>
-        <w:tab/>
-        <w:t>Hu, B., Sheng, Q., Cao, J., Shi, Y., Li, Y., Wang, D., Qi, P.: Bad actor, good advisor: exploring the role of large language models in fake news detection. In: Proceedings of the AAAI Conference on Artificial Intelligence, vol. 38(20), pp. 22105–22113 (2024). https://doi.org/10.1609/aaai.v38i20.30214</w:t>
-      </w:r>
-    </w:p>
-    <w:p>
-      <w:pPr>
-        <w:keepNext w:val="0"/>
-        <w:widowControl/>
-        <w:tabs>
-          <w:tab w:pos="576" w:val="left"/>
-        </w:tabs>
-        <w:spacing w:before="0" w:after="60" w:line="360" w:lineRule="auto"/>
-        <w:ind w:left="576" w:hanging="576"/>
-        <w:jc w:val="left"/>
-      </w:pPr>
-      <w:r>
-        <w:rPr>
-          <w:rFonts w:ascii="Times New Roman" w:hAnsi="Times New Roman" w:cs="Times New Roman" w:eastAsia="Times New Roman"/>
-          <w:b w:val="0"/>
-          <w:i w:val="0"/>
-          <w:sz w:val="24"/>
-        </w:rPr>
-        <w:t>10.</w:t>
-        <w:tab/>
-        <w:t>Wang, B., Ma, J., Lin, H., Yang, Z., Yang, R., Tian, Y., Chang, Y.: Explainable fake news detection with large language model via defense among competing wisdom. In: Proceedings of the ACM Web Conference 2024, pp. 2452–2463. ACM (2024)</w:t>
-      </w:r>
-    </w:p>
-    <w:p>
-      <w:pPr>
-        <w:keepNext w:val="0"/>
-        <w:widowControl/>
-        <w:tabs>
-          <w:tab w:pos="576" w:val="left"/>
-        </w:tabs>
-        <w:spacing w:before="0" w:after="60" w:line="360" w:lineRule="auto"/>
-        <w:ind w:left="576" w:hanging="576"/>
-        <w:jc w:val="left"/>
-      </w:pPr>
-      <w:r>
-        <w:rPr>
-          <w:rFonts w:ascii="Times New Roman" w:hAnsi="Times New Roman" w:cs="Times New Roman" w:eastAsia="Times New Roman"/>
-          <w:b w:val="0"/>
-          <w:i w:val="0"/>
-          <w:sz w:val="24"/>
-        </w:rPr>
-        <w:t>11.</w:t>
-        <w:tab/>
-        <w:t>Thorne, J., Vlachos, A., Christodoulopoulos, C., Mittal, A.: FEVER: a large-scale dataset for fact extraction and VERification. In: Proceedings of NAACL-HLT 2018, vol. 1, pp. 809–819. ACL (2018). https://doi.org/10.18653/v1/N18-1074</w:t>
-      </w:r>
-    </w:p>
-    <w:p>
-      <w:pPr>
-        <w:keepNext w:val="0"/>
-        <w:widowControl/>
-        <w:tabs>
-          <w:tab w:pos="576" w:val="left"/>
-        </w:tabs>
-        <w:spacing w:before="0" w:after="60" w:line="360" w:lineRule="auto"/>
-        <w:ind w:left="576" w:hanging="576"/>
-        <w:jc w:val="left"/>
-      </w:pPr>
-      <w:r>
-        <w:rPr>
-          <w:rFonts w:ascii="Times New Roman" w:hAnsi="Times New Roman" w:cs="Times New Roman" w:eastAsia="Times New Roman"/>
-          <w:b w:val="0"/>
-          <w:i w:val="0"/>
-          <w:sz w:val="24"/>
-        </w:rPr>
-        <w:t>12.</w:t>
         <w:tab/>
         <w:t xml:space="preserve">Guo, Z., Schlichtkrull, M., Vlachos, A.: A survey on automated fact-checking. Transactions of the Association for Computational Linguistics </w:t>
       </w:r>
@@ -9748,9 +9661,9 @@
           <w:i w:val="0"/>
           <w:sz w:val="24"/>
         </w:rPr>
-        <w:t>13.</w:t>
+        <w:t>10.</w:t>
         <w:tab/>
-        <w:t>Schlichtkrull, M., Guo, Z., Vlachos, A.: AVeriTeC: a dataset for real-world claim verification with evidence from the web. In: Advances in Neural Information Processing Systems, vol. 36, Datasets and Benchmarks Track (2023)</w:t>
+        <w:t>Schlichtkrull, M., Guo, Z., Vlachos, A.: AVeriTeC: a dataset for real-world claim verification with evidence from the web. In: Advances in Neural Information Processing Systems, vol. 36, Datasets and Benchmarks Track (2023). https://arxiv.org/abs/2305.13117</w:t>
       </w:r>
     </w:p>
     <w:p>
@@ -9771,48 +9684,7 @@
           <w:i w:val="0"/>
           <w:sz w:val="24"/>
         </w:rPr>
-        <w:t>14.</w:t>
-        <w:tab/>
-        <w:t xml:space="preserve">Pennycook, G., Rand, D.G.: Fighting misinformation on social media using crowdsourced judgments of news source quality. Proceedings of the National Academy of Sciences </w:t>
-      </w:r>
-      <w:r>
-        <w:rPr>
-          <w:rFonts w:ascii="Times New Roman" w:hAnsi="Times New Roman" w:cs="Times New Roman" w:eastAsia="Times New Roman"/>
-          <w:b/>
-          <w:i w:val="0"/>
-          <w:sz w:val="24"/>
-        </w:rPr>
-        <w:t>116</w:t>
-      </w:r>
-      <w:r>
-        <w:rPr>
-          <w:rFonts w:ascii="Times New Roman" w:hAnsi="Times New Roman" w:cs="Times New Roman" w:eastAsia="Times New Roman"/>
-          <w:b w:val="0"/>
-          <w:i w:val="0"/>
-          <w:sz w:val="24"/>
-        </w:rPr>
-        <w:t>(7), 2521–2526 (2019). https://doi.org/10.1073/pnas.1806781116</w:t>
-      </w:r>
-    </w:p>
-    <w:p>
-      <w:pPr>
-        <w:keepNext w:val="0"/>
-        <w:widowControl/>
-        <w:tabs>
-          <w:tab w:pos="576" w:val="left"/>
-        </w:tabs>
-        <w:spacing w:before="0" w:after="60" w:line="360" w:lineRule="auto"/>
-        <w:ind w:left="576" w:hanging="576"/>
-        <w:jc w:val="left"/>
-      </w:pPr>
-      <w:r>
-        <w:rPr>
-          <w:rFonts w:ascii="Times New Roman" w:hAnsi="Times New Roman" w:cs="Times New Roman" w:eastAsia="Times New Roman"/>
-          <w:b w:val="0"/>
-          <w:i w:val="0"/>
-          <w:sz w:val="24"/>
-        </w:rPr>
-        <w:t>15.</w:t>
+        <w:t>11.</w:t>
         <w:tab/>
         <w:t xml:space="preserve">Lin, H., Lasser, J., Lewandowsky, S., Cole, R., Gully, A., Rand, D.G., Pennycook, G.: High level of correspondence across different news domain quality rating sets. PNAS Nexus </w:t>
       </w:r>
@@ -9853,9 +9725,9 @@
           <w:i w:val="0"/>
           <w:sz w:val="24"/>
         </w:rPr>
-        <w:t>16.</w:t>
+        <w:t>12.</w:t>
         <w:tab/>
-        <w:t>Guo, C., Pleiss, G., Sun, Y., Weinberger, K.Q.: On calibration of modern neural networks. In: Proceedings of the 34th International Conference on Machine Learning. PMLR, vol. 70, pp. 1321–1330 (2017)</w:t>
+        <w:t>Minderer, M., Djolonga, J., Romijnders, R., Hubis, F., Zhai, X., Houlsby, N., Tran, D., Lucic, M.: Revisiting the calibration of modern neural networks. In: Advances in Neural Information Processing Systems, vol. 34 (2021). https://arxiv.org/abs/2106.07998</w:t>
       </w:r>
     </w:p>
     <w:p>
@@ -9876,9 +9748,27 @@
           <w:i w:val="0"/>
           <w:sz w:val="24"/>
         </w:rPr>
-        <w:t>17.</w:t>
+        <w:t>13.</w:t>
         <w:tab/>
-        <w:t>Zadrozny, B., Elkan, C.: Transforming classifier scores into accurate multiclass probability estimates. In: Proceedings of the Eighth ACM SIGKDD International Conference on Knowledge Discovery and Data Mining, pp. 694–699. ACM (2002). https://doi.org/10.1145/775047.775151</w:t>
+        <w:t xml:space="preserve">Silva Filho, T., Song, H., Perello-Nieto, M., Santos-Rodriguez, R., Kull, M., Flach, P.: Classifier calibration: a survey on how to assess and improve predicted class probabilities. Machine Learning </w:t>
+      </w:r>
+      <w:r>
+        <w:rPr>
+          <w:rFonts w:ascii="Times New Roman" w:hAnsi="Times New Roman" w:cs="Times New Roman" w:eastAsia="Times New Roman"/>
+          <w:b/>
+          <w:i w:val="0"/>
+          <w:sz w:val="24"/>
+        </w:rPr>
+        <w:t>112</w:t>
+      </w:r>
+      <w:r>
+        <w:rPr>
+          <w:rFonts w:ascii="Times New Roman" w:hAnsi="Times New Roman" w:cs="Times New Roman" w:eastAsia="Times New Roman"/>
+          <w:b w:val="0"/>
+          <w:i w:val="0"/>
+          <w:sz w:val="24"/>
+        </w:rPr>
+        <w:t>(9), 3211–3260 (2023). https://doi.org/10.1007/s10994-023-06336-7</w:t>
       </w:r>
     </w:p>
     <w:p>
@@ -9899,32 +9789,9 @@
           <w:i w:val="0"/>
           <w:sz w:val="24"/>
         </w:rPr>
-        <w:t>18.</w:t>
+        <w:t>14.</w:t>
         <w:tab/>
-        <w:t>Good, I.J.: Probability and the Weighing of Evidence. Charles Griffin, London (1950)</w:t>
-      </w:r>
-    </w:p>
-    <w:p>
-      <w:pPr>
-        <w:keepNext w:val="0"/>
-        <w:widowControl/>
-        <w:tabs>
-          <w:tab w:pos="576" w:val="left"/>
-        </w:tabs>
-        <w:spacing w:before="0" w:after="60" w:line="360" w:lineRule="auto"/>
-        <w:ind w:left="576" w:hanging="576"/>
-        <w:jc w:val="left"/>
-      </w:pPr>
-      <w:r>
-        <w:rPr>
-          <w:rFonts w:ascii="Times New Roman" w:hAnsi="Times New Roman" w:cs="Times New Roman" w:eastAsia="Times New Roman"/>
-          <w:b w:val="0"/>
-          <w:i w:val="0"/>
-          <w:sz w:val="24"/>
-        </w:rPr>
-        <w:t>19.</w:t>
-        <w:tab/>
-        <w:t xml:space="preserve">Chow, C.K.: On optimum recognition error and reject tradeoff. IEEE Transactions on Information Theory </w:t>
+        <w:t xml:space="preserve">Hendrickx, K., Perini, L., Van der Plas, D., Meert, W., Davis, J.: Machine learning with a reject option: a survey. Machine Learning </w:t>
       </w:r>
       <w:r>
         <w:rPr>
@@ -9933,7 +9800,7 @@
           <w:i w:val="0"/>
           <w:sz w:val="24"/>
         </w:rPr>
-        <w:t>16</w:t>
+        <w:t>113</w:t>
       </w:r>
       <w:r>
         <w:rPr>
@@ -9942,53 +9809,7 @@
           <w:i w:val="0"/>
           <w:sz w:val="24"/>
         </w:rPr>
-        <w:t>(1), 41–46 (1970). https://doi.org/10.1109/TIT.1970.1054406</w:t>
-      </w:r>
-    </w:p>
-    <w:p>
-      <w:pPr>
-        <w:keepNext w:val="0"/>
-        <w:widowControl/>
-        <w:tabs>
-          <w:tab w:pos="576" w:val="left"/>
-        </w:tabs>
-        <w:spacing w:before="0" w:after="60" w:line="360" w:lineRule="auto"/>
-        <w:ind w:left="576" w:hanging="576"/>
-        <w:jc w:val="left"/>
-      </w:pPr>
-      <w:r>
-        <w:rPr>
-          <w:rFonts w:ascii="Times New Roman" w:hAnsi="Times New Roman" w:cs="Times New Roman" w:eastAsia="Times New Roman"/>
-          <w:b w:val="0"/>
-          <w:i w:val="0"/>
-          <w:sz w:val="24"/>
-        </w:rPr>
-        <w:t>20.</w:t>
-        <w:tab/>
-        <w:t>Geifman, Y., El-Yaniv, R.: Selective classification for deep neural networks. In: Advances in Neural Information Processing Systems, vol. 30, pp. 4878–4887 (2017)</w:t>
-      </w:r>
-    </w:p>
-    <w:p>
-      <w:pPr>
-        <w:keepNext w:val="0"/>
-        <w:widowControl/>
-        <w:tabs>
-          <w:tab w:pos="576" w:val="left"/>
-        </w:tabs>
-        <w:spacing w:before="0" w:after="60" w:line="360" w:lineRule="auto"/>
-        <w:ind w:left="576" w:hanging="576"/>
-        <w:jc w:val="left"/>
-      </w:pPr>
-      <w:r>
-        <w:rPr>
-          <w:rFonts w:ascii="Times New Roman" w:hAnsi="Times New Roman" w:cs="Times New Roman" w:eastAsia="Times New Roman"/>
-          <w:b w:val="0"/>
-          <w:i w:val="0"/>
-          <w:sz w:val="24"/>
-        </w:rPr>
-        <w:t>21.</w:t>
-        <w:tab/>
-        <w:t>Jeffreys, H.: Theory of Probability, 3rd edn. Clarendon Press, Oxford (1961)</w:t>
+        <w:t>, 3073–3110 (2024). https://arxiv.org/abs/2107.11277</w:t>
       </w:r>
     </w:p>
     <w:sectPr>
